--- a/entregables/Conciliaciones de efectivo/Arquitectura_software_Conciliaciones_de_efectivo.docx
+++ b/entregables/Conciliaciones de efectivo/Arquitectura_software_Conciliaciones_de_efectivo.docx
@@ -1,6 +1,6 @@
 
 <file path=word/document.xml><?xml version="1.0" encoding="utf-8"?>
-<w:document xmlns:wpc="http://schemas.microsoft.com/office/word/2010/wordprocessingCanvas" xmlns:cx="http://schemas.microsoft.com/office/drawing/2014/chartex" xmlns:cx1="http://schemas.microsoft.com/office/drawing/2015/9/8/chartex" xmlns:cx2="http://schemas.microsoft.com/office/drawing/2015/10/21/chartex" xmlns:cx3="http://schemas.microsoft.com/office/drawing/2016/5/9/chartex" xmlns:cx4="http://schemas.microsoft.com/office/drawing/2016/5/10/chartex" xmlns:cx5="http://schemas.microsoft.com/office/drawing/2016/5/11/chartex" xmlns:cx6="http://schemas.microsoft.com/office/drawing/2016/5/12/chartex" xmlns:cx7="http://schemas.microsoft.com/office/drawing/2016/5/13/chartex" xmlns:cx8="http://schemas.microsoft.com/office/drawing/2016/5/14/chartex" xmlns:mc="http://schemas.openxmlformats.org/markup-compatibility/2006" xmlns:aink="http://schemas.microsoft.com/office/drawing/2016/ink" xmlns:am3d="http://schemas.microsoft.com/office/drawing/2017/model3d" xmlns:o="urn:schemas-microsoft-com:office:office" xmlns:r="http://schemas.openxmlformats.org/officeDocument/2006/relationships" xmlns:m="http://schemas.openxmlformats.org/officeDocument/2006/math" xmlns:v="urn:schemas-microsoft-com:vml" xmlns:wp14="http://schemas.microsoft.com/office/word/2010/wordprocessingDrawing" xmlns:wp="http://schemas.openxmlformats.org/drawingml/2006/wordprocessingDrawing" xmlns:w10="urn:schemas-microsoft-com:office:word" xmlns:w="http://schemas.openxmlformats.org/wordprocessingml/2006/main" xmlns:w14="http://schemas.microsoft.com/office/word/2010/wordml" xmlns:w15="http://schemas.microsoft.com/office/word/2012/wordml" xmlns:w16cex="http://schemas.microsoft.com/office/word/2018/wordml/cex" xmlns:w16cid="http://schemas.microsoft.com/office/word/2016/wordml/cid" xmlns:w16="http://schemas.microsoft.com/office/word/2018/wordml" xmlns:w16sdtdh="http://schemas.microsoft.com/office/word/2020/wordml/sdtdatahash" xmlns:w16se="http://schemas.microsoft.com/office/word/2015/wordml/symex" xmlns:wpg="http://schemas.microsoft.com/office/word/2010/wordprocessingGroup" xmlns:wpi="http://schemas.microsoft.com/office/word/2010/wordprocessingInk" xmlns:wne="http://schemas.microsoft.com/office/word/2006/wordml" xmlns:wps="http://schemas.microsoft.com/office/word/2010/wordprocessingShape" mc:Ignorable="w14 w15 w16se w16cid w16 w16cex w16sdtdh wp14">
+<w:document xmlns:wpc="http://schemas.microsoft.com/office/word/2010/wordprocessingCanvas" xmlns:cx="http://schemas.microsoft.com/office/drawing/2014/chartex" xmlns:mc="http://schemas.openxmlformats.org/markup-compatibility/2006" xmlns:o="urn:schemas-microsoft-com:office:office" xmlns:r="http://schemas.openxmlformats.org/officeDocument/2006/relationships" xmlns:m="http://schemas.openxmlformats.org/officeDocument/2006/math" xmlns:v="urn:schemas-microsoft-com:vml" xmlns:wp14="http://schemas.microsoft.com/office/word/2010/wordprocessingDrawing" xmlns:wp="http://schemas.openxmlformats.org/drawingml/2006/wordprocessingDrawing" xmlns:w10="urn:schemas-microsoft-com:office:word" xmlns:w="http://schemas.openxmlformats.org/wordprocessingml/2006/main" xmlns:w14="http://schemas.microsoft.com/office/word/2010/wordml" xmlns:w15="http://schemas.microsoft.com/office/word/2012/wordml" xmlns:w16se="http://schemas.microsoft.com/office/word/2015/wordml/symex" xmlns:wpg="http://schemas.microsoft.com/office/word/2010/wordprocessingGroup" xmlns:wpi="http://schemas.microsoft.com/office/word/2010/wordprocessingInk" xmlns:wne="http://schemas.microsoft.com/office/word/2006/wordml" xmlns:wps="http://schemas.microsoft.com/office/word/2010/wordprocessingShape" mc:Ignorable="w14 w15 w16se wp14">
   <w:body>
     <w:p>
       <w:pPr>
@@ -1800,15 +1800,7 @@
     <w:p/>
     <w:p>
       <w:r>
-        <w:t xml:space="preserve">El módulo Conciliaciones de efectivo es una funcionalidad web para relacionar turnos de ControlGas, movimientos bancarios y papeletas analíticas de REGIO, con procesos automáticos y revisión de excepciones.</w:t>
-      </w:r>
-      <w:proofErr w:type="spellStart"/>
-      <w:r>
-        <w:t/>
-      </w:r>
-      <w:proofErr w:type="spellEnd"/>
-      <w:r>
-        <w:t/>
+        <w:t>El módulo Conciliaciones de efectivo es una funcionalidad web para relacionar turnos de ControlGas, movimientos bancarios y papeletas analíticas de REGIO, con procesos automáticos y revisión de excepciones.</w:t>
       </w:r>
     </w:p>
     <w:p>
@@ -1873,15 +1865,7 @@
         </w:numPr>
       </w:pPr>
       <w:r>
-        <w:t xml:space="preserve">Conservar grupos, partidas, correcciones, tránsitos, cierres y bitácora en TG.</w:t>
-      </w:r>
-      <w:proofErr w:type="spellStart"/>
-      <w:r>
-        <w:t/>
-      </w:r>
-      <w:proofErr w:type="spellEnd"/>
-      <w:r>
-        <w:t/>
+        <w:t>Conservar grupos, partidas, correcciones, tránsitos, cierres y bitácora en TG.</w:t>
       </w:r>
     </w:p>
     <w:p>
@@ -1945,24 +1929,7 @@
           <w:sz w:val="22"/>
           <w:szCs w:val="22"/>
         </w:rPr>
-        <w:t xml:space="preserve"/>
-      </w:r>
-      <w:r>
-        <w:rPr>
-          <w:rFonts w:asciiTheme="minorHAnsi" w:hAnsiTheme="minorHAnsi" w:cstheme="minorHAnsi"/>
-          <w:sz w:val="22"/>
-          <w:szCs w:val="22"/>
-        </w:rPr>
         <w:br/>
-      </w:r>
-      <w:r>
-        <w:rPr>
-          <w:rStyle w:val="Textoennegrita"/>
-          <w:rFonts w:asciiTheme="minorHAnsi" w:hAnsiTheme="minorHAnsi" w:cstheme="minorHAnsi"/>
-          <w:sz w:val="22"/>
-          <w:szCs w:val="22"/>
-        </w:rPr>
-        <w:t/>
       </w:r>
     </w:p>
     <w:p>
@@ -2006,58 +1973,7 @@
           <w:sz w:val="22"/>
           <w:szCs w:val="22"/>
         </w:rPr>
-        <w:t xml:space="preserve">Abre la opción Conciliar y selecciona los filtros disponibles para la consulta.</w:t>
-      </w:r>
-      <w:r>
-        <w:rPr>
-          <w:rStyle w:val="Textoennegrita"/>
-          <w:rFonts w:asciiTheme="minorHAnsi" w:hAnsiTheme="minorHAnsi" w:cstheme="minorHAnsi"/>
-          <w:sz w:val="22"/>
-          <w:szCs w:val="22"/>
-        </w:rPr>
-        <w:t/>
-      </w:r>
-      <w:r>
-        <w:rPr>
-          <w:rFonts w:asciiTheme="minorHAnsi" w:hAnsiTheme="minorHAnsi" w:cstheme="minorHAnsi"/>
-          <w:sz w:val="22"/>
-          <w:szCs w:val="22"/>
-        </w:rPr>
-        <w:t xml:space="preserve"/>
-      </w:r>
-      <w:r>
-        <w:rPr>
-          <w:rStyle w:val="Textoennegrita"/>
-          <w:rFonts w:asciiTheme="minorHAnsi" w:hAnsiTheme="minorHAnsi" w:cstheme="minorHAnsi"/>
-          <w:sz w:val="22"/>
-          <w:szCs w:val="22"/>
-        </w:rPr>
-        <w:t/>
-      </w:r>
-      <w:r>
-        <w:rPr>
-          <w:rFonts w:asciiTheme="minorHAnsi" w:hAnsiTheme="minorHAnsi" w:cstheme="minorHAnsi"/>
-          <w:sz w:val="22"/>
-          <w:szCs w:val="22"/>
-        </w:rPr>
-        <w:t xml:space="preserve"/>
-      </w:r>
-      <w:r>
-        <w:rPr>
-          <w:rStyle w:val="Textoennegrita"/>
-          <w:rFonts w:asciiTheme="minorHAnsi" w:hAnsiTheme="minorHAnsi" w:cstheme="minorHAnsi"/>
-          <w:sz w:val="22"/>
-          <w:szCs w:val="22"/>
-        </w:rPr>
-        <w:t/>
-      </w:r>
-      <w:r>
-        <w:rPr>
-          <w:rFonts w:asciiTheme="minorHAnsi" w:hAnsiTheme="minorHAnsi" w:cstheme="minorHAnsi"/>
-          <w:sz w:val="22"/>
-          <w:szCs w:val="22"/>
-        </w:rPr>
-        <w:t/>
+        <w:t>Abre la opción Conciliar y selecciona los filtros disponibles para la consulta.</w:t>
       </w:r>
     </w:p>
     <w:p>
@@ -2079,41 +1995,7 @@
           <w:sz w:val="22"/>
           <w:szCs w:val="22"/>
         </w:rPr>
-        <w:t xml:space="preserve">El sistema recupera los turnos, movimientos bancarios y papeletas importadas que correspondan.</w:t>
-      </w:r>
-      <w:r>
-        <w:rPr>
-          <w:rStyle w:val="Textoennegrita"/>
-          <w:rFonts w:asciiTheme="minorHAnsi" w:hAnsiTheme="minorHAnsi" w:cstheme="minorHAnsi"/>
-          <w:sz w:val="22"/>
-          <w:szCs w:val="22"/>
-        </w:rPr>
-        <w:t/>
-      </w:r>
-      <w:r>
-        <w:rPr>
-          <w:rFonts w:asciiTheme="minorHAnsi" w:hAnsiTheme="minorHAnsi" w:cstheme="minorHAnsi"/>
-          <w:sz w:val="22"/>
-          <w:szCs w:val="22"/>
-        </w:rPr>
-        <w:t xml:space="preserve"/>
-      </w:r>
-      <w:r>
-        <w:rPr>
-          <w:rStyle w:val="Textoennegrita"/>
-          <w:rFonts w:asciiTheme="minorHAnsi" w:hAnsiTheme="minorHAnsi" w:cstheme="minorHAnsi"/>
-          <w:sz w:val="22"/>
-          <w:szCs w:val="22"/>
-        </w:rPr>
-        <w:t/>
-      </w:r>
-      <w:r>
-        <w:rPr>
-          <w:rFonts w:asciiTheme="minorHAnsi" w:hAnsiTheme="minorHAnsi" w:cstheme="minorHAnsi"/>
-          <w:sz w:val="22"/>
-          <w:szCs w:val="22"/>
-        </w:rPr>
-        <w:t/>
+        <w:t>El sistema recupera los turnos, movimientos bancarios y papeletas importadas que correspondan.</w:t>
       </w:r>
     </w:p>
     <w:p>
@@ -2135,58 +2017,15 @@
           <w:sz w:val="22"/>
           <w:szCs w:val="22"/>
         </w:rPr>
-        <w:t xml:space="preserve">Presenta los grupos conciliados y el detalle de partidas relacionadas. Flujos alternos:</w:t>
-      </w:r>
-      <w:r>
-        <w:rPr>
-          <w:rStyle w:val="Textoennegrita"/>
+        <w:t>Presenta los grupos conciliados y el detalle de partidas relacionadas. Flujos alternos:</w:t>
+      </w:r>
+      <w:r>
+        <w:rPr>
           <w:rFonts w:asciiTheme="minorHAnsi" w:hAnsiTheme="minorHAnsi" w:cstheme="minorHAnsi"/>
           <w:sz w:val="22"/>
           <w:szCs w:val="22"/>
         </w:rPr>
-        <w:t/>
-      </w:r>
-      <w:r>
-        <w:rPr>
-          <w:rFonts w:asciiTheme="minorHAnsi" w:hAnsiTheme="minorHAnsi" w:cstheme="minorHAnsi"/>
-          <w:sz w:val="22"/>
-          <w:szCs w:val="22"/>
-        </w:rPr>
-        <w:t xml:space="preserve"/>
-      </w:r>
-      <w:r>
-        <w:rPr>
-          <w:rStyle w:val="Textoennegrita"/>
-          <w:rFonts w:asciiTheme="minorHAnsi" w:hAnsiTheme="minorHAnsi" w:cstheme="minorHAnsi"/>
-          <w:sz w:val="22"/>
-          <w:szCs w:val="22"/>
-        </w:rPr>
-        <w:t/>
-      </w:r>
-      <w:r>
-        <w:rPr>
-          <w:rFonts w:asciiTheme="minorHAnsi" w:hAnsiTheme="minorHAnsi" w:cstheme="minorHAnsi"/>
-          <w:sz w:val="22"/>
-          <w:szCs w:val="22"/>
-        </w:rPr>
-        <w:t/>
-      </w:r>
-      <w:r>
-        <w:rPr>
-          <w:rFonts w:asciiTheme="minorHAnsi" w:hAnsiTheme="minorHAnsi" w:cstheme="minorHAnsi"/>
-          <w:sz w:val="22"/>
-          <w:szCs w:val="22"/>
-        </w:rPr>
         <w:br/>
-      </w:r>
-      <w:r>
-        <w:rPr>
-          <w:rStyle w:val="Textoennegrita"/>
-          <w:rFonts w:asciiTheme="minorHAnsi" w:hAnsiTheme="minorHAnsi" w:cstheme="minorHAnsi"/>
-          <w:sz w:val="22"/>
-          <w:szCs w:val="22"/>
-        </w:rPr>
-        <w:t/>
       </w:r>
     </w:p>
     <w:p>
@@ -2278,24 +2117,7 @@
           <w:sz w:val="22"/>
           <w:szCs w:val="22"/>
         </w:rPr>
-        <w:t xml:space="preserve"/>
-      </w:r>
-      <w:r>
-        <w:rPr>
-          <w:rFonts w:asciiTheme="minorHAnsi" w:hAnsiTheme="minorHAnsi" w:cstheme="minorHAnsi"/>
-          <w:sz w:val="22"/>
-          <w:szCs w:val="22"/>
-        </w:rPr>
         <w:br/>
-      </w:r>
-      <w:r>
-        <w:rPr>
-          <w:rStyle w:val="Textoennegrita"/>
-          <w:rFonts w:asciiTheme="minorHAnsi" w:hAnsiTheme="minorHAnsi" w:cstheme="minorHAnsi"/>
-          <w:sz w:val="22"/>
-          <w:szCs w:val="22"/>
-        </w:rPr>
-        <w:t/>
       </w:r>
     </w:p>
     <w:p>
@@ -2340,41 +2162,15 @@
           <w:sz w:val="22"/>
           <w:szCs w:val="22"/>
         </w:rPr>
-        <w:t xml:space="preserve">El sistema importa las papeletas, identifica duplicados y registra errores de lectura o validación. Flujos alternos:</w:t>
-      </w:r>
-      <w:r>
-        <w:rPr>
-          <w:rStyle w:val="Textoennegrita"/>
+        <w:t>El sistema importa las papeletas, identifica duplicados y registra errores de lectura o validación. Flujos alternos:</w:t>
+      </w:r>
+      <w:r>
+        <w:rPr>
           <w:rFonts w:asciiTheme="minorHAnsi" w:hAnsiTheme="minorHAnsi" w:cstheme="minorHAnsi"/>
           <w:sz w:val="22"/>
           <w:szCs w:val="22"/>
         </w:rPr>
-        <w:t/>
-      </w:r>
-      <w:r>
-        <w:rPr>
-          <w:rFonts w:asciiTheme="minorHAnsi" w:hAnsiTheme="minorHAnsi" w:cstheme="minorHAnsi"/>
-          <w:sz w:val="22"/>
-          <w:szCs w:val="22"/>
-        </w:rPr>
-        <w:t/>
-      </w:r>
-      <w:r>
-        <w:rPr>
-          <w:rFonts w:asciiTheme="minorHAnsi" w:hAnsiTheme="minorHAnsi" w:cstheme="minorHAnsi"/>
-          <w:sz w:val="22"/>
-          <w:szCs w:val="22"/>
-        </w:rPr>
         <w:br/>
-      </w:r>
-      <w:r>
-        <w:rPr>
-          <w:rStyle w:val="Textoennegrita"/>
-          <w:rFonts w:asciiTheme="minorHAnsi" w:hAnsiTheme="minorHAnsi" w:cstheme="minorHAnsi"/>
-          <w:sz w:val="22"/>
-          <w:szCs w:val="22"/>
-        </w:rPr>
-        <w:t/>
       </w:r>
     </w:p>
     <w:p>
@@ -2396,8 +2192,39 @@
           <w:sz w:val="22"/>
           <w:szCs w:val="22"/>
         </w:rPr>
-        <w:t xml:space="preserve">Desde la bandeja se corrige la estación o fecha y se vinculan papeletas con turnos cuando la asociación automática no es única.</w:t>
-      </w:r>
+        <w:t>Desde la bandeja se corrige la estación o fecha y se vinculan papeletas con turnos cuando la asociación automática no es única.</w:t>
+      </w:r>
+    </w:p>
+    <w:p>
+      <w:pPr>
+        <w:pStyle w:val="Ttulo3"/>
+        <w:rPr>
+          <w:rFonts w:asciiTheme="minorHAnsi" w:hAnsiTheme="minorHAnsi" w:cstheme="minorHAnsi"/>
+          <w:sz w:val="22"/>
+          <w:szCs w:val="22"/>
+        </w:rPr>
+      </w:pPr>
+      <w:bookmarkStart w:id="6" w:name="_Toc212461949"/>
+      <w:r>
+        <w:rPr>
+          <w:rFonts w:asciiTheme="minorHAnsi" w:hAnsiTheme="minorHAnsi" w:cstheme="minorHAnsi"/>
+          <w:sz w:val="22"/>
+          <w:szCs w:val="22"/>
+        </w:rPr>
+        <w:t>2.3 Caso de Uso 3: Conciliación bancaria automática</w:t>
+      </w:r>
+      <w:bookmarkEnd w:id="6"/>
+    </w:p>
+    <w:p>
+      <w:pPr>
+        <w:pStyle w:val="NormalWeb"/>
+        <w:jc w:val="left"/>
+        <w:rPr>
+          <w:rFonts w:asciiTheme="minorHAnsi" w:hAnsiTheme="minorHAnsi" w:cstheme="minorHAnsi"/>
+          <w:sz w:val="22"/>
+          <w:szCs w:val="22"/>
+        </w:rPr>
+      </w:pPr>
       <w:r>
         <w:rPr>
           <w:rStyle w:val="Textoennegrita"/>
@@ -2405,7 +2232,7 @@
           <w:sz w:val="22"/>
           <w:szCs w:val="22"/>
         </w:rPr>
-        <w:t/>
+        <w:t>Objetivo: Asociar automáticamente turnos de ControlGas y papeletas con movimientos bancarios. Escenario básico:</w:t>
       </w:r>
       <w:r>
         <w:rPr>
@@ -2413,72 +2240,7 @@
           <w:sz w:val="22"/>
           <w:szCs w:val="22"/>
         </w:rPr>
-        <w:t xml:space="preserve"/>
-      </w:r>
-    </w:p>
-    <w:p>
-      <w:pPr>
-        <w:pStyle w:val="Ttulo3"/>
-        <w:rPr>
-          <w:rFonts w:asciiTheme="minorHAnsi" w:hAnsiTheme="minorHAnsi" w:cstheme="minorHAnsi"/>
-          <w:sz w:val="22"/>
-          <w:szCs w:val="22"/>
-        </w:rPr>
-      </w:pPr>
-      <w:bookmarkStart w:id="6" w:name="_Toc212461949"/>
-      <w:r>
-        <w:rPr>
-          <w:rFonts w:asciiTheme="minorHAnsi" w:hAnsiTheme="minorHAnsi" w:cstheme="minorHAnsi"/>
-          <w:sz w:val="22"/>
-          <w:szCs w:val="22"/>
-        </w:rPr>
-        <w:t>2.3 Caso de Uso 3: Conciliación bancaria automática</w:t>
-      </w:r>
-      <w:bookmarkEnd w:id="6"/>
-    </w:p>
-    <w:p>
-      <w:pPr>
-        <w:pStyle w:val="NormalWeb"/>
-        <w:jc w:val="left"/>
-        <w:rPr>
-          <w:rFonts w:asciiTheme="minorHAnsi" w:hAnsiTheme="minorHAnsi" w:cstheme="minorHAnsi"/>
-          <w:sz w:val="22"/>
-          <w:szCs w:val="22"/>
-        </w:rPr>
-      </w:pPr>
-      <w:r>
-        <w:rPr>
-          <w:rStyle w:val="Textoennegrita"/>
-          <w:rFonts w:asciiTheme="minorHAnsi" w:hAnsiTheme="minorHAnsi" w:cstheme="minorHAnsi"/>
-          <w:sz w:val="22"/>
-          <w:szCs w:val="22"/>
-        </w:rPr>
-        <w:t>Objetivo: Asociar automáticamente turnos de ControlGas y papeletas con movimientos bancarios. Escenario básico:</w:t>
-      </w:r>
-      <w:r>
-        <w:rPr>
-          <w:rFonts w:asciiTheme="minorHAnsi" w:hAnsiTheme="minorHAnsi" w:cstheme="minorHAnsi"/>
-          <w:sz w:val="22"/>
-          <w:szCs w:val="22"/>
-        </w:rPr>
-        <w:t xml:space="preserve"/>
-      </w:r>
-      <w:r>
-        <w:rPr>
-          <w:rFonts w:asciiTheme="minorHAnsi" w:hAnsiTheme="minorHAnsi" w:cstheme="minorHAnsi"/>
-          <w:sz w:val="22"/>
-          <w:szCs w:val="22"/>
-        </w:rPr>
         <w:br/>
-      </w:r>
-      <w:r>
-        <w:rPr>
-          <w:rStyle w:val="Textoennegrita"/>
-          <w:rFonts w:asciiTheme="minorHAnsi" w:hAnsiTheme="minorHAnsi" w:cstheme="minorHAnsi"/>
-          <w:sz w:val="22"/>
-          <w:szCs w:val="22"/>
-        </w:rPr>
-        <w:t/>
       </w:r>
     </w:p>
     <w:p>
@@ -2500,41 +2262,7 @@
           <w:sz w:val="22"/>
           <w:szCs w:val="22"/>
         </w:rPr>
-        <w:t xml:space="preserve">La tarea programada ejecuta el script de conciliación cada diez minutos.</w:t>
-      </w:r>
-      <w:r>
-        <w:rPr>
-          <w:rStyle w:val="Textoennegrita"/>
-          <w:rFonts w:asciiTheme="minorHAnsi" w:hAnsiTheme="minorHAnsi" w:cstheme="minorHAnsi"/>
-          <w:sz w:val="22"/>
-          <w:szCs w:val="22"/>
-        </w:rPr>
-        <w:t/>
-      </w:r>
-      <w:r>
-        <w:rPr>
-          <w:rFonts w:asciiTheme="minorHAnsi" w:hAnsiTheme="minorHAnsi" w:cstheme="minorHAnsi"/>
-          <w:sz w:val="22"/>
-          <w:szCs w:val="22"/>
-        </w:rPr>
-        <w:t xml:space="preserve"/>
-      </w:r>
-      <w:r>
-        <w:rPr>
-          <w:rStyle w:val="Textoennegrita"/>
-          <w:rFonts w:asciiTheme="minorHAnsi" w:hAnsiTheme="minorHAnsi" w:cstheme="minorHAnsi"/>
-          <w:sz w:val="22"/>
-          <w:szCs w:val="22"/>
-        </w:rPr>
-        <w:t/>
-      </w:r>
-      <w:r>
-        <w:rPr>
-          <w:rFonts w:asciiTheme="minorHAnsi" w:hAnsiTheme="minorHAnsi" w:cstheme="minorHAnsi"/>
-          <w:sz w:val="22"/>
-          <w:szCs w:val="22"/>
-        </w:rPr>
-        <w:t/>
+        <w:t>La tarea programada ejecuta el script de conciliación cada diez minutos.</w:t>
       </w:r>
     </w:p>
     <w:p>
@@ -2567,15 +2295,6 @@
         </w:rPr>
         <w:br/>
       </w:r>
-      <w:r>
-        <w:rPr>
-          <w:rStyle w:val="Textoennegrita"/>
-          <w:rFonts w:asciiTheme="minorHAnsi" w:hAnsiTheme="minorHAnsi" w:cstheme="minorHAnsi"/>
-          <w:sz w:val="22"/>
-          <w:szCs w:val="22"/>
-        </w:rPr>
-        <w:t/>
-      </w:r>
     </w:p>
     <w:p>
       <w:pPr>
@@ -2642,9 +2361,10 @@
       <w:r>
         <w:rPr>
           <w:noProof/>
+          <w:lang w:eastAsia="es-MX"/>
         </w:rPr>
         <w:drawing>
-          <wp:inline distT="0" distB="0" distL="0" distR="0" wp14:anchorId="5F18D636" wp14:editId="2E140F4B">
+          <wp:inline distT="0" distB="0" distL="0" distR="0" wp14:anchorId="5F18D636" wp14:editId="0DDBFB61">
             <wp:extent cx="5612130" cy="6846073"/>
             <wp:effectExtent l="0" t="0" r="7620" b="0"/>
             <wp:docPr id="9" name="Imagen 9"/>
@@ -2754,39 +2474,7 @@
           <w:rFonts w:ascii="Calibri" w:eastAsia="Times New Roman" w:hAnsi="Calibri" w:cs="Calibri"/>
           <w:lang w:eastAsia="es-MX"/>
         </w:rPr>
-        <w:t xml:space="preserve">Tecnologías: HTML, CSS y JavaScript con vistas Twig y componentes de interfaz del aplicativo.</w:t>
-      </w:r>
-      <w:r>
-        <w:rPr>
-          <w:rFonts w:ascii="Calibri" w:eastAsia="Times New Roman" w:hAnsi="Calibri" w:cs="Calibri"/>
-          <w:b/>
-          <w:bCs/>
-          <w:lang w:eastAsia="es-MX"/>
-        </w:rPr>
-        <w:t/>
-      </w:r>
-      <w:r>
-        <w:rPr>
-          <w:rFonts w:ascii="Calibri" w:eastAsia="Times New Roman" w:hAnsi="Calibri" w:cs="Calibri"/>
-          <w:lang w:eastAsia="es-MX"/>
-        </w:rPr>
-        <w:t xml:space="preserve"/>
-      </w:r>
-      <w:proofErr w:type="spellStart"/>
-      <w:r>
-        <w:rPr>
-          <w:rFonts w:ascii="Calibri" w:eastAsia="Times New Roman" w:hAnsi="Calibri" w:cs="Calibri"/>
-          <w:lang w:eastAsia="es-MX"/>
-        </w:rPr>
-        <w:t/>
-      </w:r>
-      <w:proofErr w:type="spellEnd"/>
-      <w:r>
-        <w:rPr>
-          <w:rFonts w:ascii="Calibri" w:eastAsia="Times New Roman" w:hAnsi="Calibri" w:cs="Calibri"/>
-          <w:lang w:eastAsia="es-MX"/>
-        </w:rPr>
-        <w:t/>
+        <w:t>Tecnologías: HTML, CSS y JavaScript con vistas Twig y componentes de interfaz del aplicativo.</w:t>
       </w:r>
     </w:p>
     <w:p>
@@ -2853,23 +2541,7 @@
           <w:rFonts w:ascii="Calibri" w:eastAsia="Times New Roman" w:hAnsi="Calibri" w:cs="Calibri"/>
           <w:lang w:eastAsia="es-MX"/>
         </w:rPr>
-        <w:t xml:space="preserve">Tecnología: PHP 8.2 y procesos auxiliares Python.</w:t>
-      </w:r>
-      <w:r>
-        <w:rPr>
-          <w:rFonts w:ascii="Calibri" w:eastAsia="Times New Roman" w:hAnsi="Calibri" w:cs="Calibri"/>
-          <w:b/>
-          <w:bCs/>
-          <w:lang w:eastAsia="es-MX"/>
-        </w:rPr>
-        <w:t/>
-      </w:r>
-      <w:r>
-        <w:rPr>
-          <w:rFonts w:ascii="Calibri" w:eastAsia="Times New Roman" w:hAnsi="Calibri" w:cs="Calibri"/>
-          <w:lang w:eastAsia="es-MX"/>
-        </w:rPr>
-        <w:t/>
+        <w:t>Tecnología: PHP 8.2 y procesos auxiliares Python.</w:t>
       </w:r>
     </w:p>
     <w:p>
@@ -2897,6 +2569,7 @@
       <w:r>
         <w:rPr>
           <w:noProof/>
+          <w:lang w:eastAsia="es-MX"/>
         </w:rPr>
         <w:drawing>
           <wp:inline distT="0" distB="0" distL="0" distR="0" wp14:anchorId="0F338B6D" wp14:editId="5ADCD272">
@@ -2959,24 +2632,6 @@
         </w:rPr>
         <w:t>1.2 Diagrama MVC</w:t>
       </w:r>
-      <w:r>
-        <w:rPr>
-          <w:b/>
-          <w:bCs/>
-          <w:sz w:val="20"/>
-          <w:szCs w:val="20"/>
-        </w:rPr>
-        <w:t/>
-      </w:r>
-      <w:r>
-        <w:rPr>
-          <w:b/>
-          <w:bCs/>
-          <w:sz w:val="20"/>
-          <w:szCs w:val="20"/>
-        </w:rPr>
-        <w:t xml:space="preserve"/>
-      </w:r>
     </w:p>
     <w:p>
       <w:pPr>
@@ -3003,7 +2658,6 @@
           <w:bCs/>
           <w:lang w:eastAsia="es-MX"/>
         </w:rPr>
-        <w:lastRenderedPageBreak/>
         <w:t>Base de datos</w:t>
       </w:r>
     </w:p>
@@ -3027,25 +2681,7 @@
           <w:bCs/>
           <w:lang w:eastAsia="es-MX"/>
         </w:rPr>
-        <w:t xml:space="preserve">ControlGas: turnos, fechas, estaciones, conceptos e importes operativos que participan en la conciliación.</w:t>
-      </w:r>
-      <w:proofErr w:type="spellStart"/>
-      <w:r>
-        <w:rPr>
-          <w:rFonts w:eastAsia="Times New Roman" w:cstheme="minorHAnsi"/>
-          <w:b/>
-          <w:bCs/>
-          <w:lang w:eastAsia="es-MX"/>
-        </w:rPr>
-        <w:t/>
-      </w:r>
-      <w:proofErr w:type="spellEnd"/>
-      <w:r>
-        <w:rPr>
-          <w:rFonts w:eastAsia="Times New Roman" w:cstheme="minorHAnsi"/>
-          <w:lang w:eastAsia="es-MX"/>
-        </w:rPr>
-        <w:t xml:space="preserve"/>
+        <w:t>ControlGas: turnos, fechas, estaciones, conceptos e importes operativos que participan en la conciliación.</w:t>
       </w:r>
     </w:p>
     <w:p>
@@ -3070,13 +2706,6 @@
         </w:rPr>
         <w:t>TG: movimientos bancarios y tablas efc_conc_* para grupos, partidas, analíticos REGIO, correcciones, cierres, tránsitos y auditoría.</w:t>
       </w:r>
-      <w:r>
-        <w:rPr>
-          <w:rFonts w:eastAsia="Times New Roman" w:cstheme="minorHAnsi"/>
-          <w:lang w:eastAsia="es-MX"/>
-        </w:rPr>
-        <w:t xml:space="preserve"/>
-      </w:r>
     </w:p>
     <w:p>
       <w:pPr>
@@ -3097,13 +2726,6 @@
         </w:rPr>
         <w:t>Servidor Web:</w:t>
       </w:r>
-      <w:r>
-        <w:rPr>
-          <w:b/>
-          <w:bCs/>
-        </w:rPr>
-        <w:t/>
-      </w:r>
     </w:p>
     <w:p>
       <w:pPr>
@@ -3120,9 +2742,6 @@
         </w:rPr>
         <w:t>Tecnología: IIS (Internet Information Services)</w:t>
       </w:r>
-      <w:r>
-        <w:t xml:space="preserve"/>
-      </w:r>
     </w:p>
     <w:p>
       <w:pPr>
@@ -3139,9 +2758,6 @@
         </w:rPr>
         <w:t>Responsabilidad: sirve la aplicación web y gestiona solicitudes HTTP; las tareas Python se ejecutan por el Programador de tareas de Windows.</w:t>
       </w:r>
-      <w:r>
-        <w:t xml:space="preserve"/>
-      </w:r>
     </w:p>
     <w:p/>
     <w:p>
@@ -3190,9 +2806,6 @@
         </w:rPr>
         <w:t>Frontend a Backend: las vistas envían solicitudes al controlador; el backend valida filtros y devuelve resultados y excepciones a la interfaz.</w:t>
       </w:r>
-      <w:r>
-        <w:t xml:space="preserve"/>
-      </w:r>
     </w:p>
     <w:p>
       <w:pPr>
@@ -3209,14 +2822,12 @@
         </w:rPr>
         <w:t>Backend a Base de Datos: los modelos consultan o escriben en TG; los procesos Python leen fuentes configuradas y persisten resultados validados.</w:t>
       </w:r>
-      <w:r>
-        <w:t xml:space="preserve"/>
-      </w:r>
     </w:p>
     <w:p>
       <w:r>
         <w:rPr>
           <w:noProof/>
+          <w:lang w:eastAsia="es-MX"/>
         </w:rPr>
         <w:drawing>
           <wp:inline distT="0" distB="0" distL="0" distR="0" wp14:anchorId="180DE43E" wp14:editId="06C42EB5">
@@ -3311,6 +2922,7 @@
       <w:bookmarkStart w:id="15" w:name="_Toc177985000"/>
       <w:bookmarkStart w:id="16" w:name="_Toc212461954"/>
       <w:r>
+        <w:lastRenderedPageBreak/>
         <w:t>Flujo de Información:</w:t>
       </w:r>
       <w:bookmarkEnd w:id="15"/>
@@ -3338,7 +2950,6 @@
         <w:rPr>
           <w:lang w:eastAsia="es-MX"/>
         </w:rPr>
-        <w:lastRenderedPageBreak/>
         <w:t>El proceso REGIO consulta el buzón en modo de solo lectura y obtiene los adjuntos analíticos elegibles.</w:t>
       </w:r>
     </w:p>
@@ -3353,19 +2964,11 @@
           <w:lang w:eastAsia="es-MX"/>
         </w:rPr>
       </w:pPr>
-      <w:proofErr w:type="spellStart"/>
       <w:r>
         <w:rPr>
           <w:lang w:eastAsia="es-MX"/>
         </w:rPr>
         <w:t>El importador interpreta los archivos, evita duplicados y registra papeletas y errores en las tablas analíticas.</w:t>
-      </w:r>
-      <w:proofErr w:type="spellEnd"/>
-      <w:r>
-        <w:rPr>
-          <w:lang w:eastAsia="es-MX"/>
-        </w:rPr>
-        <w:t xml:space="preserve"/>
       </w:r>
     </w:p>
     <w:p>
@@ -3401,21 +3004,7 @@
         <w:rPr>
           <w:lang w:eastAsia="es-MX"/>
         </w:rPr>
-        <w:t xml:space="preserve">La conciliación automática evalúa los candidatos de ControlGas, banco y REGIO y persiste las asociaciones válidas.</w:t>
-      </w:r>
-      <w:proofErr w:type="spellStart"/>
-      <w:r>
-        <w:rPr>
-          <w:lang w:eastAsia="es-MX"/>
-        </w:rPr>
-        <w:t/>
-      </w:r>
-      <w:proofErr w:type="spellEnd"/>
-      <w:r>
-        <w:rPr>
-          <w:lang w:eastAsia="es-MX"/>
-        </w:rPr>
-        <w:t xml:space="preserve"/>
+        <w:t>La conciliación automática evalúa los candidatos de ControlGas, banco y REGIO y persiste las asociaciones válidas.</w:t>
       </w:r>
     </w:p>
     <w:p>
@@ -3433,21 +3022,7 @@
         <w:rPr>
           <w:lang w:eastAsia="es-MX"/>
         </w:rPr>
-        <w:t xml:space="preserve">La aplicación muestra grupos, partidas, estado de los cierres y trazabilidad disponible.</w:t>
-      </w:r>
-      <w:proofErr w:type="spellStart"/>
-      <w:r>
-        <w:rPr>
-          <w:lang w:eastAsia="es-MX"/>
-        </w:rPr>
-        <w:t/>
-      </w:r>
-      <w:proofErr w:type="spellEnd"/>
-      <w:r>
-        <w:rPr>
-          <w:lang w:eastAsia="es-MX"/>
-        </w:rPr>
-        <w:t xml:space="preserve"/>
+        <w:t>La aplicación muestra grupos, partidas, estado de los cierres y trazabilidad disponible.</w:t>
       </w:r>
     </w:p>
     <w:p>
@@ -3463,6 +3038,7 @@
       <w:r>
         <w:rPr>
           <w:noProof/>
+          <w:lang w:eastAsia="es-MX"/>
         </w:rPr>
         <w:drawing>
           <wp:inline distT="0" distB="0" distL="0" distR="0" wp14:anchorId="3FA6B832" wp14:editId="6876C026">
@@ -3581,79 +3157,30 @@
       <w:bookmarkEnd w:id="18"/>
     </w:p>
     <w:p>
-      <w:r>
-        <w:rPr>
-          <w:noProof/>
-        </w:rPr>
+      <w:pPr>
+        <w:tabs>
+          <w:tab w:val="left" w:pos="2205"/>
+        </w:tabs>
+      </w:pPr>
+    </w:p>
+    <w:p>
+      <w:pPr>
+        <w:pStyle w:val="Ttulo1"/>
+      </w:pPr>
+      <w:bookmarkStart w:id="19" w:name="_Toc212461956"/>
+      <w:bookmarkStart w:id="20" w:name="_Toc177985002"/>
+      <w:r>
+        <w:t>Diseño</w:t>
+      </w:r>
+      <w:bookmarkEnd w:id="19"/>
+    </w:p>
+    <w:p>
+      <w:r>
         <w:drawing>
-          <wp:inline distT="0" distB="0" distL="0" distR="0" wp14:anchorId="53AD883A" wp14:editId="650C5ECE">
-            <wp:extent cx="5612130" cy="5764695"/>
-            <wp:effectExtent l="0" t="0" r="7620" b="7620"/>
-            <wp:docPr id="12" name="Imagen 12"/>
-            <wp:cNvGraphicFramePr>
-              <a:graphicFrameLocks xmlns:a="http://schemas.openxmlformats.org/drawingml/2006/main" noChangeAspect="1"/>
-            </wp:cNvGraphicFramePr>
-            <a:graphic xmlns:a="http://schemas.openxmlformats.org/drawingml/2006/main">
-              <a:graphicData uri="http://schemas.openxmlformats.org/drawingml/2006/picture">
-                <pic:pic xmlns:pic="http://schemas.openxmlformats.org/drawingml/2006/picture">
-                  <pic:nvPicPr>
-                    <pic:cNvPr id="12" name="Imagen 12"/>
-                    <pic:cNvPicPr/>
-                  </pic:nvPicPr>
-                  <pic:blipFill rotWithShape="1">
-                    <a:blip r:embed="rId15">
-                      <a:extLst>
-                        <a:ext uri="{28A0092B-C50C-407E-A947-70E740481C1C}">
-                          <a14:useLocalDpi xmlns:a14="http://schemas.microsoft.com/office/drawing/2010/main" val="0"/>
-                        </a:ext>
-                      </a:extLst>
-                    </a:blip>
-                    <a:srcRect b="7080"/>
-                    <a:stretch/>
-                  </pic:blipFill>
-                  <pic:spPr bwMode="auto">
-                    <a:xfrm>
-                      <a:off x="0" y="0"/>
-                      <a:ext cx="5612130" cy="5764695"/>
-                    </a:xfrm>
-                    <a:prstGeom prst="rect">
-                      <a:avLst/>
-                    </a:prstGeom>
-                    <a:ln>
-                      <a:noFill/>
-                    </a:ln>
-                    <a:extLst>
-                      <a:ext uri="{53640926-AAD7-44D8-BBD7-CCE9431645EC}">
-                        <a14:shadowObscured xmlns:a14="http://schemas.microsoft.com/office/drawing/2010/main"/>
-                      </a:ext>
-                    </a:extLst>
-                  </pic:spPr>
-                </pic:pic>
-              </a:graphicData>
-            </a:graphic>
-          </wp:inline>
-        </w:drawing>
-      </w:r>
-    </w:p>
-    <w:p>
-      <w:pPr>
-        <w:pStyle w:val="Ttulo1"/>
-      </w:pPr>
-      <w:bookmarkStart w:id="19" w:name="_Toc177985002"/>
-      <w:bookmarkStart w:id="20" w:name="_Toc212461956"/>
-      <w:r>
-        <w:lastRenderedPageBreak/>
-        <w:t>Diseño</w:t>
-      </w:r>
-      <w:bookmarkEnd w:id="20"/>
-    </w:p>
-    <w:p>
-      <w:r>
-        <w:drawing>
-          <wp:inline distT="0" distB="0" distL="0" distR="0" wp14:anchorId="450510CA" wp14:editId="1662D3A0">
-            <wp:extent cx="5612130" cy="2970530"/>
-            <wp:effectExtent l="0" t="0" r="7620" b="1270"/>
-            <wp:docPr id="11" name="Imagen 11"/>
+          <wp:inline distT="0" distB="0" distL="0" distR="0" wp14:anchorId="5A456E18" wp14:editId="7776F23E">
+            <wp:extent cx="5612130" cy="3339465"/>
+            <wp:effectExtent l="0" t="0" r="7620" b="0"/>
+            <wp:docPr id="2" name="Imagen 2"/>
             <wp:cNvGraphicFramePr>
               <a:graphicFrameLocks xmlns:a="http://schemas.openxmlformats.org/drawingml/2006/main" noChangeAspect="1"/>
             </wp:cNvGraphicFramePr>
@@ -3665,7 +3192,7 @@
                     <pic:cNvPicPr/>
                   </pic:nvPicPr>
                   <pic:blipFill>
-                    <a:blip r:embed="rId16"/>
+                    <a:blip r:embed="rId15"/>
                     <a:stretch>
                       <a:fillRect/>
                     </a:stretch>
@@ -3673,7 +3200,7 @@
                   <pic:spPr>
                     <a:xfrm>
                       <a:off x="0" y="0"/>
-                      <a:ext cx="5612130" cy="2970530"/>
+                      <a:ext cx="5612130" cy="3339465"/>
                     </a:xfrm>
                     <a:prstGeom prst="rect">
                       <a:avLst/>
@@ -3687,16 +3214,7 @@
       </w:r>
       <w:r>
         <w:br/>
-        <w:t xml:space="preserve">La pantalla del módulo presenta el menú de Conciliaciones efectivo y sus opciones para conciliar, revisar excepciones, consultar movimientos y administrar papeletas.</w:t>
-      </w:r>
-      <w:r>
-        <w:t/>
-      </w:r>
-      <w:r>
-        <w:t xml:space="preserve"/>
-      </w:r>
-      <w:r>
-        <w:t/>
+        <w:t>La pantalla del módulo presenta el menú de Conciliaciones efectivo y sus opciones para conciliar, revisar excepciones, consultar movimientos y administrar papeletas.</w:t>
       </w:r>
     </w:p>
     <w:p>
@@ -3708,18 +3226,16 @@
     <w:p>
       <w:pPr>
         <w:pStyle w:val="Ttulo1"/>
-      </w:pPr>
-      <w:r>
-        <w:t xml:space="preserve">Documentación de los servicios</w:t>
+        <w:jc w:val="left"/>
+      </w:pPr>
+      <w:r>
+        <w:t>Documentación de los servicios</w:t>
       </w:r>
       <w:r>
         <w:br/>
       </w:r>
       <w:bookmarkStart w:id="21" w:name="_Toc212461957"/>
-      <w:r>
-        <w:t/>
-      </w:r>
-      <w:bookmarkEnd w:id="19"/>
+      <w:bookmarkEnd w:id="20"/>
       <w:bookmarkEnd w:id="21"/>
     </w:p>
     <w:p/>
@@ -3735,22 +3251,8 @@
         <w:rPr>
           <w:rFonts w:ascii="Calibri" w:hAnsi="Calibri" w:cs="Calibri"/>
         </w:rPr>
-        <w:t xml:space="preserve">Servicio #1: Conciliación bancaria automática</w:t>
-      </w:r>
-      <w:r>
-        <w:rPr>
-          <w:rStyle w:val="CdigoHTML"/>
-          <w:rFonts w:ascii="Calibri" w:eastAsiaTheme="majorEastAsia" w:hAnsi="Calibri" w:cs="Calibri"/>
-          <w:sz w:val="32"/>
-          <w:szCs w:val="32"/>
-        </w:rPr>
-        <w:t/>
-      </w:r>
-      <w:r>
-        <w:rPr>
-          <w:rFonts w:ascii="Calibri" w:hAnsi="Calibri" w:cs="Calibri"/>
-        </w:rPr>
-        <w:t xml:space="preserve"/>
+        <w:lastRenderedPageBreak/>
+        <w:t>Servicio #1: Conciliación bancaria automática</w:t>
       </w:r>
       <w:bookmarkEnd w:id="22"/>
     </w:p>
@@ -3766,42 +3268,44 @@
           <w:rStyle w:val="Textoennegrita"/>
           <w:rFonts w:ascii="Calibri" w:hAnsi="Calibri" w:cs="Calibri"/>
         </w:rPr>
-        <w:t>Descripción / Proceso programado que localiza candidatos de conciliación, valida las reglas operativas y guarda los grupos mediante procedimientos transaccionales.</w:t>
+        <w:t xml:space="preserve">Descripción / </w:t>
+      </w:r>
+      <w:bookmarkStart w:id="23" w:name="_GoBack"/>
+      <w:bookmarkEnd w:id="23"/>
+      <w:r>
+        <w:rPr>
+          <w:rStyle w:val="Textoennegrita"/>
+          <w:rFonts w:ascii="Calibri" w:hAnsi="Calibri" w:cs="Calibri"/>
+        </w:rPr>
+        <w:t>Proceso programado que localiza candidatos de conciliación, valida las reglas operativas y guarda los grupos mediante procedimientos transaccionales.</w:t>
       </w:r>
       <w:r>
         <w:rPr>
           <w:rFonts w:ascii="Calibri" w:hAnsi="Calibri" w:cs="Calibri"/>
         </w:rPr>
         <w:br/>
-        <w:t xml:space="preserve"/>
-      </w:r>
+      </w:r>
+    </w:p>
+    <w:p>
+      <w:pPr>
+        <w:pStyle w:val="NormalWeb"/>
+        <w:jc w:val="left"/>
+        <w:rPr>
+          <w:rFonts w:ascii="Calibri" w:hAnsi="Calibri" w:cs="Calibri"/>
+        </w:rPr>
+      </w:pPr>
       <w:r>
         <w:rPr>
           <w:rStyle w:val="Textoennegrita"/>
           <w:rFonts w:ascii="Calibri" w:hAnsi="Calibri" w:cs="Calibri"/>
         </w:rPr>
-        <w:t/>
-      </w:r>
-      <w:r>
-        <w:rPr>
-          <w:rFonts w:ascii="Calibri" w:hAnsi="Calibri" w:cs="Calibri"/>
-        </w:rPr>
-        <w:t xml:space="preserve"/>
-      </w:r>
-      <w:proofErr w:type="spellStart"/>
-      <w:r>
-        <w:rPr>
-          <w:rStyle w:val="CdigoHTML"/>
-          <w:rFonts w:ascii="Calibri" w:hAnsi="Calibri" w:cs="Calibri"/>
-        </w:rPr>
-        <w:t/>
-      </w:r>
-      <w:proofErr w:type="spellEnd"/>
-      <w:r>
-        <w:rPr>
-          <w:rFonts w:ascii="Calibri" w:hAnsi="Calibri" w:cs="Calibri"/>
-        </w:rPr>
-        <w:t/>
+        <w:t>Proceso / cron/efc_conc_bancaria_automatica.py</w:t>
+      </w:r>
+      <w:r>
+        <w:rPr>
+          <w:rFonts w:ascii="Calibri" w:hAnsi="Calibri" w:cs="Calibri"/>
+        </w:rPr>
+        <w:br/>
       </w:r>
     </w:p>
     <w:p>
@@ -3811,114 +3315,26 @@
           <w:rFonts w:ascii="Calibri" w:hAnsi="Calibri" w:cs="Calibri"/>
         </w:rPr>
       </w:pPr>
-      <w:proofErr w:type="spellStart"/>
       <w:r>
         <w:rPr>
           <w:rStyle w:val="Textoennegrita"/>
           <w:rFonts w:ascii="Calibri" w:hAnsi="Calibri" w:cs="Calibri"/>
         </w:rPr>
-        <w:t>Proceso / cron/efc_conc_bancaria_automatica.py</w:t>
-      </w:r>
-      <w:proofErr w:type="spellEnd"/>
-      <w:r>
-        <w:rPr>
-          <w:rFonts w:ascii="Calibri" w:hAnsi="Calibri" w:cs="Calibri"/>
-        </w:rPr>
-        <w:br/>
-      </w:r>
-      <w:r>
-        <w:rPr>
-          <w:rStyle w:val="CdigoHTML"/>
-          <w:rFonts w:ascii="Calibri" w:hAnsi="Calibri" w:cs="Calibri"/>
-        </w:rPr>
-        <w:t xml:space="preserve"/>
-      </w:r>
-      <w:proofErr w:type="spellStart"/>
-      <w:r>
-        <w:rPr>
-          <w:rStyle w:val="CdigoHTML"/>
-          <w:rFonts w:ascii="Calibri" w:hAnsi="Calibri" w:cs="Calibri"/>
-        </w:rPr>
-        <w:t/>
-      </w:r>
-      <w:proofErr w:type="spellEnd"/>
-      <w:r>
-        <w:rPr>
-          <w:rStyle w:val="CdigoHTML"/>
-          <w:rFonts w:ascii="Calibri" w:hAnsi="Calibri" w:cs="Calibri"/>
-        </w:rPr>
-        <w:t/>
-      </w:r>
-      <w:proofErr w:type="spellStart"/>
-      <w:r>
-        <w:rPr>
-          <w:rStyle w:val="CdigoHTML"/>
-          <w:rFonts w:ascii="Calibri" w:hAnsi="Calibri" w:cs="Calibri"/>
-        </w:rPr>
-        <w:t/>
-      </w:r>
-      <w:proofErr w:type="spellEnd"/>
-      <w:r>
-        <w:rPr>
-          <w:rStyle w:val="CdigoHTML"/>
-          <w:rFonts w:ascii="Calibri" w:hAnsi="Calibri" w:cs="Calibri"/>
-        </w:rPr>
-        <w:t/>
-      </w:r>
-      <w:proofErr w:type="spellStart"/>
-      <w:r>
-        <w:rPr>
-          <w:rStyle w:val="CdigoHTML"/>
-          <w:rFonts w:ascii="Calibri" w:hAnsi="Calibri" w:cs="Calibri"/>
-        </w:rPr>
-        <w:t/>
-      </w:r>
-      <w:proofErr w:type="spellEnd"/>
-    </w:p>
-    <w:p>
-      <w:pPr>
-        <w:pStyle w:val="NormalWeb"/>
-        <w:rPr>
-          <w:rFonts w:ascii="Calibri" w:hAnsi="Calibri" w:cs="Calibri"/>
-        </w:rPr>
-      </w:pPr>
-      <w:r>
-        <w:rPr>
-          <w:rStyle w:val="Textoennegrita"/>
-          <w:rFonts w:ascii="Calibri" w:hAnsi="Calibri" w:cs="Calibri"/>
-        </w:rPr>
-        <w:lastRenderedPageBreak/>
         <w:t>Configuración de ejecución</w:t>
-      </w:r>
-      <w:proofErr w:type="spellStart"/>
-      <w:r>
-        <w:rPr>
-          <w:rStyle w:val="Textoennegrita"/>
-          <w:rFonts w:ascii="Calibri" w:hAnsi="Calibri" w:cs="Calibri"/>
-        </w:rPr>
-        <w:t/>
-      </w:r>
-      <w:proofErr w:type="spellEnd"/>
-      <w:r>
-        <w:rPr>
-          <w:rStyle w:val="Textoennegrita"/>
-          <w:rFonts w:ascii="Calibri" w:hAnsi="Calibri" w:cs="Calibri"/>
-        </w:rPr>
-        <w:t/>
       </w:r>
     </w:p>
     <w:tbl>
       <w:tblPr>
-        <w:tblStyle w:val="Tablaconcuadrcula1clara"/>
+        <w:tblStyle w:val="Tabladecuadrcula1clara"/>
         <w:tblW w:w="0" w:type="auto"/>
         <w:tblLook w:val="04A0" w:firstRow="1" w:lastRow="0" w:firstColumn="1" w:lastColumn="0" w:noHBand="0" w:noVBand="1"/>
       </w:tblPr>
       <w:tblGrid>
-        <w:gridCol w:w="1467"/>
-        <w:gridCol w:w="797"/>
+        <w:gridCol w:w="1390"/>
+        <w:gridCol w:w="950"/>
         <w:gridCol w:w="738"/>
-        <w:gridCol w:w="1151"/>
-        <w:gridCol w:w="4675"/>
+        <w:gridCol w:w="1396"/>
+        <w:gridCol w:w="4354"/>
       </w:tblGrid>
       <w:tr>
         <w:trPr>
@@ -3994,7 +3410,7 @@
                 <w:b w:val="0"/>
                 <w:bCs w:val="0"/>
               </w:rPr>
-              <w:t>Oblig.</w:t>
+              <w:t>Oblig</w:t>
             </w:r>
             <w:proofErr w:type="spellEnd"/>
             <w:r>
@@ -4003,7 +3419,7 @@
                 <w:b w:val="0"/>
                 <w:bCs w:val="0"/>
               </w:rPr>
-              <w:t/>
+              <w:t>.</w:t>
             </w:r>
           </w:p>
         </w:tc>
@@ -4074,7 +3490,6 @@
                 <w:bCs w:val="0"/>
               </w:rPr>
             </w:pPr>
-            <w:proofErr w:type="spellStart"/>
             <w:r>
               <w:rPr>
                 <w:rStyle w:val="CdigoHTML"/>
@@ -4082,7 +3497,6 @@
               </w:rPr>
               <w:t>Frecuencia</w:t>
             </w:r>
-            <w:proofErr w:type="spellEnd"/>
           </w:p>
         </w:tc>
         <w:tc>
@@ -4097,14 +3511,12 @@
                 <w:rFonts w:ascii="Calibri" w:hAnsi="Calibri" w:cs="Calibri"/>
               </w:rPr>
             </w:pPr>
-            <w:proofErr w:type="spellStart"/>
             <w:r>
               <w:rPr>
                 <w:rFonts w:ascii="Calibri" w:hAnsi="Calibri" w:cs="Calibri"/>
               </w:rPr>
               <w:t>minutos</w:t>
             </w:r>
-            <w:proofErr w:type="spellEnd"/>
           </w:p>
         </w:tc>
         <w:tc>
@@ -4181,7 +3593,6 @@
                 <w:rFonts w:ascii="Calibri" w:hAnsi="Calibri" w:cs="Calibri"/>
               </w:rPr>
             </w:pPr>
-            <w:proofErr w:type="spellStart"/>
             <w:r>
               <w:rPr>
                 <w:rStyle w:val="CdigoHTML"/>
@@ -4189,7 +3600,6 @@
               </w:rPr>
               <w:t>Rango de turnos</w:t>
             </w:r>
-            <w:proofErr w:type="spellEnd"/>
           </w:p>
         </w:tc>
         <w:tc>
@@ -4204,14 +3614,12 @@
                 <w:rFonts w:ascii="Calibri" w:hAnsi="Calibri" w:cs="Calibri"/>
               </w:rPr>
             </w:pPr>
-            <w:proofErr w:type="spellStart"/>
             <w:r>
               <w:rPr>
                 <w:rFonts w:ascii="Calibri" w:hAnsi="Calibri" w:cs="Calibri"/>
               </w:rPr>
               <w:t>fechas</w:t>
             </w:r>
-            <w:proofErr w:type="spellEnd"/>
           </w:p>
         </w:tc>
         <w:tc>
@@ -4289,7 +3697,6 @@
                 <w:rFonts w:ascii="Calibri" w:hAnsi="Calibri" w:cs="Calibri"/>
               </w:rPr>
             </w:pPr>
-            <w:proofErr w:type="spellStart"/>
             <w:r>
               <w:rPr>
                 <w:rStyle w:val="CdigoHTML"/>
@@ -4297,7 +3704,6 @@
               </w:rPr>
               <w:t>Rango bancario</w:t>
             </w:r>
-            <w:proofErr w:type="spellEnd"/>
           </w:p>
         </w:tc>
         <w:tc>
@@ -4395,7 +3801,6 @@
                 <w:rFonts w:ascii="Calibri" w:hAnsi="Calibri" w:cs="Calibri"/>
               </w:rPr>
             </w:pPr>
-            <w:proofErr w:type="spellStart"/>
             <w:r>
               <w:rPr>
                 <w:rStyle w:val="CdigoHTML"/>
@@ -4403,7 +3808,6 @@
               </w:rPr>
               <w:t>Conexión</w:t>
             </w:r>
-            <w:proofErr w:type="spellEnd"/>
           </w:p>
         </w:tc>
         <w:tc>
@@ -4422,16 +3826,8 @@
               <w:rPr>
                 <w:rFonts w:ascii="Calibri" w:hAnsi="Calibri" w:cs="Calibri"/>
               </w:rPr>
-              <w:t xml:space="preserve">entorno</w:t>
-            </w:r>
-            <w:proofErr w:type="spellStart"/>
-            <w:r>
-              <w:rPr>
-                <w:rFonts w:ascii="Calibri" w:hAnsi="Calibri" w:cs="Calibri"/>
-              </w:rPr>
-              <w:t/>
-            </w:r>
-            <w:proofErr w:type="spellEnd"/>
+              <w:t>entorno</w:t>
+            </w:r>
           </w:p>
         </w:tc>
         <w:tc>
@@ -4491,62 +3887,7 @@
               <w:rPr>
                 <w:rFonts w:ascii="Calibri" w:hAnsi="Calibri" w:cs="Calibri"/>
               </w:rPr>
-              <w:t xml:space="preserve">Configuración externa; no se documentan secretos.</w:t>
-            </w:r>
-            <w:proofErr w:type="spellStart"/>
-            <w:r>
-              <w:rPr>
-                <w:rFonts w:ascii="Calibri" w:hAnsi="Calibri" w:cs="Calibri"/>
-              </w:rPr>
-              <w:t/>
-            </w:r>
-            <w:proofErr w:type="spellEnd"/>
-            <w:r>
-              <w:rPr>
-                <w:rFonts w:ascii="Calibri" w:hAnsi="Calibri" w:cs="Calibri"/>
-              </w:rPr>
-              <w:t xml:space="preserve"/>
-            </w:r>
-            <w:r>
-              <w:rPr>
-                <w:rStyle w:val="CdigoHTML"/>
-                <w:rFonts w:ascii="Calibri" w:eastAsiaTheme="minorHAnsi" w:hAnsi="Calibri" w:cs="Calibri"/>
-                <w:b/>
-                <w:bCs/>
-              </w:rPr>
-              <w:t/>
-            </w:r>
-            <w:r>
-              <w:rPr>
-                <w:rFonts w:ascii="Calibri" w:hAnsi="Calibri" w:cs="Calibri"/>
-              </w:rPr>
-              <w:t xml:space="preserve"/>
-            </w:r>
-            <w:r>
-              <w:rPr>
-                <w:rStyle w:val="Textoennegrita"/>
-                <w:rFonts w:ascii="Calibri" w:hAnsi="Calibri" w:cs="Calibri"/>
-              </w:rPr>
-              <w:t/>
-            </w:r>
-            <w:r>
-              <w:rPr>
-                <w:rFonts w:ascii="Calibri" w:hAnsi="Calibri" w:cs="Calibri"/>
-              </w:rPr>
-              <w:t xml:space="preserve"/>
-            </w:r>
-            <w:r>
-              <w:rPr>
-                <w:rStyle w:val="Textoennegrita"/>
-                <w:rFonts w:ascii="Calibri" w:hAnsi="Calibri" w:cs="Calibri"/>
-              </w:rPr>
-              <w:t/>
-            </w:r>
-            <w:r>
-              <w:rPr>
-                <w:rFonts w:ascii="Calibri" w:hAnsi="Calibri" w:cs="Calibri"/>
-              </w:rPr>
-              <w:t/>
+              <w:t>Configuración externa; no se documentan secretos.</w:t>
             </w:r>
           </w:p>
         </w:tc>
@@ -4583,50 +3924,7 @@
         <w:rPr>
           <w:rFonts w:ascii="Calibri" w:hAnsi="Calibri" w:cs="Calibri"/>
         </w:rPr>
-        <w:t xml:space="preserve">Ejecución programada cada 10 minutos mediante el Programador de tareas de Windows.</w:t>
-      </w:r>
-      <w:proofErr w:type="spellStart"/>
-      <w:r>
-        <w:rPr>
-          <w:rFonts w:ascii="Calibri" w:hAnsi="Calibri" w:cs="Calibri"/>
-        </w:rPr>
-        <w:t/>
-      </w:r>
-      <w:proofErr w:type="spellEnd"/>
-      <w:r>
-        <w:rPr>
-          <w:rFonts w:ascii="Calibri" w:hAnsi="Calibri" w:cs="Calibri"/>
-        </w:rPr>
-        <w:t xml:space="preserve"/>
-      </w:r>
-      <w:r>
-        <w:rPr>
-          <w:rStyle w:val="CdigoHTML"/>
-          <w:rFonts w:ascii="Calibri" w:hAnsi="Calibri" w:cs="Calibri"/>
-        </w:rPr>
-        <w:t/>
-      </w:r>
-      <w:proofErr w:type="gramStart"/>
-      <w:r>
-        <w:rPr>
-          <w:rStyle w:val="CdigoHTML"/>
-          <w:rFonts w:ascii="Calibri" w:hAnsi="Calibri" w:cs="Calibri"/>
-        </w:rPr>
-        <w:t/>
-      </w:r>
-      <w:proofErr w:type="gramEnd"/>
-      <w:r>
-        <w:rPr>
-          <w:rStyle w:val="CdigoHTML"/>
-          <w:rFonts w:ascii="Calibri" w:hAnsi="Calibri" w:cs="Calibri"/>
-        </w:rPr>
-        <w:t/>
-      </w:r>
-      <w:r>
-        <w:rPr>
-          <w:rFonts w:ascii="Calibri" w:hAnsi="Calibri" w:cs="Calibri"/>
-        </w:rPr>
-        <w:t/>
+        <w:t>Ejecución programada cada 10 minutos mediante el Programador de tareas de Windows.</w:t>
       </w:r>
     </w:p>
     <w:p>
@@ -4645,20 +3943,7 @@
         <w:rPr>
           <w:rFonts w:ascii="Calibri" w:hAnsi="Calibri" w:cs="Calibri"/>
         </w:rPr>
-        <w:t xml:space="preserve">El proceso obtiene la configuración de conexión desde el entorno o archivo .env.</w:t>
-      </w:r>
-      <w:r>
-        <w:rPr>
-          <w:rStyle w:val="CdigoHTML"/>
-          <w:rFonts w:ascii="Calibri" w:hAnsi="Calibri" w:cs="Calibri"/>
-        </w:rPr>
-        <w:t/>
-      </w:r>
-      <w:r>
-        <w:rPr>
-          <w:rFonts w:ascii="Calibri" w:hAnsi="Calibri" w:cs="Calibri"/>
-        </w:rPr>
-        <w:t/>
+        <w:t>El proceso obtiene la configuración de conexión desde el entorno o archivo .env.</w:t>
       </w:r>
     </w:p>
     <w:p>
@@ -4692,21 +3977,12 @@
           <w:rFonts w:ascii="Calibri" w:hAnsi="Calibri" w:cs="Calibri"/>
         </w:rPr>
       </w:pPr>
-      <w:proofErr w:type="spellStart"/>
       <w:r>
         <w:rPr>
           <w:rStyle w:val="CdigoHTML"/>
           <w:rFonts w:ascii="Calibri" w:hAnsi="Calibri" w:cs="Calibri"/>
         </w:rPr>
         <w:t>Se consultan turnos desde siete días antes del inicio del mes actual hasta la fecha actual.</w:t>
-      </w:r>
-      <w:proofErr w:type="spellEnd"/>
-      <w:r>
-        <w:rPr>
-          <w:rStyle w:val="CdigoHTML"/>
-          <w:rFonts w:ascii="Calibri" w:hAnsi="Calibri" w:cs="Calibri"/>
-        </w:rPr>
-        <w:t xml:space="preserve"/>
       </w:r>
     </w:p>
     <w:p>
@@ -4721,37 +3997,12 @@
           <w:rFonts w:ascii="Calibri" w:hAnsi="Calibri" w:cs="Calibri"/>
         </w:rPr>
       </w:pPr>
-      <w:proofErr w:type="spellStart"/>
       <w:r>
         <w:rPr>
           <w:rStyle w:val="CdigoHTML"/>
           <w:rFonts w:ascii="Calibri" w:hAnsi="Calibri" w:cs="Calibri"/>
         </w:rPr>
         <w:t>Los movimientos bancarios se revisan dentro de la ventana configurada, que puede incluir días posteriores para depósitos tardíos.</w:t>
-      </w:r>
-      <w:proofErr w:type="spellEnd"/>
-      <w:r>
-        <w:rPr>
-          <w:rStyle w:val="CdigoHTML"/>
-          <w:rFonts w:ascii="Calibri" w:hAnsi="Calibri" w:cs="Calibri"/>
-        </w:rPr>
-        <w:t xml:space="preserve"/>
-      </w:r>
-      <w:proofErr w:type="spellStart"/>
-      <w:r>
-        <w:rPr>
-          <w:rStyle w:val="CdigoHTML"/>
-          <w:rFonts w:ascii="Calibri" w:hAnsi="Calibri" w:cs="Calibri"/>
-        </w:rPr>
-        <w:t/>
-      </w:r>
-      <w:proofErr w:type="spellEnd"/>
-      <w:r>
-        <w:rPr>
-          <w:rStyle w:val="CdigoHTML"/>
-          <w:rFonts w:ascii="Calibri" w:hAnsi="Calibri" w:cs="Calibri"/>
-        </w:rPr>
-        <w:t xml:space="preserve"/>
       </w:r>
     </w:p>
     <w:p>
@@ -4785,106 +4036,7 @@
         <w:rPr>
           <w:rFonts w:ascii="Calibri" w:hAnsi="Calibri" w:cs="Calibri"/>
         </w:rPr>
-        <w:t xml:space="preserve">Adquiere un bloqueo de aplicación SQL para impedir que dos instancias concilien al mismo tiempo.</w:t>
-      </w:r>
-      <w:r>
-        <w:rPr>
-          <w:rStyle w:val="Textoennegrita"/>
-          <w:rFonts w:ascii="Calibri" w:hAnsi="Calibri" w:cs="Calibri"/>
-        </w:rPr>
-        <w:t/>
-      </w:r>
-      <w:r>
-        <w:rPr>
-          <w:rFonts w:ascii="Calibri" w:hAnsi="Calibri" w:cs="Calibri"/>
-        </w:rPr>
-        <w:t xml:space="preserve"/>
-      </w:r>
-      <w:proofErr w:type="spellStart"/>
-      <w:r>
-        <w:rPr>
-          <w:rStyle w:val="CdigoHTML"/>
-          <w:rFonts w:ascii="Calibri" w:hAnsi="Calibri" w:cs="Calibri"/>
-        </w:rPr>
-        <w:t/>
-      </w:r>
-      <w:proofErr w:type="gramStart"/>
-      <w:r>
-        <w:rPr>
-          <w:rStyle w:val="CdigoHTML"/>
-          <w:rFonts w:ascii="Calibri" w:hAnsi="Calibri" w:cs="Calibri"/>
-        </w:rPr>
-        <w:t/>
-      </w:r>
-      <w:proofErr w:type="spellEnd"/>
-      <w:r>
-        <w:rPr>
-          <w:rStyle w:val="CdigoHTML"/>
-          <w:rFonts w:ascii="Calibri" w:hAnsi="Calibri" w:cs="Calibri"/>
-        </w:rPr>
-        <w:t/>
-      </w:r>
-      <w:proofErr w:type="gramEnd"/>
-      <w:r>
-        <w:rPr>
-          <w:rStyle w:val="CdigoHTML"/>
-          <w:rFonts w:ascii="Calibri" w:hAnsi="Calibri" w:cs="Calibri"/>
-        </w:rPr>
-        <w:t/>
-      </w:r>
-      <w:proofErr w:type="spellStart"/>
-      <w:r>
-        <w:rPr>
-          <w:rStyle w:val="CdigoHTML"/>
-          <w:rFonts w:ascii="Calibri" w:hAnsi="Calibri" w:cs="Calibri"/>
-        </w:rPr>
-        <w:t/>
-      </w:r>
-      <w:proofErr w:type="spellEnd"/>
-      <w:r>
-        <w:rPr>
-          <w:rStyle w:val="CdigoHTML"/>
-          <w:rFonts w:ascii="Calibri" w:hAnsi="Calibri" w:cs="Calibri"/>
-        </w:rPr>
-        <w:t/>
-      </w:r>
-      <w:proofErr w:type="spellStart"/>
-      <w:r>
-        <w:rPr>
-          <w:rStyle w:val="CdigoHTML"/>
-          <w:rFonts w:ascii="Calibri" w:hAnsi="Calibri" w:cs="Calibri"/>
-        </w:rPr>
-        <w:t/>
-      </w:r>
-      <w:proofErr w:type="spellEnd"/>
-      <w:r>
-        <w:rPr>
-          <w:rStyle w:val="CdigoHTML"/>
-          <w:rFonts w:ascii="Calibri" w:hAnsi="Calibri" w:cs="Calibri"/>
-        </w:rPr>
-        <w:t/>
-      </w:r>
-      <w:proofErr w:type="spellStart"/>
-      <w:r>
-        <w:rPr>
-          <w:rStyle w:val="CdigoHTML"/>
-          <w:rFonts w:ascii="Calibri" w:hAnsi="Calibri" w:cs="Calibri"/>
-        </w:rPr>
-        <w:t/>
-      </w:r>
-      <w:proofErr w:type="spellEnd"/>
-      <w:r>
-        <w:rPr>
-          <w:rStyle w:val="CdigoHTML"/>
-          <w:rFonts w:ascii="Calibri" w:hAnsi="Calibri" w:cs="Calibri"/>
-        </w:rPr>
-        <w:t/>
-      </w:r>
-      <w:r>
-        <w:rPr>
-          <w:rFonts w:ascii="Calibri" w:hAnsi="Calibri" w:cs="Calibri"/>
-        </w:rPr>
-        <w:t/>
+        <w:t>Adquiere un bloqueo de aplicación SQL para impedir que dos instancias concilien al mismo tiempo.</w:t>
       </w:r>
     </w:p>
     <w:p>
@@ -4905,46 +4057,15 @@
           <w:rFonts w:ascii="Calibri" w:hAnsi="Calibri" w:cs="Calibri"/>
           <w:lang w:val="en-US"/>
         </w:rPr>
-        <w:t xml:space="preserve">Registra inicio, fin, estado, cantidad conciliada, omitida, errores y detalle de ejecución.</w:t>
-      </w:r>
-      <w:r>
-        <w:rPr>
-          <w:rStyle w:val="Textoennegrita"/>
-          <w:rFonts w:ascii="Calibri" w:hAnsi="Calibri" w:cs="Calibri"/>
-          <w:lang w:val="en-US"/>
-        </w:rPr>
-        <w:t/>
-      </w:r>
-      <w:r>
-        <w:rPr>
-          <w:rFonts w:ascii="Calibri" w:hAnsi="Calibri" w:cs="Calibri"/>
-          <w:lang w:val="en-US"/>
-        </w:rPr>
-        <w:t xml:space="preserve"/>
-      </w:r>
-      <w:r>
-        <w:rPr>
-          <w:rStyle w:val="CdigoHTML"/>
-          <w:rFonts w:ascii="Calibri" w:hAnsi="Calibri" w:cs="Calibri"/>
-          <w:lang w:val="en-US"/>
-        </w:rPr>
-        <w:t/>
-      </w:r>
-      <w:r>
-        <w:rPr>
-          <w:rFonts w:ascii="Calibri" w:hAnsi="Calibri" w:cs="Calibri"/>
-          <w:lang w:val="en-US"/>
-        </w:rPr>
-        <w:t xml:space="preserve"/>
+        <w:t xml:space="preserve">Registra inicio, fin, estado, cantidad conciliada, omitida, errores y </w:t>
       </w:r>
       <w:proofErr w:type="spellStart"/>
       <w:r>
         <w:rPr>
-          <w:rStyle w:val="CdigoHTML"/>
-          <w:rFonts w:ascii="Calibri" w:hAnsi="Calibri" w:cs="Calibri"/>
-          <w:lang w:val="en-US"/>
-        </w:rPr>
-        <w:t/>
+          <w:rFonts w:ascii="Calibri" w:hAnsi="Calibri" w:cs="Calibri"/>
+          <w:lang w:val="en-US"/>
+        </w:rPr>
+        <w:t>detalle</w:t>
       </w:r>
       <w:proofErr w:type="spellEnd"/>
       <w:r>
@@ -4952,22 +4073,7 @@
           <w:rFonts w:ascii="Calibri" w:hAnsi="Calibri" w:cs="Calibri"/>
           <w:lang w:val="en-US"/>
         </w:rPr>
-        <w:t xml:space="preserve"/>
-      </w:r>
-      <w:r>
-        <w:rPr>
-          <w:rStyle w:val="CdigoHTML"/>
-          <w:rFonts w:ascii="Calibri" w:hAnsi="Calibri" w:cs="Calibri"/>
-          <w:lang w:val="en-US"/>
-        </w:rPr>
-        <w:t/>
-      </w:r>
-      <w:r>
-        <w:rPr>
-          <w:rFonts w:ascii="Calibri" w:hAnsi="Calibri" w:cs="Calibri"/>
-          <w:lang w:val="en-US"/>
-        </w:rPr>
-        <w:t xml:space="preserve"/>
+        <w:t xml:space="preserve"> de </w:t>
       </w:r>
       <w:proofErr w:type="spellStart"/>
       <w:r>
@@ -4975,7 +4081,7 @@
           <w:rFonts w:ascii="Calibri" w:hAnsi="Calibri" w:cs="Calibri"/>
           <w:lang w:val="en-US"/>
         </w:rPr>
-        <w:t/>
+        <w:t>ejecución</w:t>
       </w:r>
       <w:proofErr w:type="spellEnd"/>
       <w:r>
@@ -4983,7 +4089,7 @@
           <w:rFonts w:ascii="Calibri" w:hAnsi="Calibri" w:cs="Calibri"/>
           <w:lang w:val="en-US"/>
         </w:rPr>
-        <w:t/>
+        <w:t>.</w:t>
       </w:r>
     </w:p>
     <w:p>
@@ -5005,79 +4111,6 @@
         </w:rPr>
         <w:t>La interfaz puede mostrar la última ejecución terminada y su estado.</w:t>
       </w:r>
-      <w:r>
-        <w:rPr>
-          <w:rFonts w:ascii="Calibri" w:hAnsi="Calibri" w:cs="Calibri"/>
-        </w:rPr>
-        <w:t xml:space="preserve"/>
-      </w:r>
-      <w:r>
-        <w:rPr>
-          <w:rFonts w:ascii="Cambria Math" w:hAnsi="Cambria Math" w:cs="Cambria Math"/>
-        </w:rPr>
-        <w:t/>
-      </w:r>
-      <w:r>
-        <w:rPr>
-          <w:rFonts w:ascii="Calibri" w:hAnsi="Calibri" w:cs="Calibri"/>
-        </w:rPr>
-        <w:t xml:space="preserve"/>
-      </w:r>
-      <w:proofErr w:type="spellStart"/>
-      <w:r>
-        <w:rPr>
-          <w:rStyle w:val="CdigoHTML"/>
-          <w:rFonts w:ascii="Calibri" w:hAnsi="Calibri" w:cs="Calibri"/>
-        </w:rPr>
-        <w:t/>
-      </w:r>
-      <w:proofErr w:type="spellEnd"/>
-      <w:r>
-        <w:rPr>
-          <w:rFonts w:ascii="Calibri" w:hAnsi="Calibri" w:cs="Calibri"/>
-        </w:rPr>
-        <w:t xml:space="preserve"/>
-      </w:r>
-      <w:r>
-        <w:rPr>
-          <w:rStyle w:val="Textoennegrita"/>
-          <w:rFonts w:ascii="Calibri" w:hAnsi="Calibri" w:cs="Calibri"/>
-        </w:rPr>
-        <w:t/>
-      </w:r>
-      <w:r>
-        <w:rPr>
-          <w:rFonts w:ascii="Calibri" w:hAnsi="Calibri" w:cs="Calibri"/>
-        </w:rPr>
-        <w:t xml:space="preserve"/>
-      </w:r>
-      <w:r>
-        <w:rPr>
-          <w:rStyle w:val="Textoennegrita"/>
-          <w:rFonts w:ascii="Calibri" w:hAnsi="Calibri" w:cs="Calibri"/>
-        </w:rPr>
-        <w:t/>
-      </w:r>
-      <w:r>
-        <w:rPr>
-          <w:rFonts w:ascii="Calibri" w:hAnsi="Calibri" w:cs="Calibri"/>
-        </w:rPr>
-        <w:t xml:space="preserve"/>
-      </w:r>
-      <w:proofErr w:type="spellStart"/>
-      <w:r>
-        <w:rPr>
-          <w:rFonts w:ascii="Calibri" w:hAnsi="Calibri" w:cs="Calibri"/>
-        </w:rPr>
-        <w:t/>
-      </w:r>
-      <w:proofErr w:type="spellEnd"/>
-      <w:r>
-        <w:rPr>
-          <w:rFonts w:ascii="Calibri" w:hAnsi="Calibri" w:cs="Calibri"/>
-        </w:rPr>
-        <w:t xml:space="preserve"/>
-      </w:r>
     </w:p>
     <w:p>
       <w:pPr>
@@ -5117,37 +4150,6 @@
         </w:rPr>
         <w:t>Compara estación, cuenta, moneda, fecha de turno, concepto e importe.</w:t>
       </w:r>
-      <w:r>
-        <w:rPr>
-          <w:rFonts w:ascii="Calibri" w:hAnsi="Calibri" w:cs="Calibri"/>
-        </w:rPr>
-        <w:t xml:space="preserve"/>
-      </w:r>
-      <w:r>
-        <w:rPr>
-          <w:rFonts w:ascii="Cambria Math" w:hAnsi="Cambria Math" w:cs="Cambria Math"/>
-        </w:rPr>
-        <w:t/>
-      </w:r>
-      <w:r>
-        <w:rPr>
-          <w:rFonts w:ascii="Calibri" w:hAnsi="Calibri" w:cs="Calibri"/>
-        </w:rPr>
-        <w:t xml:space="preserve"/>
-      </w:r>
-      <w:r>
-        <w:rPr>
-          <w:rStyle w:val="CdigoHTML"/>
-          <w:rFonts w:ascii="Calibri" w:hAnsi="Calibri" w:cs="Calibri"/>
-        </w:rPr>
-        <w:t/>
-      </w:r>
-      <w:r>
-        <w:rPr>
-          <w:rFonts w:ascii="Calibri" w:hAnsi="Calibri" w:cs="Calibri"/>
-        </w:rPr>
-        <w:t/>
-      </w:r>
     </w:p>
     <w:p>
       <w:pPr>
@@ -5166,39 +4168,8 @@
           <w:rStyle w:val="Textoennegrita"/>
           <w:rFonts w:ascii="Calibri" w:hAnsi="Calibri" w:cs="Calibri"/>
         </w:rPr>
+        <w:lastRenderedPageBreak/>
         <w:t>Los depósitos con estación no identificada solo se asignan cuando la coincidencia disponible es inequívoca.</w:t>
-      </w:r>
-      <w:r>
-        <w:rPr>
-          <w:rFonts w:ascii="Calibri" w:hAnsi="Calibri" w:cs="Calibri"/>
-        </w:rPr>
-        <w:t xml:space="preserve"/>
-      </w:r>
-      <w:r>
-        <w:rPr>
-          <w:rFonts w:ascii="Cambria Math" w:hAnsi="Cambria Math" w:cs="Cambria Math"/>
-        </w:rPr>
-        <w:t/>
-      </w:r>
-      <w:r>
-        <w:rPr>
-          <w:rFonts w:ascii="Calibri" w:hAnsi="Calibri" w:cs="Calibri"/>
-        </w:rPr>
-        <w:t xml:space="preserve"/>
-      </w:r>
-      <w:proofErr w:type="spellStart"/>
-      <w:r>
-        <w:rPr>
-          <w:rFonts w:ascii="Calibri" w:hAnsi="Calibri" w:cs="Calibri"/>
-        </w:rPr>
-        <w:t/>
-      </w:r>
-      <w:proofErr w:type="spellEnd"/>
-      <w:r>
-        <w:rPr>
-          <w:rFonts w:ascii="Calibri" w:hAnsi="Calibri" w:cs="Calibri"/>
-        </w:rPr>
-        <w:t xml:space="preserve"/>
       </w:r>
     </w:p>
     <w:p>
@@ -5220,63 +4191,6 @@
         </w:rPr>
         <w:t>Los candidatos múltiples o conflictivos se reservan para revisión manual.</w:t>
       </w:r>
-      <w:r>
-        <w:rPr>
-          <w:rFonts w:ascii="Calibri" w:hAnsi="Calibri" w:cs="Calibri"/>
-        </w:rPr>
-        <w:t xml:space="preserve"/>
-      </w:r>
-      <w:r>
-        <w:rPr>
-          <w:rFonts w:ascii="Cambria Math" w:hAnsi="Cambria Math" w:cs="Cambria Math"/>
-        </w:rPr>
-        <w:t/>
-      </w:r>
-      <w:r>
-        <w:rPr>
-          <w:rFonts w:ascii="Calibri" w:hAnsi="Calibri" w:cs="Calibri"/>
-        </w:rPr>
-        <w:t xml:space="preserve"/>
-      </w:r>
-      <w:r>
-        <w:rPr>
-          <w:rStyle w:val="Textoennegrita"/>
-          <w:rFonts w:ascii="Calibri" w:hAnsi="Calibri" w:cs="Calibri"/>
-        </w:rPr>
-        <w:t/>
-      </w:r>
-      <w:r>
-        <w:rPr>
-          <w:rFonts w:ascii="Calibri" w:hAnsi="Calibri" w:cs="Calibri"/>
-        </w:rPr>
-        <w:t xml:space="preserve"/>
-      </w:r>
-      <w:r>
-        <w:rPr>
-          <w:rStyle w:val="CdigoHTML"/>
-          <w:rFonts w:ascii="Calibri" w:hAnsi="Calibri" w:cs="Calibri"/>
-        </w:rPr>
-        <w:t/>
-      </w:r>
-      <w:r>
-        <w:rPr>
-          <w:rFonts w:ascii="Calibri" w:hAnsi="Calibri" w:cs="Calibri"/>
-        </w:rPr>
-        <w:t xml:space="preserve"/>
-      </w:r>
-      <w:r>
-        <w:rPr>
-          <w:rStyle w:val="Textoennegrita"/>
-          <w:rFonts w:ascii="Calibri" w:hAnsi="Calibri" w:cs="Calibri"/>
-        </w:rPr>
-        <w:t/>
-      </w:r>
-      <w:r>
-        <w:rPr>
-          <w:rFonts w:ascii="Calibri" w:hAnsi="Calibri" w:cs="Calibri"/>
-        </w:rPr>
-        <w:t/>
-      </w:r>
     </w:p>
     <w:p>
       <w:pPr>
@@ -5312,93 +4226,6 @@
         </w:rPr>
         <w:t>Las conciliaciones habituales aplican la tolerancia operativa definida para el caso.</w:t>
       </w:r>
-      <w:r>
-        <w:rPr>
-          <w:rFonts w:ascii="Calibri" w:hAnsi="Calibri" w:cs="Calibri"/>
-        </w:rPr>
-        <w:t xml:space="preserve"/>
-      </w:r>
-      <w:r>
-        <w:rPr>
-          <w:rStyle w:val="CdigoHTML"/>
-          <w:rFonts w:ascii="Calibri" w:hAnsi="Calibri" w:cs="Calibri"/>
-        </w:rPr>
-        <w:t/>
-      </w:r>
-      <w:r>
-        <w:rPr>
-          <w:rFonts w:ascii="Calibri" w:hAnsi="Calibri" w:cs="Calibri"/>
-        </w:rPr>
-        <w:t xml:space="preserve"/>
-      </w:r>
-      <w:proofErr w:type="spellStart"/>
-      <w:r>
-        <w:rPr>
-          <w:rStyle w:val="CdigoHTML"/>
-          <w:rFonts w:ascii="Calibri" w:hAnsi="Calibri" w:cs="Calibri"/>
-        </w:rPr>
-        <w:t/>
-      </w:r>
-      <w:proofErr w:type="spellEnd"/>
-      <w:r>
-        <w:rPr>
-          <w:rStyle w:val="CdigoHTML"/>
-          <w:rFonts w:ascii="Calibri" w:hAnsi="Calibri" w:cs="Calibri"/>
-        </w:rPr>
-        <w:t xml:space="preserve"/>
-      </w:r>
-      <w:r>
-        <w:rPr>
-          <w:rStyle w:val="CdigoHTML"/>
-          <w:rFonts w:ascii="Cambria Math" w:hAnsi="Cambria Math" w:cs="Cambria Math"/>
-        </w:rPr>
-        <w:t/>
-      </w:r>
-      <w:r>
-        <w:rPr>
-          <w:rStyle w:val="CdigoHTML"/>
-          <w:rFonts w:ascii="Calibri" w:hAnsi="Calibri" w:cs="Calibri"/>
-        </w:rPr>
-        <w:t xml:space="preserve"/>
-      </w:r>
-      <w:proofErr w:type="spellStart"/>
-      <w:r>
-        <w:rPr>
-          <w:rStyle w:val="CdigoHTML"/>
-          <w:rFonts w:ascii="Calibri" w:hAnsi="Calibri" w:cs="Calibri"/>
-        </w:rPr>
-        <w:t/>
-      </w:r>
-      <w:proofErr w:type="spellEnd"/>
-      <w:r>
-        <w:rPr>
-          <w:rStyle w:val="CdigoHTML"/>
-          <w:rFonts w:ascii="Calibri" w:hAnsi="Calibri" w:cs="Calibri"/>
-        </w:rPr>
-        <w:t xml:space="preserve"/>
-      </w:r>
-      <w:proofErr w:type="spellStart"/>
-      <w:r>
-        <w:rPr>
-          <w:rStyle w:val="CdigoHTML"/>
-          <w:rFonts w:ascii="Calibri" w:hAnsi="Calibri" w:cs="Calibri"/>
-        </w:rPr>
-        <w:t/>
-      </w:r>
-      <w:proofErr w:type="spellEnd"/>
-      <w:r>
-        <w:rPr>
-          <w:rStyle w:val="CdigoHTML"/>
-          <w:rFonts w:ascii="Calibri" w:hAnsi="Calibri" w:cs="Calibri"/>
-        </w:rPr>
-        <w:t/>
-      </w:r>
-      <w:r>
-        <w:rPr>
-          <w:rFonts w:ascii="Calibri" w:hAnsi="Calibri" w:cs="Calibri"/>
-        </w:rPr>
-        <w:t/>
-      </w:r>
     </w:p>
     <w:p>
       <w:pPr>
@@ -5419,12 +4246,6 @@
         </w:rPr>
         <w:t>GASOMEX</w:t>
       </w:r>
-      <w:r>
-        <w:rPr>
-          <w:rFonts w:ascii="Calibri" w:hAnsi="Calibri" w:cs="Calibri"/>
-        </w:rPr>
-        <w:t xml:space="preserve"/>
-      </w:r>
     </w:p>
     <w:p>
       <w:pPr>
@@ -5445,50 +4266,6 @@
         </w:rPr>
         <w:t>Agrupa secuencias continuas de turnos y separa los importes por moneda y cuenta permitida.</w:t>
       </w:r>
-      <w:r>
-        <w:rPr>
-          <w:rFonts w:ascii="Calibri" w:hAnsi="Calibri" w:cs="Calibri"/>
-        </w:rPr>
-        <w:t xml:space="preserve"/>
-      </w:r>
-      <w:proofErr w:type="spellStart"/>
-      <w:r>
-        <w:rPr>
-          <w:rStyle w:val="CdigoHTML"/>
-          <w:rFonts w:ascii="Calibri" w:hAnsi="Calibri" w:cs="Calibri"/>
-        </w:rPr>
-        <w:t/>
-      </w:r>
-      <w:proofErr w:type="spellEnd"/>
-      <w:r>
-        <w:rPr>
-          <w:rStyle w:val="CdigoHTML"/>
-          <w:rFonts w:ascii="Calibri" w:hAnsi="Calibri" w:cs="Calibri"/>
-        </w:rPr>
-        <w:t xml:space="preserve"/>
-      </w:r>
-      <w:proofErr w:type="spellStart"/>
-      <w:r>
-        <w:rPr>
-          <w:rStyle w:val="CdigoHTML"/>
-          <w:rFonts w:ascii="Calibri" w:hAnsi="Calibri" w:cs="Calibri"/>
-        </w:rPr>
-        <w:t/>
-      </w:r>
-      <w:proofErr w:type="spellEnd"/>
-      <w:r>
-        <w:rPr>
-          <w:rFonts w:ascii="Calibri" w:hAnsi="Calibri" w:cs="Calibri"/>
-        </w:rPr>
-        <w:t xml:space="preserve"/>
-      </w:r>
-      <w:r>
-        <w:rPr>
-          <w:rStyle w:val="Textoennegrita"/>
-          <w:rFonts w:ascii="Calibri" w:hAnsi="Calibri" w:cs="Calibri"/>
-        </w:rPr>
-        <w:t/>
-      </w:r>
     </w:p>
     <w:p>
       <w:pPr>
@@ -5503,6 +4280,14 @@
           <w:lang w:val="en-US"/>
         </w:rPr>
       </w:pPr>
+      <w:r>
+        <w:rPr>
+          <w:rStyle w:val="CdigoHTML"/>
+          <w:rFonts w:ascii="Calibri" w:hAnsi="Calibri" w:cs="Calibri"/>
+          <w:lang w:val="en-US"/>
+        </w:rPr>
+        <w:t xml:space="preserve">La </w:t>
+      </w:r>
       <w:proofErr w:type="spellStart"/>
       <w:r>
         <w:rPr>
@@ -5510,7 +4295,7 @@
           <w:rFonts w:ascii="Calibri" w:hAnsi="Calibri" w:cs="Calibri"/>
           <w:lang w:val="en-US"/>
         </w:rPr>
-        <w:t>La conciliación se bloquea si hay vínculos REGIO ausentes, turnos duplicados o partidas previamente utilizadas.</w:t>
+        <w:t>conciliación</w:t>
       </w:r>
       <w:proofErr w:type="spellEnd"/>
       <w:r>
@@ -5519,7 +4304,7 @@
           <w:rFonts w:ascii="Calibri" w:hAnsi="Calibri" w:cs="Calibri"/>
           <w:lang w:val="en-US"/>
         </w:rPr>
-        <w:t xml:space="preserve"/>
+        <w:t xml:space="preserve"> se </w:t>
       </w:r>
       <w:proofErr w:type="spellStart"/>
       <w:r>
@@ -5528,15 +4313,16 @@
           <w:rFonts w:ascii="Calibri" w:hAnsi="Calibri" w:cs="Calibri"/>
           <w:lang w:val="en-US"/>
         </w:rPr>
-        <w:t/>
+        <w:t>bloquea</w:t>
       </w:r>
       <w:proofErr w:type="spellEnd"/>
       <w:r>
         <w:rPr>
-          <w:rFonts w:ascii="Calibri" w:hAnsi="Calibri" w:cs="Calibri"/>
-          <w:lang w:val="en-US"/>
-        </w:rPr>
-        <w:t xml:space="preserve"/>
+          <w:rStyle w:val="CdigoHTML"/>
+          <w:rFonts w:ascii="Calibri" w:hAnsi="Calibri" w:cs="Calibri"/>
+          <w:lang w:val="en-US"/>
+        </w:rPr>
+        <w:t xml:space="preserve"> </w:t>
       </w:r>
       <w:proofErr w:type="spellStart"/>
       <w:r>
@@ -5545,7 +4331,7 @@
           <w:rFonts w:ascii="Calibri" w:hAnsi="Calibri" w:cs="Calibri"/>
           <w:lang w:val="en-US"/>
         </w:rPr>
-        <w:t/>
+        <w:t>si</w:t>
       </w:r>
       <w:proofErr w:type="spellEnd"/>
       <w:r>
@@ -5554,7 +4340,7 @@
           <w:rFonts w:ascii="Calibri" w:hAnsi="Calibri" w:cs="Calibri"/>
           <w:lang w:val="en-US"/>
         </w:rPr>
-        <w:t xml:space="preserve"/>
+        <w:t xml:space="preserve"> hay </w:t>
       </w:r>
       <w:proofErr w:type="spellStart"/>
       <w:r>
@@ -5563,23 +4349,124 @@
           <w:rFonts w:ascii="Calibri" w:hAnsi="Calibri" w:cs="Calibri"/>
           <w:lang w:val="en-US"/>
         </w:rPr>
-        <w:t/>
+        <w:t>vínculos</w:t>
       </w:r>
       <w:proofErr w:type="spellEnd"/>
       <w:r>
         <w:rPr>
-          <w:rFonts w:ascii="Calibri" w:hAnsi="Calibri" w:cs="Calibri"/>
-          <w:lang w:val="en-US"/>
-        </w:rPr>
-        <w:t xml:space="preserve"/>
-      </w:r>
-      <w:r>
-        <w:rPr>
-          <w:rStyle w:val="Textoennegrita"/>
-          <w:rFonts w:ascii="Calibri" w:hAnsi="Calibri" w:cs="Calibri"/>
-          <w:lang w:val="en-US"/>
-        </w:rPr>
-        <w:t/>
+          <w:rStyle w:val="CdigoHTML"/>
+          <w:rFonts w:ascii="Calibri" w:hAnsi="Calibri" w:cs="Calibri"/>
+          <w:lang w:val="en-US"/>
+        </w:rPr>
+        <w:t xml:space="preserve"> REGIO </w:t>
+      </w:r>
+      <w:proofErr w:type="spellStart"/>
+      <w:r>
+        <w:rPr>
+          <w:rStyle w:val="CdigoHTML"/>
+          <w:rFonts w:ascii="Calibri" w:hAnsi="Calibri" w:cs="Calibri"/>
+          <w:lang w:val="en-US"/>
+        </w:rPr>
+        <w:t>ausentes</w:t>
+      </w:r>
+      <w:proofErr w:type="spellEnd"/>
+      <w:r>
+        <w:rPr>
+          <w:rStyle w:val="CdigoHTML"/>
+          <w:rFonts w:ascii="Calibri" w:hAnsi="Calibri" w:cs="Calibri"/>
+          <w:lang w:val="en-US"/>
+        </w:rPr>
+        <w:t xml:space="preserve">, </w:t>
+      </w:r>
+      <w:proofErr w:type="spellStart"/>
+      <w:r>
+        <w:rPr>
+          <w:rStyle w:val="CdigoHTML"/>
+          <w:rFonts w:ascii="Calibri" w:hAnsi="Calibri" w:cs="Calibri"/>
+          <w:lang w:val="en-US"/>
+        </w:rPr>
+        <w:t>turnos</w:t>
+      </w:r>
+      <w:proofErr w:type="spellEnd"/>
+      <w:r>
+        <w:rPr>
+          <w:rStyle w:val="CdigoHTML"/>
+          <w:rFonts w:ascii="Calibri" w:hAnsi="Calibri" w:cs="Calibri"/>
+          <w:lang w:val="en-US"/>
+        </w:rPr>
+        <w:t xml:space="preserve"> </w:t>
+      </w:r>
+      <w:proofErr w:type="spellStart"/>
+      <w:r>
+        <w:rPr>
+          <w:rStyle w:val="CdigoHTML"/>
+          <w:rFonts w:ascii="Calibri" w:hAnsi="Calibri" w:cs="Calibri"/>
+          <w:lang w:val="en-US"/>
+        </w:rPr>
+        <w:t>duplicados</w:t>
+      </w:r>
+      <w:proofErr w:type="spellEnd"/>
+      <w:r>
+        <w:rPr>
+          <w:rStyle w:val="CdigoHTML"/>
+          <w:rFonts w:ascii="Calibri" w:hAnsi="Calibri" w:cs="Calibri"/>
+          <w:lang w:val="en-US"/>
+        </w:rPr>
+        <w:t xml:space="preserve"> o </w:t>
+      </w:r>
+      <w:proofErr w:type="spellStart"/>
+      <w:r>
+        <w:rPr>
+          <w:rStyle w:val="CdigoHTML"/>
+          <w:rFonts w:ascii="Calibri" w:hAnsi="Calibri" w:cs="Calibri"/>
+          <w:lang w:val="en-US"/>
+        </w:rPr>
+        <w:t>partidas</w:t>
+      </w:r>
+      <w:proofErr w:type="spellEnd"/>
+      <w:r>
+        <w:rPr>
+          <w:rStyle w:val="CdigoHTML"/>
+          <w:rFonts w:ascii="Calibri" w:hAnsi="Calibri" w:cs="Calibri"/>
+          <w:lang w:val="en-US"/>
+        </w:rPr>
+        <w:t xml:space="preserve"> </w:t>
+      </w:r>
+      <w:proofErr w:type="spellStart"/>
+      <w:r>
+        <w:rPr>
+          <w:rStyle w:val="CdigoHTML"/>
+          <w:rFonts w:ascii="Calibri" w:hAnsi="Calibri" w:cs="Calibri"/>
+          <w:lang w:val="en-US"/>
+        </w:rPr>
+        <w:t>previamente</w:t>
+      </w:r>
+      <w:proofErr w:type="spellEnd"/>
+      <w:r>
+        <w:rPr>
+          <w:rStyle w:val="CdigoHTML"/>
+          <w:rFonts w:ascii="Calibri" w:hAnsi="Calibri" w:cs="Calibri"/>
+          <w:lang w:val="en-US"/>
+        </w:rPr>
+        <w:t xml:space="preserve"> </w:t>
+      </w:r>
+      <w:proofErr w:type="spellStart"/>
+      <w:r>
+        <w:rPr>
+          <w:rStyle w:val="CdigoHTML"/>
+          <w:rFonts w:ascii="Calibri" w:hAnsi="Calibri" w:cs="Calibri"/>
+          <w:lang w:val="en-US"/>
+        </w:rPr>
+        <w:t>utilizadas</w:t>
+      </w:r>
+      <w:proofErr w:type="spellEnd"/>
+      <w:r>
+        <w:rPr>
+          <w:rStyle w:val="CdigoHTML"/>
+          <w:rFonts w:ascii="Calibri" w:hAnsi="Calibri" w:cs="Calibri"/>
+          <w:lang w:val="en-US"/>
+        </w:rPr>
+        <w:t>.</w:t>
       </w:r>
     </w:p>
     <w:p>
@@ -5595,6 +4482,14 @@
           <w:lang w:val="en-US"/>
         </w:rPr>
       </w:pPr>
+      <w:r>
+        <w:rPr>
+          <w:rStyle w:val="CdigoHTML"/>
+          <w:rFonts w:ascii="Calibri" w:hAnsi="Calibri" w:cs="Calibri"/>
+          <w:lang w:val="en-US"/>
+        </w:rPr>
+        <w:t xml:space="preserve">Si un </w:t>
+      </w:r>
       <w:proofErr w:type="spellStart"/>
       <w:r>
         <w:rPr>
@@ -5602,7 +4497,7 @@
           <w:rFonts w:ascii="Calibri" w:hAnsi="Calibri" w:cs="Calibri"/>
           <w:lang w:val="en-US"/>
         </w:rPr>
-        <w:t>Si un depósito admite más de una secuencia posible, queda pendiente de revisión.</w:t>
+        <w:t>depósito</w:t>
       </w:r>
       <w:proofErr w:type="spellEnd"/>
       <w:r>
@@ -5611,7 +4506,7 @@
           <w:rFonts w:ascii="Calibri" w:hAnsi="Calibri" w:cs="Calibri"/>
           <w:lang w:val="en-US"/>
         </w:rPr>
-        <w:t xml:space="preserve"/>
+        <w:t xml:space="preserve"> </w:t>
       </w:r>
       <w:proofErr w:type="spellStart"/>
       <w:r>
@@ -5620,15 +4515,16 @@
           <w:rFonts w:ascii="Calibri" w:hAnsi="Calibri" w:cs="Calibri"/>
           <w:lang w:val="en-US"/>
         </w:rPr>
-        <w:t/>
+        <w:t>admite</w:t>
       </w:r>
       <w:proofErr w:type="spellEnd"/>
       <w:r>
         <w:rPr>
-          <w:rFonts w:ascii="Calibri" w:hAnsi="Calibri" w:cs="Calibri"/>
-          <w:lang w:val="en-US"/>
-        </w:rPr>
-        <w:t xml:space="preserve"/>
+          <w:rStyle w:val="CdigoHTML"/>
+          <w:rFonts w:ascii="Calibri" w:hAnsi="Calibri" w:cs="Calibri"/>
+          <w:lang w:val="en-US"/>
+        </w:rPr>
+        <w:t xml:space="preserve"> </w:t>
       </w:r>
       <w:proofErr w:type="spellStart"/>
       <w:r>
@@ -5637,7 +4533,7 @@
           <w:rFonts w:ascii="Calibri" w:hAnsi="Calibri" w:cs="Calibri"/>
           <w:lang w:val="en-US"/>
         </w:rPr>
-        <w:t/>
+        <w:t>más</w:t>
       </w:r>
       <w:proofErr w:type="spellEnd"/>
       <w:r>
@@ -5646,14 +4542,115 @@
           <w:rFonts w:ascii="Calibri" w:hAnsi="Calibri" w:cs="Calibri"/>
           <w:lang w:val="en-US"/>
         </w:rPr>
-        <w:t xml:space="preserve"/>
-      </w:r>
-      <w:r>
-        <w:rPr>
-          <w:rFonts w:ascii="Calibri" w:hAnsi="Calibri" w:cs="Calibri"/>
-          <w:lang w:val="en-US"/>
-        </w:rPr>
-        <w:t/>
+        <w:t xml:space="preserve"> de </w:t>
+      </w:r>
+      <w:proofErr w:type="spellStart"/>
+      <w:r>
+        <w:rPr>
+          <w:rStyle w:val="CdigoHTML"/>
+          <w:rFonts w:ascii="Calibri" w:hAnsi="Calibri" w:cs="Calibri"/>
+          <w:lang w:val="en-US"/>
+        </w:rPr>
+        <w:t>una</w:t>
+      </w:r>
+      <w:proofErr w:type="spellEnd"/>
+      <w:r>
+        <w:rPr>
+          <w:rStyle w:val="CdigoHTML"/>
+          <w:rFonts w:ascii="Calibri" w:hAnsi="Calibri" w:cs="Calibri"/>
+          <w:lang w:val="en-US"/>
+        </w:rPr>
+        <w:t xml:space="preserve"> </w:t>
+      </w:r>
+      <w:proofErr w:type="spellStart"/>
+      <w:r>
+        <w:rPr>
+          <w:rStyle w:val="CdigoHTML"/>
+          <w:rFonts w:ascii="Calibri" w:hAnsi="Calibri" w:cs="Calibri"/>
+          <w:lang w:val="en-US"/>
+        </w:rPr>
+        <w:t>secuencia</w:t>
+      </w:r>
+      <w:proofErr w:type="spellEnd"/>
+      <w:r>
+        <w:rPr>
+          <w:rStyle w:val="CdigoHTML"/>
+          <w:rFonts w:ascii="Calibri" w:hAnsi="Calibri" w:cs="Calibri"/>
+          <w:lang w:val="en-US"/>
+        </w:rPr>
+        <w:t xml:space="preserve"> </w:t>
+      </w:r>
+      <w:proofErr w:type="spellStart"/>
+      <w:r>
+        <w:rPr>
+          <w:rStyle w:val="CdigoHTML"/>
+          <w:rFonts w:ascii="Calibri" w:hAnsi="Calibri" w:cs="Calibri"/>
+          <w:lang w:val="en-US"/>
+        </w:rPr>
+        <w:t>posible</w:t>
+      </w:r>
+      <w:proofErr w:type="spellEnd"/>
+      <w:r>
+        <w:rPr>
+          <w:rStyle w:val="CdigoHTML"/>
+          <w:rFonts w:ascii="Calibri" w:hAnsi="Calibri" w:cs="Calibri"/>
+          <w:lang w:val="en-US"/>
+        </w:rPr>
+        <w:t xml:space="preserve">, </w:t>
+      </w:r>
+      <w:proofErr w:type="spellStart"/>
+      <w:r>
+        <w:rPr>
+          <w:rStyle w:val="CdigoHTML"/>
+          <w:rFonts w:ascii="Calibri" w:hAnsi="Calibri" w:cs="Calibri"/>
+          <w:lang w:val="en-US"/>
+        </w:rPr>
+        <w:t>queda</w:t>
+      </w:r>
+      <w:proofErr w:type="spellEnd"/>
+      <w:r>
+        <w:rPr>
+          <w:rStyle w:val="CdigoHTML"/>
+          <w:rFonts w:ascii="Calibri" w:hAnsi="Calibri" w:cs="Calibri"/>
+          <w:lang w:val="en-US"/>
+        </w:rPr>
+        <w:t xml:space="preserve"> </w:t>
+      </w:r>
+      <w:proofErr w:type="spellStart"/>
+      <w:r>
+        <w:rPr>
+          <w:rStyle w:val="CdigoHTML"/>
+          <w:rFonts w:ascii="Calibri" w:hAnsi="Calibri" w:cs="Calibri"/>
+          <w:lang w:val="en-US"/>
+        </w:rPr>
+        <w:t>pendiente</w:t>
+      </w:r>
+      <w:proofErr w:type="spellEnd"/>
+      <w:r>
+        <w:rPr>
+          <w:rStyle w:val="CdigoHTML"/>
+          <w:rFonts w:ascii="Calibri" w:hAnsi="Calibri" w:cs="Calibri"/>
+          <w:lang w:val="en-US"/>
+        </w:rPr>
+        <w:t xml:space="preserve"> de </w:t>
+      </w:r>
+      <w:proofErr w:type="spellStart"/>
+      <w:r>
+        <w:rPr>
+          <w:rStyle w:val="CdigoHTML"/>
+          <w:rFonts w:ascii="Calibri" w:hAnsi="Calibri" w:cs="Calibri"/>
+          <w:lang w:val="en-US"/>
+        </w:rPr>
+        <w:t>revisión</w:t>
+      </w:r>
+      <w:proofErr w:type="spellEnd"/>
+      <w:r>
+        <w:rPr>
+          <w:rStyle w:val="CdigoHTML"/>
+          <w:rFonts w:ascii="Calibri" w:hAnsi="Calibri" w:cs="Calibri"/>
+          <w:lang w:val="en-US"/>
+        </w:rPr>
+        <w:t>.</w:t>
       </w:r>
     </w:p>
     <w:p>
@@ -5675,12 +4672,6 @@
         </w:rPr>
         <w:t>Parral y tránsitos</w:t>
       </w:r>
-      <w:r>
-        <w:rPr>
-          <w:rFonts w:ascii="Calibri" w:hAnsi="Calibri" w:cs="Calibri"/>
-        </w:rPr>
-        <w:t/>
-      </w:r>
     </w:p>
     <w:p>
       <w:pPr>
@@ -5694,80 +4685,12 @@
           <w:rFonts w:ascii="Calibri" w:hAnsi="Calibri" w:cs="Calibri"/>
         </w:rPr>
       </w:pPr>
-      <w:proofErr w:type="spellStart"/>
       <w:r>
         <w:rPr>
           <w:rStyle w:val="CdigoHTML"/>
           <w:rFonts w:ascii="Calibri" w:hAnsi="Calibri" w:cs="Calibri"/>
         </w:rPr>
         <w:t>Parral aplica la tolerancia específica configurada para esa operación.</w:t>
-      </w:r>
-      <w:proofErr w:type="spellEnd"/>
-      <w:r>
-        <w:rPr>
-          <w:rFonts w:ascii="Calibri" w:hAnsi="Calibri" w:cs="Calibri"/>
-        </w:rPr>
-        <w:t xml:space="preserve"/>
-      </w:r>
-      <w:proofErr w:type="spellStart"/>
-      <w:r>
-        <w:rPr>
-          <w:rStyle w:val="CdigoHTML"/>
-          <w:rFonts w:ascii="Calibri" w:hAnsi="Calibri" w:cs="Calibri"/>
-        </w:rPr>
-        <w:t/>
-      </w:r>
-      <w:proofErr w:type="spellEnd"/>
-      <w:r>
-        <w:rPr>
-          <w:rFonts w:ascii="Calibri" w:hAnsi="Calibri" w:cs="Calibri"/>
-        </w:rPr>
-        <w:t xml:space="preserve"/>
-      </w:r>
-      <w:proofErr w:type="spellStart"/>
-      <w:r>
-        <w:rPr>
-          <w:rStyle w:val="CdigoHTML"/>
-          <w:rFonts w:ascii="Calibri" w:hAnsi="Calibri" w:cs="Calibri"/>
-        </w:rPr>
-        <w:t/>
-      </w:r>
-      <w:proofErr w:type="spellEnd"/>
-      <w:r>
-        <w:rPr>
-          <w:rFonts w:ascii="Calibri" w:hAnsi="Calibri" w:cs="Calibri"/>
-        </w:rPr>
-        <w:t xml:space="preserve"/>
-      </w:r>
-      <w:proofErr w:type="spellStart"/>
-      <w:r>
-        <w:rPr>
-          <w:rStyle w:val="CdigoHTML"/>
-          <w:rFonts w:ascii="Calibri" w:hAnsi="Calibri" w:cs="Calibri"/>
-        </w:rPr>
-        <w:t/>
-      </w:r>
-      <w:proofErr w:type="spellEnd"/>
-      <w:r>
-        <w:rPr>
-          <w:rFonts w:ascii="Calibri" w:hAnsi="Calibri" w:cs="Calibri"/>
-        </w:rPr>
-        <w:t xml:space="preserve"/>
-      </w:r>
-      <w:proofErr w:type="spellStart"/>
-      <w:r>
-        <w:rPr>
-          <w:rStyle w:val="CdigoHTML"/>
-          <w:rFonts w:ascii="Calibri" w:hAnsi="Calibri" w:cs="Calibri"/>
-        </w:rPr>
-        <w:t/>
-      </w:r>
-      <w:proofErr w:type="spellEnd"/>
-      <w:r>
-        <w:rPr>
-          <w:rFonts w:ascii="Calibri" w:hAnsi="Calibri" w:cs="Calibri"/>
-        </w:rPr>
-        <w:t/>
       </w:r>
     </w:p>
     <w:p>
@@ -5787,14 +4710,7 @@
           <w:rStyle w:val="Textoennegrita"/>
           <w:rFonts w:ascii="Calibri" w:hAnsi="Calibri" w:cs="Calibri"/>
         </w:rPr>
-        <w:lastRenderedPageBreak/>
         <w:t>Los depósitos de un periodo posterior pueden generar tránsitos para conservar el periodo de origen del turno.</w:t>
-      </w:r>
-      <w:r>
-        <w:rPr>
-          <w:rFonts w:ascii="Calibri" w:hAnsi="Calibri" w:cs="Calibri"/>
-        </w:rPr>
-        <w:t/>
       </w:r>
     </w:p>
     <w:p>
@@ -5813,43 +4729,7 @@
         <w:rPr>
           <w:rFonts w:ascii="Calibri" w:hAnsi="Calibri" w:cs="Calibri"/>
         </w:rPr>
-        <w:t xml:space="preserve">Los procedimientos SQL serializables validan cierres, turnos y depósitos antes de guardar.</w:t>
-      </w:r>
-      <w:proofErr w:type="spellStart"/>
-      <w:r>
-        <w:rPr>
-          <w:rStyle w:val="CdigoHTML"/>
-          <w:rFonts w:ascii="Calibri" w:hAnsi="Calibri" w:cs="Calibri"/>
-        </w:rPr>
-        <w:t/>
-      </w:r>
-      <w:proofErr w:type="spellEnd"/>
-      <w:r>
-        <w:rPr>
-          <w:rStyle w:val="CdigoHTML"/>
-          <w:rFonts w:ascii="Calibri" w:hAnsi="Calibri" w:cs="Calibri"/>
-        </w:rPr>
-        <w:t xml:space="preserve"/>
-      </w:r>
-      <w:r>
-        <w:rPr>
-          <w:rStyle w:val="CdigoHTML"/>
-          <w:rFonts w:ascii="Cambria Math" w:hAnsi="Cambria Math" w:cs="Cambria Math"/>
-        </w:rPr>
-        <w:t/>
-      </w:r>
-      <w:r>
-        <w:rPr>
-          <w:rStyle w:val="CdigoHTML"/>
-          <w:rFonts w:ascii="Calibri" w:hAnsi="Calibri" w:cs="Calibri"/>
-        </w:rPr>
-        <w:t xml:space="preserve"/>
-      </w:r>
-      <w:r>
-        <w:rPr>
-          <w:rFonts w:ascii="Calibri" w:hAnsi="Calibri" w:cs="Calibri"/>
-        </w:rPr>
-        <w:t/>
+        <w:t>Los procedimientos SQL serializables validan cierres, turnos y depósitos antes de guardar.</w:t>
       </w:r>
     </w:p>
     <w:p>
@@ -5868,43 +4748,7 @@
         <w:rPr>
           <w:rFonts w:ascii="Calibri" w:hAnsi="Calibri" w:cs="Calibri"/>
         </w:rPr>
-        <w:t xml:space="preserve">Persistencia y control de duplicados</w:t>
-      </w:r>
-      <w:proofErr w:type="spellStart"/>
-      <w:r>
-        <w:rPr>
-          <w:rStyle w:val="CdigoHTML"/>
-          <w:rFonts w:ascii="Calibri" w:hAnsi="Calibri" w:cs="Calibri"/>
-        </w:rPr>
-        <w:t/>
-      </w:r>
-      <w:proofErr w:type="spellEnd"/>
-      <w:r>
-        <w:rPr>
-          <w:rStyle w:val="CdigoHTML"/>
-          <w:rFonts w:ascii="Calibri" w:hAnsi="Calibri" w:cs="Calibri"/>
-        </w:rPr>
-        <w:t xml:space="preserve"/>
-      </w:r>
-      <w:r>
-        <w:rPr>
-          <w:rStyle w:val="CdigoHTML"/>
-          <w:rFonts w:ascii="Cambria Math" w:hAnsi="Cambria Math" w:cs="Cambria Math"/>
-        </w:rPr>
-        <w:t/>
-      </w:r>
-      <w:r>
-        <w:rPr>
-          <w:rStyle w:val="CdigoHTML"/>
-          <w:rFonts w:ascii="Calibri" w:hAnsi="Calibri" w:cs="Calibri"/>
-        </w:rPr>
-        <w:t xml:space="preserve"/>
-      </w:r>
-      <w:r>
-        <w:rPr>
-          <w:rFonts w:ascii="Calibri" w:hAnsi="Calibri" w:cs="Calibri"/>
-        </w:rPr>
-        <w:t/>
+        <w:t>Persistencia y control de duplicados</w:t>
       </w:r>
     </w:p>
     <w:p>
@@ -5923,37 +4767,7 @@
         <w:rPr>
           <w:rFonts w:ascii="Calibri" w:hAnsi="Calibri" w:cs="Calibri"/>
         </w:rPr>
-        <w:t xml:space="preserve">Los procedimientos de guardado registran grupos y partidas asociadas.</w:t>
-      </w:r>
-      <w:proofErr w:type="spellStart"/>
-      <w:r>
-        <w:rPr>
-          <w:rStyle w:val="CdigoHTML"/>
-          <w:rFonts w:ascii="Calibri" w:hAnsi="Calibri" w:cs="Calibri"/>
-        </w:rPr>
-        <w:t/>
-      </w:r>
-      <w:proofErr w:type="spellEnd"/>
-      <w:r>
-        <w:rPr>
-          <w:rFonts w:ascii="Calibri" w:hAnsi="Calibri" w:cs="Calibri"/>
-        </w:rPr>
-        <w:t xml:space="preserve"/>
-      </w:r>
-      <w:proofErr w:type="spellStart"/>
-      <w:r>
-        <w:rPr>
-          <w:rStyle w:val="CdigoHTML"/>
-          <w:rFonts w:ascii="Calibri" w:hAnsi="Calibri" w:cs="Calibri"/>
-        </w:rPr>
-        <w:t/>
-      </w:r>
-      <w:proofErr w:type="spellEnd"/>
-      <w:r>
-        <w:rPr>
-          <w:rFonts w:ascii="Calibri" w:hAnsi="Calibri" w:cs="Calibri"/>
-        </w:rPr>
-        <w:t xml:space="preserve"/>
+        <w:t>Los procedimientos de guardado registran grupos y partidas asociadas.</w:t>
       </w:r>
     </w:p>
     <w:p>
@@ -5975,43 +4789,6 @@
         </w:rPr>
         <w:t>Índices únicos y validaciones transaccionales impiden utilizar dos veces la misma partida activa.</w:t>
       </w:r>
-      <w:r>
-        <w:rPr>
-          <w:rFonts w:ascii="Calibri" w:hAnsi="Calibri" w:cs="Calibri"/>
-        </w:rPr>
-        <w:t xml:space="preserve"/>
-      </w:r>
-      <w:proofErr w:type="spellStart"/>
-      <w:r>
-        <w:rPr>
-          <w:rStyle w:val="CdigoHTML"/>
-          <w:rFonts w:ascii="Calibri" w:hAnsi="Calibri" w:cs="Calibri"/>
-        </w:rPr>
-        <w:t/>
-      </w:r>
-      <w:proofErr w:type="spellEnd"/>
-      <w:r>
-        <w:rPr>
-          <w:rStyle w:val="CdigoHTML"/>
-          <w:rFonts w:ascii="Calibri" w:hAnsi="Calibri" w:cs="Calibri"/>
-        </w:rPr>
-        <w:t xml:space="preserve"/>
-      </w:r>
-      <w:proofErr w:type="spellStart"/>
-      <w:r>
-        <w:rPr>
-          <w:rStyle w:val="CdigoHTML"/>
-          <w:rFonts w:ascii="Calibri" w:hAnsi="Calibri" w:cs="Calibri"/>
-        </w:rPr>
-        <w:t/>
-      </w:r>
-      <w:proofErr w:type="spellEnd"/>
-      <w:r>
-        <w:rPr>
-          <w:rFonts w:ascii="Calibri" w:hAnsi="Calibri" w:cs="Calibri"/>
-        </w:rPr>
-        <w:t xml:space="preserve"/>
-      </w:r>
     </w:p>
     <w:p>
       <w:pPr>
@@ -6026,43 +4803,13 @@
           <w:rStyle w:val="Textoennegrita"/>
           <w:rFonts w:ascii="Calibri" w:hAnsi="Calibri" w:cs="Calibri"/>
         </w:rPr>
-        <w:t xml:space="preserve">Las correcciones de banco y reclasificaciones se almacenan como registros auditables.</w:t>
-      </w:r>
-      <w:proofErr w:type="spellStart"/>
-      <w:r>
-        <w:rPr>
-          <w:rStyle w:val="Textoennegrita"/>
-          <w:rFonts w:ascii="Calibri" w:hAnsi="Calibri" w:cs="Calibri"/>
-        </w:rPr>
-        <w:t/>
-      </w:r>
-      <w:proofErr w:type="spellEnd"/>
-      <w:r>
-        <w:rPr>
-          <w:rStyle w:val="Textoennegrita"/>
-          <w:rFonts w:ascii="Calibri" w:hAnsi="Calibri" w:cs="Calibri"/>
-        </w:rPr>
-        <w:t/>
+        <w:t>Las correcciones de banco y reclasificaciones se almacenan como registros auditables.</w:t>
       </w:r>
       <w:r>
         <w:rPr>
           <w:rFonts w:ascii="Calibri" w:hAnsi="Calibri" w:cs="Calibri"/>
         </w:rPr>
         <w:br/>
-        <w:t xml:space="preserve"/>
-      </w:r>
-      <w:r>
-        <w:rPr>
-          <w:rStyle w:val="CdigoHTML"/>
-          <w:rFonts w:ascii="Calibri" w:hAnsi="Calibri" w:cs="Calibri"/>
-        </w:rPr>
-        <w:t/>
-      </w:r>
-      <w:r>
-        <w:rPr>
-          <w:rFonts w:ascii="Calibri" w:hAnsi="Calibri" w:cs="Calibri"/>
-        </w:rPr>
-        <w:t xml:space="preserve"/>
       </w:r>
     </w:p>
     <w:p>
@@ -6078,6 +4825,7 @@
           <w:lang w:val="en-US"/>
         </w:rPr>
       </w:pPr>
+      <w:proofErr w:type="spellStart"/>
       <w:r>
         <w:rPr>
           <w:rStyle w:val="CdigoHTML"/>
@@ -6085,71 +4833,6 @@
           <w:lang w:val="en-US"/>
         </w:rPr>
         <w:t>Salida</w:t>
-      </w:r>
-      <w:r>
-        <w:rPr>
-          <w:rFonts w:ascii="Calibri" w:hAnsi="Calibri" w:cs="Calibri"/>
-          <w:lang w:val="en-US"/>
-        </w:rPr>
-        <w:t xml:space="preserve"/>
-      </w:r>
-      <w:r>
-        <w:rPr>
-          <w:rStyle w:val="CdigoHTML"/>
-          <w:rFonts w:ascii="Calibri" w:hAnsi="Calibri" w:cs="Calibri"/>
-          <w:lang w:val="en-US"/>
-        </w:rPr>
-        <w:t/>
-      </w:r>
-      <w:r>
-        <w:rPr>
-          <w:rFonts w:ascii="Calibri" w:hAnsi="Calibri" w:cs="Calibri"/>
-          <w:lang w:val="en-US"/>
-        </w:rPr>
-        <w:t xml:space="preserve"/>
-      </w:r>
-      <w:proofErr w:type="spellStart"/>
-      <w:r>
-        <w:rPr>
-          <w:rStyle w:val="CdigoHTML"/>
-          <w:rFonts w:ascii="Calibri" w:hAnsi="Calibri" w:cs="Calibri"/>
-          <w:lang w:val="en-US"/>
-        </w:rPr>
-        <w:t/>
-      </w:r>
-      <w:proofErr w:type="spellEnd"/>
-      <w:r>
-        <w:rPr>
-          <w:rFonts w:ascii="Calibri" w:hAnsi="Calibri" w:cs="Calibri"/>
-          <w:lang w:val="en-US"/>
-        </w:rPr>
-        <w:t xml:space="preserve"/>
-      </w:r>
-      <w:proofErr w:type="spellStart"/>
-      <w:r>
-        <w:rPr>
-          <w:rStyle w:val="CdigoHTML"/>
-          <w:rFonts w:ascii="Calibri" w:hAnsi="Calibri" w:cs="Calibri"/>
-          <w:lang w:val="en-US"/>
-        </w:rPr>
-        <w:t/>
-      </w:r>
-      <w:proofErr w:type="spellEnd"/>
-      <w:r>
-        <w:rPr>
-          <w:rFonts w:ascii="Calibri" w:hAnsi="Calibri" w:cs="Calibri"/>
-          <w:lang w:val="en-US"/>
-        </w:rPr>
-        <w:t xml:space="preserve"/>
-      </w:r>
-      <w:proofErr w:type="spellStart"/>
-      <w:r>
-        <w:rPr>
-          <w:rStyle w:val="CdigoHTML"/>
-          <w:rFonts w:ascii="Calibri" w:hAnsi="Calibri" w:cs="Calibri"/>
-          <w:lang w:val="en-US"/>
-        </w:rPr>
-        <w:t/>
       </w:r>
       <w:proofErr w:type="spellEnd"/>
     </w:p>
@@ -6165,71 +4848,12 @@
           <w:rFonts w:ascii="Calibri" w:hAnsi="Calibri" w:cs="Calibri"/>
         </w:rPr>
       </w:pPr>
-      <w:proofErr w:type="spellStart"/>
       <w:r>
         <w:rPr>
           <w:rStyle w:val="CdigoHTML"/>
           <w:rFonts w:ascii="Calibri" w:hAnsi="Calibri" w:cs="Calibri"/>
         </w:rPr>
         <w:t>Grupos y partidas conciliadas, registros omitidos y errores de ejecución.</w:t>
-      </w:r>
-      <w:proofErr w:type="spellEnd"/>
-      <w:r>
-        <w:rPr>
-          <w:rFonts w:ascii="Calibri" w:hAnsi="Calibri" w:cs="Calibri"/>
-        </w:rPr>
-        <w:t xml:space="preserve"/>
-      </w:r>
-      <w:proofErr w:type="spellStart"/>
-      <w:r>
-        <w:rPr>
-          <w:rStyle w:val="CdigoHTML"/>
-          <w:rFonts w:ascii="Calibri" w:hAnsi="Calibri" w:cs="Calibri"/>
-        </w:rPr>
-        <w:t/>
-      </w:r>
-      <w:proofErr w:type="spellEnd"/>
-      <w:r>
-        <w:rPr>
-          <w:rStyle w:val="CdigoHTML"/>
-          <w:rFonts w:ascii="Calibri" w:hAnsi="Calibri" w:cs="Calibri"/>
-        </w:rPr>
-        <w:t xml:space="preserve"/>
-      </w:r>
-      <w:proofErr w:type="spellStart"/>
-      <w:r>
-        <w:rPr>
-          <w:rStyle w:val="CdigoHTML"/>
-          <w:rFonts w:ascii="Calibri" w:hAnsi="Calibri" w:cs="Calibri"/>
-        </w:rPr>
-        <w:t/>
-      </w:r>
-      <w:proofErr w:type="spellEnd"/>
-      <w:r>
-        <w:rPr>
-          <w:rFonts w:ascii="Calibri" w:hAnsi="Calibri" w:cs="Calibri"/>
-        </w:rPr>
-        <w:t xml:space="preserve"/>
-      </w:r>
-      <w:r>
-        <w:rPr>
-          <w:rStyle w:val="Textoennegrita"/>
-          <w:rFonts w:ascii="Calibri" w:hAnsi="Calibri" w:cs="Calibri"/>
-        </w:rPr>
-        <w:t/>
-      </w:r>
-      <w:r>
-        <w:rPr>
-          <w:rFonts w:ascii="Calibri" w:hAnsi="Calibri" w:cs="Calibri"/>
-        </w:rPr>
-        <w:t xml:space="preserve"/>
-      </w:r>
-      <w:r>
-        <w:rPr>
-          <w:rStyle w:val="CdigoHTML"/>
-          <w:rFonts w:ascii="Calibri" w:hAnsi="Calibri" w:cs="Calibri"/>
-        </w:rPr>
-        <w:t/>
       </w:r>
     </w:p>
     <w:p>
@@ -6245,6 +4869,14 @@
           <w:lang w:val="en-US"/>
         </w:rPr>
       </w:pPr>
+      <w:r>
+        <w:rPr>
+          <w:rStyle w:val="CdigoHTML"/>
+          <w:rFonts w:ascii="Calibri" w:hAnsi="Calibri" w:cs="Calibri"/>
+          <w:lang w:val="en-US"/>
+        </w:rPr>
+        <w:t xml:space="preserve">El </w:t>
+      </w:r>
       <w:proofErr w:type="spellStart"/>
       <w:r>
         <w:rPr>
@@ -6252,15 +4884,16 @@
           <w:rFonts w:ascii="Calibri" w:hAnsi="Calibri" w:cs="Calibri"/>
           <w:lang w:val="en-US"/>
         </w:rPr>
-        <w:t>El estado de ejecución queda disponible para diagnóstico en la aplicación.</w:t>
+        <w:t>estado</w:t>
       </w:r>
       <w:proofErr w:type="spellEnd"/>
       <w:r>
         <w:rPr>
-          <w:rFonts w:ascii="Calibri" w:hAnsi="Calibri" w:cs="Calibri"/>
-          <w:lang w:val="en-US"/>
-        </w:rPr>
-        <w:t xml:space="preserve"/>
+          <w:rStyle w:val="CdigoHTML"/>
+          <w:rFonts w:ascii="Calibri" w:hAnsi="Calibri" w:cs="Calibri"/>
+          <w:lang w:val="en-US"/>
+        </w:rPr>
+        <w:t xml:space="preserve"> de </w:t>
       </w:r>
       <w:proofErr w:type="spellStart"/>
       <w:r>
@@ -6269,15 +4902,106 @@
           <w:rFonts w:ascii="Calibri" w:hAnsi="Calibri" w:cs="Calibri"/>
           <w:lang w:val="en-US"/>
         </w:rPr>
-        <w:t/>
+        <w:t>ejecución</w:t>
       </w:r>
       <w:proofErr w:type="spellEnd"/>
       <w:r>
         <w:rPr>
-          <w:rFonts w:ascii="Calibri" w:hAnsi="Calibri" w:cs="Calibri"/>
-          <w:lang w:val="en-US"/>
-        </w:rPr>
-        <w:t xml:space="preserve"/>
+          <w:rStyle w:val="CdigoHTML"/>
+          <w:rFonts w:ascii="Calibri" w:hAnsi="Calibri" w:cs="Calibri"/>
+          <w:lang w:val="en-US"/>
+        </w:rPr>
+        <w:t xml:space="preserve"> </w:t>
+      </w:r>
+      <w:proofErr w:type="spellStart"/>
+      <w:r>
+        <w:rPr>
+          <w:rStyle w:val="CdigoHTML"/>
+          <w:rFonts w:ascii="Calibri" w:hAnsi="Calibri" w:cs="Calibri"/>
+          <w:lang w:val="en-US"/>
+        </w:rPr>
+        <w:t>queda</w:t>
+      </w:r>
+      <w:proofErr w:type="spellEnd"/>
+      <w:r>
+        <w:rPr>
+          <w:rStyle w:val="CdigoHTML"/>
+          <w:rFonts w:ascii="Calibri" w:hAnsi="Calibri" w:cs="Calibri"/>
+          <w:lang w:val="en-US"/>
+        </w:rPr>
+        <w:t xml:space="preserve"> </w:t>
+      </w:r>
+      <w:proofErr w:type="spellStart"/>
+      <w:r>
+        <w:rPr>
+          <w:rStyle w:val="CdigoHTML"/>
+          <w:rFonts w:ascii="Calibri" w:hAnsi="Calibri" w:cs="Calibri"/>
+          <w:lang w:val="en-US"/>
+        </w:rPr>
+        <w:t>disponible</w:t>
+      </w:r>
+      <w:proofErr w:type="spellEnd"/>
+      <w:r>
+        <w:rPr>
+          <w:rStyle w:val="CdigoHTML"/>
+          <w:rFonts w:ascii="Calibri" w:hAnsi="Calibri" w:cs="Calibri"/>
+          <w:lang w:val="en-US"/>
+        </w:rPr>
+        <w:t xml:space="preserve"> para </w:t>
+      </w:r>
+      <w:proofErr w:type="spellStart"/>
+      <w:r>
+        <w:rPr>
+          <w:rStyle w:val="CdigoHTML"/>
+          <w:rFonts w:ascii="Calibri" w:hAnsi="Calibri" w:cs="Calibri"/>
+          <w:lang w:val="en-US"/>
+        </w:rPr>
+        <w:t>diagnóstico</w:t>
+      </w:r>
+      <w:proofErr w:type="spellEnd"/>
+      <w:r>
+        <w:rPr>
+          <w:rStyle w:val="CdigoHTML"/>
+          <w:rFonts w:ascii="Calibri" w:hAnsi="Calibri" w:cs="Calibri"/>
+          <w:lang w:val="en-US"/>
+        </w:rPr>
+        <w:t xml:space="preserve"> </w:t>
+      </w:r>
+      <w:proofErr w:type="spellStart"/>
+      <w:r>
+        <w:rPr>
+          <w:rStyle w:val="CdigoHTML"/>
+          <w:rFonts w:ascii="Calibri" w:hAnsi="Calibri" w:cs="Calibri"/>
+          <w:lang w:val="en-US"/>
+        </w:rPr>
+        <w:t>en</w:t>
+      </w:r>
+      <w:proofErr w:type="spellEnd"/>
+      <w:r>
+        <w:rPr>
+          <w:rStyle w:val="CdigoHTML"/>
+          <w:rFonts w:ascii="Calibri" w:hAnsi="Calibri" w:cs="Calibri"/>
+          <w:lang w:val="en-US"/>
+        </w:rPr>
+        <w:t xml:space="preserve"> la </w:t>
+      </w:r>
+      <w:proofErr w:type="spellStart"/>
+      <w:r>
+        <w:rPr>
+          <w:rStyle w:val="CdigoHTML"/>
+          <w:rFonts w:ascii="Calibri" w:hAnsi="Calibri" w:cs="Calibri"/>
+          <w:lang w:val="en-US"/>
+        </w:rPr>
+        <w:t>aplicación</w:t>
+      </w:r>
+      <w:proofErr w:type="spellEnd"/>
+      <w:r>
+        <w:rPr>
+          <w:rStyle w:val="CdigoHTML"/>
+          <w:rFonts w:ascii="Calibri" w:hAnsi="Calibri" w:cs="Calibri"/>
+          <w:lang w:val="en-US"/>
+        </w:rPr>
+        <w:t>.</w:t>
       </w:r>
     </w:p>
     <w:p>
@@ -6299,60 +5023,6 @@
         </w:rPr>
         <w:t>Los pendientes continúan visibles para revisión manual.</w:t>
       </w:r>
-      <w:r>
-        <w:rPr>
-          <w:rFonts w:ascii="Calibri" w:hAnsi="Calibri" w:cs="Calibri"/>
-        </w:rPr>
-        <w:t xml:space="preserve"/>
-      </w:r>
-      <w:r>
-        <w:rPr>
-          <w:rFonts w:ascii="Cambria Math" w:hAnsi="Cambria Math" w:cs="Cambria Math"/>
-        </w:rPr>
-        <w:t/>
-      </w:r>
-      <w:r>
-        <w:rPr>
-          <w:rFonts w:ascii="Calibri" w:hAnsi="Calibri" w:cs="Calibri"/>
-        </w:rPr>
-        <w:t xml:space="preserve"/>
-      </w:r>
-      <w:proofErr w:type="spellStart"/>
-      <w:r>
-        <w:rPr>
-          <w:rStyle w:val="CdigoHTML"/>
-          <w:rFonts w:ascii="Calibri" w:hAnsi="Calibri" w:cs="Calibri"/>
-        </w:rPr>
-        <w:t/>
-      </w:r>
-      <w:proofErr w:type="spellEnd"/>
-      <w:r>
-        <w:rPr>
-          <w:rStyle w:val="CdigoHTML"/>
-          <w:rFonts w:ascii="Calibri" w:hAnsi="Calibri" w:cs="Calibri"/>
-        </w:rPr>
-        <w:t xml:space="preserve"/>
-      </w:r>
-      <w:r>
-        <w:rPr>
-          <w:rFonts w:ascii="Calibri" w:hAnsi="Calibri" w:cs="Calibri"/>
-        </w:rPr>
-        <w:t xml:space="preserve"/>
-      </w:r>
-      <w:proofErr w:type="spellStart"/>
-      <w:r>
-        <w:rPr>
-          <w:rFonts w:ascii="Calibri" w:hAnsi="Calibri" w:cs="Calibri"/>
-        </w:rPr>
-        <w:t/>
-      </w:r>
-      <w:proofErr w:type="spellEnd"/>
-      <w:r>
-        <w:rPr>
-          <w:rFonts w:ascii="Calibri" w:hAnsi="Calibri" w:cs="Calibri"/>
-        </w:rPr>
-        <w:t/>
-      </w:r>
     </w:p>
     <w:p>
       <w:pPr>
@@ -6370,93 +5040,7 @@
         <w:rPr>
           <w:rFonts w:ascii="Calibri" w:hAnsi="Calibri" w:cs="Calibri"/>
         </w:rPr>
-        <w:t xml:space="preserve">Consideraciones</w:t>
-      </w:r>
-      <w:proofErr w:type="spellStart"/>
-      <w:r>
-        <w:rPr>
-          <w:rStyle w:val="CdigoHTML"/>
-          <w:rFonts w:ascii="Calibri" w:hAnsi="Calibri" w:cs="Calibri"/>
-        </w:rPr>
-        <w:t/>
-      </w:r>
-      <w:proofErr w:type="spellEnd"/>
-      <w:r>
-        <w:rPr>
-          <w:rFonts w:ascii="Calibri" w:hAnsi="Calibri" w:cs="Calibri"/>
-        </w:rPr>
-        <w:t xml:space="preserve"/>
-      </w:r>
-      <w:proofErr w:type="spellStart"/>
-      <w:r>
-        <w:rPr>
-          <w:rStyle w:val="CdigoHTML"/>
-          <w:rFonts w:ascii="Calibri" w:hAnsi="Calibri" w:cs="Calibri"/>
-        </w:rPr>
-        <w:t/>
-      </w:r>
-      <w:proofErr w:type="spellEnd"/>
-      <w:r>
-        <w:rPr>
-          <w:rFonts w:ascii="Calibri" w:hAnsi="Calibri" w:cs="Calibri"/>
-        </w:rPr>
-        <w:t xml:space="preserve"/>
-      </w:r>
-      <w:proofErr w:type="spellStart"/>
-      <w:r>
-        <w:rPr>
-          <w:rStyle w:val="CdigoHTML"/>
-          <w:rFonts w:ascii="Calibri" w:hAnsi="Calibri" w:cs="Calibri"/>
-        </w:rPr>
-        <w:t/>
-      </w:r>
-      <w:proofErr w:type="spellEnd"/>
-      <w:r>
-        <w:rPr>
-          <w:rFonts w:ascii="Calibri" w:hAnsi="Calibri" w:cs="Calibri"/>
-        </w:rPr>
-        <w:t xml:space="preserve"/>
-      </w:r>
-      <w:r>
-        <w:rPr>
-          <w:rStyle w:val="CdigoHTML"/>
-          <w:rFonts w:ascii="Calibri" w:hAnsi="Calibri" w:cs="Calibri"/>
-        </w:rPr>
-        <w:t/>
-      </w:r>
-      <w:r>
-        <w:rPr>
-          <w:rFonts w:ascii="Calibri" w:hAnsi="Calibri" w:cs="Calibri"/>
-        </w:rPr>
-        <w:t xml:space="preserve"/>
-      </w:r>
-      <w:r>
-        <w:rPr>
-          <w:rStyle w:val="CdigoHTML"/>
-          <w:rFonts w:ascii="Calibri" w:hAnsi="Calibri" w:cs="Calibri"/>
-        </w:rPr>
-        <w:t/>
-      </w:r>
-      <w:r>
-        <w:rPr>
-          <w:rFonts w:ascii="Calibri" w:hAnsi="Calibri" w:cs="Calibri"/>
-        </w:rPr>
-        <w:t xml:space="preserve"/>
-      </w:r>
-      <w:proofErr w:type="spellStart"/>
-      <w:r>
-        <w:rPr>
-          <w:rStyle w:val="CdigoHTML"/>
-          <w:rFonts w:ascii="Calibri" w:hAnsi="Calibri" w:cs="Calibri"/>
-        </w:rPr>
-        <w:t/>
-      </w:r>
-      <w:proofErr w:type="spellEnd"/>
-      <w:r>
-        <w:rPr>
-          <w:rFonts w:ascii="Calibri" w:hAnsi="Calibri" w:cs="Calibri"/>
-        </w:rPr>
-        <w:t/>
+        <w:t>Consideraciones</w:t>
       </w:r>
     </w:p>
     <w:p>
@@ -6499,29 +5083,6 @@
         </w:rPr>
         <w:br/>
       </w:r>
-      <w:r>
-        <w:rPr>
-          <w:rStyle w:val="CdigoHTML"/>
-          <w:rFonts w:ascii="Calibri" w:hAnsi="Calibri" w:cs="Calibri"/>
-        </w:rPr>
-        <w:t/>
-      </w:r>
-      <w:proofErr w:type="spellStart"/>
-      <w:r>
-        <w:rPr>
-          <w:rStyle w:val="CdigoHTML"/>
-          <w:rFonts w:ascii="Calibri" w:hAnsi="Calibri" w:cs="Calibri"/>
-        </w:rPr>
-        <w:t/>
-      </w:r>
-      <w:proofErr w:type="spellEnd"/>
-      <w:r>
-        <w:rPr>
-          <w:rStyle w:val="CdigoHTML"/>
-          <w:rFonts w:ascii="Calibri" w:hAnsi="Calibri" w:cs="Calibri"/>
-        </w:rPr>
-        <w:t/>
-      </w:r>
     </w:p>
     <w:p>
       <w:pPr>
@@ -6540,54 +5101,13 @@
           <w:rStyle w:val="Textoennegrita"/>
           <w:rFonts w:ascii="Calibri" w:hAnsi="Calibri" w:cs="Calibri"/>
         </w:rPr>
-        <w:t xml:space="preserve">La ventana de consulta y las reglas por banco o estación deben mantenerse alineadas con la configuración vigente.</w:t>
-      </w:r>
-      <w:proofErr w:type="spellStart"/>
-      <w:r>
-        <w:rPr>
-          <w:rStyle w:val="CdigoHTML"/>
-          <w:rFonts w:ascii="Calibri" w:hAnsi="Calibri" w:cs="Calibri"/>
-          <w:b/>
-          <w:bCs/>
-        </w:rPr>
-        <w:t/>
-      </w:r>
-      <w:proofErr w:type="spellEnd"/>
-      <w:r>
-        <w:rPr>
-          <w:rStyle w:val="Textoennegrita"/>
-          <w:rFonts w:ascii="Calibri" w:hAnsi="Calibri" w:cs="Calibri"/>
-        </w:rPr>
-        <w:t/>
+        <w:t>La ventana de consulta y las reglas por banco o estación deben mantenerse alineadas con la configuración vigente.</w:t>
       </w:r>
       <w:r>
         <w:rPr>
           <w:rFonts w:ascii="Calibri" w:hAnsi="Calibri" w:cs="Calibri"/>
         </w:rPr>
         <w:br/>
-      </w:r>
-      <w:r>
-        <w:rPr>
-          <w:rStyle w:val="CdigoHTML"/>
-          <w:rFonts w:ascii="Calibri" w:hAnsi="Calibri" w:cs="Calibri"/>
-        </w:rPr>
-        <w:t/>
-      </w:r>
-      <w:proofErr w:type="spellStart"/>
-      <w:r>
-        <w:rPr>
-          <w:rStyle w:val="CdigoHTML"/>
-          <w:rFonts w:ascii="Calibri" w:hAnsi="Calibri" w:cs="Calibri"/>
-        </w:rPr>
-        <w:t/>
-      </w:r>
-      <w:proofErr w:type="spellEnd"/>
-      <w:r>
-        <w:rPr>
-          <w:rStyle w:val="CdigoHTML"/>
-          <w:rFonts w:ascii="Calibri" w:hAnsi="Calibri" w:cs="Calibri"/>
-        </w:rPr>
-        <w:t/>
       </w:r>
     </w:p>
     <w:p>
@@ -6603,6 +5123,14 @@
           <w:lang w:val="en-US"/>
         </w:rPr>
       </w:pPr>
+      <w:r>
+        <w:rPr>
+          <w:rStyle w:val="Textoennegrita"/>
+          <w:rFonts w:ascii="Calibri" w:hAnsi="Calibri" w:cs="Calibri"/>
+          <w:lang w:val="en-US"/>
+        </w:rPr>
+        <w:t xml:space="preserve">La </w:t>
+      </w:r>
       <w:proofErr w:type="spellStart"/>
       <w:r>
         <w:rPr>
@@ -6610,7 +5138,7 @@
           <w:rFonts w:ascii="Calibri" w:hAnsi="Calibri" w:cs="Calibri"/>
           <w:lang w:val="en-US"/>
         </w:rPr>
-        <w:t>La existencia de datos de origen no garantiza una conciliación si hay ambigüedad o falta un vínculo.</w:t>
+        <w:t>existencia</w:t>
       </w:r>
       <w:proofErr w:type="spellEnd"/>
       <w:r>
@@ -6619,7 +5147,7 @@
           <w:rFonts w:ascii="Calibri" w:hAnsi="Calibri" w:cs="Calibri"/>
           <w:lang w:val="en-US"/>
         </w:rPr>
-        <w:t xml:space="preserve"/>
+        <w:t xml:space="preserve"> de </w:t>
       </w:r>
       <w:proofErr w:type="spellStart"/>
       <w:r>
@@ -6628,7 +5156,7 @@
           <w:rFonts w:ascii="Calibri" w:hAnsi="Calibri" w:cs="Calibri"/>
           <w:lang w:val="en-US"/>
         </w:rPr>
-        <w:t/>
+        <w:t>datos</w:t>
       </w:r>
       <w:proofErr w:type="spellEnd"/>
       <w:r>
@@ -6637,7 +5165,7 @@
           <w:rFonts w:ascii="Calibri" w:hAnsi="Calibri" w:cs="Calibri"/>
           <w:lang w:val="en-US"/>
         </w:rPr>
-        <w:t xml:space="preserve"/>
+        <w:t xml:space="preserve"> de </w:t>
       </w:r>
       <w:proofErr w:type="spellStart"/>
       <w:r>
@@ -6646,7 +5174,7 @@
           <w:rFonts w:ascii="Calibri" w:hAnsi="Calibri" w:cs="Calibri"/>
           <w:lang w:val="en-US"/>
         </w:rPr>
-        <w:t/>
+        <w:t>origen</w:t>
       </w:r>
       <w:proofErr w:type="spellEnd"/>
       <w:r>
@@ -6655,7 +5183,7 @@
           <w:rFonts w:ascii="Calibri" w:hAnsi="Calibri" w:cs="Calibri"/>
           <w:lang w:val="en-US"/>
         </w:rPr>
-        <w:t xml:space="preserve"/>
+        <w:t xml:space="preserve"> no </w:t>
       </w:r>
       <w:proofErr w:type="spellStart"/>
       <w:r>
@@ -6664,7 +5192,7 @@
           <w:rFonts w:ascii="Calibri" w:hAnsi="Calibri" w:cs="Calibri"/>
           <w:lang w:val="en-US"/>
         </w:rPr>
-        <w:t/>
+        <w:t>garantiza</w:t>
       </w:r>
       <w:proofErr w:type="spellEnd"/>
       <w:r>
@@ -6673,7 +5201,115 @@
           <w:rFonts w:ascii="Calibri" w:hAnsi="Calibri" w:cs="Calibri"/>
           <w:lang w:val="en-US"/>
         </w:rPr>
-        <w:t/>
+        <w:t xml:space="preserve"> </w:t>
+      </w:r>
+      <w:proofErr w:type="spellStart"/>
+      <w:r>
+        <w:rPr>
+          <w:rStyle w:val="Textoennegrita"/>
+          <w:rFonts w:ascii="Calibri" w:hAnsi="Calibri" w:cs="Calibri"/>
+          <w:lang w:val="en-US"/>
+        </w:rPr>
+        <w:t>una</w:t>
+      </w:r>
+      <w:proofErr w:type="spellEnd"/>
+      <w:r>
+        <w:rPr>
+          <w:rStyle w:val="Textoennegrita"/>
+          <w:rFonts w:ascii="Calibri" w:hAnsi="Calibri" w:cs="Calibri"/>
+          <w:lang w:val="en-US"/>
+        </w:rPr>
+        <w:t xml:space="preserve"> </w:t>
+      </w:r>
+      <w:proofErr w:type="spellStart"/>
+      <w:r>
+        <w:rPr>
+          <w:rStyle w:val="Textoennegrita"/>
+          <w:rFonts w:ascii="Calibri" w:hAnsi="Calibri" w:cs="Calibri"/>
+          <w:lang w:val="en-US"/>
+        </w:rPr>
+        <w:t>conciliación</w:t>
+      </w:r>
+      <w:proofErr w:type="spellEnd"/>
+      <w:r>
+        <w:rPr>
+          <w:rStyle w:val="Textoennegrita"/>
+          <w:rFonts w:ascii="Calibri" w:hAnsi="Calibri" w:cs="Calibri"/>
+          <w:lang w:val="en-US"/>
+        </w:rPr>
+        <w:t xml:space="preserve"> </w:t>
+      </w:r>
+      <w:proofErr w:type="spellStart"/>
+      <w:r>
+        <w:rPr>
+          <w:rStyle w:val="Textoennegrita"/>
+          <w:rFonts w:ascii="Calibri" w:hAnsi="Calibri" w:cs="Calibri"/>
+          <w:lang w:val="en-US"/>
+        </w:rPr>
+        <w:t>si</w:t>
+      </w:r>
+      <w:proofErr w:type="spellEnd"/>
+      <w:r>
+        <w:rPr>
+          <w:rStyle w:val="Textoennegrita"/>
+          <w:rFonts w:ascii="Calibri" w:hAnsi="Calibri" w:cs="Calibri"/>
+          <w:lang w:val="en-US"/>
+        </w:rPr>
+        <w:t xml:space="preserve"> hay </w:t>
+      </w:r>
+      <w:proofErr w:type="spellStart"/>
+      <w:r>
+        <w:rPr>
+          <w:rStyle w:val="Textoennegrita"/>
+          <w:rFonts w:ascii="Calibri" w:hAnsi="Calibri" w:cs="Calibri"/>
+          <w:lang w:val="en-US"/>
+        </w:rPr>
+        <w:t>ambigüedad</w:t>
+      </w:r>
+      <w:proofErr w:type="spellEnd"/>
+      <w:r>
+        <w:rPr>
+          <w:rStyle w:val="Textoennegrita"/>
+          <w:rFonts w:ascii="Calibri" w:hAnsi="Calibri" w:cs="Calibri"/>
+          <w:lang w:val="en-US"/>
+        </w:rPr>
+        <w:t xml:space="preserve"> o </w:t>
+      </w:r>
+      <w:proofErr w:type="spellStart"/>
+      <w:r>
+        <w:rPr>
+          <w:rStyle w:val="Textoennegrita"/>
+          <w:rFonts w:ascii="Calibri" w:hAnsi="Calibri" w:cs="Calibri"/>
+          <w:lang w:val="en-US"/>
+        </w:rPr>
+        <w:t>falta</w:t>
+      </w:r>
+      <w:proofErr w:type="spellEnd"/>
+      <w:r>
+        <w:rPr>
+          <w:rStyle w:val="Textoennegrita"/>
+          <w:rFonts w:ascii="Calibri" w:hAnsi="Calibri" w:cs="Calibri"/>
+          <w:lang w:val="en-US"/>
+        </w:rPr>
+        <w:t xml:space="preserve"> un </w:t>
+      </w:r>
+      <w:proofErr w:type="spellStart"/>
+      <w:r>
+        <w:rPr>
+          <w:rStyle w:val="Textoennegrita"/>
+          <w:rFonts w:ascii="Calibri" w:hAnsi="Calibri" w:cs="Calibri"/>
+          <w:lang w:val="en-US"/>
+        </w:rPr>
+        <w:t>vínculo</w:t>
+      </w:r>
+      <w:proofErr w:type="spellEnd"/>
+      <w:r>
+        <w:rPr>
+          <w:rStyle w:val="Textoennegrita"/>
+          <w:rFonts w:ascii="Calibri" w:hAnsi="Calibri" w:cs="Calibri"/>
+          <w:lang w:val="en-US"/>
+        </w:rPr>
+        <w:t>.</w:t>
       </w:r>
       <w:r>
         <w:rPr>
@@ -6681,32 +5317,6 @@
           <w:lang w:val="en-US"/>
         </w:rPr>
         <w:br/>
-      </w:r>
-      <w:r>
-        <w:rPr>
-          <w:rStyle w:val="CdigoHTML"/>
-          <w:rFonts w:ascii="Calibri" w:hAnsi="Calibri" w:cs="Calibri"/>
-          <w:lang w:val="en-US"/>
-        </w:rPr>
-        <w:t/>
-      </w:r>
-      <w:proofErr w:type="spellStart"/>
-      <w:r>
-        <w:rPr>
-          <w:rStyle w:val="CdigoHTML"/>
-          <w:rFonts w:ascii="Calibri" w:hAnsi="Calibri" w:cs="Calibri"/>
-          <w:lang w:val="en-US"/>
-        </w:rPr>
-        <w:t/>
-      </w:r>
-      <w:proofErr w:type="spellEnd"/>
-      <w:r>
-        <w:rPr>
-          <w:rStyle w:val="CdigoHTML"/>
-          <w:rFonts w:ascii="Calibri" w:hAnsi="Calibri" w:cs="Calibri"/>
-          <w:lang w:val="en-US"/>
-        </w:rPr>
-        <w:t/>
       </w:r>
     </w:p>
     <w:p>
@@ -6722,6 +5332,15 @@
           <w:lang w:val="en-US"/>
         </w:rPr>
       </w:pPr>
+      <w:r>
+        <w:rPr>
+          <w:rStyle w:val="Textoennegrita"/>
+          <w:rFonts w:ascii="Calibri" w:hAnsi="Calibri" w:cs="Calibri"/>
+          <w:lang w:val="en-US"/>
+        </w:rPr>
+        <w:lastRenderedPageBreak/>
+        <w:t xml:space="preserve">El </w:t>
+      </w:r>
       <w:proofErr w:type="spellStart"/>
       <w:r>
         <w:rPr>
@@ -6729,7 +5348,7 @@
           <w:rFonts w:ascii="Calibri" w:hAnsi="Calibri" w:cs="Calibri"/>
           <w:lang w:val="en-US"/>
         </w:rPr>
-        <w:t>El proceso se ejecuta sin intervención del usuario, pero las excepciones requieren revisión.</w:t>
+        <w:t>proceso</w:t>
       </w:r>
       <w:proofErr w:type="spellEnd"/>
       <w:r>
@@ -6738,7 +5357,7 @@
           <w:rFonts w:ascii="Calibri" w:hAnsi="Calibri" w:cs="Calibri"/>
           <w:lang w:val="en-US"/>
         </w:rPr>
-        <w:t xml:space="preserve"/>
+        <w:t xml:space="preserve"> se </w:t>
       </w:r>
       <w:proofErr w:type="spellStart"/>
       <w:r>
@@ -6747,7 +5366,7 @@
           <w:rFonts w:ascii="Calibri" w:hAnsi="Calibri" w:cs="Calibri"/>
           <w:lang w:val="en-US"/>
         </w:rPr>
-        <w:t/>
+        <w:t>ejecuta</w:t>
       </w:r>
       <w:proofErr w:type="spellEnd"/>
       <w:r>
@@ -6756,7 +5375,7 @@
           <w:rFonts w:ascii="Calibri" w:hAnsi="Calibri" w:cs="Calibri"/>
           <w:lang w:val="en-US"/>
         </w:rPr>
-        <w:t xml:space="preserve"/>
+        <w:t xml:space="preserve"> sin </w:t>
       </w:r>
       <w:proofErr w:type="spellStart"/>
       <w:r>
@@ -6765,7 +5384,7 @@
           <w:rFonts w:ascii="Calibri" w:hAnsi="Calibri" w:cs="Calibri"/>
           <w:lang w:val="en-US"/>
         </w:rPr>
-        <w:t/>
+        <w:t>intervención</w:t>
       </w:r>
       <w:proofErr w:type="spellEnd"/>
       <w:r>
@@ -6774,7 +5393,7 @@
           <w:rFonts w:ascii="Calibri" w:hAnsi="Calibri" w:cs="Calibri"/>
           <w:lang w:val="en-US"/>
         </w:rPr>
-        <w:t xml:space="preserve"/>
+        <w:t xml:space="preserve"> del </w:t>
       </w:r>
       <w:proofErr w:type="spellStart"/>
       <w:r>
@@ -6783,7 +5402,7 @@
           <w:rFonts w:ascii="Calibri" w:hAnsi="Calibri" w:cs="Calibri"/>
           <w:lang w:val="en-US"/>
         </w:rPr>
-        <w:t/>
+        <w:t>usuario</w:t>
       </w:r>
       <w:proofErr w:type="spellEnd"/>
       <w:r>
@@ -6792,7 +5411,79 @@
           <w:rFonts w:ascii="Calibri" w:hAnsi="Calibri" w:cs="Calibri"/>
           <w:lang w:val="en-US"/>
         </w:rPr>
-        <w:t/>
+        <w:t xml:space="preserve">, </w:t>
+      </w:r>
+      <w:proofErr w:type="spellStart"/>
+      <w:r>
+        <w:rPr>
+          <w:rStyle w:val="Textoennegrita"/>
+          <w:rFonts w:ascii="Calibri" w:hAnsi="Calibri" w:cs="Calibri"/>
+          <w:lang w:val="en-US"/>
+        </w:rPr>
+        <w:t>pero</w:t>
+      </w:r>
+      <w:proofErr w:type="spellEnd"/>
+      <w:r>
+        <w:rPr>
+          <w:rStyle w:val="Textoennegrita"/>
+          <w:rFonts w:ascii="Calibri" w:hAnsi="Calibri" w:cs="Calibri"/>
+          <w:lang w:val="en-US"/>
+        </w:rPr>
+        <w:t xml:space="preserve"> las </w:t>
+      </w:r>
+      <w:proofErr w:type="spellStart"/>
+      <w:r>
+        <w:rPr>
+          <w:rStyle w:val="Textoennegrita"/>
+          <w:rFonts w:ascii="Calibri" w:hAnsi="Calibri" w:cs="Calibri"/>
+          <w:lang w:val="en-US"/>
+        </w:rPr>
+        <w:t>excepciones</w:t>
+      </w:r>
+      <w:proofErr w:type="spellEnd"/>
+      <w:r>
+        <w:rPr>
+          <w:rStyle w:val="Textoennegrita"/>
+          <w:rFonts w:ascii="Calibri" w:hAnsi="Calibri" w:cs="Calibri"/>
+          <w:lang w:val="en-US"/>
+        </w:rPr>
+        <w:t xml:space="preserve"> </w:t>
+      </w:r>
+      <w:proofErr w:type="spellStart"/>
+      <w:r>
+        <w:rPr>
+          <w:rStyle w:val="Textoennegrita"/>
+          <w:rFonts w:ascii="Calibri" w:hAnsi="Calibri" w:cs="Calibri"/>
+          <w:lang w:val="en-US"/>
+        </w:rPr>
+        <w:t>requieren</w:t>
+      </w:r>
+      <w:proofErr w:type="spellEnd"/>
+      <w:r>
+        <w:rPr>
+          <w:rStyle w:val="Textoennegrita"/>
+          <w:rFonts w:ascii="Calibri" w:hAnsi="Calibri" w:cs="Calibri"/>
+          <w:lang w:val="en-US"/>
+        </w:rPr>
+        <w:t xml:space="preserve"> </w:t>
+      </w:r>
+      <w:proofErr w:type="spellStart"/>
+      <w:r>
+        <w:rPr>
+          <w:rStyle w:val="Textoennegrita"/>
+          <w:rFonts w:ascii="Calibri" w:hAnsi="Calibri" w:cs="Calibri"/>
+          <w:lang w:val="en-US"/>
+        </w:rPr>
+        <w:t>revisión</w:t>
+      </w:r>
+      <w:proofErr w:type="spellEnd"/>
+      <w:r>
+        <w:rPr>
+          <w:rStyle w:val="Textoennegrita"/>
+          <w:rFonts w:ascii="Calibri" w:hAnsi="Calibri" w:cs="Calibri"/>
+          <w:lang w:val="en-US"/>
+        </w:rPr>
+        <w:t>.</w:t>
       </w:r>
       <w:r>
         <w:rPr>
@@ -6800,32 +5491,6 @@
           <w:lang w:val="en-US"/>
         </w:rPr>
         <w:br/>
-      </w:r>
-      <w:r>
-        <w:rPr>
-          <w:rStyle w:val="CdigoHTML"/>
-          <w:rFonts w:ascii="Calibri" w:hAnsi="Calibri" w:cs="Calibri"/>
-          <w:lang w:val="en-US"/>
-        </w:rPr>
-        <w:t/>
-      </w:r>
-      <w:proofErr w:type="spellStart"/>
-      <w:r>
-        <w:rPr>
-          <w:rStyle w:val="CdigoHTML"/>
-          <w:rFonts w:ascii="Calibri" w:hAnsi="Calibri" w:cs="Calibri"/>
-          <w:lang w:val="en-US"/>
-        </w:rPr>
-        <w:t/>
-      </w:r>
-      <w:proofErr w:type="spellEnd"/>
-      <w:r>
-        <w:rPr>
-          <w:rStyle w:val="CdigoHTML"/>
-          <w:rFonts w:ascii="Calibri" w:hAnsi="Calibri" w:cs="Calibri"/>
-          <w:lang w:val="en-US"/>
-        </w:rPr>
-        <w:t/>
       </w:r>
     </w:p>
     <w:p>
@@ -6859,20 +5524,7 @@
         <w:rPr>
           <w:rFonts w:ascii="Calibri" w:hAnsi="Calibri" w:cs="Calibri"/>
         </w:rPr>
-        <w:t xml:space="preserve">Si otra instancia tiene el bloqueo, la ejecución termina sin iniciar otra conciliación.</w:t>
-      </w:r>
-      <w:r>
-        <w:rPr>
-          <w:rStyle w:val="Textoennegrita"/>
-          <w:rFonts w:ascii="Calibri" w:hAnsi="Calibri" w:cs="Calibri"/>
-        </w:rPr>
-        <w:t/>
-      </w:r>
-      <w:r>
-        <w:rPr>
-          <w:rFonts w:ascii="Calibri" w:hAnsi="Calibri" w:cs="Calibri"/>
-        </w:rPr>
-        <w:t xml:space="preserve"/>
+        <w:t>Si otra instancia tiene el bloqueo, la ejecución termina sin iniciar otra conciliación.</w:t>
       </w:r>
     </w:p>
     <w:p>
@@ -6891,20 +5543,7 @@
         <w:rPr>
           <w:rFonts w:ascii="Calibri" w:hAnsi="Calibri" w:cs="Calibri"/>
         </w:rPr>
-        <w:t xml:space="preserve">Si las fuentes no tienen candidatos, la ejecución registra el resultado sin conciliaciones nuevas.</w:t>
-      </w:r>
-      <w:r>
-        <w:rPr>
-          <w:rStyle w:val="Textoennegrita"/>
-          <w:rFonts w:ascii="Calibri" w:hAnsi="Calibri" w:cs="Calibri"/>
-        </w:rPr>
-        <w:t/>
-      </w:r>
-      <w:r>
-        <w:rPr>
-          <w:rFonts w:ascii="Calibri" w:hAnsi="Calibri" w:cs="Calibri"/>
-        </w:rPr>
-        <w:t xml:space="preserve"/>
+        <w:t>Si las fuentes no tienen candidatos, la ejecución registra el resultado sin conciliaciones nuevas.</w:t>
       </w:r>
     </w:p>
     <w:p>
@@ -6937,7 +5576,7 @@
           <w:rFonts w:ascii="Calibri" w:hAnsi="Calibri" w:cs="Calibri"/>
         </w:rPr>
         <w:pict w14:anchorId="06123D6A">
-          <v:rect id="_x0000_i1041" style="width:0;height:1.5pt" o:hralign="center" o:hrstd="t" o:hr="t" fillcolor="#a0a0a0" stroked="f"/>
+          <v:rect id="_x0000_i1025" style="width:0;height:1.5pt" o:hralign="center" o:hrstd="t" o:hr="t" fillcolor="#a0a0a0" stroked="f"/>
         </w:pict>
       </w:r>
     </w:p>
@@ -6948,39 +5587,14 @@
           <w:rFonts w:ascii="Calibri" w:hAnsi="Calibri" w:cs="Calibri"/>
         </w:rPr>
       </w:pPr>
-      <w:bookmarkStart w:id="23" w:name="_Toc212461959"/>
-      <w:r>
-        <w:rPr>
-          <w:rFonts w:ascii="Calibri" w:hAnsi="Calibri" w:cs="Calibri"/>
-        </w:rPr>
-        <w:t xml:space="preserve">Servicio #2: Importación y cruce de papeletas REGIO</w:t>
-      </w:r>
-      <w:proofErr w:type="spellStart"/>
-      <w:r>
-        <w:rPr>
-          <w:rStyle w:val="CdigoHTML"/>
-          <w:rFonts w:ascii="Calibri" w:eastAsiaTheme="majorEastAsia" w:hAnsi="Calibri" w:cs="Calibri"/>
-          <w:sz w:val="32"/>
-          <w:szCs w:val="32"/>
-        </w:rPr>
-        <w:t/>
-      </w:r>
-      <w:proofErr w:type="spellEnd"/>
-      <w:r>
-        <w:rPr>
-          <w:rFonts w:ascii="Calibri" w:hAnsi="Calibri" w:cs="Calibri"/>
-          <w:sz w:val="48"/>
-          <w:szCs w:val="40"/>
-        </w:rPr>
-        <w:t xml:space="preserve"/>
-      </w:r>
-      <w:r>
-        <w:rPr>
-          <w:rFonts w:ascii="Calibri" w:hAnsi="Calibri" w:cs="Calibri"/>
-        </w:rPr>
-        <w:t/>
-      </w:r>
-      <w:bookmarkEnd w:id="23"/>
+      <w:bookmarkStart w:id="24" w:name="_Toc212461959"/>
+      <w:r>
+        <w:rPr>
+          <w:rFonts w:ascii="Calibri" w:hAnsi="Calibri" w:cs="Calibri"/>
+        </w:rPr>
+        <w:t>Servicio #2: Importación y cruce de papeletas REGIO</w:t>
+      </w:r>
+      <w:bookmarkEnd w:id="24"/>
     </w:p>
     <w:p>
       <w:pPr>
@@ -7001,20 +5615,6 @@
           <w:rFonts w:ascii="Calibri" w:hAnsi="Calibri" w:cs="Calibri"/>
         </w:rPr>
         <w:br/>
-        <w:t xml:space="preserve"/>
-      </w:r>
-      <w:r>
-        <w:rPr>
-          <w:rStyle w:val="Textoennegrita"/>
-          <w:rFonts w:ascii="Calibri" w:hAnsi="Calibri" w:cs="Calibri"/>
-        </w:rPr>
-        <w:t/>
-      </w:r>
-      <w:r>
-        <w:rPr>
-          <w:rFonts w:ascii="Calibri" w:hAnsi="Calibri" w:cs="Calibri"/>
-        </w:rPr>
-        <w:t xml:space="preserve"/>
       </w:r>
     </w:p>
     <w:p>
@@ -7029,20 +5629,12 @@
           <w:rFonts w:ascii="Calibri" w:hAnsi="Calibri" w:cs="Calibri"/>
         </w:rPr>
       </w:pPr>
-      <w:proofErr w:type="spellStart"/>
       <w:r>
         <w:rPr>
           <w:rStyle w:val="CdigoHTML"/>
           <w:rFonts w:ascii="Calibri" w:hAnsi="Calibri" w:cs="Calibri"/>
         </w:rPr>
         <w:t>El proceso diario busca mensajes y adjuntos que cumplan los filtros configurados.</w:t>
-      </w:r>
-      <w:proofErr w:type="spellEnd"/>
-      <w:r>
-        <w:rPr>
-          <w:rFonts w:ascii="Calibri" w:hAnsi="Calibri" w:cs="Calibri"/>
-        </w:rPr>
-        <w:t/>
       </w:r>
     </w:p>
     <w:p>
@@ -7057,33 +5649,12 @@
           <w:rFonts w:ascii="Calibri" w:hAnsi="Calibri" w:cs="Calibri"/>
         </w:rPr>
       </w:pPr>
-      <w:proofErr w:type="spellStart"/>
       <w:r>
         <w:rPr>
           <w:rStyle w:val="CdigoHTML"/>
           <w:rFonts w:ascii="Calibri" w:hAnsi="Calibri" w:cs="Calibri"/>
         </w:rPr>
         <w:t>El lector interpreta hojas, remesas, estaciones, fechas e importes y registra las papeletas importadas.</w:t>
-      </w:r>
-      <w:proofErr w:type="spellEnd"/>
-      <w:r>
-        <w:rPr>
-          <w:rFonts w:ascii="Calibri" w:hAnsi="Calibri" w:cs="Calibri"/>
-        </w:rPr>
-        <w:t xml:space="preserve"/>
-      </w:r>
-      <w:r>
-        <w:rPr>
-          <w:rStyle w:val="Textoennegrita"/>
-          <w:rFonts w:ascii="Calibri" w:hAnsi="Calibri" w:cs="Calibri"/>
-        </w:rPr>
-        <w:t/>
-      </w:r>
-      <w:r>
-        <w:rPr>
-          <w:rFonts w:ascii="Calibri" w:hAnsi="Calibri" w:cs="Calibri"/>
-        </w:rPr>
-        <w:t xml:space="preserve"/>
       </w:r>
     </w:p>
     <w:p>
@@ -7098,34 +5669,12 @@
           <w:rFonts w:ascii="Calibri" w:hAnsi="Calibri" w:cs="Calibri"/>
         </w:rPr>
       </w:pPr>
-      <w:proofErr w:type="spellStart"/>
       <w:r>
         <w:rPr>
           <w:rStyle w:val="CdigoHTML"/>
           <w:rFonts w:ascii="Calibri" w:hAnsi="Calibri" w:cs="Calibri"/>
         </w:rPr>
-        <w:lastRenderedPageBreak/>
         <w:t>El proceso histórico reutiliza el lector diario para cargar un intervalo definido.</w:t>
-      </w:r>
-      <w:proofErr w:type="spellEnd"/>
-      <w:r>
-        <w:rPr>
-          <w:rFonts w:ascii="Calibri" w:hAnsi="Calibri" w:cs="Calibri"/>
-        </w:rPr>
-        <w:t xml:space="preserve"/>
-      </w:r>
-      <w:r>
-        <w:rPr>
-          <w:rStyle w:val="Textoennegrita"/>
-          <w:rFonts w:ascii="Calibri" w:hAnsi="Calibri" w:cs="Calibri"/>
-        </w:rPr>
-        <w:t/>
-      </w:r>
-      <w:r>
-        <w:rPr>
-          <w:rFonts w:ascii="Calibri" w:hAnsi="Calibri" w:cs="Calibri"/>
-        </w:rPr>
-        <w:t/>
       </w:r>
     </w:p>
     <w:p>
@@ -7152,30 +5701,6 @@
         </w:rPr>
         <w:br/>
       </w:r>
-      <w:r>
-        <w:rPr>
-          <w:rStyle w:val="CdigoHTML"/>
-          <w:rFonts w:ascii="Calibri" w:hAnsi="Calibri" w:cs="Calibri"/>
-          <w:lang w:val="en-US"/>
-        </w:rPr>
-        <w:t/>
-      </w:r>
-      <w:r>
-        <w:rPr>
-          <w:rStyle w:val="CdigoHTML"/>
-          <w:rFonts w:ascii="Calibri" w:hAnsi="Calibri" w:cs="Calibri"/>
-          <w:lang w:val="en-US"/>
-        </w:rPr>
-        <w:t xml:space="preserve"/>
-      </w:r>
-      <w:r>
-        <w:rPr>
-          <w:rStyle w:val="CdigoHTML"/>
-          <w:rFonts w:ascii="Calibri" w:hAnsi="Calibri" w:cs="Calibri"/>
-          <w:lang w:val="en-US"/>
-        </w:rPr>
-        <w:t/>
-      </w:r>
     </w:p>
     <w:p>
       <w:pPr>
@@ -7189,38 +5714,22 @@
           <w:rStyle w:val="Textoennegrita"/>
           <w:rFonts w:ascii="Calibri" w:hAnsi="Calibri" w:cs="Calibri"/>
         </w:rPr>
-        <w:t xml:space="preserve">Fuentes y configuración</w:t>
-      </w:r>
-      <w:proofErr w:type="spellStart"/>
-      <w:r>
-        <w:rPr>
-          <w:rStyle w:val="Textoennegrita"/>
-          <w:rFonts w:ascii="Calibri" w:hAnsi="Calibri" w:cs="Calibri"/>
-        </w:rPr>
-        <w:t/>
-      </w:r>
-      <w:proofErr w:type="spellEnd"/>
-      <w:r>
-        <w:rPr>
-          <w:rStyle w:val="Textoennegrita"/>
-          <w:rFonts w:ascii="Calibri" w:hAnsi="Calibri" w:cs="Calibri"/>
-        </w:rPr>
-        <w:t/>
+        <w:t>Fuentes y configuración</w:t>
       </w:r>
     </w:p>
     <w:tbl>
       <w:tblPr>
-        <w:tblStyle w:val="Tablaconcuadrcula1clara"/>
+        <w:tblStyle w:val="Tabladecuadrcula1clara"/>
         <w:tblW w:w="9977" w:type="dxa"/>
         <w:tblLook w:val="04A0" w:firstRow="1" w:lastRow="0" w:firstColumn="1" w:lastColumn="0" w:noHBand="0" w:noVBand="1"/>
       </w:tblPr>
       <w:tblGrid>
-        <w:gridCol w:w="1608"/>
-        <w:gridCol w:w="733"/>
-        <w:gridCol w:w="874"/>
+        <w:gridCol w:w="1234"/>
+        <w:gridCol w:w="1294"/>
+        <w:gridCol w:w="823"/>
         <w:gridCol w:w="738"/>
-        <w:gridCol w:w="1082"/>
-        <w:gridCol w:w="4942"/>
+        <w:gridCol w:w="1275"/>
+        <w:gridCol w:w="4613"/>
       </w:tblGrid>
       <w:tr>
         <w:trPr>
@@ -7322,7 +5831,7 @@
                 <w:b w:val="0"/>
                 <w:bCs w:val="0"/>
               </w:rPr>
-              <w:t>Oblig.</w:t>
+              <w:t>Oblig</w:t>
             </w:r>
             <w:proofErr w:type="spellEnd"/>
             <w:r>
@@ -7331,7 +5840,7 @@
                 <w:b w:val="0"/>
                 <w:bCs w:val="0"/>
               </w:rPr>
-              <w:t/>
+              <w:t>.</w:t>
             </w:r>
           </w:p>
         </w:tc>
@@ -7405,13 +5914,33 @@
                 <w:bCs w:val="0"/>
               </w:rPr>
             </w:pPr>
-            <w:proofErr w:type="spellStart"/>
             <w:r>
               <w:rPr>
                 <w:rStyle w:val="CdigoHTML"/>
                 <w:rFonts w:ascii="Calibri" w:eastAsiaTheme="minorHAnsi" w:hAnsi="Calibri" w:cs="Calibri"/>
               </w:rPr>
               <w:t>Buzón</w:t>
+            </w:r>
+          </w:p>
+        </w:tc>
+        <w:tc>
+          <w:tcPr>
+            <w:tcW w:w="0" w:type="auto"/>
+            <w:hideMark/>
+          </w:tcPr>
+          <w:p>
+            <w:pPr>
+              <w:cnfStyle w:val="000000000000" w:firstRow="0" w:lastRow="0" w:firstColumn="0" w:lastColumn="0" w:oddVBand="0" w:evenVBand="0" w:oddHBand="0" w:evenHBand="0" w:firstRowFirstColumn="0" w:firstRowLastColumn="0" w:lastRowFirstColumn="0" w:lastRowLastColumn="0"/>
+              <w:rPr>
+                <w:rFonts w:ascii="Calibri" w:hAnsi="Calibri" w:cs="Calibri"/>
+              </w:rPr>
+            </w:pPr>
+            <w:proofErr w:type="spellStart"/>
+            <w:r>
+              <w:rPr>
+                <w:rFonts w:ascii="Calibri" w:hAnsi="Calibri" w:cs="Calibri"/>
+              </w:rPr>
+              <w:t>config</w:t>
             </w:r>
             <w:proofErr w:type="spellEnd"/>
           </w:p>
@@ -7428,14 +5957,12 @@
                 <w:rFonts w:ascii="Calibri" w:hAnsi="Calibri" w:cs="Calibri"/>
               </w:rPr>
             </w:pPr>
-            <w:proofErr w:type="spellStart"/>
             <w:r>
               <w:rPr>
                 <w:rFonts w:ascii="Calibri" w:hAnsi="Calibri" w:cs="Calibri"/>
               </w:rPr>
-              <w:t>config</w:t>
-            </w:r>
-            <w:proofErr w:type="spellEnd"/>
+              <w:t>IMAP</w:t>
+            </w:r>
           </w:p>
         </w:tc>
         <w:tc>
@@ -7450,14 +5977,12 @@
                 <w:rFonts w:ascii="Calibri" w:hAnsi="Calibri" w:cs="Calibri"/>
               </w:rPr>
             </w:pPr>
-            <w:proofErr w:type="spellStart"/>
             <w:r>
               <w:rPr>
                 <w:rFonts w:ascii="Calibri" w:hAnsi="Calibri" w:cs="Calibri"/>
               </w:rPr>
-              <w:t>IMAP</w:t>
-            </w:r>
-            <w:proofErr w:type="spellEnd"/>
+              <w:t>Sí</w:t>
+            </w:r>
           </w:p>
         </w:tc>
         <w:tc>
@@ -7476,7 +6001,7 @@
               <w:rPr>
                 <w:rFonts w:ascii="Calibri" w:hAnsi="Calibri" w:cs="Calibri"/>
               </w:rPr>
-              <w:t>Sí</w:t>
+              <w:t>Entorno</w:t>
             </w:r>
           </w:p>
         </w:tc>
@@ -7490,26 +6015,6 @@
               <w:cnfStyle w:val="000000000000" w:firstRow="0" w:lastRow="0" w:firstColumn="0" w:lastColumn="0" w:oddVBand="0" w:evenVBand="0" w:oddHBand="0" w:evenHBand="0" w:firstRowFirstColumn="0" w:firstRowLastColumn="0" w:lastRowFirstColumn="0" w:lastRowLastColumn="0"/>
               <w:rPr>
                 <w:rFonts w:ascii="Calibri" w:hAnsi="Calibri" w:cs="Calibri"/>
-              </w:rPr>
-            </w:pPr>
-            <w:r>
-              <w:rPr>
-                <w:rFonts w:ascii="Calibri" w:hAnsi="Calibri" w:cs="Calibri"/>
-              </w:rPr>
-              <w:t>Entorno</w:t>
-            </w:r>
-          </w:p>
-        </w:tc>
-        <w:tc>
-          <w:tcPr>
-            <w:tcW w:w="0" w:type="auto"/>
-            <w:hideMark/>
-          </w:tcPr>
-          <w:p>
-            <w:pPr>
-              <w:cnfStyle w:val="000000000000" w:firstRow="0" w:lastRow="0" w:firstColumn="0" w:lastColumn="0" w:oddVBand="0" w:evenVBand="0" w:oddHBand="0" w:evenHBand="0" w:firstRowFirstColumn="0" w:firstRowLastColumn="0" w:lastRowFirstColumn="0" w:lastRowLastColumn="0"/>
-              <w:rPr>
-                <w:rFonts w:ascii="Calibri" w:hAnsi="Calibri" w:cs="Calibri"/>
                 <w:lang w:val="en-US"/>
               </w:rPr>
             </w:pPr>
@@ -7520,32 +6025,16 @@
                 <w:rFonts w:ascii="Calibri" w:eastAsiaTheme="minorHAnsi" w:hAnsi="Calibri" w:cs="Calibri"/>
                 <w:lang w:val="en-US"/>
               </w:rPr>
-              <w:t>Buzón configurado para lectura de adjuntos elegibles.</w:t>
+              <w:t>Buzón</w:t>
             </w:r>
             <w:proofErr w:type="spellEnd"/>
-            <w:r>
-              <w:rPr>
-                <w:rFonts w:ascii="Calibri" w:hAnsi="Calibri" w:cs="Calibri"/>
-                <w:lang w:val="en-US"/>
-              </w:rPr>
-              <w:t xml:space="preserve"/>
-            </w:r>
-            <w:proofErr w:type="spellStart"/>
             <w:r>
               <w:rPr>
                 <w:rStyle w:val="CdigoHTML"/>
                 <w:rFonts w:ascii="Calibri" w:eastAsiaTheme="minorHAnsi" w:hAnsi="Calibri" w:cs="Calibri"/>
                 <w:lang w:val="en-US"/>
               </w:rPr>
-              <w:t/>
-            </w:r>
-            <w:proofErr w:type="spellEnd"/>
-            <w:r>
-              <w:rPr>
-                <w:rFonts w:ascii="Calibri" w:hAnsi="Calibri" w:cs="Calibri"/>
-                <w:lang w:val="en-US"/>
-              </w:rPr>
-              <w:t xml:space="preserve"/>
+              <w:t xml:space="preserve"> </w:t>
             </w:r>
             <w:proofErr w:type="spellStart"/>
             <w:r>
@@ -7554,15 +6043,70 @@
                 <w:rFonts w:ascii="Calibri" w:eastAsiaTheme="minorHAnsi" w:hAnsi="Calibri" w:cs="Calibri"/>
                 <w:lang w:val="en-US"/>
               </w:rPr>
-              <w:t/>
+              <w:t>configurado</w:t>
             </w:r>
             <w:proofErr w:type="spellEnd"/>
             <w:r>
               <w:rPr>
-                <w:rFonts w:ascii="Calibri" w:hAnsi="Calibri" w:cs="Calibri"/>
+                <w:rStyle w:val="CdigoHTML"/>
+                <w:rFonts w:ascii="Calibri" w:eastAsiaTheme="minorHAnsi" w:hAnsi="Calibri" w:cs="Calibri"/>
                 <w:lang w:val="en-US"/>
               </w:rPr>
-              <w:t/>
+              <w:t xml:space="preserve"> para </w:t>
+            </w:r>
+            <w:proofErr w:type="spellStart"/>
+            <w:r>
+              <w:rPr>
+                <w:rStyle w:val="CdigoHTML"/>
+                <w:rFonts w:ascii="Calibri" w:eastAsiaTheme="minorHAnsi" w:hAnsi="Calibri" w:cs="Calibri"/>
+                <w:lang w:val="en-US"/>
+              </w:rPr>
+              <w:t>lectura</w:t>
+            </w:r>
+            <w:proofErr w:type="spellEnd"/>
+            <w:r>
+              <w:rPr>
+                <w:rStyle w:val="CdigoHTML"/>
+                <w:rFonts w:ascii="Calibri" w:eastAsiaTheme="minorHAnsi" w:hAnsi="Calibri" w:cs="Calibri"/>
+                <w:lang w:val="en-US"/>
+              </w:rPr>
+              <w:t xml:space="preserve"> de </w:t>
+            </w:r>
+            <w:proofErr w:type="spellStart"/>
+            <w:r>
+              <w:rPr>
+                <w:rStyle w:val="CdigoHTML"/>
+                <w:rFonts w:ascii="Calibri" w:eastAsiaTheme="minorHAnsi" w:hAnsi="Calibri" w:cs="Calibri"/>
+                <w:lang w:val="en-US"/>
+              </w:rPr>
+              <w:t>adjuntos</w:t>
+            </w:r>
+            <w:proofErr w:type="spellEnd"/>
+            <w:r>
+              <w:rPr>
+                <w:rStyle w:val="CdigoHTML"/>
+                <w:rFonts w:ascii="Calibri" w:eastAsiaTheme="minorHAnsi" w:hAnsi="Calibri" w:cs="Calibri"/>
+                <w:lang w:val="en-US"/>
+              </w:rPr>
+              <w:t xml:space="preserve"> </w:t>
+            </w:r>
+            <w:proofErr w:type="spellStart"/>
+            <w:r>
+              <w:rPr>
+                <w:rStyle w:val="CdigoHTML"/>
+                <w:rFonts w:ascii="Calibri" w:eastAsiaTheme="minorHAnsi" w:hAnsi="Calibri" w:cs="Calibri"/>
+                <w:lang w:val="en-US"/>
+              </w:rPr>
+              <w:t>elegibles</w:t>
+            </w:r>
+            <w:proofErr w:type="spellEnd"/>
+            <w:r>
+              <w:rPr>
+                <w:rStyle w:val="CdigoHTML"/>
+                <w:rFonts w:ascii="Calibri" w:eastAsiaTheme="minorHAnsi" w:hAnsi="Calibri" w:cs="Calibri"/>
+                <w:lang w:val="en-US"/>
+              </w:rPr>
+              <w:t>.</w:t>
             </w:r>
           </w:p>
         </w:tc>
@@ -7583,7 +6127,6 @@
                 <w:rFonts w:ascii="Calibri" w:hAnsi="Calibri" w:cs="Calibri"/>
               </w:rPr>
             </w:pPr>
-            <w:proofErr w:type="spellStart"/>
             <w:r>
               <w:rPr>
                 <w:rStyle w:val="CdigoHTML"/>
@@ -7591,7 +6134,6 @@
               </w:rPr>
               <w:t>Fecha</w:t>
             </w:r>
-            <w:proofErr w:type="spellEnd"/>
           </w:p>
         </w:tc>
         <w:tc>
@@ -7606,14 +6148,12 @@
                 <w:rFonts w:ascii="Calibri" w:hAnsi="Calibri" w:cs="Calibri"/>
               </w:rPr>
             </w:pPr>
-            <w:proofErr w:type="spellStart"/>
             <w:r>
               <w:rPr>
                 <w:rFonts w:ascii="Calibri" w:hAnsi="Calibri" w:cs="Calibri"/>
               </w:rPr>
               <w:t>archivo</w:t>
             </w:r>
-            <w:proofErr w:type="spellEnd"/>
           </w:p>
         </w:tc>
         <w:tc>
@@ -7714,7 +6254,6 @@
                 <w:rFonts w:ascii="Calibri" w:hAnsi="Calibri" w:cs="Calibri"/>
               </w:rPr>
             </w:pPr>
-            <w:proofErr w:type="spellStart"/>
             <w:r>
               <w:rPr>
                 <w:rStyle w:val="CdigoHTML"/>
@@ -7722,7 +6261,6 @@
               </w:rPr>
               <w:t>Importación</w:t>
             </w:r>
-            <w:proofErr w:type="spellEnd"/>
           </w:p>
         </w:tc>
         <w:tc>
@@ -7737,14 +6275,12 @@
                 <w:rFonts w:ascii="Calibri" w:hAnsi="Calibri" w:cs="Calibri"/>
               </w:rPr>
             </w:pPr>
-            <w:proofErr w:type="spellStart"/>
             <w:r>
               <w:rPr>
                 <w:rFonts w:ascii="Calibri" w:hAnsi="Calibri" w:cs="Calibri"/>
               </w:rPr>
               <w:t>proceso</w:t>
             </w:r>
-            <w:proofErr w:type="spellEnd"/>
           </w:p>
         </w:tc>
         <w:tc>
@@ -7759,14 +6295,12 @@
                 <w:rFonts w:ascii="Calibri" w:hAnsi="Calibri" w:cs="Calibri"/>
               </w:rPr>
             </w:pPr>
-            <w:proofErr w:type="spellStart"/>
             <w:r>
               <w:rPr>
                 <w:rFonts w:ascii="Calibri" w:hAnsi="Calibri" w:cs="Calibri"/>
               </w:rPr>
               <w:t>opción</w:t>
             </w:r>
-            <w:proofErr w:type="spellEnd"/>
           </w:p>
         </w:tc>
         <w:tc>
@@ -7846,7 +6380,6 @@
                 <w:rFonts w:ascii="Calibri" w:hAnsi="Calibri" w:cs="Calibri"/>
               </w:rPr>
             </w:pPr>
-            <w:proofErr w:type="spellStart"/>
             <w:r>
               <w:rPr>
                 <w:rStyle w:val="CdigoHTML"/>
@@ -7854,7 +6387,6 @@
               </w:rPr>
               <w:t>Intervalo</w:t>
             </w:r>
-            <w:proofErr w:type="spellEnd"/>
           </w:p>
         </w:tc>
         <w:tc>
@@ -7869,14 +6401,12 @@
                 <w:rFonts w:ascii="Calibri" w:hAnsi="Calibri" w:cs="Calibri"/>
               </w:rPr>
             </w:pPr>
-            <w:proofErr w:type="spellStart"/>
             <w:r>
               <w:rPr>
                 <w:rFonts w:ascii="Calibri" w:hAnsi="Calibri" w:cs="Calibri"/>
               </w:rPr>
               <w:t>argumentos</w:t>
             </w:r>
-            <w:proofErr w:type="spellEnd"/>
           </w:p>
         </w:tc>
         <w:tc>
@@ -7895,16 +6425,8 @@
               <w:rPr>
                 <w:rFonts w:ascii="Calibri" w:hAnsi="Calibri" w:cs="Calibri"/>
               </w:rPr>
-              <w:t xml:space="preserve">fecha</w:t>
-            </w:r>
-            <w:proofErr w:type="spellStart"/>
-            <w:r>
-              <w:rPr>
-                <w:rFonts w:ascii="Calibri" w:hAnsi="Calibri" w:cs="Calibri"/>
-              </w:rPr>
-              <w:t/>
-            </w:r>
-            <w:proofErr w:type="spellEnd"/>
+              <w:t>fecha</w:t>
+            </w:r>
           </w:p>
         </w:tc>
         <w:tc>
@@ -7966,64 +6488,6 @@
                 <w:rFonts w:ascii="Calibri" w:hAnsi="Calibri" w:cs="Calibri"/>
               </w:rPr>
               <w:t>Inicio y fin para la carga histórica acotada.</w:t>
-            </w:r>
-            <w:r>
-              <w:rPr>
-                <w:rFonts w:ascii="Calibri" w:hAnsi="Calibri" w:cs="Calibri"/>
-              </w:rPr>
-              <w:t xml:space="preserve"/>
-            </w:r>
-            <w:r>
-              <w:rPr>
-                <w:rStyle w:val="CdigoHTML"/>
-                <w:rFonts w:ascii="Calibri" w:eastAsiaTheme="minorHAnsi" w:hAnsi="Calibri" w:cs="Calibri"/>
-              </w:rPr>
-              <w:t/>
-            </w:r>
-            <w:r>
-              <w:rPr>
-                <w:rFonts w:ascii="Calibri" w:hAnsi="Calibri" w:cs="Calibri"/>
-              </w:rPr>
-              <w:t xml:space="preserve"/>
-            </w:r>
-            <w:r>
-              <w:rPr>
-                <w:rStyle w:val="CdigoHTML"/>
-                <w:rFonts w:ascii="Calibri" w:eastAsiaTheme="minorHAnsi" w:hAnsi="Calibri" w:cs="Calibri"/>
-              </w:rPr>
-              <w:t/>
-            </w:r>
-            <w:r>
-              <w:rPr>
-                <w:rFonts w:ascii="Calibri" w:hAnsi="Calibri" w:cs="Calibri"/>
-              </w:rPr>
-              <w:t xml:space="preserve"/>
-            </w:r>
-            <w:r>
-              <w:rPr>
-                <w:rStyle w:val="Textoennegrita"/>
-                <w:rFonts w:ascii="Calibri" w:hAnsi="Calibri" w:cs="Calibri"/>
-              </w:rPr>
-              <w:t/>
-            </w:r>
-            <w:r>
-              <w:rPr>
-                <w:rFonts w:ascii="Calibri" w:hAnsi="Calibri" w:cs="Calibri"/>
-              </w:rPr>
-              <w:t xml:space="preserve"/>
-            </w:r>
-            <w:r>
-              <w:rPr>
-                <w:rStyle w:val="CdigoHTML"/>
-                <w:rFonts w:ascii="Calibri" w:eastAsiaTheme="minorHAnsi" w:hAnsi="Calibri" w:cs="Calibri"/>
-              </w:rPr>
-              <w:t/>
-            </w:r>
-            <w:r>
-              <w:rPr>
-                <w:rFonts w:ascii="Calibri" w:hAnsi="Calibri" w:cs="Calibri"/>
-              </w:rPr>
-              <w:t/>
             </w:r>
           </w:p>
         </w:tc>
@@ -8044,13 +6508,54 @@
                 <w:rFonts w:ascii="Calibri" w:hAnsi="Calibri" w:cs="Calibri"/>
               </w:rPr>
             </w:pPr>
-            <w:proofErr w:type="spellStart"/>
             <w:r>
               <w:rPr>
                 <w:rStyle w:val="CdigoHTML"/>
                 <w:rFonts w:ascii="Calibri" w:eastAsiaTheme="minorHAnsi" w:hAnsi="Calibri" w:cs="Calibri"/>
               </w:rPr>
+              <w:lastRenderedPageBreak/>
               <w:t>Reprocesar</w:t>
+            </w:r>
+          </w:p>
+        </w:tc>
+        <w:tc>
+          <w:tcPr>
+            <w:tcW w:w="0" w:type="auto"/>
+            <w:hideMark/>
+          </w:tcPr>
+          <w:p>
+            <w:pPr>
+              <w:cnfStyle w:val="000000000000" w:firstRow="0" w:lastRow="0" w:firstColumn="0" w:lastColumn="0" w:oddVBand="0" w:evenVBand="0" w:oddHBand="0" w:evenHBand="0" w:firstRowFirstColumn="0" w:firstRowLastColumn="0" w:lastRowFirstColumn="0" w:lastRowLastColumn="0"/>
+              <w:rPr>
+                <w:rFonts w:ascii="Calibri" w:hAnsi="Calibri" w:cs="Calibri"/>
+              </w:rPr>
+            </w:pPr>
+            <w:r>
+              <w:rPr>
+                <w:rFonts w:ascii="Calibri" w:hAnsi="Calibri" w:cs="Calibri"/>
+              </w:rPr>
+              <w:t>argumentos</w:t>
+            </w:r>
+          </w:p>
+        </w:tc>
+        <w:tc>
+          <w:tcPr>
+            <w:tcW w:w="0" w:type="auto"/>
+            <w:hideMark/>
+          </w:tcPr>
+          <w:p>
+            <w:pPr>
+              <w:cnfStyle w:val="000000000000" w:firstRow="0" w:lastRow="0" w:firstColumn="0" w:lastColumn="0" w:oddVBand="0" w:evenVBand="0" w:oddHBand="0" w:evenHBand="0" w:firstRowFirstColumn="0" w:firstRowLastColumn="0" w:lastRowFirstColumn="0" w:lastRowLastColumn="0"/>
+              <w:rPr>
+                <w:rFonts w:ascii="Calibri" w:hAnsi="Calibri" w:cs="Calibri"/>
+              </w:rPr>
+            </w:pPr>
+            <w:proofErr w:type="spellStart"/>
+            <w:r>
+              <w:rPr>
+                <w:rFonts w:ascii="Calibri" w:hAnsi="Calibri" w:cs="Calibri"/>
+              </w:rPr>
+              <w:t>flag</w:t>
             </w:r>
             <w:proofErr w:type="spellEnd"/>
           </w:p>
@@ -8067,14 +6572,12 @@
                 <w:rFonts w:ascii="Calibri" w:hAnsi="Calibri" w:cs="Calibri"/>
               </w:rPr>
             </w:pPr>
-            <w:proofErr w:type="spellStart"/>
             <w:r>
               <w:rPr>
                 <w:rFonts w:ascii="Calibri" w:hAnsi="Calibri" w:cs="Calibri"/>
               </w:rPr>
-              <w:t>argumentos</w:t>
-            </w:r>
-            <w:proofErr w:type="spellEnd"/>
+              <w:t>No</w:t>
+            </w:r>
           </w:p>
         </w:tc>
         <w:tc>
@@ -8089,14 +6592,13 @@
                 <w:rFonts w:ascii="Calibri" w:hAnsi="Calibri" w:cs="Calibri"/>
               </w:rPr>
             </w:pPr>
-            <w:proofErr w:type="spellStart"/>
-            <w:r>
-              <w:rPr>
-                <w:rFonts w:ascii="Calibri" w:hAnsi="Calibri" w:cs="Calibri"/>
-              </w:rPr>
-              <w:t>flag</w:t>
-            </w:r>
-            <w:proofErr w:type="spellEnd"/>
+            <w:r>
+              <w:rPr>
+                <w:rStyle w:val="CdigoHTML"/>
+                <w:rFonts w:ascii="Calibri" w:eastAsiaTheme="minorHAnsi" w:hAnsi="Calibri" w:cs="Calibri"/>
+              </w:rPr>
+              <w:t>Desactivado</w:t>
+            </w:r>
           </w:p>
         </w:tc>
         <w:tc>
@@ -8115,74 +6617,7 @@
               <w:rPr>
                 <w:rFonts w:ascii="Calibri" w:hAnsi="Calibri" w:cs="Calibri"/>
               </w:rPr>
-              <w:t>No</w:t>
-            </w:r>
-          </w:p>
-        </w:tc>
-        <w:tc>
-          <w:tcPr>
-            <w:tcW w:w="0" w:type="auto"/>
-            <w:hideMark/>
-          </w:tcPr>
-          <w:p>
-            <w:pPr>
-              <w:cnfStyle w:val="000000000000" w:firstRow="0" w:lastRow="0" w:firstColumn="0" w:lastColumn="0" w:oddVBand="0" w:evenVBand="0" w:oddHBand="0" w:evenHBand="0" w:firstRowFirstColumn="0" w:firstRowLastColumn="0" w:lastRowFirstColumn="0" w:lastRowLastColumn="0"/>
-              <w:rPr>
-                <w:rFonts w:ascii="Calibri" w:hAnsi="Calibri" w:cs="Calibri"/>
-              </w:rPr>
-            </w:pPr>
-            <w:r>
-              <w:rPr>
-                <w:rStyle w:val="CdigoHTML"/>
-                <w:rFonts w:ascii="Calibri" w:eastAsiaTheme="minorHAnsi" w:hAnsi="Calibri" w:cs="Calibri"/>
-              </w:rPr>
-              <w:t>Desactivado</w:t>
-            </w:r>
-          </w:p>
-        </w:tc>
-        <w:tc>
-          <w:tcPr>
-            <w:tcW w:w="0" w:type="auto"/>
-            <w:hideMark/>
-          </w:tcPr>
-          <w:p>
-            <w:pPr>
-              <w:cnfStyle w:val="000000000000" w:firstRow="0" w:lastRow="0" w:firstColumn="0" w:lastColumn="0" w:oddVBand="0" w:evenVBand="0" w:oddHBand="0" w:evenHBand="0" w:firstRowFirstColumn="0" w:firstRowLastColumn="0" w:lastRowFirstColumn="0" w:lastRowLastColumn="0"/>
-              <w:rPr>
-                <w:rFonts w:ascii="Calibri" w:hAnsi="Calibri" w:cs="Calibri"/>
-              </w:rPr>
-            </w:pPr>
-            <w:r>
-              <w:rPr>
-                <w:rFonts w:ascii="Calibri" w:hAnsi="Calibri" w:cs="Calibri"/>
-              </w:rPr>
-              <w:t xml:space="preserve">Vuelve a interpretar archivos del intervalo cuando se solicita explícitamente.</w:t>
-            </w:r>
-            <w:r>
-              <w:rPr>
-                <w:rStyle w:val="CdigoHTML"/>
-                <w:rFonts w:ascii="Calibri" w:eastAsiaTheme="minorHAnsi" w:hAnsi="Calibri" w:cs="Calibri"/>
-              </w:rPr>
-              <w:t/>
-            </w:r>
-            <w:r>
-              <w:rPr>
-                <w:rFonts w:ascii="Calibri" w:hAnsi="Calibri" w:cs="Calibri"/>
-              </w:rPr>
-              <w:t xml:space="preserve"/>
-            </w:r>
-            <w:r>
-              <w:rPr>
-                <w:rStyle w:val="CdigoHTML"/>
-                <w:rFonts w:ascii="Calibri" w:eastAsiaTheme="minorHAnsi" w:hAnsi="Calibri" w:cs="Calibri"/>
-              </w:rPr>
-              <w:t/>
-            </w:r>
-            <w:r>
-              <w:rPr>
-                <w:rFonts w:ascii="Calibri" w:hAnsi="Calibri" w:cs="Calibri"/>
-              </w:rPr>
-              <w:t/>
+              <w:t>Vuelve a interpretar archivos del intervalo cuando se solicita explícitamente.</w:t>
             </w:r>
           </w:p>
         </w:tc>
@@ -8200,23 +6635,7 @@
           <w:rStyle w:val="Textoennegrita"/>
           <w:rFonts w:ascii="Calibri" w:hAnsi="Calibri" w:cs="Calibri"/>
         </w:rPr>
-        <w:t xml:space="preserve">Buzón de correo / conexión IMAP de solo lectura.</w:t>
-      </w:r>
-      <w:proofErr w:type="spellStart"/>
-      <w:r>
-        <w:rPr>
-          <w:rStyle w:val="Textoennegrita"/>
-          <w:rFonts w:ascii="Calibri" w:hAnsi="Calibri" w:cs="Calibri"/>
-        </w:rPr>
-        <w:t/>
-      </w:r>
-      <w:proofErr w:type="spellEnd"/>
-      <w:r>
-        <w:rPr>
-          <w:rStyle w:val="Textoennegrita"/>
-          <w:rFonts w:ascii="Calibri" w:hAnsi="Calibri" w:cs="Calibri"/>
-        </w:rPr>
-        <w:t xml:space="preserve"/>
+        <w:t>Buzón de correo / conexión IMAP de solo lectura.</w:t>
       </w:r>
     </w:p>
     <w:p>
@@ -8235,35 +6654,7 @@
         <w:rPr>
           <w:rFonts w:ascii="Calibri" w:hAnsi="Calibri" w:cs="Calibri"/>
         </w:rPr>
-        <w:t xml:space="preserve">El archivo fuente debe corresponder a la planilla analítica esperada por el importador.</w:t>
-      </w:r>
-      <w:r>
-        <w:rPr>
-          <w:rStyle w:val="Textoennegrita"/>
-          <w:rFonts w:ascii="Calibri" w:hAnsi="Calibri" w:cs="Calibri"/>
-        </w:rPr>
-        <w:t/>
-      </w:r>
-      <w:r>
-        <w:rPr>
-          <w:rFonts w:ascii="Calibri" w:hAnsi="Calibri" w:cs="Calibri"/>
-        </w:rPr>
-        <w:t xml:space="preserve"/>
-      </w:r>
-      <w:proofErr w:type="spellStart"/>
-      <w:r>
-        <w:rPr>
-          <w:rStyle w:val="CdigoHTML"/>
-          <w:rFonts w:ascii="Calibri" w:hAnsi="Calibri" w:cs="Calibri"/>
-        </w:rPr>
-        <w:t/>
-      </w:r>
-      <w:proofErr w:type="spellEnd"/>
-      <w:r>
-        <w:rPr>
-          <w:rFonts w:ascii="Calibri" w:hAnsi="Calibri" w:cs="Calibri"/>
-        </w:rPr>
-        <w:t/>
+        <w:t>El archivo fuente debe corresponder a la planilla analítica esperada por el importador.</w:t>
       </w:r>
     </w:p>
     <w:p>
@@ -8278,20 +6669,20 @@
           <w:rFonts w:ascii="Calibri" w:hAnsi="Calibri" w:cs="Calibri"/>
         </w:rPr>
       </w:pPr>
+      <w:r>
+        <w:rPr>
+          <w:rFonts w:ascii="Calibri" w:hAnsi="Calibri" w:cs="Calibri"/>
+        </w:rPr>
+        <w:t xml:space="preserve">Importación e </w:t>
+      </w:r>
       <w:proofErr w:type="spellStart"/>
       <w:r>
         <w:rPr>
           <w:rFonts w:ascii="Calibri" w:hAnsi="Calibri" w:cs="Calibri"/>
         </w:rPr>
-        <w:t>Importación e idempotencia</w:t>
+        <w:t>idempotencia</w:t>
       </w:r>
       <w:proofErr w:type="spellEnd"/>
-      <w:r>
-        <w:rPr>
-          <w:rFonts w:ascii="Calibri" w:hAnsi="Calibri" w:cs="Calibri"/>
-        </w:rPr>
-        <w:t/>
-      </w:r>
     </w:p>
     <w:p>
       <w:pPr>
@@ -8305,108 +6696,12 @@
           <w:rFonts w:ascii="Calibri" w:hAnsi="Calibri" w:cs="Calibri"/>
         </w:rPr>
       </w:pPr>
-      <w:proofErr w:type="spellStart"/>
       <w:r>
         <w:rPr>
           <w:rStyle w:val="CdigoHTML"/>
           <w:rFonts w:ascii="Calibri" w:hAnsi="Calibri" w:cs="Calibri"/>
         </w:rPr>
         <w:t>Se calcula el hash del archivo para identificar importaciones repetidas.</w:t>
-      </w:r>
-      <w:proofErr w:type="spellEnd"/>
-      <w:r>
-        <w:rPr>
-          <w:rFonts w:ascii="Calibri" w:hAnsi="Calibri" w:cs="Calibri"/>
-        </w:rPr>
-        <w:t xml:space="preserve"/>
-      </w:r>
-      <w:r>
-        <w:rPr>
-          <w:rFonts w:ascii="Cambria Math" w:hAnsi="Cambria Math" w:cs="Cambria Math"/>
-        </w:rPr>
-        <w:t/>
-      </w:r>
-      <w:r>
-        <w:rPr>
-          <w:rFonts w:ascii="Calibri" w:hAnsi="Calibri" w:cs="Calibri"/>
-        </w:rPr>
-        <w:t xml:space="preserve"/>
-      </w:r>
-      <w:r>
-        <w:rPr>
-          <w:rStyle w:val="CdigoHTML"/>
-          <w:rFonts w:ascii="Calibri" w:hAnsi="Calibri" w:cs="Calibri"/>
-        </w:rPr>
-        <w:t/>
-      </w:r>
-      <w:r>
-        <w:rPr>
-          <w:rFonts w:ascii="Calibri" w:hAnsi="Calibri" w:cs="Calibri"/>
-        </w:rPr>
-        <w:t xml:space="preserve"/>
-      </w:r>
-      <w:r>
-        <w:rPr>
-          <w:rStyle w:val="Textoennegrita"/>
-          <w:rFonts w:ascii="Calibri" w:hAnsi="Calibri" w:cs="Calibri"/>
-        </w:rPr>
-        <w:t/>
-      </w:r>
-      <w:r>
-        <w:rPr>
-          <w:rFonts w:ascii="Calibri" w:hAnsi="Calibri" w:cs="Calibri"/>
-        </w:rPr>
-        <w:t xml:space="preserve"/>
-      </w:r>
-      <w:r>
-        <w:rPr>
-          <w:rFonts w:ascii="Cambria Math" w:hAnsi="Cambria Math" w:cs="Cambria Math"/>
-        </w:rPr>
-        <w:t/>
-      </w:r>
-      <w:r>
-        <w:rPr>
-          <w:rFonts w:ascii="Calibri" w:hAnsi="Calibri" w:cs="Calibri"/>
-        </w:rPr>
-        <w:t xml:space="preserve"/>
-      </w:r>
-      <w:r>
-        <w:rPr>
-          <w:rStyle w:val="Textoennegrita"/>
-          <w:rFonts w:ascii="Calibri" w:hAnsi="Calibri" w:cs="Calibri"/>
-        </w:rPr>
-        <w:t/>
-      </w:r>
-      <w:r>
-        <w:rPr>
-          <w:rFonts w:ascii="Calibri" w:hAnsi="Calibri" w:cs="Calibri"/>
-        </w:rPr>
-        <w:t xml:space="preserve"/>
-      </w:r>
-      <w:r>
-        <w:rPr>
-          <w:rFonts w:ascii="Cambria Math" w:hAnsi="Cambria Math" w:cs="Cambria Math"/>
-        </w:rPr>
-        <w:t/>
-      </w:r>
-      <w:r>
-        <w:rPr>
-          <w:rFonts w:ascii="Calibri" w:hAnsi="Calibri" w:cs="Calibri"/>
-        </w:rPr>
-        <w:t xml:space="preserve"/>
-      </w:r>
-      <w:r>
-        <w:rPr>
-          <w:rStyle w:val="CdigoHTML"/>
-          <w:rFonts w:ascii="Calibri" w:hAnsi="Calibri" w:cs="Calibri"/>
-        </w:rPr>
-        <w:t/>
-      </w:r>
-      <w:r>
-        <w:rPr>
-          <w:rFonts w:ascii="Calibri" w:hAnsi="Calibri" w:cs="Calibri"/>
-        </w:rPr>
-        <w:t/>
       </w:r>
     </w:p>
     <w:p>
@@ -8421,45 +6716,12 @@
           <w:rFonts w:ascii="Calibri" w:hAnsi="Calibri" w:cs="Calibri"/>
         </w:rPr>
       </w:pPr>
-      <w:proofErr w:type="spellStart"/>
       <w:r>
         <w:rPr>
           <w:rStyle w:val="CdigoHTML"/>
           <w:rFonts w:ascii="Calibri" w:hAnsi="Calibri" w:cs="Calibri"/>
         </w:rPr>
         <w:t>La clave de remesa permite reconocer papeletas que ya existen.</w:t>
-      </w:r>
-      <w:proofErr w:type="spellEnd"/>
-      <w:r>
-        <w:rPr>
-          <w:rFonts w:ascii="Calibri" w:hAnsi="Calibri" w:cs="Calibri"/>
-        </w:rPr>
-        <w:t xml:space="preserve"/>
-      </w:r>
-      <w:r>
-        <w:rPr>
-          <w:rFonts w:ascii="Cambria Math" w:hAnsi="Cambria Math" w:cs="Cambria Math"/>
-        </w:rPr>
-        <w:t/>
-      </w:r>
-      <w:r>
-        <w:rPr>
-          <w:rFonts w:ascii="Calibri" w:hAnsi="Calibri" w:cs="Calibri"/>
-        </w:rPr>
-        <w:t xml:space="preserve"/>
-      </w:r>
-      <w:r>
-        <w:rPr>
-          <w:rStyle w:val="CdigoHTML"/>
-          <w:rFonts w:ascii="Calibri" w:hAnsi="Calibri" w:cs="Calibri"/>
-        </w:rPr>
-        <w:t/>
-      </w:r>
-      <w:r>
-        <w:rPr>
-          <w:rFonts w:ascii="Calibri" w:hAnsi="Calibri" w:cs="Calibri"/>
-        </w:rPr>
-        <w:t/>
       </w:r>
     </w:p>
     <w:p>
@@ -8474,63 +6736,12 @@
           <w:rFonts w:ascii="Calibri" w:hAnsi="Calibri" w:cs="Calibri"/>
         </w:rPr>
       </w:pPr>
-      <w:proofErr w:type="spellStart"/>
       <w:r>
         <w:rPr>
           <w:rStyle w:val="CdigoHTML"/>
           <w:rFonts w:ascii="Calibri" w:hAnsi="Calibri" w:cs="Calibri"/>
         </w:rPr>
         <w:t>Las filas inválidas y excepciones se registran asociadas a la importación.</w:t>
-      </w:r>
-      <w:proofErr w:type="spellEnd"/>
-      <w:r>
-        <w:rPr>
-          <w:rFonts w:ascii="Calibri" w:hAnsi="Calibri" w:cs="Calibri"/>
-        </w:rPr>
-        <w:t xml:space="preserve"/>
-      </w:r>
-      <w:r>
-        <w:rPr>
-          <w:rFonts w:ascii="Cambria Math" w:hAnsi="Cambria Math" w:cs="Cambria Math"/>
-        </w:rPr>
-        <w:t/>
-      </w:r>
-      <w:r>
-        <w:rPr>
-          <w:rFonts w:ascii="Calibri" w:hAnsi="Calibri" w:cs="Calibri"/>
-        </w:rPr>
-        <w:t xml:space="preserve"/>
-      </w:r>
-      <w:proofErr w:type="gramStart"/>
-      <w:r>
-        <w:rPr>
-          <w:rStyle w:val="CdigoHTML"/>
-          <w:rFonts w:ascii="Calibri" w:hAnsi="Calibri" w:cs="Calibri"/>
-        </w:rPr>
-        <w:t xml:space="preserve"/>
-      </w:r>
-      <w:proofErr w:type="spellStart"/>
-      <w:r>
-        <w:rPr>
-          <w:rStyle w:val="CdigoHTML"/>
-          <w:rFonts w:ascii="Calibri" w:hAnsi="Calibri" w:cs="Calibri"/>
-        </w:rPr>
-        <w:t/>
-      </w:r>
-      <w:proofErr w:type="spellEnd"/>
-      <w:proofErr w:type="gramEnd"/>
-      <w:r>
-        <w:rPr>
-          <w:rStyle w:val="CdigoHTML"/>
-          <w:rFonts w:ascii="Calibri" w:hAnsi="Calibri" w:cs="Calibri"/>
-        </w:rPr>
-        <w:t xml:space="preserve"/>
-      </w:r>
-      <w:r>
-        <w:rPr>
-          <w:rFonts w:ascii="Calibri" w:hAnsi="Calibri" w:cs="Calibri"/>
-        </w:rPr>
-        <w:t/>
       </w:r>
     </w:p>
     <w:p>
@@ -8571,64 +6782,6 @@
         </w:rPr>
         <w:t>Los alias normalizados ayudan a identificar la estación indicada en el analítico.</w:t>
       </w:r>
-      <w:r>
-        <w:rPr>
-          <w:rFonts w:ascii="Calibri" w:hAnsi="Calibri" w:cs="Calibri"/>
-        </w:rPr>
-        <w:t xml:space="preserve"/>
-      </w:r>
-      <w:r>
-        <w:rPr>
-          <w:rFonts w:ascii="Cambria Math" w:hAnsi="Cambria Math" w:cs="Cambria Math"/>
-        </w:rPr>
-        <w:t/>
-      </w:r>
-      <w:r>
-        <w:rPr>
-          <w:rFonts w:ascii="Calibri" w:hAnsi="Calibri" w:cs="Calibri"/>
-        </w:rPr>
-        <w:t xml:space="preserve"/>
-      </w:r>
-      <w:r>
-        <w:rPr>
-          <w:rStyle w:val="CdigoHTML"/>
-          <w:rFonts w:ascii="Calibri" w:hAnsi="Calibri" w:cs="Calibri"/>
-        </w:rPr>
-        <w:t/>
-      </w:r>
-      <w:r>
-        <w:rPr>
-          <w:rFonts w:ascii="Calibri" w:hAnsi="Calibri" w:cs="Calibri"/>
-        </w:rPr>
-        <w:t xml:space="preserve"/>
-      </w:r>
-      <w:r>
-        <w:rPr>
-          <w:rStyle w:val="Textoennegrita"/>
-          <w:rFonts w:ascii="Calibri" w:hAnsi="Calibri" w:cs="Calibri"/>
-        </w:rPr>
-        <w:t/>
-      </w:r>
-      <w:r>
-        <w:rPr>
-          <w:rFonts w:ascii="Calibri" w:hAnsi="Calibri" w:cs="Calibri"/>
-        </w:rPr>
-        <w:t xml:space="preserve"/>
-      </w:r>
-      <w:proofErr w:type="spellStart"/>
-      <w:r>
-        <w:rPr>
-          <w:rFonts w:ascii="Calibri" w:hAnsi="Calibri" w:cs="Calibri"/>
-        </w:rPr>
-        <w:t/>
-      </w:r>
-      <w:proofErr w:type="spellEnd"/>
-      <w:r>
-        <w:rPr>
-          <w:rFonts w:ascii="Calibri" w:hAnsi="Calibri" w:cs="Calibri"/>
-        </w:rPr>
-        <w:t/>
-      </w:r>
     </w:p>
     <w:p>
       <w:pPr>
@@ -8649,52 +6802,6 @@
         </w:rPr>
         <w:t>Los identificadores de remesa se normalizan para evitar diferencias de formato en Excel.</w:t>
       </w:r>
-      <w:r>
-        <w:rPr>
-          <w:rFonts w:ascii="Calibri" w:hAnsi="Calibri" w:cs="Calibri"/>
-        </w:rPr>
-        <w:t xml:space="preserve"/>
-      </w:r>
-      <w:r>
-        <w:rPr>
-          <w:rFonts w:ascii="Cambria Math" w:hAnsi="Cambria Math" w:cs="Cambria Math"/>
-        </w:rPr>
-        <w:t/>
-      </w:r>
-      <w:r>
-        <w:rPr>
-          <w:rFonts w:ascii="Calibri" w:hAnsi="Calibri" w:cs="Calibri"/>
-        </w:rPr>
-        <w:t xml:space="preserve"/>
-      </w:r>
-      <w:r>
-        <w:rPr>
-          <w:rStyle w:val="CdigoHTML"/>
-          <w:rFonts w:ascii="Calibri" w:hAnsi="Calibri" w:cs="Calibri"/>
-        </w:rPr>
-        <w:t/>
-      </w:r>
-      <w:r>
-        <w:rPr>
-          <w:rFonts w:ascii="Calibri" w:hAnsi="Calibri" w:cs="Calibri"/>
-        </w:rPr>
-        <w:t xml:space="preserve"/>
-      </w:r>
-      <w:proofErr w:type="spellStart"/>
-      <w:r>
-        <w:rPr>
-          <w:rStyle w:val="Textoennegrita"/>
-          <w:rFonts w:ascii="Calibri" w:hAnsi="Calibri" w:cs="Calibri"/>
-        </w:rPr>
-        <w:t/>
-      </w:r>
-      <w:proofErr w:type="spellEnd"/>
-      <w:r>
-        <w:rPr>
-          <w:rFonts w:ascii="Calibri" w:hAnsi="Calibri" w:cs="Calibri"/>
-        </w:rPr>
-        <w:t xml:space="preserve"/>
-      </w:r>
     </w:p>
     <w:p>
       <w:pPr>
@@ -8715,80 +6822,6 @@
         </w:rPr>
         <w:t>Los vínculos asocian papeleta(s) con estación, fecha operativa, turno y concepto.</w:t>
       </w:r>
-      <w:r>
-        <w:rPr>
-          <w:rFonts w:ascii="Calibri" w:hAnsi="Calibri" w:cs="Calibri"/>
-        </w:rPr>
-        <w:t xml:space="preserve"/>
-      </w:r>
-      <w:r>
-        <w:rPr>
-          <w:rFonts w:ascii="Cambria Math" w:hAnsi="Cambria Math" w:cs="Cambria Math"/>
-        </w:rPr>
-        <w:t/>
-      </w:r>
-      <w:r>
-        <w:rPr>
-          <w:rFonts w:ascii="Calibri" w:hAnsi="Calibri" w:cs="Calibri"/>
-        </w:rPr>
-        <w:t xml:space="preserve"/>
-      </w:r>
-      <w:r>
-        <w:rPr>
-          <w:rStyle w:val="CdigoHTML"/>
-          <w:rFonts w:ascii="Calibri" w:hAnsi="Calibri" w:cs="Calibri"/>
-        </w:rPr>
-        <w:t/>
-      </w:r>
-      <w:r>
-        <w:rPr>
-          <w:rFonts w:ascii="Calibri" w:hAnsi="Calibri" w:cs="Calibri"/>
-        </w:rPr>
-        <w:t xml:space="preserve"/>
-      </w:r>
-      <w:proofErr w:type="spellStart"/>
-      <w:r>
-        <w:rPr>
-          <w:rStyle w:val="Textoennegrita"/>
-          <w:rFonts w:ascii="Calibri" w:hAnsi="Calibri" w:cs="Calibri"/>
-        </w:rPr>
-        <w:t/>
-      </w:r>
-      <w:proofErr w:type="spellEnd"/>
-      <w:r>
-        <w:rPr>
-          <w:rFonts w:ascii="Calibri" w:hAnsi="Calibri" w:cs="Calibri"/>
-        </w:rPr>
-        <w:t xml:space="preserve"/>
-      </w:r>
-      <w:r>
-        <w:rPr>
-          <w:rStyle w:val="Textoennegrita"/>
-          <w:rFonts w:ascii="Calibri" w:hAnsi="Calibri" w:cs="Calibri"/>
-        </w:rPr>
-        <w:t/>
-      </w:r>
-      <w:r>
-        <w:rPr>
-          <w:rFonts w:ascii="Calibri" w:hAnsi="Calibri" w:cs="Calibri"/>
-        </w:rPr>
-        <w:t xml:space="preserve"/>
-      </w:r>
-      <w:proofErr w:type="spellStart"/>
-      <w:r>
-        <w:rPr>
-          <w:rStyle w:val="CdigoHTML"/>
-          <w:rFonts w:ascii="Calibri" w:hAnsi="Calibri" w:cs="Calibri"/>
-        </w:rPr>
-        <w:t/>
-      </w:r>
-      <w:proofErr w:type="spellEnd"/>
-      <w:r>
-        <w:rPr>
-          <w:rFonts w:ascii="Calibri" w:hAnsi="Calibri" w:cs="Calibri"/>
-        </w:rPr>
-        <w:t/>
-      </w:r>
     </w:p>
     <w:p>
       <w:pPr>
@@ -8809,38 +6842,6 @@
         </w:rPr>
         <w:t>Las relaciones ambiguas se corrigen en la bandeja analítica.</w:t>
       </w:r>
-      <w:r>
-        <w:rPr>
-          <w:rFonts w:ascii="Calibri" w:hAnsi="Calibri" w:cs="Calibri"/>
-        </w:rPr>
-        <w:t xml:space="preserve"/>
-      </w:r>
-      <w:r>
-        <w:rPr>
-          <w:rFonts w:ascii="Cambria Math" w:hAnsi="Cambria Math" w:cs="Cambria Math"/>
-        </w:rPr>
-        <w:t/>
-      </w:r>
-      <w:r>
-        <w:rPr>
-          <w:rFonts w:ascii="Calibri" w:hAnsi="Calibri" w:cs="Calibri"/>
-        </w:rPr>
-        <w:t xml:space="preserve"/>
-      </w:r>
-      <w:proofErr w:type="spellStart"/>
-      <w:r>
-        <w:rPr>
-          <w:rFonts w:ascii="Calibri" w:hAnsi="Calibri" w:cs="Calibri"/>
-        </w:rPr>
-        <w:t/>
-      </w:r>
-      <w:proofErr w:type="spellEnd"/>
-      <w:r>
-        <w:rPr>
-          <w:rFonts w:ascii="Calibri" w:hAnsi="Calibri" w:cs="Calibri"/>
-        </w:rPr>
-        <w:t/>
-      </w:r>
     </w:p>
     <w:p>
       <w:pPr>
@@ -8862,66 +6863,6 @@
           <w:rFonts w:ascii="Calibri" w:hAnsi="Calibri" w:cs="Calibri"/>
         </w:rPr>
         <w:br/>
-      </w:r>
-      <w:proofErr w:type="spellStart"/>
-      <w:r>
-        <w:rPr>
-          <w:rStyle w:val="CdigoHTML"/>
-          <w:rFonts w:ascii="Calibri" w:hAnsi="Calibri" w:cs="Calibri"/>
-        </w:rPr>
-        <w:t/>
-      </w:r>
-      <w:proofErr w:type="spellEnd"/>
-      <w:r>
-        <w:rPr>
-          <w:rStyle w:val="CdigoHTML"/>
-          <w:rFonts w:ascii="Calibri" w:hAnsi="Calibri" w:cs="Calibri"/>
-        </w:rPr>
-        <w:t xml:space="preserve"/>
-      </w:r>
-      <w:r>
-        <w:rPr>
-          <w:rFonts w:ascii="Calibri" w:hAnsi="Calibri" w:cs="Calibri"/>
-        </w:rPr>
-        <w:t xml:space="preserve"/>
-      </w:r>
-      <w:proofErr w:type="spellStart"/>
-      <w:r>
-        <w:rPr>
-          <w:rStyle w:val="CdigoHTML"/>
-          <w:rFonts w:ascii="Calibri" w:hAnsi="Calibri" w:cs="Calibri"/>
-        </w:rPr>
-        <w:t/>
-      </w:r>
-      <w:proofErr w:type="spellEnd"/>
-      <w:r>
-        <w:rPr>
-          <w:rStyle w:val="CdigoHTML"/>
-          <w:rFonts w:ascii="Calibri" w:hAnsi="Calibri" w:cs="Calibri"/>
-        </w:rPr>
-        <w:t xml:space="preserve"/>
-      </w:r>
-      <w:proofErr w:type="spellStart"/>
-      <w:r>
-        <w:rPr>
-          <w:rStyle w:val="CdigoHTML"/>
-          <w:rFonts w:ascii="Calibri" w:hAnsi="Calibri" w:cs="Calibri"/>
-        </w:rPr>
-        <w:t/>
-      </w:r>
-      <w:proofErr w:type="spellEnd"/>
-      <w:r>
-        <w:rPr>
-          <w:rStyle w:val="CdigoHTML"/>
-          <w:rFonts w:ascii="Calibri" w:hAnsi="Calibri" w:cs="Calibri"/>
-        </w:rPr>
-        <w:t xml:space="preserve"/>
-      </w:r>
-      <w:r>
-        <w:rPr>
-          <w:rFonts w:ascii="Calibri" w:hAnsi="Calibri" w:cs="Calibri"/>
-        </w:rPr>
-        <w:t/>
       </w:r>
     </w:p>
     <w:p>
@@ -8958,27 +6899,6 @@
         </w:rPr>
         <w:t>La corrección se mantiene como registro separado con usuario y fecha disponibles.</w:t>
       </w:r>
-      <w:r>
-        <w:rPr>
-          <w:rFonts w:ascii="Calibri" w:hAnsi="Calibri" w:cs="Calibri"/>
-        </w:rPr>
-        <w:t/>
-      </w:r>
-      <w:proofErr w:type="spellStart"/>
-      <w:r>
-        <w:rPr>
-          <w:rStyle w:val="CdigoHTML"/>
-          <w:rFonts w:ascii="Calibri" w:hAnsi="Calibri" w:cs="Calibri"/>
-        </w:rPr>
-        <w:t/>
-      </w:r>
-      <w:proofErr w:type="spellEnd"/>
-      <w:r>
-        <w:rPr>
-          <w:rFonts w:ascii="Calibri" w:hAnsi="Calibri" w:cs="Calibri"/>
-        </w:rPr>
-        <w:t/>
-      </w:r>
     </w:p>
     <w:p>
       <w:pPr>
@@ -8996,50 +6916,7 @@
         <w:rPr>
           <w:rFonts w:ascii="Calibri" w:hAnsi="Calibri" w:cs="Calibri"/>
         </w:rPr>
-        <w:t xml:space="preserve">Las papeletas pueden vincularse, desvincularse o intercambiarse según las validaciones del modelo.</w:t>
-      </w:r>
-      <w:proofErr w:type="spellStart"/>
-      <w:r>
-        <w:rPr>
-          <w:rStyle w:val="CdigoHTML"/>
-          <w:rFonts w:ascii="Calibri" w:hAnsi="Calibri" w:cs="Calibri"/>
-        </w:rPr>
-        <w:t/>
-      </w:r>
-      <w:proofErr w:type="spellEnd"/>
-      <w:r>
-        <w:rPr>
-          <w:rFonts w:ascii="Calibri" w:hAnsi="Calibri" w:cs="Calibri"/>
-        </w:rPr>
-        <w:t xml:space="preserve"/>
-      </w:r>
-      <w:proofErr w:type="spellStart"/>
-      <w:r>
-        <w:rPr>
-          <w:rStyle w:val="CdigoHTML"/>
-          <w:rFonts w:ascii="Calibri" w:hAnsi="Calibri" w:cs="Calibri"/>
-        </w:rPr>
-        <w:t/>
-      </w:r>
-      <w:proofErr w:type="spellEnd"/>
-      <w:r>
-        <w:rPr>
-          <w:rFonts w:ascii="Calibri" w:hAnsi="Calibri" w:cs="Calibri"/>
-        </w:rPr>
-        <w:t xml:space="preserve"/>
-      </w:r>
-      <w:r>
-        <w:rPr>
-          <w:rStyle w:val="CdigoHTML"/>
-          <w:rFonts w:ascii="Calibri" w:hAnsi="Calibri" w:cs="Calibri"/>
-        </w:rPr>
-        <w:t/>
-      </w:r>
-      <w:r>
-        <w:rPr>
-          <w:rFonts w:ascii="Calibri" w:hAnsi="Calibri" w:cs="Calibri"/>
-        </w:rPr>
-        <w:t xml:space="preserve"/>
+        <w:t>Las papeletas pueden vincularse, desvincularse o intercambiarse según las validaciones del modelo.</w:t>
       </w:r>
     </w:p>
     <w:p>
@@ -9054,7 +6931,6 @@
           <w:rStyle w:val="Textoennegrita"/>
           <w:rFonts w:ascii="Calibri" w:hAnsi="Calibri" w:cs="Calibri"/>
         </w:rPr>
-        <w:lastRenderedPageBreak/>
         <w:t>Validación de vínculos</w:t>
       </w:r>
     </w:p>
@@ -9070,34 +6946,12 @@
           <w:rFonts w:ascii="Calibri" w:hAnsi="Calibri" w:cs="Calibri"/>
         </w:rPr>
       </w:pPr>
-      <w:proofErr w:type="spellStart"/>
       <w:r>
         <w:rPr>
           <w:rStyle w:val="CdigoHTML"/>
           <w:rFonts w:ascii="Calibri" w:hAnsi="Calibri" w:cs="Calibri"/>
         </w:rPr>
         <w:t>Una papeleta activa no se puede asociar a más de un vínculo activo.</w:t>
-      </w:r>
-      <w:proofErr w:type="spellEnd"/>
-      <w:r>
-        <w:rPr>
-          <w:rFonts w:ascii="Calibri" w:hAnsi="Calibri" w:cs="Calibri"/>
-        </w:rPr>
-        <w:t xml:space="preserve"/>
-      </w:r>
-      <w:proofErr w:type="spellStart"/>
-      <w:r>
-        <w:rPr>
-          <w:rFonts w:ascii="Calibri" w:hAnsi="Calibri" w:cs="Calibri"/>
-        </w:rPr>
-        <w:t/>
-      </w:r>
-      <w:proofErr w:type="spellEnd"/>
-      <w:r>
-        <w:rPr>
-          <w:rFonts w:ascii="Calibri" w:hAnsi="Calibri" w:cs="Calibri"/>
-        </w:rPr>
-        <w:t/>
       </w:r>
     </w:p>
     <w:p>
@@ -9120,47 +6974,196 @@
           <w:rFonts w:ascii="Calibri" w:hAnsi="Calibri" w:cs="Calibri"/>
           <w:lang w:val="en-US"/>
         </w:rPr>
-        <w:t>Una segunda papeleta puede asociarse al mismo turno cuando la regla aplicable lo permite.</w:t>
+        <w:t>Una</w:t>
       </w:r>
       <w:proofErr w:type="spellEnd"/>
       <w:r>
         <w:rPr>
-          <w:rFonts w:ascii="Calibri" w:hAnsi="Calibri" w:cs="Calibri"/>
-          <w:lang w:val="en-US"/>
-        </w:rPr>
-        <w:t xml:space="preserve"/>
+          <w:rStyle w:val="CdigoHTML"/>
+          <w:rFonts w:ascii="Calibri" w:hAnsi="Calibri" w:cs="Calibri"/>
+          <w:lang w:val="en-US"/>
+        </w:rPr>
+        <w:t xml:space="preserve"> </w:t>
       </w:r>
       <w:proofErr w:type="spellStart"/>
       <w:r>
         <w:rPr>
-          <w:rFonts w:ascii="Calibri" w:hAnsi="Calibri" w:cs="Calibri"/>
-          <w:lang w:val="en-US"/>
-        </w:rPr>
-        <w:t/>
+          <w:rStyle w:val="CdigoHTML"/>
+          <w:rFonts w:ascii="Calibri" w:hAnsi="Calibri" w:cs="Calibri"/>
+          <w:lang w:val="en-US"/>
+        </w:rPr>
+        <w:t>segunda</w:t>
       </w:r>
       <w:proofErr w:type="spellEnd"/>
       <w:r>
         <w:rPr>
-          <w:rFonts w:ascii="Calibri" w:hAnsi="Calibri" w:cs="Calibri"/>
-          <w:lang w:val="en-US"/>
-        </w:rPr>
-        <w:t xml:space="preserve"/>
+          <w:rStyle w:val="CdigoHTML"/>
+          <w:rFonts w:ascii="Calibri" w:hAnsi="Calibri" w:cs="Calibri"/>
+          <w:lang w:val="en-US"/>
+        </w:rPr>
+        <w:t xml:space="preserve"> </w:t>
       </w:r>
       <w:proofErr w:type="spellStart"/>
       <w:r>
         <w:rPr>
-          <w:rFonts w:ascii="Calibri" w:hAnsi="Calibri" w:cs="Calibri"/>
-          <w:lang w:val="en-US"/>
-        </w:rPr>
-        <w:t/>
+          <w:rStyle w:val="CdigoHTML"/>
+          <w:rFonts w:ascii="Calibri" w:hAnsi="Calibri" w:cs="Calibri"/>
+          <w:lang w:val="en-US"/>
+        </w:rPr>
+        <w:t>papeleta</w:t>
       </w:r>
       <w:proofErr w:type="spellEnd"/>
       <w:r>
         <w:rPr>
-          <w:rFonts w:ascii="Calibri" w:hAnsi="Calibri" w:cs="Calibri"/>
-          <w:lang w:val="en-US"/>
-        </w:rPr>
-        <w:t/>
+          <w:rStyle w:val="CdigoHTML"/>
+          <w:rFonts w:ascii="Calibri" w:hAnsi="Calibri" w:cs="Calibri"/>
+          <w:lang w:val="en-US"/>
+        </w:rPr>
+        <w:t xml:space="preserve"> </w:t>
+      </w:r>
+      <w:proofErr w:type="spellStart"/>
+      <w:r>
+        <w:rPr>
+          <w:rStyle w:val="CdigoHTML"/>
+          <w:rFonts w:ascii="Calibri" w:hAnsi="Calibri" w:cs="Calibri"/>
+          <w:lang w:val="en-US"/>
+        </w:rPr>
+        <w:t>puede</w:t>
+      </w:r>
+      <w:proofErr w:type="spellEnd"/>
+      <w:r>
+        <w:rPr>
+          <w:rStyle w:val="CdigoHTML"/>
+          <w:rFonts w:ascii="Calibri" w:hAnsi="Calibri" w:cs="Calibri"/>
+          <w:lang w:val="en-US"/>
+        </w:rPr>
+        <w:t xml:space="preserve"> </w:t>
+      </w:r>
+      <w:proofErr w:type="spellStart"/>
+      <w:r>
+        <w:rPr>
+          <w:rStyle w:val="CdigoHTML"/>
+          <w:rFonts w:ascii="Calibri" w:hAnsi="Calibri" w:cs="Calibri"/>
+          <w:lang w:val="en-US"/>
+        </w:rPr>
+        <w:t>asociarse</w:t>
+      </w:r>
+      <w:proofErr w:type="spellEnd"/>
+      <w:r>
+        <w:rPr>
+          <w:rStyle w:val="CdigoHTML"/>
+          <w:rFonts w:ascii="Calibri" w:hAnsi="Calibri" w:cs="Calibri"/>
+          <w:lang w:val="en-US"/>
+        </w:rPr>
+        <w:t xml:space="preserve"> al </w:t>
+      </w:r>
+      <w:proofErr w:type="spellStart"/>
+      <w:r>
+        <w:rPr>
+          <w:rStyle w:val="CdigoHTML"/>
+          <w:rFonts w:ascii="Calibri" w:hAnsi="Calibri" w:cs="Calibri"/>
+          <w:lang w:val="en-US"/>
+        </w:rPr>
+        <w:t>mismo</w:t>
+      </w:r>
+      <w:proofErr w:type="spellEnd"/>
+      <w:r>
+        <w:rPr>
+          <w:rStyle w:val="CdigoHTML"/>
+          <w:rFonts w:ascii="Calibri" w:hAnsi="Calibri" w:cs="Calibri"/>
+          <w:lang w:val="en-US"/>
+        </w:rPr>
+        <w:t xml:space="preserve"> </w:t>
+      </w:r>
+      <w:proofErr w:type="spellStart"/>
+      <w:r>
+        <w:rPr>
+          <w:rStyle w:val="CdigoHTML"/>
+          <w:rFonts w:ascii="Calibri" w:hAnsi="Calibri" w:cs="Calibri"/>
+          <w:lang w:val="en-US"/>
+        </w:rPr>
+        <w:t>turno</w:t>
+      </w:r>
+      <w:proofErr w:type="spellEnd"/>
+      <w:r>
+        <w:rPr>
+          <w:rStyle w:val="CdigoHTML"/>
+          <w:rFonts w:ascii="Calibri" w:hAnsi="Calibri" w:cs="Calibri"/>
+          <w:lang w:val="en-US"/>
+        </w:rPr>
+        <w:t xml:space="preserve"> </w:t>
+      </w:r>
+      <w:proofErr w:type="spellStart"/>
+      <w:r>
+        <w:rPr>
+          <w:rStyle w:val="CdigoHTML"/>
+          <w:rFonts w:ascii="Calibri" w:hAnsi="Calibri" w:cs="Calibri"/>
+          <w:lang w:val="en-US"/>
+        </w:rPr>
+        <w:t>cuando</w:t>
+      </w:r>
+      <w:proofErr w:type="spellEnd"/>
+      <w:r>
+        <w:rPr>
+          <w:rStyle w:val="CdigoHTML"/>
+          <w:rFonts w:ascii="Calibri" w:hAnsi="Calibri" w:cs="Calibri"/>
+          <w:lang w:val="en-US"/>
+        </w:rPr>
+        <w:t xml:space="preserve"> la </w:t>
+      </w:r>
+      <w:proofErr w:type="spellStart"/>
+      <w:r>
+        <w:rPr>
+          <w:rStyle w:val="CdigoHTML"/>
+          <w:rFonts w:ascii="Calibri" w:hAnsi="Calibri" w:cs="Calibri"/>
+          <w:lang w:val="en-US"/>
+        </w:rPr>
+        <w:t>regla</w:t>
+      </w:r>
+      <w:proofErr w:type="spellEnd"/>
+      <w:r>
+        <w:rPr>
+          <w:rStyle w:val="CdigoHTML"/>
+          <w:rFonts w:ascii="Calibri" w:hAnsi="Calibri" w:cs="Calibri"/>
+          <w:lang w:val="en-US"/>
+        </w:rPr>
+        <w:t xml:space="preserve"> </w:t>
+      </w:r>
+      <w:proofErr w:type="spellStart"/>
+      <w:r>
+        <w:rPr>
+          <w:rStyle w:val="CdigoHTML"/>
+          <w:rFonts w:ascii="Calibri" w:hAnsi="Calibri" w:cs="Calibri"/>
+          <w:lang w:val="en-US"/>
+        </w:rPr>
+        <w:t>aplicable</w:t>
+      </w:r>
+      <w:proofErr w:type="spellEnd"/>
+      <w:r>
+        <w:rPr>
+          <w:rStyle w:val="CdigoHTML"/>
+          <w:rFonts w:ascii="Calibri" w:hAnsi="Calibri" w:cs="Calibri"/>
+          <w:lang w:val="en-US"/>
+        </w:rPr>
+        <w:t xml:space="preserve"> lo </w:t>
+      </w:r>
+      <w:proofErr w:type="spellStart"/>
+      <w:r>
+        <w:rPr>
+          <w:rStyle w:val="CdigoHTML"/>
+          <w:rFonts w:ascii="Calibri" w:hAnsi="Calibri" w:cs="Calibri"/>
+          <w:lang w:val="en-US"/>
+        </w:rPr>
+        <w:t>permite</w:t>
+      </w:r>
+      <w:proofErr w:type="spellEnd"/>
+      <w:r>
+        <w:rPr>
+          <w:rStyle w:val="CdigoHTML"/>
+          <w:rFonts w:ascii="Calibri" w:hAnsi="Calibri" w:cs="Calibri"/>
+          <w:lang w:val="en-US"/>
+        </w:rPr>
+        <w:t>.</w:t>
       </w:r>
     </w:p>
     <w:p>
@@ -9181,83 +7184,6 @@
         </w:rPr>
         <w:t>No se permite duplicar una papeleta en ambos espacios del mismo vínculo.</w:t>
       </w:r>
-      <w:r>
-        <w:rPr>
-          <w:rStyle w:val="CdigoHTML"/>
-          <w:rFonts w:ascii="Calibri" w:hAnsi="Calibri" w:cs="Calibri"/>
-        </w:rPr>
-        <w:t/>
-      </w:r>
-      <w:r>
-        <w:rPr>
-          <w:rFonts w:ascii="Calibri" w:hAnsi="Calibri" w:cs="Calibri"/>
-        </w:rPr>
-        <w:t xml:space="preserve"/>
-      </w:r>
-      <w:r>
-        <w:rPr>
-          <w:rStyle w:val="CdigoHTML"/>
-          <w:rFonts w:ascii="Calibri" w:hAnsi="Calibri" w:cs="Calibri"/>
-        </w:rPr>
-        <w:t/>
-      </w:r>
-      <w:r>
-        <w:rPr>
-          <w:rFonts w:ascii="Calibri" w:hAnsi="Calibri" w:cs="Calibri"/>
-        </w:rPr>
-        <w:t xml:space="preserve"/>
-      </w:r>
-      <w:r>
-        <w:rPr>
-          <w:rStyle w:val="Textoennegrita"/>
-          <w:rFonts w:ascii="Calibri" w:hAnsi="Calibri" w:cs="Calibri"/>
-        </w:rPr>
-        <w:t/>
-      </w:r>
-      <w:r>
-        <w:rPr>
-          <w:rFonts w:ascii="Calibri" w:hAnsi="Calibri" w:cs="Calibri"/>
-        </w:rPr>
-        <w:t xml:space="preserve"/>
-      </w:r>
-      <w:proofErr w:type="spellStart"/>
-      <w:r>
-        <w:rPr>
-          <w:rStyle w:val="CdigoHTML"/>
-          <w:rFonts w:ascii="Calibri" w:hAnsi="Calibri" w:cs="Calibri"/>
-        </w:rPr>
-        <w:t/>
-      </w:r>
-      <w:proofErr w:type="spellEnd"/>
-      <w:r>
-        <w:rPr>
-          <w:rStyle w:val="CdigoHTML"/>
-          <w:rFonts w:ascii="Calibri" w:hAnsi="Calibri" w:cs="Calibri"/>
-        </w:rPr>
-        <w:t xml:space="preserve"/>
-      </w:r>
-      <w:proofErr w:type="spellStart"/>
-      <w:r>
-        <w:rPr>
-          <w:rStyle w:val="CdigoHTML"/>
-          <w:rFonts w:ascii="Calibri" w:hAnsi="Calibri" w:cs="Calibri"/>
-        </w:rPr>
-        <w:t/>
-      </w:r>
-      <w:proofErr w:type="spellEnd"/>
-      <w:r>
-        <w:rPr>
-          <w:rFonts w:ascii="Calibri" w:hAnsi="Calibri" w:cs="Calibri"/>
-        </w:rPr>
-        <w:t xml:space="preserve"/>
-      </w:r>
-      <w:r>
-        <w:rPr>
-          <w:rStyle w:val="Textoennegrita"/>
-          <w:rFonts w:ascii="Calibri" w:hAnsi="Calibri" w:cs="Calibri"/>
-        </w:rPr>
-        <w:t/>
-      </w:r>
     </w:p>
     <w:p>
       <w:pPr>
@@ -9277,44 +7203,31 @@
           <w:rFonts w:ascii="Calibri" w:hAnsi="Calibri" w:cs="Calibri"/>
           <w:lang w:val="en-US"/>
         </w:rPr>
-        <w:t>Los vínculos bloqueados o ya utilizados restringen cambios automáticos.</w:t>
+        <w:t xml:space="preserve">Los vínculos bloqueados o ya </w:t>
       </w:r>
       <w:proofErr w:type="spellStart"/>
-      <w:proofErr w:type="gramStart"/>
-      <w:r>
-        <w:rPr>
-          <w:rStyle w:val="CdigoHTML"/>
-          <w:rFonts w:ascii="Calibri" w:hAnsi="Calibri" w:cs="Calibri"/>
-          <w:lang w:val="en-US"/>
-        </w:rPr>
-        <w:t/>
-      </w:r>
-      <w:proofErr w:type="gramEnd"/>
-      <w:r>
-        <w:rPr>
-          <w:rStyle w:val="CdigoHTML"/>
-          <w:rFonts w:ascii="Calibri" w:hAnsi="Calibri" w:cs="Calibri"/>
-          <w:lang w:val="en-US"/>
-        </w:rPr>
-        <w:t/>
+      <w:r>
+        <w:rPr>
+          <w:rFonts w:ascii="Calibri" w:hAnsi="Calibri" w:cs="Calibri"/>
+          <w:lang w:val="en-US"/>
+        </w:rPr>
+        <w:t>utilizados</w:t>
       </w:r>
       <w:proofErr w:type="spellEnd"/>
       <w:r>
         <w:rPr>
-          <w:rStyle w:val="CdigoHTML"/>
-          <w:rFonts w:ascii="Calibri" w:hAnsi="Calibri" w:cs="Calibri"/>
-          <w:lang w:val="en-US"/>
-        </w:rPr>
-        <w:t xml:space="preserve"/>
+          <w:rFonts w:ascii="Calibri" w:hAnsi="Calibri" w:cs="Calibri"/>
+          <w:lang w:val="en-US"/>
+        </w:rPr>
+        <w:t xml:space="preserve"> </w:t>
       </w:r>
       <w:proofErr w:type="spellStart"/>
       <w:r>
         <w:rPr>
-          <w:rStyle w:val="CdigoHTML"/>
-          <w:rFonts w:ascii="Calibri" w:hAnsi="Calibri" w:cs="Calibri"/>
-          <w:lang w:val="en-US"/>
-        </w:rPr>
-        <w:t/>
+          <w:rFonts w:ascii="Calibri" w:hAnsi="Calibri" w:cs="Calibri"/>
+          <w:lang w:val="en-US"/>
+        </w:rPr>
+        <w:t>restringen</w:t>
       </w:r>
       <w:proofErr w:type="spellEnd"/>
       <w:r>
@@ -9322,49 +7235,31 @@
           <w:rFonts w:ascii="Calibri" w:hAnsi="Calibri" w:cs="Calibri"/>
           <w:lang w:val="en-US"/>
         </w:rPr>
-        <w:t xml:space="preserve"/>
-      </w:r>
-      <w:r>
-        <w:rPr>
-          <w:rStyle w:val="Textoennegrita"/>
-          <w:rFonts w:ascii="Calibri" w:hAnsi="Calibri" w:cs="Calibri"/>
-          <w:lang w:val="en-US"/>
-        </w:rPr>
-        <w:t/>
-      </w:r>
-      <w:r>
-        <w:rPr>
-          <w:rFonts w:ascii="Calibri" w:hAnsi="Calibri" w:cs="Calibri"/>
-          <w:lang w:val="en-US"/>
-        </w:rPr>
-        <w:t xml:space="preserve"/>
+        <w:t xml:space="preserve"> </w:t>
       </w:r>
       <w:proofErr w:type="spellStart"/>
       <w:r>
         <w:rPr>
-          <w:rStyle w:val="CdigoHTML"/>
-          <w:rFonts w:ascii="Calibri" w:hAnsi="Calibri" w:cs="Calibri"/>
-          <w:lang w:val="en-US"/>
-        </w:rPr>
-        <w:t/>
+          <w:rFonts w:ascii="Calibri" w:hAnsi="Calibri" w:cs="Calibri"/>
+          <w:lang w:val="en-US"/>
+        </w:rPr>
+        <w:t>cambios</w:t>
       </w:r>
       <w:proofErr w:type="spellEnd"/>
       <w:r>
         <w:rPr>
-          <w:rStyle w:val="CdigoHTML"/>
-          <w:rFonts w:ascii="Calibri" w:hAnsi="Calibri" w:cs="Calibri"/>
-          <w:lang w:val="en-US"/>
-        </w:rPr>
-        <w:t xml:space="preserve"/>
+          <w:rFonts w:ascii="Calibri" w:hAnsi="Calibri" w:cs="Calibri"/>
+          <w:lang w:val="en-US"/>
+        </w:rPr>
+        <w:t xml:space="preserve"> </w:t>
       </w:r>
       <w:proofErr w:type="spellStart"/>
       <w:r>
         <w:rPr>
-          <w:rStyle w:val="CdigoHTML"/>
-          <w:rFonts w:ascii="Calibri" w:hAnsi="Calibri" w:cs="Calibri"/>
-          <w:lang w:val="en-US"/>
-        </w:rPr>
-        <w:t/>
+          <w:rFonts w:ascii="Calibri" w:hAnsi="Calibri" w:cs="Calibri"/>
+          <w:lang w:val="en-US"/>
+        </w:rPr>
+        <w:t>automáticos</w:t>
       </w:r>
       <w:proofErr w:type="spellEnd"/>
       <w:r>
@@ -9372,15 +7267,7 @@
           <w:rFonts w:ascii="Calibri" w:hAnsi="Calibri" w:cs="Calibri"/>
           <w:lang w:val="en-US"/>
         </w:rPr>
-        <w:t xml:space="preserve"/>
-      </w:r>
-      <w:r>
-        <w:rPr>
-          <w:rStyle w:val="Textoennegrita"/>
-          <w:rFonts w:ascii="Calibri" w:hAnsi="Calibri" w:cs="Calibri"/>
-          <w:lang w:val="en-US"/>
-        </w:rPr>
-        <w:t/>
+        <w:t>.</w:t>
       </w:r>
     </w:p>
     <w:p>
@@ -9396,98 +7283,31 @@
           <w:lang w:val="en-US"/>
         </w:rPr>
       </w:pPr>
-      <w:r>
-        <w:rPr>
-          <w:rFonts w:ascii="Calibri" w:hAnsi="Calibri" w:cs="Calibri"/>
-          <w:lang w:val="en-US"/>
-        </w:rPr>
-        <w:t>Importación histórica</w:t>
-      </w:r>
       <w:proofErr w:type="spellStart"/>
-      <w:proofErr w:type="gramStart"/>
-      <w:r>
-        <w:rPr>
-          <w:rStyle w:val="CdigoHTML"/>
-          <w:rFonts w:ascii="Calibri" w:hAnsi="Calibri" w:cs="Calibri"/>
-          <w:lang w:val="en-US"/>
-        </w:rPr>
-        <w:t/>
-      </w:r>
-      <w:proofErr w:type="gramEnd"/>
-      <w:r>
-        <w:rPr>
-          <w:rStyle w:val="CdigoHTML"/>
-          <w:rFonts w:ascii="Calibri" w:hAnsi="Calibri" w:cs="Calibri"/>
-          <w:lang w:val="en-US"/>
-        </w:rPr>
-        <w:t/>
+      <w:r>
+        <w:rPr>
+          <w:rFonts w:ascii="Calibri" w:hAnsi="Calibri" w:cs="Calibri"/>
+          <w:lang w:val="en-US"/>
+        </w:rPr>
+        <w:t>Importación</w:t>
       </w:r>
       <w:proofErr w:type="spellEnd"/>
       <w:r>
         <w:rPr>
-          <w:rStyle w:val="CdigoHTML"/>
-          <w:rFonts w:ascii="Calibri" w:hAnsi="Calibri" w:cs="Calibri"/>
-          <w:lang w:val="en-US"/>
-        </w:rPr>
-        <w:t xml:space="preserve"/>
+          <w:rFonts w:ascii="Calibri" w:hAnsi="Calibri" w:cs="Calibri"/>
+          <w:lang w:val="en-US"/>
+        </w:rPr>
+        <w:t xml:space="preserve"> </w:t>
       </w:r>
       <w:proofErr w:type="spellStart"/>
       <w:r>
         <w:rPr>
-          <w:rStyle w:val="CdigoHTML"/>
-          <w:rFonts w:ascii="Calibri" w:hAnsi="Calibri" w:cs="Calibri"/>
-          <w:lang w:val="en-US"/>
-        </w:rPr>
-        <w:t/>
+          <w:rFonts w:ascii="Calibri" w:hAnsi="Calibri" w:cs="Calibri"/>
+          <w:lang w:val="en-US"/>
+        </w:rPr>
+        <w:t>histórica</w:t>
       </w:r>
       <w:proofErr w:type="spellEnd"/>
-      <w:r>
-        <w:rPr>
-          <w:rFonts w:ascii="Calibri" w:hAnsi="Calibri" w:cs="Calibri"/>
-          <w:lang w:val="en-US"/>
-        </w:rPr>
-        <w:t xml:space="preserve"/>
-      </w:r>
-      <w:r>
-        <w:rPr>
-          <w:rStyle w:val="Textoennegrita"/>
-          <w:rFonts w:ascii="Calibri" w:hAnsi="Calibri" w:cs="Calibri"/>
-          <w:lang w:val="en-US"/>
-        </w:rPr>
-        <w:t/>
-      </w:r>
-      <w:r>
-        <w:rPr>
-          <w:rFonts w:ascii="Calibri" w:hAnsi="Calibri" w:cs="Calibri"/>
-          <w:lang w:val="en-US"/>
-        </w:rPr>
-        <w:t xml:space="preserve"/>
-      </w:r>
-      <w:proofErr w:type="spellStart"/>
-      <w:r>
-        <w:rPr>
-          <w:rStyle w:val="CdigoHTML"/>
-          <w:rFonts w:ascii="Calibri" w:hAnsi="Calibri" w:cs="Calibri"/>
-          <w:lang w:val="en-US"/>
-        </w:rPr>
-        <w:t/>
-      </w:r>
-      <w:proofErr w:type="spellEnd"/>
-      <w:r>
-        <w:rPr>
-          <w:rStyle w:val="CdigoHTML"/>
-          <w:rFonts w:ascii="Calibri" w:hAnsi="Calibri" w:cs="Calibri"/>
-          <w:lang w:val="en-US"/>
-        </w:rPr>
-        <w:t xml:space="preserve"/>
-      </w:r>
-      <w:r>
-        <w:rPr>
-          <w:rFonts w:ascii="Calibri" w:hAnsi="Calibri" w:cs="Calibri"/>
-          <w:lang w:val="en-US"/>
-        </w:rPr>
-        <w:t/>
-      </w:r>
     </w:p>
     <w:p>
       <w:pPr>
@@ -9502,6 +7322,14 @@
           <w:lang w:val="en-US"/>
         </w:rPr>
       </w:pPr>
+      <w:r>
+        <w:rPr>
+          <w:rStyle w:val="CdigoHTML"/>
+          <w:rFonts w:ascii="Calibri" w:hAnsi="Calibri" w:cs="Calibri"/>
+          <w:lang w:val="en-US"/>
+        </w:rPr>
+        <w:t xml:space="preserve">El script </w:t>
+      </w:r>
       <w:proofErr w:type="spellStart"/>
       <w:r>
         <w:rPr>
@@ -9509,47 +7337,178 @@
           <w:rFonts w:ascii="Calibri" w:hAnsi="Calibri" w:cs="Calibri"/>
           <w:lang w:val="en-US"/>
         </w:rPr>
-        <w:t>El script histórico admite un intervalo de fechas y puede recibir una opción explícita de reproceso.</w:t>
+        <w:t>histórico</w:t>
       </w:r>
       <w:proofErr w:type="spellEnd"/>
       <w:r>
         <w:rPr>
-          <w:rFonts w:ascii="Calibri" w:hAnsi="Calibri" w:cs="Calibri"/>
-          <w:lang w:val="en-US"/>
-        </w:rPr>
-        <w:t xml:space="preserve"/>
+          <w:rStyle w:val="CdigoHTML"/>
+          <w:rFonts w:ascii="Calibri" w:hAnsi="Calibri" w:cs="Calibri"/>
+          <w:lang w:val="en-US"/>
+        </w:rPr>
+        <w:t xml:space="preserve"> </w:t>
       </w:r>
       <w:proofErr w:type="spellStart"/>
       <w:r>
         <w:rPr>
-          <w:rFonts w:ascii="Calibri" w:hAnsi="Calibri" w:cs="Calibri"/>
-          <w:lang w:val="en-US"/>
-        </w:rPr>
-        <w:t/>
+          <w:rStyle w:val="CdigoHTML"/>
+          <w:rFonts w:ascii="Calibri" w:hAnsi="Calibri" w:cs="Calibri"/>
+          <w:lang w:val="en-US"/>
+        </w:rPr>
+        <w:t>admite</w:t>
       </w:r>
       <w:proofErr w:type="spellEnd"/>
       <w:r>
         <w:rPr>
-          <w:rFonts w:ascii="Calibri" w:hAnsi="Calibri" w:cs="Calibri"/>
-          <w:lang w:val="en-US"/>
-        </w:rPr>
-        <w:t xml:space="preserve"/>
+          <w:rStyle w:val="CdigoHTML"/>
+          <w:rFonts w:ascii="Calibri" w:hAnsi="Calibri" w:cs="Calibri"/>
+          <w:lang w:val="en-US"/>
+        </w:rPr>
+        <w:t xml:space="preserve"> un </w:t>
       </w:r>
       <w:proofErr w:type="spellStart"/>
       <w:r>
         <w:rPr>
-          <w:rFonts w:ascii="Calibri" w:hAnsi="Calibri" w:cs="Calibri"/>
-          <w:lang w:val="en-US"/>
-        </w:rPr>
-        <w:t/>
+          <w:rStyle w:val="CdigoHTML"/>
+          <w:rFonts w:ascii="Calibri" w:hAnsi="Calibri" w:cs="Calibri"/>
+          <w:lang w:val="en-US"/>
+        </w:rPr>
+        <w:t>intervalo</w:t>
       </w:r>
       <w:proofErr w:type="spellEnd"/>
       <w:r>
         <w:rPr>
-          <w:rFonts w:ascii="Calibri" w:hAnsi="Calibri" w:cs="Calibri"/>
-          <w:lang w:val="en-US"/>
-        </w:rPr>
-        <w:t/>
+          <w:rStyle w:val="CdigoHTML"/>
+          <w:rFonts w:ascii="Calibri" w:hAnsi="Calibri" w:cs="Calibri"/>
+          <w:lang w:val="en-US"/>
+        </w:rPr>
+        <w:t xml:space="preserve"> de </w:t>
+      </w:r>
+      <w:proofErr w:type="spellStart"/>
+      <w:r>
+        <w:rPr>
+          <w:rStyle w:val="CdigoHTML"/>
+          <w:rFonts w:ascii="Calibri" w:hAnsi="Calibri" w:cs="Calibri"/>
+          <w:lang w:val="en-US"/>
+        </w:rPr>
+        <w:t>fechas</w:t>
+      </w:r>
+      <w:proofErr w:type="spellEnd"/>
+      <w:r>
+        <w:rPr>
+          <w:rStyle w:val="CdigoHTML"/>
+          <w:rFonts w:ascii="Calibri" w:hAnsi="Calibri" w:cs="Calibri"/>
+          <w:lang w:val="en-US"/>
+        </w:rPr>
+        <w:t xml:space="preserve"> y </w:t>
+      </w:r>
+      <w:proofErr w:type="spellStart"/>
+      <w:r>
+        <w:rPr>
+          <w:rStyle w:val="CdigoHTML"/>
+          <w:rFonts w:ascii="Calibri" w:hAnsi="Calibri" w:cs="Calibri"/>
+          <w:lang w:val="en-US"/>
+        </w:rPr>
+        <w:t>puede</w:t>
+      </w:r>
+      <w:proofErr w:type="spellEnd"/>
+      <w:r>
+        <w:rPr>
+          <w:rStyle w:val="CdigoHTML"/>
+          <w:rFonts w:ascii="Calibri" w:hAnsi="Calibri" w:cs="Calibri"/>
+          <w:lang w:val="en-US"/>
+        </w:rPr>
+        <w:t xml:space="preserve"> </w:t>
+      </w:r>
+      <w:proofErr w:type="spellStart"/>
+      <w:r>
+        <w:rPr>
+          <w:rStyle w:val="CdigoHTML"/>
+          <w:rFonts w:ascii="Calibri" w:hAnsi="Calibri" w:cs="Calibri"/>
+          <w:lang w:val="en-US"/>
+        </w:rPr>
+        <w:t>recibir</w:t>
+      </w:r>
+      <w:proofErr w:type="spellEnd"/>
+      <w:r>
+        <w:rPr>
+          <w:rStyle w:val="CdigoHTML"/>
+          <w:rFonts w:ascii="Calibri" w:hAnsi="Calibri" w:cs="Calibri"/>
+          <w:lang w:val="en-US"/>
+        </w:rPr>
+        <w:t xml:space="preserve"> </w:t>
+      </w:r>
+      <w:proofErr w:type="spellStart"/>
+      <w:r>
+        <w:rPr>
+          <w:rStyle w:val="CdigoHTML"/>
+          <w:rFonts w:ascii="Calibri" w:hAnsi="Calibri" w:cs="Calibri"/>
+          <w:lang w:val="en-US"/>
+        </w:rPr>
+        <w:t>una</w:t>
+      </w:r>
+      <w:proofErr w:type="spellEnd"/>
+      <w:r>
+        <w:rPr>
+          <w:rStyle w:val="CdigoHTML"/>
+          <w:rFonts w:ascii="Calibri" w:hAnsi="Calibri" w:cs="Calibri"/>
+          <w:lang w:val="en-US"/>
+        </w:rPr>
+        <w:t xml:space="preserve"> </w:t>
+      </w:r>
+      <w:proofErr w:type="spellStart"/>
+      <w:r>
+        <w:rPr>
+          <w:rStyle w:val="CdigoHTML"/>
+          <w:rFonts w:ascii="Calibri" w:hAnsi="Calibri" w:cs="Calibri"/>
+          <w:lang w:val="en-US"/>
+        </w:rPr>
+        <w:t>opción</w:t>
+      </w:r>
+      <w:proofErr w:type="spellEnd"/>
+      <w:r>
+        <w:rPr>
+          <w:rStyle w:val="CdigoHTML"/>
+          <w:rFonts w:ascii="Calibri" w:hAnsi="Calibri" w:cs="Calibri"/>
+          <w:lang w:val="en-US"/>
+        </w:rPr>
+        <w:t xml:space="preserve"> </w:t>
+      </w:r>
+      <w:proofErr w:type="spellStart"/>
+      <w:r>
+        <w:rPr>
+          <w:rStyle w:val="CdigoHTML"/>
+          <w:rFonts w:ascii="Calibri" w:hAnsi="Calibri" w:cs="Calibri"/>
+          <w:lang w:val="en-US"/>
+        </w:rPr>
+        <w:t>explícita</w:t>
+      </w:r>
+      <w:proofErr w:type="spellEnd"/>
+      <w:r>
+        <w:rPr>
+          <w:rStyle w:val="CdigoHTML"/>
+          <w:rFonts w:ascii="Calibri" w:hAnsi="Calibri" w:cs="Calibri"/>
+          <w:lang w:val="en-US"/>
+        </w:rPr>
+        <w:t xml:space="preserve"> de </w:t>
+      </w:r>
+      <w:proofErr w:type="spellStart"/>
+      <w:r>
+        <w:rPr>
+          <w:rStyle w:val="CdigoHTML"/>
+          <w:rFonts w:ascii="Calibri" w:hAnsi="Calibri" w:cs="Calibri"/>
+          <w:lang w:val="en-US"/>
+        </w:rPr>
+        <w:t>reproceso</w:t>
+      </w:r>
+      <w:proofErr w:type="spellEnd"/>
+      <w:r>
+        <w:rPr>
+          <w:rStyle w:val="CdigoHTML"/>
+          <w:rFonts w:ascii="Calibri" w:hAnsi="Calibri" w:cs="Calibri"/>
+          <w:lang w:val="en-US"/>
+        </w:rPr>
+        <w:t>.</w:t>
       </w:r>
     </w:p>
     <w:p>
@@ -9565,6 +7524,14 @@
           <w:lang w:val="en-US"/>
         </w:rPr>
       </w:pPr>
+      <w:r>
+        <w:rPr>
+          <w:rStyle w:val="CdigoHTML"/>
+          <w:rFonts w:ascii="Calibri" w:hAnsi="Calibri" w:cs="Calibri"/>
+          <w:lang w:val="en-US"/>
+        </w:rPr>
+        <w:t xml:space="preserve">El </w:t>
+      </w:r>
       <w:proofErr w:type="spellStart"/>
       <w:r>
         <w:rPr>
@@ -9572,15 +7539,16 @@
           <w:rFonts w:ascii="Calibri" w:hAnsi="Calibri" w:cs="Calibri"/>
           <w:lang w:val="en-US"/>
         </w:rPr>
-        <w:t>El proceso no modifica los mensajes fuente del buzón.</w:t>
+        <w:t>proceso</w:t>
       </w:r>
       <w:proofErr w:type="spellEnd"/>
       <w:r>
         <w:rPr>
-          <w:rFonts w:ascii="Calibri" w:hAnsi="Calibri" w:cs="Calibri"/>
-          <w:lang w:val="en-US"/>
-        </w:rPr>
-        <w:t xml:space="preserve"/>
+          <w:rStyle w:val="CdigoHTML"/>
+          <w:rFonts w:ascii="Calibri" w:hAnsi="Calibri" w:cs="Calibri"/>
+          <w:lang w:val="en-US"/>
+        </w:rPr>
+        <w:t xml:space="preserve"> no </w:t>
       </w:r>
       <w:proofErr w:type="spellStart"/>
       <w:r>
@@ -9589,30 +7557,16 @@
           <w:rFonts w:ascii="Calibri" w:hAnsi="Calibri" w:cs="Calibri"/>
           <w:lang w:val="en-US"/>
         </w:rPr>
-        <w:t/>
+        <w:t>modifica</w:t>
       </w:r>
       <w:proofErr w:type="spellEnd"/>
       <w:r>
         <w:rPr>
-          <w:rFonts w:ascii="Calibri" w:hAnsi="Calibri" w:cs="Calibri"/>
-          <w:lang w:val="en-US"/>
-        </w:rPr>
-        <w:t xml:space="preserve"/>
-      </w:r>
-      <w:r>
-        <w:rPr>
-          <w:rStyle w:val="Textoennegrita"/>
-          <w:rFonts w:ascii="Calibri" w:hAnsi="Calibri" w:cs="Calibri"/>
-          <w:lang w:val="en-US"/>
-        </w:rPr>
-        <w:t/>
-      </w:r>
-      <w:r>
-        <w:rPr>
-          <w:rFonts w:ascii="Calibri" w:hAnsi="Calibri" w:cs="Calibri"/>
-          <w:lang w:val="en-US"/>
-        </w:rPr>
-        <w:t xml:space="preserve"/>
+          <w:rStyle w:val="CdigoHTML"/>
+          <w:rFonts w:ascii="Calibri" w:hAnsi="Calibri" w:cs="Calibri"/>
+          <w:lang w:val="en-US"/>
+        </w:rPr>
+        <w:t xml:space="preserve"> </w:t>
       </w:r>
       <w:proofErr w:type="spellStart"/>
       <w:r>
@@ -9621,7 +7575,7 @@
           <w:rFonts w:ascii="Calibri" w:hAnsi="Calibri" w:cs="Calibri"/>
           <w:lang w:val="en-US"/>
         </w:rPr>
-        <w:t/>
+        <w:t>los</w:t>
       </w:r>
       <w:proofErr w:type="spellEnd"/>
       <w:r>
@@ -9630,23 +7584,25 @@
           <w:rFonts w:ascii="Calibri" w:hAnsi="Calibri" w:cs="Calibri"/>
           <w:lang w:val="en-US"/>
         </w:rPr>
-        <w:t xml:space="preserve"/>
-      </w:r>
+        <w:t xml:space="preserve"> </w:t>
+      </w:r>
+      <w:proofErr w:type="spellStart"/>
       <w:r>
         <w:rPr>
           <w:rStyle w:val="CdigoHTML"/>
-          <w:rFonts w:ascii="Cambria Math" w:hAnsi="Cambria Math" w:cs="Cambria Math"/>
-          <w:lang w:val="en-US"/>
-        </w:rPr>
-        <w:t/>
-      </w:r>
+          <w:rFonts w:ascii="Calibri" w:hAnsi="Calibri" w:cs="Calibri"/>
+          <w:lang w:val="en-US"/>
+        </w:rPr>
+        <w:t>mensajes</w:t>
+      </w:r>
+      <w:proofErr w:type="spellEnd"/>
       <w:r>
         <w:rPr>
           <w:rStyle w:val="CdigoHTML"/>
           <w:rFonts w:ascii="Calibri" w:hAnsi="Calibri" w:cs="Calibri"/>
           <w:lang w:val="en-US"/>
         </w:rPr>
-        <w:t xml:space="preserve"/>
+        <w:t xml:space="preserve"> </w:t>
       </w:r>
       <w:proofErr w:type="spellStart"/>
       <w:r>
@@ -9655,7 +7611,7 @@
           <w:rFonts w:ascii="Calibri" w:hAnsi="Calibri" w:cs="Calibri"/>
           <w:lang w:val="en-US"/>
         </w:rPr>
-        <w:t/>
+        <w:t>fuente</w:t>
       </w:r>
       <w:proofErr w:type="spellEnd"/>
       <w:r>
@@ -9664,7 +7620,7 @@
           <w:rFonts w:ascii="Calibri" w:hAnsi="Calibri" w:cs="Calibri"/>
           <w:lang w:val="en-US"/>
         </w:rPr>
-        <w:t xml:space="preserve"/>
+        <w:t xml:space="preserve"> del </w:t>
       </w:r>
       <w:proofErr w:type="spellStart"/>
       <w:r>
@@ -9673,7 +7629,7 @@
           <w:rFonts w:ascii="Calibri" w:hAnsi="Calibri" w:cs="Calibri"/>
           <w:lang w:val="en-US"/>
         </w:rPr>
-        <w:t/>
+        <w:t>buzón</w:t>
       </w:r>
       <w:proofErr w:type="spellEnd"/>
       <w:r>
@@ -9682,14 +7638,7 @@
           <w:rFonts w:ascii="Calibri" w:hAnsi="Calibri" w:cs="Calibri"/>
           <w:lang w:val="en-US"/>
         </w:rPr>
-        <w:t/>
-      </w:r>
-      <w:r>
-        <w:rPr>
-          <w:rFonts w:ascii="Calibri" w:hAnsi="Calibri" w:cs="Calibri"/>
-          <w:lang w:val="en-US"/>
-        </w:rPr>
-        <w:t/>
+        <w:t>.</w:t>
       </w:r>
     </w:p>
     <w:p>
@@ -9705,43 +7654,13 @@
           <w:rStyle w:val="Textoennegrita"/>
           <w:rFonts w:ascii="Calibri" w:hAnsi="Calibri" w:cs="Calibri"/>
         </w:rPr>
-        <w:t xml:space="preserve">Salida</w:t>
-      </w:r>
-      <w:proofErr w:type="spellStart"/>
-      <w:r>
-        <w:rPr>
-          <w:rStyle w:val="Textoennegrita"/>
-          <w:rFonts w:ascii="Calibri" w:hAnsi="Calibri" w:cs="Calibri"/>
-        </w:rPr>
-        <w:t/>
-      </w:r>
-      <w:proofErr w:type="spellEnd"/>
-      <w:r>
-        <w:rPr>
-          <w:rStyle w:val="Textoennegrita"/>
-          <w:rFonts w:ascii="Calibri" w:hAnsi="Calibri" w:cs="Calibri"/>
-        </w:rPr>
-        <w:t/>
+        <w:t>Salida</w:t>
       </w:r>
       <w:r>
         <w:rPr>
           <w:rFonts w:ascii="Calibri" w:hAnsi="Calibri" w:cs="Calibri"/>
         </w:rPr>
         <w:br/>
-        <w:t xml:space="preserve"/>
-      </w:r>
-      <w:r>
-        <w:rPr>
-          <w:rStyle w:val="CdigoHTML"/>
-          <w:rFonts w:ascii="Calibri" w:hAnsi="Calibri" w:cs="Calibri"/>
-        </w:rPr>
-        <w:t/>
-      </w:r>
-      <w:r>
-        <w:rPr>
-          <w:rFonts w:ascii="Calibri" w:hAnsi="Calibri" w:cs="Calibri"/>
-        </w:rPr>
-        <w:t xml:space="preserve"/>
       </w:r>
     </w:p>
     <w:p>
@@ -9756,33 +7675,12 @@
           <w:rFonts w:ascii="Calibri" w:hAnsi="Calibri" w:cs="Calibri"/>
         </w:rPr>
       </w:pPr>
-      <w:proofErr w:type="spellStart"/>
       <w:r>
         <w:rPr>
           <w:rStyle w:val="CdigoHTML"/>
           <w:rFonts w:ascii="Calibri" w:hAnsi="Calibri" w:cs="Calibri"/>
         </w:rPr>
         <w:t>Importaciones, papeletas, errores y vínculos analíticos disponibles para consulta en el módulo.</w:t>
-      </w:r>
-      <w:proofErr w:type="spellEnd"/>
-      <w:r>
-        <w:rPr>
-          <w:rFonts w:ascii="Calibri" w:hAnsi="Calibri" w:cs="Calibri"/>
-        </w:rPr>
-        <w:t xml:space="preserve"/>
-      </w:r>
-      <w:r>
-        <w:rPr>
-          <w:rStyle w:val="Textoennegrita"/>
-          <w:rFonts w:ascii="Calibri" w:hAnsi="Calibri" w:cs="Calibri"/>
-        </w:rPr>
-        <w:t/>
-      </w:r>
-      <w:r>
-        <w:rPr>
-          <w:rFonts w:ascii="Calibri" w:hAnsi="Calibri" w:cs="Calibri"/>
-        </w:rPr>
-        <w:t xml:space="preserve"/>
       </w:r>
     </w:p>
     <w:p>
@@ -9817,6 +7715,7 @@
           <w:rStyle w:val="Textoennegrita"/>
           <w:rFonts w:ascii="Calibri" w:hAnsi="Calibri" w:cs="Calibri"/>
         </w:rPr>
+        <w:lastRenderedPageBreak/>
         <w:t>Importación diaria: python cron/efc_conc_analiticos_diario.py</w:t>
       </w:r>
       <w:r>
@@ -9824,61 +7723,6 @@
           <w:rFonts w:ascii="Calibri" w:hAnsi="Calibri" w:cs="Calibri"/>
         </w:rPr>
         <w:br/>
-      </w:r>
-      <w:r>
-        <w:rPr>
-          <w:rStyle w:val="CdigoHTML"/>
-          <w:rFonts w:ascii="Calibri" w:hAnsi="Calibri" w:cs="Calibri"/>
-        </w:rPr>
-        <w:t/>
-      </w:r>
-      <w:proofErr w:type="spellStart"/>
-      <w:r>
-        <w:rPr>
-          <w:rStyle w:val="CdigoHTML"/>
-          <w:rFonts w:ascii="Calibri" w:hAnsi="Calibri" w:cs="Calibri"/>
-        </w:rPr>
-        <w:t/>
-      </w:r>
-      <w:proofErr w:type="spellEnd"/>
-      <w:r>
-        <w:rPr>
-          <w:rStyle w:val="CdigoHTML"/>
-          <w:rFonts w:ascii="Calibri" w:hAnsi="Calibri" w:cs="Calibri"/>
-        </w:rPr>
-        <w:t/>
-      </w:r>
-      <w:proofErr w:type="spellStart"/>
-      <w:r>
-        <w:rPr>
-          <w:rStyle w:val="CdigoHTML"/>
-          <w:rFonts w:ascii="Calibri" w:hAnsi="Calibri" w:cs="Calibri"/>
-        </w:rPr>
-        <w:t/>
-      </w:r>
-      <w:proofErr w:type="spellEnd"/>
-      <w:r>
-        <w:rPr>
-          <w:rStyle w:val="CdigoHTML"/>
-          <w:rFonts w:ascii="Calibri" w:hAnsi="Calibri" w:cs="Calibri"/>
-        </w:rPr>
-        <w:t/>
-      </w:r>
-      <w:proofErr w:type="spellStart"/>
-      <w:r>
-        <w:rPr>
-          <w:rStyle w:val="CdigoHTML"/>
-          <w:rFonts w:ascii="Calibri" w:hAnsi="Calibri" w:cs="Calibri"/>
-        </w:rPr>
-        <w:t/>
-      </w:r>
-      <w:proofErr w:type="spellEnd"/>
-      <w:r>
-        <w:rPr>
-          <w:rStyle w:val="CdigoHTML"/>
-          <w:rFonts w:ascii="Calibri" w:hAnsi="Calibri" w:cs="Calibri"/>
-        </w:rPr>
-        <w:t/>
       </w:r>
     </w:p>
     <w:p>
@@ -9906,61 +7750,6 @@
         </w:rPr>
         <w:br/>
       </w:r>
-      <w:r>
-        <w:rPr>
-          <w:rStyle w:val="CdigoHTML"/>
-          <w:rFonts w:ascii="Calibri" w:hAnsi="Calibri" w:cs="Calibri"/>
-        </w:rPr>
-        <w:t/>
-      </w:r>
-      <w:proofErr w:type="spellStart"/>
-      <w:r>
-        <w:rPr>
-          <w:rStyle w:val="CdigoHTML"/>
-          <w:rFonts w:ascii="Calibri" w:hAnsi="Calibri" w:cs="Calibri"/>
-        </w:rPr>
-        <w:t/>
-      </w:r>
-      <w:proofErr w:type="spellEnd"/>
-      <w:r>
-        <w:rPr>
-          <w:rStyle w:val="CdigoHTML"/>
-          <w:rFonts w:ascii="Calibri" w:hAnsi="Calibri" w:cs="Calibri"/>
-        </w:rPr>
-        <w:t/>
-      </w:r>
-      <w:proofErr w:type="spellStart"/>
-      <w:r>
-        <w:rPr>
-          <w:rStyle w:val="CdigoHTML"/>
-          <w:rFonts w:ascii="Calibri" w:hAnsi="Calibri" w:cs="Calibri"/>
-        </w:rPr>
-        <w:t/>
-      </w:r>
-      <w:proofErr w:type="spellEnd"/>
-      <w:r>
-        <w:rPr>
-          <w:rStyle w:val="CdigoHTML"/>
-          <w:rFonts w:ascii="Calibri" w:hAnsi="Calibri" w:cs="Calibri"/>
-        </w:rPr>
-        <w:t/>
-      </w:r>
-      <w:proofErr w:type="spellStart"/>
-      <w:r>
-        <w:rPr>
-          <w:rStyle w:val="CdigoHTML"/>
-          <w:rFonts w:ascii="Calibri" w:hAnsi="Calibri" w:cs="Calibri"/>
-        </w:rPr>
-        <w:t/>
-      </w:r>
-      <w:proofErr w:type="spellEnd"/>
-      <w:r>
-        <w:rPr>
-          <w:rStyle w:val="CdigoHTML"/>
-          <w:rFonts w:ascii="Calibri" w:hAnsi="Calibri" w:cs="Calibri"/>
-        </w:rPr>
-        <w:t/>
-      </w:r>
     </w:p>
     <w:p>
       <w:pPr>
@@ -9987,61 +7776,6 @@
         </w:rPr>
         <w:br/>
       </w:r>
-      <w:r>
-        <w:rPr>
-          <w:rStyle w:val="CdigoHTML"/>
-          <w:rFonts w:ascii="Calibri" w:hAnsi="Calibri" w:cs="Calibri"/>
-        </w:rPr>
-        <w:t/>
-      </w:r>
-      <w:proofErr w:type="spellStart"/>
-      <w:r>
-        <w:rPr>
-          <w:rStyle w:val="CdigoHTML"/>
-          <w:rFonts w:ascii="Calibri" w:hAnsi="Calibri" w:cs="Calibri"/>
-        </w:rPr>
-        <w:t/>
-      </w:r>
-      <w:proofErr w:type="spellEnd"/>
-      <w:r>
-        <w:rPr>
-          <w:rStyle w:val="CdigoHTML"/>
-          <w:rFonts w:ascii="Calibri" w:hAnsi="Calibri" w:cs="Calibri"/>
-        </w:rPr>
-        <w:t/>
-      </w:r>
-      <w:proofErr w:type="spellStart"/>
-      <w:r>
-        <w:rPr>
-          <w:rStyle w:val="CdigoHTML"/>
-          <w:rFonts w:ascii="Calibri" w:hAnsi="Calibri" w:cs="Calibri"/>
-        </w:rPr>
-        <w:t/>
-      </w:r>
-      <w:proofErr w:type="spellEnd"/>
-      <w:r>
-        <w:rPr>
-          <w:rStyle w:val="CdigoHTML"/>
-          <w:rFonts w:ascii="Calibri" w:hAnsi="Calibri" w:cs="Calibri"/>
-        </w:rPr>
-        <w:t/>
-      </w:r>
-      <w:proofErr w:type="spellStart"/>
-      <w:r>
-        <w:rPr>
-          <w:rStyle w:val="CdigoHTML"/>
-          <w:rFonts w:ascii="Calibri" w:hAnsi="Calibri" w:cs="Calibri"/>
-        </w:rPr>
-        <w:t/>
-      </w:r>
-      <w:proofErr w:type="spellEnd"/>
-      <w:r>
-        <w:rPr>
-          <w:rStyle w:val="CdigoHTML"/>
-          <w:rFonts w:ascii="Calibri" w:hAnsi="Calibri" w:cs="Calibri"/>
-        </w:rPr>
-        <w:t/>
-      </w:r>
     </w:p>
     <w:p>
       <w:pPr>
@@ -10056,6 +7790,14 @@
           <w:lang w:val="en-US"/>
         </w:rPr>
       </w:pPr>
+      <w:r>
+        <w:rPr>
+          <w:rStyle w:val="Textoennegrita"/>
+          <w:rFonts w:ascii="Calibri" w:hAnsi="Calibri" w:cs="Calibri"/>
+          <w:lang w:val="en-US"/>
+        </w:rPr>
+        <w:t xml:space="preserve">La </w:t>
+      </w:r>
       <w:proofErr w:type="spellStart"/>
       <w:r>
         <w:rPr>
@@ -10063,7 +7805,7 @@
           <w:rFonts w:ascii="Calibri" w:hAnsi="Calibri" w:cs="Calibri"/>
           <w:lang w:val="en-US"/>
         </w:rPr>
-        <w:t>La configuración de acceso debe mantenerse en el entorno de ejecución.</w:t>
+        <w:t>configuración</w:t>
       </w:r>
       <w:proofErr w:type="spellEnd"/>
       <w:r>
@@ -10072,7 +7814,7 @@
           <w:rFonts w:ascii="Calibri" w:hAnsi="Calibri" w:cs="Calibri"/>
           <w:lang w:val="en-US"/>
         </w:rPr>
-        <w:t xml:space="preserve"/>
+        <w:t xml:space="preserve"> de </w:t>
       </w:r>
       <w:proofErr w:type="spellStart"/>
       <w:r>
@@ -10081,7 +7823,7 @@
           <w:rFonts w:ascii="Calibri" w:hAnsi="Calibri" w:cs="Calibri"/>
           <w:lang w:val="en-US"/>
         </w:rPr>
-        <w:t/>
+        <w:t>acceso</w:t>
       </w:r>
       <w:proofErr w:type="spellEnd"/>
       <w:r>
@@ -10090,7 +7832,97 @@
           <w:rFonts w:ascii="Calibri" w:hAnsi="Calibri" w:cs="Calibri"/>
           <w:lang w:val="en-US"/>
         </w:rPr>
-        <w:t/>
+        <w:t xml:space="preserve"> </w:t>
+      </w:r>
+      <w:proofErr w:type="spellStart"/>
+      <w:r>
+        <w:rPr>
+          <w:rStyle w:val="Textoennegrita"/>
+          <w:rFonts w:ascii="Calibri" w:hAnsi="Calibri" w:cs="Calibri"/>
+          <w:lang w:val="en-US"/>
+        </w:rPr>
+        <w:t>debe</w:t>
+      </w:r>
+      <w:proofErr w:type="spellEnd"/>
+      <w:r>
+        <w:rPr>
+          <w:rStyle w:val="Textoennegrita"/>
+          <w:rFonts w:ascii="Calibri" w:hAnsi="Calibri" w:cs="Calibri"/>
+          <w:lang w:val="en-US"/>
+        </w:rPr>
+        <w:t xml:space="preserve"> </w:t>
+      </w:r>
+      <w:proofErr w:type="spellStart"/>
+      <w:r>
+        <w:rPr>
+          <w:rStyle w:val="Textoennegrita"/>
+          <w:rFonts w:ascii="Calibri" w:hAnsi="Calibri" w:cs="Calibri"/>
+          <w:lang w:val="en-US"/>
+        </w:rPr>
+        <w:t>mantenerse</w:t>
+      </w:r>
+      <w:proofErr w:type="spellEnd"/>
+      <w:r>
+        <w:rPr>
+          <w:rStyle w:val="Textoennegrita"/>
+          <w:rFonts w:ascii="Calibri" w:hAnsi="Calibri" w:cs="Calibri"/>
+          <w:lang w:val="en-US"/>
+        </w:rPr>
+        <w:t xml:space="preserve"> </w:t>
+      </w:r>
+      <w:proofErr w:type="spellStart"/>
+      <w:r>
+        <w:rPr>
+          <w:rStyle w:val="Textoennegrita"/>
+          <w:rFonts w:ascii="Calibri" w:hAnsi="Calibri" w:cs="Calibri"/>
+          <w:lang w:val="en-US"/>
+        </w:rPr>
+        <w:t>en</w:t>
+      </w:r>
+      <w:proofErr w:type="spellEnd"/>
+      <w:r>
+        <w:rPr>
+          <w:rStyle w:val="Textoennegrita"/>
+          <w:rFonts w:ascii="Calibri" w:hAnsi="Calibri" w:cs="Calibri"/>
+          <w:lang w:val="en-US"/>
+        </w:rPr>
+        <w:t xml:space="preserve"> el </w:t>
+      </w:r>
+      <w:proofErr w:type="spellStart"/>
+      <w:r>
+        <w:rPr>
+          <w:rStyle w:val="Textoennegrita"/>
+          <w:rFonts w:ascii="Calibri" w:hAnsi="Calibri" w:cs="Calibri"/>
+          <w:lang w:val="en-US"/>
+        </w:rPr>
+        <w:t>entorno</w:t>
+      </w:r>
+      <w:proofErr w:type="spellEnd"/>
+      <w:r>
+        <w:rPr>
+          <w:rStyle w:val="Textoennegrita"/>
+          <w:rFonts w:ascii="Calibri" w:hAnsi="Calibri" w:cs="Calibri"/>
+          <w:lang w:val="en-US"/>
+        </w:rPr>
+        <w:t xml:space="preserve"> de </w:t>
+      </w:r>
+      <w:proofErr w:type="spellStart"/>
+      <w:r>
+        <w:rPr>
+          <w:rStyle w:val="Textoennegrita"/>
+          <w:rFonts w:ascii="Calibri" w:hAnsi="Calibri" w:cs="Calibri"/>
+          <w:lang w:val="en-US"/>
+        </w:rPr>
+        <w:t>ejecución</w:t>
+      </w:r>
+      <w:proofErr w:type="spellEnd"/>
+      <w:r>
+        <w:rPr>
+          <w:rStyle w:val="Textoennegrita"/>
+          <w:rFonts w:ascii="Calibri" w:hAnsi="Calibri" w:cs="Calibri"/>
+          <w:lang w:val="en-US"/>
+        </w:rPr>
+        <w:t>.</w:t>
       </w:r>
       <w:r>
         <w:rPr>
@@ -10098,68 +7930,6 @@
           <w:lang w:val="en-US"/>
         </w:rPr>
         <w:br/>
-      </w:r>
-      <w:r>
-        <w:rPr>
-          <w:rStyle w:val="CdigoHTML"/>
-          <w:rFonts w:ascii="Calibri" w:hAnsi="Calibri" w:cs="Calibri"/>
-          <w:lang w:val="en-US"/>
-        </w:rPr>
-        <w:t/>
-      </w:r>
-      <w:proofErr w:type="spellStart"/>
-      <w:r>
-        <w:rPr>
-          <w:rStyle w:val="CdigoHTML"/>
-          <w:rFonts w:ascii="Calibri" w:hAnsi="Calibri" w:cs="Calibri"/>
-          <w:lang w:val="en-US"/>
-        </w:rPr>
-        <w:t/>
-      </w:r>
-      <w:proofErr w:type="spellEnd"/>
-      <w:r>
-        <w:rPr>
-          <w:rStyle w:val="CdigoHTML"/>
-          <w:rFonts w:ascii="Calibri" w:hAnsi="Calibri" w:cs="Calibri"/>
-          <w:lang w:val="en-US"/>
-        </w:rPr>
-        <w:t/>
-      </w:r>
-      <w:proofErr w:type="spellStart"/>
-      <w:r>
-        <w:rPr>
-          <w:rStyle w:val="CdigoHTML"/>
-          <w:rFonts w:ascii="Calibri" w:hAnsi="Calibri" w:cs="Calibri"/>
-          <w:lang w:val="en-US"/>
-        </w:rPr>
-        <w:t/>
-      </w:r>
-      <w:proofErr w:type="spellEnd"/>
-      <w:r>
-        <w:rPr>
-          <w:rStyle w:val="CdigoHTML"/>
-          <w:rFonts w:ascii="Calibri" w:hAnsi="Calibri" w:cs="Calibri"/>
-          <w:lang w:val="en-US"/>
-        </w:rPr>
-        <w:t/>
-      </w:r>
-      <w:proofErr w:type="gramStart"/>
-      <w:r>
-        <w:rPr>
-          <w:rStyle w:val="CdigoHTML"/>
-          <w:rFonts w:ascii="Calibri" w:hAnsi="Calibri" w:cs="Calibri"/>
-          <w:lang w:val="en-US"/>
-        </w:rPr>
-        <w:t/>
-      </w:r>
-      <w:proofErr w:type="gramEnd"/>
-      <w:r>
-        <w:rPr>
-          <w:rStyle w:val="CdigoHTML"/>
-          <w:rFonts w:ascii="Calibri" w:hAnsi="Calibri" w:cs="Calibri"/>
-          <w:lang w:val="en-US"/>
-        </w:rPr>
-        <w:t/>
       </w:r>
     </w:p>
     <w:p>
@@ -10193,20 +7963,7 @@
         <w:rPr>
           <w:rFonts w:ascii="Calibri" w:hAnsi="Calibri" w:cs="Calibri"/>
         </w:rPr>
-        <w:t xml:space="preserve">Un archivo ya importado se reconoce por su hash, salvo que se solicite un reproceso.</w:t>
-      </w:r>
-      <w:r>
-        <w:rPr>
-          <w:rStyle w:val="Textoennegrita"/>
-          <w:rFonts w:ascii="Calibri" w:hAnsi="Calibri" w:cs="Calibri"/>
-        </w:rPr>
-        <w:t/>
-      </w:r>
-      <w:r>
-        <w:rPr>
-          <w:rFonts w:ascii="Calibri" w:hAnsi="Calibri" w:cs="Calibri"/>
-        </w:rPr>
-        <w:t xml:space="preserve"/>
+        <w:t>Un archivo ya importado se reconoce por su hash, salvo que se solicite un reproceso.</w:t>
       </w:r>
     </w:p>
     <w:p>
@@ -10225,32 +7982,7 @@
         <w:rPr>
           <w:rFonts w:ascii="Calibri" w:hAnsi="Calibri" w:cs="Calibri"/>
         </w:rPr>
-        <w:t xml:space="preserve">Los archivos que no se puedan leer generan información de error asociada a la importación.</w:t>
-      </w:r>
-      <w:r>
-        <w:rPr>
-          <w:rFonts w:ascii="Cambria Math" w:hAnsi="Cambria Math" w:cs="Cambria Math"/>
-        </w:rPr>
-        <w:t/>
-      </w:r>
-      <w:r>
-        <w:rPr>
-          <w:rFonts w:ascii="Calibri" w:hAnsi="Calibri" w:cs="Calibri"/>
-        </w:rPr>
-        <w:t xml:space="preserve"/>
-      </w:r>
-      <w:r>
-        <w:rPr>
-          <w:rStyle w:val="Textoennegrita"/>
-          <w:rFonts w:ascii="Calibri" w:hAnsi="Calibri" w:cs="Calibri"/>
-        </w:rPr>
-        <w:t/>
-      </w:r>
-      <w:r>
-        <w:rPr>
-          <w:rFonts w:ascii="Calibri" w:hAnsi="Calibri" w:cs="Calibri"/>
-        </w:rPr>
-        <w:t xml:space="preserve"/>
+        <w:t>Los archivos que no se puedan leer generan información de error asociada a la importación.</w:t>
       </w:r>
     </w:p>
     <w:p>
@@ -10265,7 +7997,6 @@
           <w:rFonts w:ascii="Calibri" w:hAnsi="Calibri" w:cs="Calibri"/>
         </w:rPr>
       </w:pPr>
-      <w:proofErr w:type="spellStart"/>
       <w:r>
         <w:rPr>
           <w:rStyle w:val="CdigoHTML"/>
@@ -10273,54 +8004,6 @@
         </w:rPr>
         <w:t>Los adjuntos que no cumplan los criterios de selección no se consideran una papeleta importable.</w:t>
       </w:r>
-      <w:proofErr w:type="spellEnd"/>
-      <w:r>
-        <w:rPr>
-          <w:rFonts w:ascii="Calibri" w:hAnsi="Calibri" w:cs="Calibri"/>
-        </w:rPr>
-        <w:t xml:space="preserve"/>
-      </w:r>
-      <w:r>
-        <w:rPr>
-          <w:rFonts w:ascii="Cambria Math" w:hAnsi="Cambria Math" w:cs="Cambria Math"/>
-        </w:rPr>
-        <w:t/>
-      </w:r>
-      <w:r>
-        <w:rPr>
-          <w:rFonts w:ascii="Calibri" w:hAnsi="Calibri" w:cs="Calibri"/>
-        </w:rPr>
-        <w:t xml:space="preserve"/>
-      </w:r>
-      <w:r>
-        <w:rPr>
-          <w:rStyle w:val="CdigoHTML"/>
-          <w:rFonts w:ascii="Calibri" w:hAnsi="Calibri" w:cs="Calibri"/>
-        </w:rPr>
-        <w:t xml:space="preserve"/>
-      </w:r>
-      <w:proofErr w:type="spellStart"/>
-      <w:r>
-        <w:rPr>
-          <w:rStyle w:val="CdigoHTML"/>
-          <w:rFonts w:ascii="Calibri" w:hAnsi="Calibri" w:cs="Calibri"/>
-        </w:rPr>
-        <w:t/>
-      </w:r>
-      <w:proofErr w:type="spellEnd"/>
-      <w:r>
-        <w:rPr>
-          <w:rStyle w:val="CdigoHTML"/>
-          <w:rFonts w:ascii="Calibri" w:hAnsi="Calibri" w:cs="Calibri"/>
-        </w:rPr>
-        <w:t/>
-      </w:r>
-      <w:r>
-        <w:rPr>
-          <w:rFonts w:ascii="Calibri" w:hAnsi="Calibri" w:cs="Calibri"/>
-        </w:rPr>
-        <w:t xml:space="preserve"/>
-      </w:r>
     </w:p>
     <w:p>
       <w:pPr>
@@ -10333,7 +8016,7 @@
           <w:rFonts w:ascii="Calibri" w:hAnsi="Calibri" w:cs="Calibri"/>
         </w:rPr>
         <w:pict w14:anchorId="04CAAFDA">
-          <v:rect id="_x0000_i1042" style="width:0;height:1.5pt" o:hralign="center" o:hrstd="t" o:hr="t" fillcolor="#a0a0a0" stroked="f"/>
+          <v:rect id="_x0000_i1026" style="width:0;height:1.5pt" o:hralign="center" o:hrstd="t" o:hr="t" fillcolor="#a0a0a0" stroked="f"/>
         </w:pict>
       </w:r>
     </w:p>
@@ -10344,14 +8027,14 @@
           <w:rFonts w:ascii="Calibri" w:hAnsi="Calibri" w:cs="Calibri"/>
         </w:rPr>
       </w:pPr>
-      <w:bookmarkStart w:id="24" w:name="_Toc212461960"/>
+      <w:bookmarkStart w:id="25" w:name="_Toc212461960"/>
       <w:r>
         <w:rPr>
           <w:rFonts w:ascii="Calibri" w:hAnsi="Calibri" w:cs="Calibri"/>
         </w:rPr>
         <w:t>Consideraciones adicionales</w:t>
       </w:r>
-      <w:bookmarkEnd w:id="24"/>
+      <w:bookmarkEnd w:id="25"/>
     </w:p>
     <w:p>
       <w:pPr>
@@ -10372,53 +8055,6 @@
         </w:rPr>
         <w:t>Alias de estación: normalizan los nombres/códigos de origen para relacionar las papeletas con el catálogo operativo.</w:t>
       </w:r>
-      <w:r>
-        <w:rPr>
-          <w:rFonts w:ascii="Calibri" w:hAnsi="Calibri" w:cs="Calibri"/>
-        </w:rPr>
-        <w:t xml:space="preserve"/>
-      </w:r>
-      <w:proofErr w:type="spellStart"/>
-      <w:r>
-        <w:rPr>
-          <w:rStyle w:val="CdigoHTML"/>
-          <w:rFonts w:ascii="Calibri" w:hAnsi="Calibri" w:cs="Calibri"/>
-        </w:rPr>
-        <w:t/>
-      </w:r>
-      <w:proofErr w:type="spellEnd"/>
-      <w:r>
-        <w:rPr>
-          <w:rFonts w:ascii="Calibri" w:hAnsi="Calibri" w:cs="Calibri"/>
-        </w:rPr>
-        <w:t xml:space="preserve"/>
-      </w:r>
-      <w:r>
-        <w:rPr>
-          <w:rStyle w:val="CdigoHTML"/>
-          <w:rFonts w:ascii="Calibri" w:hAnsi="Calibri" w:cs="Calibri"/>
-        </w:rPr>
-        <w:t/>
-      </w:r>
-      <w:r>
-        <w:rPr>
-          <w:rFonts w:ascii="Calibri" w:hAnsi="Calibri" w:cs="Calibri"/>
-        </w:rPr>
-        <w:t xml:space="preserve"/>
-      </w:r>
-      <w:r>
-        <w:rPr>
-          <w:rStyle w:val="CdigoHTML"/>
-          <w:rFonts w:ascii="Calibri" w:hAnsi="Calibri" w:cs="Calibri"/>
-        </w:rPr>
-        <w:t/>
-      </w:r>
-      <w:r>
-        <w:rPr>
-          <w:rFonts w:ascii="Calibri" w:hAnsi="Calibri" w:cs="Calibri"/>
-        </w:rPr>
-        <w:t/>
-      </w:r>
     </w:p>
     <w:p>
       <w:pPr>
@@ -10439,42 +8075,6 @@
         </w:rPr>
         <w:t>Identidad de remesa: se normalizan valores que Excel haya representado con formato decimal .0.</w:t>
       </w:r>
-      <w:r>
-        <w:rPr>
-          <w:rFonts w:ascii="Calibri" w:hAnsi="Calibri" w:cs="Calibri"/>
-        </w:rPr>
-        <w:t xml:space="preserve"/>
-      </w:r>
-      <w:proofErr w:type="spellStart"/>
-      <w:r>
-        <w:rPr>
-          <w:rStyle w:val="Textoennegrita"/>
-          <w:rFonts w:ascii="Calibri" w:hAnsi="Calibri" w:cs="Calibri"/>
-        </w:rPr>
-        <w:t/>
-      </w:r>
-      <w:proofErr w:type="spellEnd"/>
-      <w:r>
-        <w:rPr>
-          <w:rFonts w:ascii="Calibri" w:hAnsi="Calibri" w:cs="Calibri"/>
-        </w:rPr>
-        <w:t xml:space="preserve"/>
-      </w:r>
-      <w:proofErr w:type="spellStart"/>
-      <w:r>
-        <w:rPr>
-          <w:rStyle w:val="CdigoHTML"/>
-          <w:rFonts w:ascii="Calibri" w:hAnsi="Calibri" w:cs="Calibri"/>
-        </w:rPr>
-        <w:t/>
-      </w:r>
-      <w:proofErr w:type="spellEnd"/>
-      <w:r>
-        <w:rPr>
-          <w:rFonts w:ascii="Calibri" w:hAnsi="Calibri" w:cs="Calibri"/>
-        </w:rPr>
-        <w:t/>
-      </w:r>
     </w:p>
     <w:p>
       <w:pPr>
@@ -10515,48 +8115,6 @@
         </w:rPr>
         <w:t>La lectura del buzón es de solo lectura y no elimina ni modifica correos.</w:t>
       </w:r>
-      <w:r>
-        <w:rPr>
-          <w:rFonts w:ascii="Calibri" w:hAnsi="Calibri" w:cs="Calibri"/>
-        </w:rPr>
-        <w:t xml:space="preserve"/>
-      </w:r>
-      <w:proofErr w:type="spellStart"/>
-      <w:r>
-        <w:rPr>
-          <w:rStyle w:val="CdigoHTML"/>
-          <w:rFonts w:ascii="Calibri" w:hAnsi="Calibri" w:cs="Calibri"/>
-        </w:rPr>
-        <w:t/>
-      </w:r>
-      <w:proofErr w:type="spellEnd"/>
-      <w:r>
-        <w:rPr>
-          <w:rStyle w:val="CdigoHTML"/>
-          <w:rFonts w:ascii="Calibri" w:hAnsi="Calibri" w:cs="Calibri"/>
-        </w:rPr>
-        <w:t xml:space="preserve"/>
-      </w:r>
-      <w:r>
-        <w:rPr>
-          <w:rStyle w:val="CdigoHTML"/>
-          <w:rFonts w:ascii="Cambria Math" w:hAnsi="Cambria Math" w:cs="Cambria Math"/>
-        </w:rPr>
-        <w:t/>
-      </w:r>
-      <w:r>
-        <w:rPr>
-          <w:rStyle w:val="CdigoHTML"/>
-          <w:rFonts w:ascii="Calibri" w:hAnsi="Calibri" w:cs="Calibri"/>
-        </w:rPr>
-        <w:t xml:space="preserve"/>
-      </w:r>
-      <w:r>
-        <w:rPr>
-          <w:rFonts w:ascii="Calibri" w:hAnsi="Calibri" w:cs="Calibri"/>
-        </w:rPr>
-        <w:t/>
-      </w:r>
     </w:p>
     <w:p>
       <w:pPr>
@@ -10575,50 +8133,7 @@
           <w:rStyle w:val="Textoennegrita"/>
           <w:rFonts w:ascii="Calibri" w:hAnsi="Calibri" w:cs="Calibri"/>
         </w:rPr>
-        <w:lastRenderedPageBreak/>
         <w:t>Las papeletas con asignación no resuelta se conservan para corrección desde la aplicación.</w:t>
-      </w:r>
-      <w:r>
-        <w:rPr>
-          <w:rFonts w:ascii="Calibri" w:hAnsi="Calibri" w:cs="Calibri"/>
-        </w:rPr>
-        <w:t xml:space="preserve"/>
-      </w:r>
-      <w:proofErr w:type="spellStart"/>
-      <w:r>
-        <w:rPr>
-          <w:rStyle w:val="CdigoHTML"/>
-          <w:rFonts w:ascii="Calibri" w:hAnsi="Calibri" w:cs="Calibri"/>
-        </w:rPr>
-        <w:t/>
-      </w:r>
-      <w:proofErr w:type="spellEnd"/>
-      <w:r>
-        <w:rPr>
-          <w:rStyle w:val="CdigoHTML"/>
-          <w:rFonts w:ascii="Calibri" w:hAnsi="Calibri" w:cs="Calibri"/>
-        </w:rPr>
-        <w:t xml:space="preserve"/>
-      </w:r>
-      <w:r>
-        <w:rPr>
-          <w:rStyle w:val="CdigoHTML"/>
-          <w:rFonts w:ascii="Cambria Math" w:hAnsi="Cambria Math" w:cs="Cambria Math"/>
-        </w:rPr>
-        <w:t/>
-      </w:r>
-      <w:r>
-        <w:rPr>
-          <w:rStyle w:val="CdigoHTML"/>
-          <w:rFonts w:ascii="Calibri" w:hAnsi="Calibri" w:cs="Calibri"/>
-        </w:rPr>
-        <w:t xml:space="preserve"/>
-      </w:r>
-      <w:r>
-        <w:rPr>
-          <w:rFonts w:ascii="Calibri" w:hAnsi="Calibri" w:cs="Calibri"/>
-        </w:rPr>
-        <w:t/>
       </w:r>
     </w:p>
     <w:p>
@@ -10633,7 +8148,6 @@
           <w:rFonts w:ascii="Calibri" w:hAnsi="Calibri" w:cs="Calibri"/>
         </w:rPr>
       </w:pPr>
-      <w:proofErr w:type="spellStart"/>
       <w:r>
         <w:rPr>
           <w:rStyle w:val="Textoennegrita"/>
@@ -10641,101 +8155,31 @@
         </w:rPr>
         <w:t>La carga histórica debe ejecutarse con un intervalo aprobado para evitar reprocesar periodos no previstos.</w:t>
       </w:r>
-      <w:proofErr w:type="spellEnd"/>
-      <w:r>
-        <w:rPr>
-          <w:rStyle w:val="Textoennegrita"/>
-          <w:rFonts w:ascii="Calibri" w:hAnsi="Calibri" w:cs="Calibri"/>
-        </w:rPr>
-        <w:t xml:space="preserve"/>
-      </w:r>
-      <w:r>
-        <w:rPr>
-          <w:rFonts w:ascii="Calibri" w:hAnsi="Calibri" w:cs="Calibri"/>
-        </w:rPr>
-        <w:t xml:space="preserve"/>
-      </w:r>
-      <w:proofErr w:type="spellStart"/>
-      <w:r>
-        <w:rPr>
-          <w:rStyle w:val="CdigoHTML"/>
-          <w:rFonts w:ascii="Calibri" w:hAnsi="Calibri" w:cs="Calibri"/>
-        </w:rPr>
-        <w:t/>
-      </w:r>
-      <w:proofErr w:type="spellEnd"/>
-      <w:r>
-        <w:rPr>
-          <w:rFonts w:ascii="Calibri" w:hAnsi="Calibri" w:cs="Calibri"/>
-        </w:rPr>
-        <w:t xml:space="preserve"/>
-      </w:r>
-      <w:r>
-        <w:rPr>
-          <w:rStyle w:val="Textoennegrita"/>
-          <w:rFonts w:ascii="Calibri" w:hAnsi="Calibri" w:cs="Calibri"/>
-        </w:rPr>
-        <w:t/>
-      </w:r>
-      <w:r>
-        <w:rPr>
-          <w:rFonts w:ascii="Calibri" w:hAnsi="Calibri" w:cs="Calibri"/>
-        </w:rPr>
-        <w:t xml:space="preserve"/>
-      </w:r>
-      <w:r>
-        <w:rPr>
-          <w:rStyle w:val="CdigoHTML"/>
-          <w:rFonts w:ascii="Calibri" w:hAnsi="Calibri" w:cs="Calibri"/>
-        </w:rPr>
-        <w:t/>
-      </w:r>
-      <w:r>
-        <w:rPr>
-          <w:rFonts w:ascii="Calibri" w:hAnsi="Calibri" w:cs="Calibri"/>
-        </w:rPr>
-        <w:t xml:space="preserve"/>
-      </w:r>
-      <w:proofErr w:type="spellStart"/>
-      <w:r>
-        <w:rPr>
-          <w:rStyle w:val="CdigoHTML"/>
-          <w:rFonts w:ascii="Calibri" w:hAnsi="Calibri" w:cs="Calibri"/>
-        </w:rPr>
-        <w:t/>
-      </w:r>
-      <w:proofErr w:type="spellEnd"/>
-      <w:r>
-        <w:rPr>
-          <w:rFonts w:ascii="Calibri" w:hAnsi="Calibri" w:cs="Calibri"/>
-        </w:rPr>
-        <w:t/>
-      </w:r>
     </w:p>
     <w:p/>
     <w:p>
       <w:pPr>
         <w:pStyle w:val="Ttulo1"/>
       </w:pPr>
-      <w:bookmarkStart w:id="25" w:name="_Toc177985009"/>
-      <w:bookmarkStart w:id="26" w:name="_Toc212461961"/>
+      <w:bookmarkStart w:id="26" w:name="_Toc177985009"/>
+      <w:bookmarkStart w:id="27" w:name="_Toc212461961"/>
       <w:r>
         <w:t>Pruebas de usuario</w:t>
       </w:r>
-      <w:bookmarkEnd w:id="25"/>
       <w:bookmarkEnd w:id="26"/>
+      <w:bookmarkEnd w:id="27"/>
     </w:p>
     <w:tbl>
       <w:tblPr>
-        <w:tblStyle w:val="Tablaconcuadrcula4-nfasis5"/>
+        <w:tblStyle w:val="Tabladecuadrcula4-nfasis5"/>
         <w:tblW w:w="0" w:type="auto"/>
         <w:tblLook w:val="04A0" w:firstRow="1" w:lastRow="0" w:firstColumn="1" w:lastColumn="0" w:noHBand="0" w:noVBand="1"/>
       </w:tblPr>
       <w:tblGrid>
-        <w:gridCol w:w="956"/>
-        <w:gridCol w:w="3093"/>
-        <w:gridCol w:w="2421"/>
-        <w:gridCol w:w="2358"/>
+        <w:gridCol w:w="960"/>
+        <w:gridCol w:w="1656"/>
+        <w:gridCol w:w="3256"/>
+        <w:gridCol w:w="2956"/>
       </w:tblGrid>
       <w:tr>
         <w:trPr>
@@ -10929,15 +8373,6 @@
                 <w:lang w:eastAsia="es-MX"/>
               </w:rPr>
             </w:pPr>
-            <w:r>
-              <w:rPr>
-                <w:rFonts w:eastAsia="Times New Roman" w:cs="Times New Roman"/>
-                <w:sz w:val="24"/>
-                <w:szCs w:val="24"/>
-                <w:lang w:eastAsia="es-MX"/>
-              </w:rPr>
-              <w:t/>
-            </w:r>
           </w:p>
         </w:tc>
         <w:tc>
@@ -10964,7 +8399,17 @@
                 <w:szCs w:val="24"/>
                 <w:lang w:eastAsia="es-MX"/>
               </w:rPr>
-              <w:t>1. Importar analítico REGIO. / 2. Consultar turnos y movimientos. / 3. Ejecutar conciliación automática. / 4. Revisar faltantes, diferencias y cierre.</w:t>
+              <w:t xml:space="preserve">1. Importar analítico REGIO. / 2. Consultar turnos y movimientos. / 3. Ejecutar conciliación automática. / 4. </w:t>
+            </w:r>
+            <w:r>
+              <w:rPr>
+                <w:rFonts w:eastAsia="Times New Roman" w:cs="Times New Roman"/>
+                <w:sz w:val="24"/>
+                <w:szCs w:val="24"/>
+                <w:lang w:eastAsia="es-MX"/>
+              </w:rPr>
+              <w:lastRenderedPageBreak/>
+              <w:t>Revisar faltantes, diferencias y cierre.</w:t>
             </w:r>
           </w:p>
           <w:p>
@@ -10979,75 +8424,6 @@
                 <w:lang w:eastAsia="es-MX"/>
               </w:rPr>
             </w:pPr>
-            <w:r>
-              <w:rPr>
-                <w:rFonts w:eastAsia="Times New Roman" w:cs="Times New Roman"/>
-                <w:sz w:val="24"/>
-                <w:szCs w:val="24"/>
-                <w:lang w:eastAsia="es-MX"/>
-              </w:rPr>
-              <w:t xml:space="preserve"/>
-            </w:r>
-            <w:r>
-              <w:rPr>
-                <w:rFonts w:eastAsia="Times New Roman" w:cs="Times New Roman"/>
-                <w:b/>
-                <w:bCs/>
-                <w:sz w:val="24"/>
-                <w:szCs w:val="24"/>
-                <w:lang w:eastAsia="es-MX"/>
-              </w:rPr>
-              <w:t/>
-            </w:r>
-            <w:r>
-              <w:rPr>
-                <w:rFonts w:eastAsia="Times New Roman" w:cs="Times New Roman"/>
-                <w:sz w:val="24"/>
-                <w:szCs w:val="24"/>
-                <w:lang w:eastAsia="es-MX"/>
-              </w:rPr>
-              <w:t xml:space="preserve"/>
-            </w:r>
-            <w:r>
-              <w:rPr>
-                <w:rFonts w:eastAsia="Times New Roman" w:cs="Times New Roman"/>
-                <w:b/>
-                <w:bCs/>
-                <w:sz w:val="24"/>
-                <w:szCs w:val="24"/>
-                <w:lang w:eastAsia="es-MX"/>
-              </w:rPr>
-              <w:t/>
-            </w:r>
-            <w:r>
-              <w:rPr>
-                <w:rFonts w:eastAsia="Times New Roman" w:cs="Times New Roman"/>
-                <w:sz w:val="24"/>
-                <w:szCs w:val="24"/>
-                <w:lang w:eastAsia="es-MX"/>
-              </w:rPr>
-              <w:t xml:space="preserve"/>
-            </w:r>
-            <w:r>
-              <w:rPr>
-                <w:rFonts w:eastAsia="Times New Roman" w:cs="Times New Roman"/>
-                <w:b/>
-                <w:bCs/>
-                <w:sz w:val="24"/>
-                <w:szCs w:val="24"/>
-                <w:lang w:eastAsia="es-MX"/>
-              </w:rPr>
-              <w:t/>
-            </w:r>
-            <w:r>
-              <w:rPr>
-                <w:rFonts w:eastAsia="Times New Roman" w:cs="Times New Roman"/>
-                <w:sz w:val="24"/>
-                <w:szCs w:val="24"/>
-                <w:lang w:eastAsia="es-MX"/>
-              </w:rPr>
-              <w:t/>
-            </w:r>
           </w:p>
           <w:p>
             <w:pPr>
@@ -11061,35 +8437,6 @@
                 <w:lang w:eastAsia="es-MX"/>
               </w:rPr>
             </w:pPr>
-            <w:r>
-              <w:rPr>
-                <w:rFonts w:eastAsia="Times New Roman" w:cs="Times New Roman"/>
-                <w:sz w:val="24"/>
-                <w:szCs w:val="24"/>
-                <w:lang w:eastAsia="es-MX"/>
-              </w:rPr>
-              <w:t xml:space="preserve"/>
-            </w:r>
-            <w:r>
-              <w:rPr>
-                <w:rFonts w:eastAsia="Times New Roman" w:cs="Times New Roman"/>
-                <w:b/>
-                <w:bCs/>
-                <w:sz w:val="24"/>
-                <w:szCs w:val="24"/>
-                <w:lang w:eastAsia="es-MX"/>
-              </w:rPr>
-              <w:t/>
-            </w:r>
-            <w:r>
-              <w:rPr>
-                <w:rFonts w:eastAsia="Times New Roman" w:cs="Times New Roman"/>
-                <w:sz w:val="24"/>
-                <w:szCs w:val="24"/>
-                <w:lang w:eastAsia="es-MX"/>
-              </w:rPr>
-              <w:t xml:space="preserve"/>
-            </w:r>
           </w:p>
           <w:p>
             <w:pPr>
@@ -11103,72 +8450,6 @@
                 <w:lang w:eastAsia="es-MX"/>
               </w:rPr>
             </w:pPr>
-            <w:r>
-              <w:rPr>
-                <w:rFonts w:eastAsia="Times New Roman" w:cs="Times New Roman"/>
-                <w:sz w:val="24"/>
-                <w:szCs w:val="24"/>
-                <w:lang w:eastAsia="es-MX"/>
-              </w:rPr>
-              <w:t xml:space="preserve"/>
-            </w:r>
-            <w:r>
-              <w:rPr>
-                <w:rFonts w:eastAsia="Times New Roman" w:cs="Times New Roman"/>
-                <w:b/>
-                <w:bCs/>
-                <w:sz w:val="24"/>
-                <w:szCs w:val="24"/>
-                <w:lang w:eastAsia="es-MX"/>
-              </w:rPr>
-              <w:t/>
-            </w:r>
-            <w:proofErr w:type="spellStart"/>
-            <w:r>
-              <w:rPr>
-                <w:rFonts w:eastAsia="Times New Roman" w:cs="Times New Roman"/>
-                <w:b/>
-                <w:bCs/>
-                <w:sz w:val="24"/>
-                <w:szCs w:val="24"/>
-                <w:lang w:eastAsia="es-MX"/>
-              </w:rPr>
-              <w:t/>
-            </w:r>
-            <w:proofErr w:type="spellEnd"/>
-            <w:r>
-              <w:rPr>
-                <w:rFonts w:eastAsia="Times New Roman" w:cs="Times New Roman"/>
-                <w:b/>
-                <w:bCs/>
-                <w:sz w:val="24"/>
-                <w:szCs w:val="24"/>
-                <w:lang w:eastAsia="es-MX"/>
-              </w:rPr>
-              <w:t xml:space="preserve"/>
-            </w:r>
-            <w:proofErr w:type="spellStart"/>
-            <w:r>
-              <w:rPr>
-                <w:rFonts w:eastAsia="Times New Roman" w:cs="Times New Roman"/>
-                <w:b/>
-                <w:bCs/>
-                <w:sz w:val="24"/>
-                <w:szCs w:val="24"/>
-                <w:lang w:eastAsia="es-MX"/>
-              </w:rPr>
-              <w:t/>
-            </w:r>
-            <w:proofErr w:type="spellEnd"/>
-            <w:r>
-              <w:rPr>
-                <w:rFonts w:eastAsia="Times New Roman" w:cs="Times New Roman"/>
-                <w:sz w:val="24"/>
-                <w:szCs w:val="24"/>
-                <w:lang w:eastAsia="es-MX"/>
-              </w:rPr>
-              <w:t/>
-            </w:r>
           </w:p>
           <w:p>
             <w:pPr>
@@ -11182,55 +8463,6 @@
                 <w:lang w:eastAsia="es-MX"/>
               </w:rPr>
             </w:pPr>
-            <w:r>
-              <w:rPr>
-                <w:rFonts w:eastAsia="Times New Roman" w:cs="Times New Roman"/>
-                <w:sz w:val="24"/>
-                <w:szCs w:val="24"/>
-                <w:lang w:eastAsia="es-MX"/>
-              </w:rPr>
-              <w:t xml:space="preserve"/>
-            </w:r>
-            <w:r>
-              <w:rPr>
-                <w:rFonts w:eastAsia="Times New Roman" w:cs="Times New Roman"/>
-                <w:b/>
-                <w:bCs/>
-                <w:sz w:val="24"/>
-                <w:szCs w:val="24"/>
-                <w:lang w:eastAsia="es-MX"/>
-              </w:rPr>
-              <w:t/>
-            </w:r>
-            <w:r>
-              <w:rPr>
-                <w:rFonts w:eastAsia="Times New Roman" w:cs="Times New Roman"/>
-                <w:sz w:val="24"/>
-                <w:szCs w:val="24"/>
-                <w:lang w:eastAsia="es-MX"/>
-              </w:rPr>
-              <w:t xml:space="preserve"/>
-            </w:r>
-            <w:r>
-              <w:rPr>
-                <w:rFonts w:eastAsia="Times New Roman" w:cs="Times New Roman"/>
-                <w:b/>
-                <w:bCs/>
-                <w:sz w:val="24"/>
-                <w:szCs w:val="24"/>
-                <w:lang w:eastAsia="es-MX"/>
-              </w:rPr>
-              <w:t/>
-            </w:r>
-            <w:r>
-              <w:rPr>
-                <w:rFonts w:eastAsia="Times New Roman" w:cs="Times New Roman"/>
-                <w:sz w:val="24"/>
-                <w:szCs w:val="24"/>
-                <w:lang w:eastAsia="es-MX"/>
-              </w:rPr>
-              <w:t/>
-            </w:r>
           </w:p>
         </w:tc>
         <w:tc>
@@ -11257,7 +8489,18 @@
                 <w:szCs w:val="24"/>
                 <w:lang w:eastAsia="es-MX"/>
               </w:rPr>
-              <w:t>La importación evita duplicados; las asociaciones únicas se guardan; los ambiguos quedan pendientes y se conserva la evidencia.</w:t>
+              <w:lastRenderedPageBreak/>
+              <w:t xml:space="preserve">La importación evita duplicados; las asociaciones únicas se guardan; los ambiguos quedan </w:t>
+            </w:r>
+            <w:r>
+              <w:rPr>
+                <w:rFonts w:eastAsia="Times New Roman" w:cs="Times New Roman"/>
+                <w:sz w:val="24"/>
+                <w:szCs w:val="24"/>
+                <w:lang w:eastAsia="es-MX"/>
+              </w:rPr>
+              <w:lastRenderedPageBreak/>
+              <w:t>pendientes y se conserva la evidencia.</w:t>
             </w:r>
           </w:p>
           <w:p>
@@ -11272,15 +8515,6 @@
                 <w:lang w:eastAsia="es-MX"/>
               </w:rPr>
             </w:pPr>
-            <w:r>
-              <w:rPr>
-                <w:rFonts w:eastAsia="Times New Roman" w:cs="Times New Roman"/>
-                <w:sz w:val="24"/>
-                <w:szCs w:val="24"/>
-                <w:lang w:eastAsia="es-MX"/>
-              </w:rPr>
-              <w:t/>
-            </w:r>
           </w:p>
           <w:p>
             <w:pPr>
@@ -11294,15 +8528,6 @@
                 <w:lang w:eastAsia="es-MX"/>
               </w:rPr>
             </w:pPr>
-            <w:r>
-              <w:rPr>
-                <w:rFonts w:eastAsia="Times New Roman" w:cs="Times New Roman"/>
-                <w:sz w:val="24"/>
-                <w:szCs w:val="24"/>
-                <w:lang w:eastAsia="es-MX"/>
-              </w:rPr>
-              <w:t/>
-            </w:r>
           </w:p>
           <w:p>
             <w:pPr>
@@ -11316,15 +8541,6 @@
                 <w:lang w:eastAsia="es-MX"/>
               </w:rPr>
             </w:pPr>
-            <w:r>
-              <w:rPr>
-                <w:rFonts w:eastAsia="Times New Roman" w:cs="Times New Roman"/>
-                <w:sz w:val="24"/>
-                <w:szCs w:val="24"/>
-                <w:lang w:eastAsia="es-MX"/>
-              </w:rPr>
-              <w:t/>
-            </w:r>
           </w:p>
         </w:tc>
       </w:tr>
@@ -11337,19 +8553,19 @@
           <w:rFonts w:asciiTheme="minorHAnsi" w:hAnsiTheme="minorHAnsi"/>
         </w:rPr>
       </w:pPr>
-      <w:bookmarkStart w:id="27" w:name="_Toc212461962"/>
+      <w:bookmarkStart w:id="28" w:name="_Toc212461962"/>
       <w:r>
         <w:rPr>
           <w:rFonts w:asciiTheme="minorHAnsi" w:hAnsiTheme="minorHAnsi"/>
         </w:rPr>
         <w:t>Pruebas de usuario</w:t>
       </w:r>
-      <w:bookmarkEnd w:id="27"/>
+      <w:bookmarkEnd w:id="28"/>
     </w:p>
     <w:p/>
     <w:tbl>
       <w:tblPr>
-        <w:tblStyle w:val="Tablaconcuadrcula4-nfasis5"/>
+        <w:tblStyle w:val="Tabladecuadrcula4-nfasis5"/>
         <w:tblW w:w="9895" w:type="dxa"/>
         <w:tblLook w:val="04A0" w:firstRow="1" w:lastRow="0" w:firstColumn="1" w:lastColumn="0" w:noHBand="0" w:noVBand="1"/>
       </w:tblPr>
@@ -11551,15 +8767,6 @@
                 <w:lang w:eastAsia="es-MX"/>
               </w:rPr>
             </w:pPr>
-            <w:r>
-              <w:rPr>
-                <w:rFonts w:eastAsia="Times New Roman" w:cs="Times New Roman"/>
-                <w:sz w:val="24"/>
-                <w:szCs w:val="24"/>
-                <w:lang w:eastAsia="es-MX"/>
-              </w:rPr>
-              <w:t/>
-            </w:r>
           </w:p>
         </w:tc>
         <w:tc>
@@ -11588,15 +8795,6 @@
               </w:rPr>
               <w:t>Iniciar sesión; abrir Conciliar; aplicar filtros de periodo/estación disponibles.</w:t>
             </w:r>
-            <w:r>
-              <w:rPr>
-                <w:rFonts w:eastAsia="Times New Roman" w:cs="Times New Roman"/>
-                <w:sz w:val="24"/>
-                <w:szCs w:val="24"/>
-                <w:lang w:eastAsia="es-MX"/>
-              </w:rPr>
-              <w:t/>
-            </w:r>
           </w:p>
           <w:p>
             <w:pPr>
@@ -11610,75 +8808,6 @@
                 <w:lang w:eastAsia="es-MX"/>
               </w:rPr>
             </w:pPr>
-            <w:r>
-              <w:rPr>
-                <w:rFonts w:eastAsia="Times New Roman" w:cs="Times New Roman"/>
-                <w:sz w:val="24"/>
-                <w:szCs w:val="24"/>
-                <w:lang w:eastAsia="es-MX"/>
-              </w:rPr>
-              <w:t xml:space="preserve"/>
-            </w:r>
-            <w:r>
-              <w:rPr>
-                <w:rFonts w:eastAsia="Times New Roman" w:cs="Times New Roman"/>
-                <w:b/>
-                <w:bCs/>
-                <w:sz w:val="24"/>
-                <w:szCs w:val="24"/>
-                <w:lang w:eastAsia="es-MX"/>
-              </w:rPr>
-              <w:t/>
-            </w:r>
-            <w:r>
-              <w:rPr>
-                <w:rFonts w:eastAsia="Times New Roman" w:cs="Times New Roman"/>
-                <w:sz w:val="24"/>
-                <w:szCs w:val="24"/>
-                <w:lang w:eastAsia="es-MX"/>
-              </w:rPr>
-              <w:t xml:space="preserve"/>
-            </w:r>
-            <w:r>
-              <w:rPr>
-                <w:rFonts w:eastAsia="Times New Roman" w:cs="Times New Roman"/>
-                <w:b/>
-                <w:bCs/>
-                <w:sz w:val="24"/>
-                <w:szCs w:val="24"/>
-                <w:lang w:eastAsia="es-MX"/>
-              </w:rPr>
-              <w:t/>
-            </w:r>
-            <w:r>
-              <w:rPr>
-                <w:rFonts w:eastAsia="Times New Roman" w:cs="Times New Roman"/>
-                <w:sz w:val="24"/>
-                <w:szCs w:val="24"/>
-                <w:lang w:eastAsia="es-MX"/>
-              </w:rPr>
-              <w:t xml:space="preserve"/>
-            </w:r>
-            <w:r>
-              <w:rPr>
-                <w:rFonts w:eastAsia="Times New Roman" w:cs="Times New Roman"/>
-                <w:b/>
-                <w:bCs/>
-                <w:sz w:val="24"/>
-                <w:szCs w:val="24"/>
-                <w:lang w:eastAsia="es-MX"/>
-              </w:rPr>
-              <w:t/>
-            </w:r>
-            <w:r>
-              <w:rPr>
-                <w:rFonts w:eastAsia="Times New Roman" w:cs="Times New Roman"/>
-                <w:sz w:val="24"/>
-                <w:szCs w:val="24"/>
-                <w:lang w:eastAsia="es-MX"/>
-              </w:rPr>
-              <w:t/>
-            </w:r>
           </w:p>
           <w:p>
             <w:pPr>
@@ -11692,35 +8821,6 @@
                 <w:lang w:eastAsia="es-MX"/>
               </w:rPr>
             </w:pPr>
-            <w:r>
-              <w:rPr>
-                <w:rFonts w:eastAsia="Times New Roman" w:cs="Times New Roman"/>
-                <w:sz w:val="24"/>
-                <w:szCs w:val="24"/>
-                <w:lang w:eastAsia="es-MX"/>
-              </w:rPr>
-              <w:t xml:space="preserve"/>
-            </w:r>
-            <w:r>
-              <w:rPr>
-                <w:rFonts w:eastAsia="Times New Roman" w:cs="Times New Roman"/>
-                <w:b/>
-                <w:bCs/>
-                <w:sz w:val="24"/>
-                <w:szCs w:val="24"/>
-                <w:lang w:eastAsia="es-MX"/>
-              </w:rPr>
-              <w:t/>
-            </w:r>
-            <w:r>
-              <w:rPr>
-                <w:rFonts w:eastAsia="Times New Roman" w:cs="Times New Roman"/>
-                <w:sz w:val="24"/>
-                <w:szCs w:val="24"/>
-                <w:lang w:eastAsia="es-MX"/>
-              </w:rPr>
-              <w:t/>
-            </w:r>
           </w:p>
         </w:tc>
         <w:tc>
@@ -11762,15 +8862,6 @@
                 <w:lang w:eastAsia="es-MX"/>
               </w:rPr>
             </w:pPr>
-            <w:r>
-              <w:rPr>
-                <w:rFonts w:eastAsia="Times New Roman" w:cs="Times New Roman"/>
-                <w:sz w:val="24"/>
-                <w:szCs w:val="24"/>
-                <w:lang w:eastAsia="es-MX"/>
-              </w:rPr>
-              <w:t/>
-            </w:r>
           </w:p>
         </w:tc>
       </w:tr>
@@ -11846,16 +8937,6 @@
                 <w:lang w:eastAsia="es-MX"/>
               </w:rPr>
             </w:pPr>
-            <w:r>
-              <w:rPr>
-                <w:rFonts w:eastAsia="Times New Roman" w:cs="Times New Roman"/>
-                <w:sz w:val="24"/>
-                <w:szCs w:val="24"/>
-                <w:lang w:eastAsia="es-MX"/>
-              </w:rPr>
-              <w:lastRenderedPageBreak/>
-              <w:t/>
-            </w:r>
           </w:p>
         </w:tc>
         <w:tc>
@@ -11882,7 +8963,6 @@
                 <w:szCs w:val="24"/>
                 <w:lang w:eastAsia="es-MX"/>
               </w:rPr>
-              <w:lastRenderedPageBreak/>
               <w:t>Procesar un archivo analítico elegible y consultar la bandeja.</w:t>
             </w:r>
           </w:p>
@@ -11898,16 +8978,6 @@
                 <w:lang w:eastAsia="es-MX"/>
               </w:rPr>
             </w:pPr>
-            <w:r>
-              <w:rPr>
-                <w:rFonts w:eastAsia="Times New Roman" w:cs="Times New Roman"/>
-                <w:sz w:val="24"/>
-                <w:szCs w:val="24"/>
-                <w:lang w:eastAsia="es-MX"/>
-              </w:rPr>
-              <w:lastRenderedPageBreak/>
-              <w:t/>
-            </w:r>
           </w:p>
           <w:p>
             <w:pPr>
@@ -11921,15 +8991,6 @@
                 <w:lang w:eastAsia="es-MX"/>
               </w:rPr>
             </w:pPr>
-            <w:r>
-              <w:rPr>
-                <w:rFonts w:eastAsia="Times New Roman" w:cs="Times New Roman"/>
-                <w:sz w:val="24"/>
-                <w:szCs w:val="24"/>
-                <w:lang w:eastAsia="es-MX"/>
-              </w:rPr>
-              <w:t/>
-            </w:r>
           </w:p>
         </w:tc>
         <w:tc>
@@ -11956,18 +9017,7 @@
                 <w:szCs w:val="24"/>
                 <w:lang w:eastAsia="es-MX"/>
               </w:rPr>
-              <w:lastRenderedPageBreak/>
-              <w:t xml:space="preserve">Se registran papeletas y estado de importación sin modificar el correo fuente.</w:t>
-            </w:r>
-            <w:r>
-              <w:rPr>
-                <w:rFonts w:eastAsia="Times New Roman" w:cs="Times New Roman"/>
-                <w:sz w:val="24"/>
-                <w:szCs w:val="24"/>
-                <w:lang w:eastAsia="es-MX"/>
-              </w:rPr>
-              <w:lastRenderedPageBreak/>
-              <w:t/>
+              <w:t>Se registran papeletas y estado de importación sin modificar el correo fuente.</w:t>
             </w:r>
           </w:p>
           <w:p>
@@ -11982,48 +9032,6 @@
                 <w:lang w:eastAsia="es-MX"/>
               </w:rPr>
             </w:pPr>
-            <w:r>
-              <w:rPr>
-                <w:rFonts w:eastAsia="Times New Roman" w:cs="Times New Roman"/>
-                <w:sz w:val="24"/>
-                <w:szCs w:val="24"/>
-                <w:lang w:eastAsia="es-MX"/>
-              </w:rPr>
-              <w:t xml:space="preserve"/>
-            </w:r>
-            <w:r>
-              <w:rPr>
-                <w:rFonts w:eastAsia="Times New Roman" w:cs="Times New Roman"/>
-                <w:b/>
-                <w:bCs/>
-                <w:sz w:val="24"/>
-                <w:szCs w:val="24"/>
-                <w:lang w:eastAsia="es-MX"/>
-              </w:rPr>
-              <w:t/>
-            </w:r>
-            <w:proofErr w:type="spellStart"/>
-            <w:r>
-              <w:rPr>
-                <w:rFonts w:eastAsia="Times New Roman" w:cs="Times New Roman"/>
-                <w:b/>
-                <w:bCs/>
-                <w:sz w:val="24"/>
-                <w:szCs w:val="24"/>
-                <w:lang w:eastAsia="es-MX"/>
-              </w:rPr>
-              <w:t/>
-            </w:r>
-            <w:proofErr w:type="spellEnd"/>
-            <w:r>
-              <w:rPr>
-                <w:rFonts w:eastAsia="Times New Roman" w:cs="Times New Roman"/>
-                <w:sz w:val="24"/>
-                <w:szCs w:val="24"/>
-                <w:lang w:eastAsia="es-MX"/>
-              </w:rPr>
-              <w:t xml:space="preserve"/>
-            </w:r>
           </w:p>
         </w:tc>
       </w:tr>
@@ -12055,7 +9063,6 @@
                 <w:szCs w:val="24"/>
                 <w:lang w:eastAsia="es-MX"/>
               </w:rPr>
-              <w:lastRenderedPageBreak/>
               <w:t>PU-003</w:t>
             </w:r>
           </w:p>
@@ -12103,15 +9110,6 @@
                 <w:lang w:eastAsia="es-MX"/>
               </w:rPr>
             </w:pPr>
-            <w:r>
-              <w:rPr>
-                <w:rFonts w:ascii="Times New Roman" w:eastAsia="Times New Roman" w:hAnsi="Times New Roman" w:cs="Times New Roman"/>
-                <w:sz w:val="24"/>
-                <w:szCs w:val="24"/>
-                <w:lang w:eastAsia="es-MX"/>
-              </w:rPr>
-              <w:t/>
-            </w:r>
           </w:p>
         </w:tc>
         <w:tc>
@@ -12153,15 +9151,6 @@
                 <w:lang w:eastAsia="es-MX"/>
               </w:rPr>
             </w:pPr>
-            <w:r>
-              <w:rPr>
-                <w:rFonts w:ascii="Times New Roman" w:eastAsia="Times New Roman" w:hAnsi="Times New Roman" w:cs="Times New Roman"/>
-                <w:sz w:val="24"/>
-                <w:szCs w:val="24"/>
-                <w:lang w:eastAsia="es-MX"/>
-              </w:rPr>
-              <w:t/>
-            </w:r>
           </w:p>
           <w:p>
             <w:pPr>
@@ -12175,15 +9164,6 @@
                 <w:lang w:eastAsia="es-MX"/>
               </w:rPr>
             </w:pPr>
-            <w:r>
-              <w:rPr>
-                <w:rFonts w:ascii="Times New Roman" w:eastAsia="Times New Roman" w:hAnsi="Times New Roman" w:cs="Times New Roman"/>
-                <w:sz w:val="24"/>
-                <w:szCs w:val="24"/>
-                <w:lang w:eastAsia="es-MX"/>
-              </w:rPr>
-              <w:t/>
-            </w:r>
           </w:p>
         </w:tc>
         <w:tc>
@@ -12225,15 +9205,6 @@
                 <w:lang w:eastAsia="es-MX"/>
               </w:rPr>
             </w:pPr>
-            <w:r>
-              <w:rPr>
-                <w:rFonts w:ascii="Times New Roman" w:eastAsia="Times New Roman" w:hAnsi="Times New Roman" w:cs="Times New Roman"/>
-                <w:sz w:val="24"/>
-                <w:szCs w:val="24"/>
-                <w:lang w:eastAsia="es-MX"/>
-              </w:rPr>
-              <w:t/>
-            </w:r>
           </w:p>
           <w:p>
             <w:pPr>
@@ -12247,15 +9218,6 @@
                 <w:lang w:eastAsia="es-MX"/>
               </w:rPr>
             </w:pPr>
-            <w:r>
-              <w:rPr>
-                <w:rFonts w:ascii="Times New Roman" w:eastAsia="Times New Roman" w:hAnsi="Times New Roman" w:cs="Times New Roman"/>
-                <w:sz w:val="24"/>
-                <w:szCs w:val="24"/>
-                <w:lang w:eastAsia="es-MX"/>
-              </w:rPr>
-              <w:t/>
-            </w:r>
           </w:p>
         </w:tc>
       </w:tr>
@@ -12331,35 +9293,6 @@
                 <w:lang w:eastAsia="es-MX"/>
               </w:rPr>
             </w:pPr>
-            <w:r>
-              <w:rPr>
-                <w:rFonts w:ascii="Times New Roman" w:eastAsia="Times New Roman" w:hAnsi="Times New Roman" w:cs="Times New Roman"/>
-                <w:sz w:val="24"/>
-                <w:szCs w:val="24"/>
-                <w:lang w:eastAsia="es-MX"/>
-              </w:rPr>
-              <w:t xml:space="preserve"/>
-            </w:r>
-            <w:proofErr w:type="spellStart"/>
-            <w:r>
-              <w:rPr>
-                <w:rFonts w:ascii="Times New Roman" w:eastAsia="Times New Roman" w:hAnsi="Times New Roman" w:cs="Times New Roman"/>
-                <w:sz w:val="24"/>
-                <w:szCs w:val="24"/>
-                <w:lang w:eastAsia="es-MX"/>
-              </w:rPr>
-              <w:t/>
-            </w:r>
-            <w:proofErr w:type="spellEnd"/>
-            <w:r>
-              <w:rPr>
-                <w:rFonts w:ascii="Times New Roman" w:eastAsia="Times New Roman" w:hAnsi="Times New Roman" w:cs="Times New Roman"/>
-                <w:sz w:val="24"/>
-                <w:szCs w:val="24"/>
-                <w:lang w:eastAsia="es-MX"/>
-              </w:rPr>
-              <w:t xml:space="preserve"/>
-            </w:r>
           </w:p>
         </w:tc>
         <w:tc>
@@ -12401,15 +9334,6 @@
                 <w:lang w:eastAsia="es-MX"/>
               </w:rPr>
             </w:pPr>
-            <w:r>
-              <w:rPr>
-                <w:rFonts w:ascii="Times New Roman" w:eastAsia="Times New Roman" w:hAnsi="Times New Roman" w:cs="Times New Roman"/>
-                <w:sz w:val="24"/>
-                <w:szCs w:val="24"/>
-                <w:lang w:eastAsia="es-MX"/>
-              </w:rPr>
-              <w:t/>
-            </w:r>
           </w:p>
           <w:p>
             <w:pPr>
@@ -12423,15 +9347,6 @@
                 <w:lang w:eastAsia="es-MX"/>
               </w:rPr>
             </w:pPr>
-            <w:r>
-              <w:rPr>
-                <w:rFonts w:ascii="Times New Roman" w:eastAsia="Times New Roman" w:hAnsi="Times New Roman" w:cs="Times New Roman"/>
-                <w:sz w:val="24"/>
-                <w:szCs w:val="24"/>
-                <w:lang w:eastAsia="es-MX"/>
-              </w:rPr>
-              <w:t/>
-            </w:r>
           </w:p>
         </w:tc>
         <w:tc>
@@ -12458,27 +9373,7 @@
                 <w:szCs w:val="24"/>
                 <w:lang w:eastAsia="es-MX"/>
               </w:rPr>
-              <w:t xml:space="preserve">El caso queda pendiente para revisión manual y no se asigna automáticamente.</w:t>
-            </w:r>
-            <w:proofErr w:type="spellStart"/>
-            <w:r>
-              <w:rPr>
-                <w:rFonts w:ascii="Times New Roman" w:eastAsia="Times New Roman" w:hAnsi="Times New Roman" w:cs="Times New Roman"/>
-                <w:sz w:val="24"/>
-                <w:szCs w:val="24"/>
-                <w:lang w:eastAsia="es-MX"/>
-              </w:rPr>
-              <w:t/>
-            </w:r>
-            <w:proofErr w:type="spellEnd"/>
-            <w:r>
-              <w:rPr>
-                <w:rFonts w:ascii="Times New Roman" w:eastAsia="Times New Roman" w:hAnsi="Times New Roman" w:cs="Times New Roman"/>
-                <w:sz w:val="24"/>
-                <w:szCs w:val="24"/>
-                <w:lang w:eastAsia="es-MX"/>
-              </w:rPr>
-              <w:t xml:space="preserve"/>
+              <w:t>El caso queda pendiente para revisión manual y no se asigna automáticamente.</w:t>
             </w:r>
           </w:p>
           <w:p>
@@ -12493,35 +9388,6 @@
                 <w:lang w:eastAsia="es-MX"/>
               </w:rPr>
             </w:pPr>
-            <w:r>
-              <w:rPr>
-                <w:rFonts w:ascii="Times New Roman" w:eastAsia="Times New Roman" w:hAnsi="Times New Roman" w:cs="Times New Roman"/>
-                <w:sz w:val="24"/>
-                <w:szCs w:val="24"/>
-                <w:lang w:eastAsia="es-MX"/>
-              </w:rPr>
-              <w:t xml:space="preserve"/>
-            </w:r>
-            <w:r>
-              <w:rPr>
-                <w:rFonts w:ascii="Times New Roman" w:eastAsia="Times New Roman" w:hAnsi="Times New Roman" w:cs="Times New Roman"/>
-                <w:i/>
-                <w:iCs/>
-                <w:sz w:val="24"/>
-                <w:szCs w:val="24"/>
-                <w:lang w:eastAsia="es-MX"/>
-              </w:rPr>
-              <w:t/>
-            </w:r>
-            <w:r>
-              <w:rPr>
-                <w:rFonts w:ascii="Times New Roman" w:eastAsia="Times New Roman" w:hAnsi="Times New Roman" w:cs="Times New Roman"/>
-                <w:sz w:val="24"/>
-                <w:szCs w:val="24"/>
-                <w:lang w:eastAsia="es-MX"/>
-              </w:rPr>
-              <w:t/>
-            </w:r>
           </w:p>
         </w:tc>
       </w:tr>
@@ -12600,15 +9466,6 @@
                 <w:lang w:eastAsia="es-MX"/>
               </w:rPr>
             </w:pPr>
-            <w:r>
-              <w:rPr>
-                <w:rFonts w:ascii="Times New Roman" w:eastAsia="Times New Roman" w:hAnsi="Times New Roman" w:cs="Times New Roman"/>
-                <w:sz w:val="24"/>
-                <w:szCs w:val="24"/>
-                <w:lang w:eastAsia="es-MX"/>
-              </w:rPr>
-              <w:t/>
-            </w:r>
           </w:p>
         </w:tc>
         <w:tc>
@@ -12650,55 +9507,6 @@
                 <w:lang w:eastAsia="es-MX"/>
               </w:rPr>
             </w:pPr>
-            <w:r>
-              <w:rPr>
-                <w:rFonts w:ascii="Times New Roman" w:eastAsia="Times New Roman" w:hAnsi="Times New Roman" w:cs="Times New Roman"/>
-                <w:sz w:val="24"/>
-                <w:szCs w:val="24"/>
-                <w:lang w:eastAsia="es-MX"/>
-              </w:rPr>
-              <w:t xml:space="preserve"/>
-            </w:r>
-            <w:r>
-              <w:rPr>
-                <w:rFonts w:ascii="Times New Roman" w:eastAsia="Times New Roman" w:hAnsi="Times New Roman" w:cs="Times New Roman"/>
-                <w:b/>
-                <w:bCs/>
-                <w:sz w:val="24"/>
-                <w:szCs w:val="24"/>
-                <w:lang w:eastAsia="es-MX"/>
-              </w:rPr>
-              <w:t/>
-            </w:r>
-            <w:r>
-              <w:rPr>
-                <w:rFonts w:ascii="Times New Roman" w:eastAsia="Times New Roman" w:hAnsi="Times New Roman" w:cs="Times New Roman"/>
-                <w:sz w:val="24"/>
-                <w:szCs w:val="24"/>
-                <w:lang w:eastAsia="es-MX"/>
-              </w:rPr>
-              <w:t xml:space="preserve"/>
-            </w:r>
-            <w:r>
-              <w:rPr>
-                <w:rFonts w:ascii="Times New Roman" w:eastAsia="Times New Roman" w:hAnsi="Times New Roman" w:cs="Times New Roman"/>
-                <w:b/>
-                <w:bCs/>
-                <w:sz w:val="24"/>
-                <w:szCs w:val="24"/>
-                <w:lang w:eastAsia="es-MX"/>
-              </w:rPr>
-              <w:t/>
-            </w:r>
-            <w:r>
-              <w:rPr>
-                <w:rFonts w:ascii="Times New Roman" w:eastAsia="Times New Roman" w:hAnsi="Times New Roman" w:cs="Times New Roman"/>
-                <w:sz w:val="24"/>
-                <w:szCs w:val="24"/>
-                <w:lang w:eastAsia="es-MX"/>
-              </w:rPr>
-              <w:t/>
-            </w:r>
           </w:p>
           <w:p>
             <w:pPr>
@@ -12712,15 +9520,6 @@
                 <w:lang w:eastAsia="es-MX"/>
               </w:rPr>
             </w:pPr>
-            <w:r>
-              <w:rPr>
-                <w:rFonts w:ascii="Times New Roman" w:eastAsia="Times New Roman" w:hAnsi="Times New Roman" w:cs="Times New Roman"/>
-                <w:sz w:val="24"/>
-                <w:szCs w:val="24"/>
-                <w:lang w:eastAsia="es-MX"/>
-              </w:rPr>
-              <w:t/>
-            </w:r>
           </w:p>
         </w:tc>
         <w:tc>
@@ -12762,15 +9561,6 @@
                 <w:lang w:eastAsia="es-MX"/>
               </w:rPr>
             </w:pPr>
-            <w:r>
-              <w:rPr>
-                <w:rFonts w:ascii="Times New Roman" w:eastAsia="Times New Roman" w:hAnsi="Times New Roman" w:cs="Times New Roman"/>
-                <w:sz w:val="24"/>
-                <w:szCs w:val="24"/>
-                <w:lang w:eastAsia="es-MX"/>
-              </w:rPr>
-              <w:t/>
-            </w:r>
           </w:p>
           <w:p>
             <w:pPr>
@@ -12784,15 +9574,6 @@
                 <w:lang w:eastAsia="es-MX"/>
               </w:rPr>
             </w:pPr>
-            <w:r>
-              <w:rPr>
-                <w:rFonts w:ascii="Times New Roman" w:eastAsia="Times New Roman" w:hAnsi="Times New Roman" w:cs="Times New Roman"/>
-                <w:sz w:val="24"/>
-                <w:szCs w:val="24"/>
-                <w:lang w:eastAsia="es-MX"/>
-              </w:rPr>
-              <w:t/>
-            </w:r>
           </w:p>
         </w:tc>
       </w:tr>
@@ -12812,13 +9593,14 @@
       <w:pPr>
         <w:pStyle w:val="Ttulo1"/>
       </w:pPr>
-      <w:bookmarkStart w:id="28" w:name="_Toc177985011"/>
-      <w:bookmarkStart w:id="29" w:name="_Toc212461963"/>
-      <w:r>
+      <w:bookmarkStart w:id="29" w:name="_Toc177985011"/>
+      <w:bookmarkStart w:id="30" w:name="_Toc212461963"/>
+      <w:r>
+        <w:lastRenderedPageBreak/>
         <w:t>Escalabilidad y Mantenimiento</w:t>
       </w:r>
-      <w:bookmarkEnd w:id="28"/>
       <w:bookmarkEnd w:id="29"/>
+      <w:bookmarkEnd w:id="30"/>
     </w:p>
     <w:p/>
     <w:p>
@@ -12836,9 +9618,6 @@
         </w:rPr>
         <w:t>Escalabilidad: los procesos pueden ampliar cobertura de estaciones y reglas al actualizar catálogos y validaciones con control operativo.</w:t>
       </w:r>
-      <w:r>
-        <w:t xml:space="preserve"/>
-      </w:r>
     </w:p>
     <w:p>
       <w:pPr>
@@ -12855,13 +9634,10 @@
         </w:rPr>
         <w:t>Mantenimiento: monitorear ejecuciones, importaciones, errores, cambios de formato REGIO, reglas de cuenta y conciliaciones pendientes.</w:t>
       </w:r>
-      <w:r>
-        <w:t xml:space="preserve"/>
-      </w:r>
     </w:p>
     <w:p/>
     <w:sectPr>
-      <w:footerReference w:type="default" r:id="rId17"/>
+      <w:footerReference w:type="default" r:id="rId16"/>
       <w:pgSz w:w="12240" w:h="15840"/>
       <w:pgMar w:top="1417" w:right="1701" w:bottom="1417" w:left="1701" w:header="708" w:footer="708" w:gutter="0"/>
       <w:pgNumType w:start="1"/>
@@ -12873,7 +9649,7 @@
 </file>
 
 <file path=word/endnotes.xml><?xml version="1.0" encoding="utf-8"?>
-<w:endnotes xmlns:wpc="http://schemas.microsoft.com/office/word/2010/wordprocessingCanvas" xmlns:cx="http://schemas.microsoft.com/office/drawing/2014/chartex" xmlns:cx1="http://schemas.microsoft.com/office/drawing/2015/9/8/chartex" xmlns:cx2="http://schemas.microsoft.com/office/drawing/2015/10/21/chartex" xmlns:cx3="http://schemas.microsoft.com/office/drawing/2016/5/9/chartex" xmlns:cx4="http://schemas.microsoft.com/office/drawing/2016/5/10/chartex" xmlns:cx5="http://schemas.microsoft.com/office/drawing/2016/5/11/chartex" xmlns:cx6="http://schemas.microsoft.com/office/drawing/2016/5/12/chartex" xmlns:cx7="http://schemas.microsoft.com/office/drawing/2016/5/13/chartex" xmlns:cx8="http://schemas.microsoft.com/office/drawing/2016/5/14/chartex" xmlns:mc="http://schemas.openxmlformats.org/markup-compatibility/2006" xmlns:aink="http://schemas.microsoft.com/office/drawing/2016/ink" xmlns:am3d="http://schemas.microsoft.com/office/drawing/2017/model3d" xmlns:o="urn:schemas-microsoft-com:office:office" xmlns:r="http://schemas.openxmlformats.org/officeDocument/2006/relationships" xmlns:m="http://schemas.openxmlformats.org/officeDocument/2006/math" xmlns:v="urn:schemas-microsoft-com:vml" xmlns:wp14="http://schemas.microsoft.com/office/word/2010/wordprocessingDrawing" xmlns:wp="http://schemas.openxmlformats.org/drawingml/2006/wordprocessingDrawing" xmlns:w10="urn:schemas-microsoft-com:office:word" xmlns:w="http://schemas.openxmlformats.org/wordprocessingml/2006/main" xmlns:w14="http://schemas.microsoft.com/office/word/2010/wordml" xmlns:w15="http://schemas.microsoft.com/office/word/2012/wordml" xmlns:w16cex="http://schemas.microsoft.com/office/word/2018/wordml/cex" xmlns:w16cid="http://schemas.microsoft.com/office/word/2016/wordml/cid" xmlns:w16="http://schemas.microsoft.com/office/word/2018/wordml" xmlns:w16sdtdh="http://schemas.microsoft.com/office/word/2020/wordml/sdtdatahash" xmlns:w16se="http://schemas.microsoft.com/office/word/2015/wordml/symex" xmlns:wpg="http://schemas.microsoft.com/office/word/2010/wordprocessingGroup" xmlns:wpi="http://schemas.microsoft.com/office/word/2010/wordprocessingInk" xmlns:wne="http://schemas.microsoft.com/office/word/2006/wordml" xmlns:wps="http://schemas.microsoft.com/office/word/2010/wordprocessingShape" mc:Ignorable="w14 w15 w16se w16cid w16 w16cex w16sdtdh wp14">
+<w:endnotes xmlns:wpc="http://schemas.microsoft.com/office/word/2010/wordprocessingCanvas" xmlns:cx="http://schemas.microsoft.com/office/drawing/2014/chartex" xmlns:mc="http://schemas.openxmlformats.org/markup-compatibility/2006" xmlns:o="urn:schemas-microsoft-com:office:office" xmlns:r="http://schemas.openxmlformats.org/officeDocument/2006/relationships" xmlns:m="http://schemas.openxmlformats.org/officeDocument/2006/math" xmlns:v="urn:schemas-microsoft-com:vml" xmlns:wp14="http://schemas.microsoft.com/office/word/2010/wordprocessingDrawing" xmlns:wp="http://schemas.openxmlformats.org/drawingml/2006/wordprocessingDrawing" xmlns:w10="urn:schemas-microsoft-com:office:word" xmlns:w="http://schemas.openxmlformats.org/wordprocessingml/2006/main" xmlns:w14="http://schemas.microsoft.com/office/word/2010/wordml" xmlns:w15="http://schemas.microsoft.com/office/word/2012/wordml" xmlns:w16se="http://schemas.microsoft.com/office/word/2015/wordml/symex" xmlns:wpg="http://schemas.microsoft.com/office/word/2010/wordprocessingGroup" xmlns:wpi="http://schemas.microsoft.com/office/word/2010/wordprocessingInk" xmlns:wne="http://schemas.microsoft.com/office/word/2006/wordml" xmlns:wps="http://schemas.microsoft.com/office/word/2010/wordprocessingShape" mc:Ignorable="w14 w15 w16se wp14">
   <w:endnote w:type="separator" w:id="-1">
     <w:p>
       <w:pPr>
@@ -12898,7 +9674,7 @@
 </file>
 
 <file path=word/footer1.xml><?xml version="1.0" encoding="utf-8"?>
-<w:ftr xmlns:wpc="http://schemas.microsoft.com/office/word/2010/wordprocessingCanvas" xmlns:cx="http://schemas.microsoft.com/office/drawing/2014/chartex" xmlns:cx1="http://schemas.microsoft.com/office/drawing/2015/9/8/chartex" xmlns:cx2="http://schemas.microsoft.com/office/drawing/2015/10/21/chartex" xmlns:cx3="http://schemas.microsoft.com/office/drawing/2016/5/9/chartex" xmlns:cx4="http://schemas.microsoft.com/office/drawing/2016/5/10/chartex" xmlns:cx5="http://schemas.microsoft.com/office/drawing/2016/5/11/chartex" xmlns:cx6="http://schemas.microsoft.com/office/drawing/2016/5/12/chartex" xmlns:cx7="http://schemas.microsoft.com/office/drawing/2016/5/13/chartex" xmlns:cx8="http://schemas.microsoft.com/office/drawing/2016/5/14/chartex" xmlns:mc="http://schemas.openxmlformats.org/markup-compatibility/2006" xmlns:aink="http://schemas.microsoft.com/office/drawing/2016/ink" xmlns:am3d="http://schemas.microsoft.com/office/drawing/2017/model3d" xmlns:o="urn:schemas-microsoft-com:office:office" xmlns:r="http://schemas.openxmlformats.org/officeDocument/2006/relationships" xmlns:m="http://schemas.openxmlformats.org/officeDocument/2006/math" xmlns:v="urn:schemas-microsoft-com:vml" xmlns:wp14="http://schemas.microsoft.com/office/word/2010/wordprocessingDrawing" xmlns:wp="http://schemas.openxmlformats.org/drawingml/2006/wordprocessingDrawing" xmlns:w10="urn:schemas-microsoft-com:office:word" xmlns:w="http://schemas.openxmlformats.org/wordprocessingml/2006/main" xmlns:w14="http://schemas.microsoft.com/office/word/2010/wordml" xmlns:w15="http://schemas.microsoft.com/office/word/2012/wordml" xmlns:w16cex="http://schemas.microsoft.com/office/word/2018/wordml/cex" xmlns:w16cid="http://schemas.microsoft.com/office/word/2016/wordml/cid" xmlns:w16="http://schemas.microsoft.com/office/word/2018/wordml" xmlns:w16sdtdh="http://schemas.microsoft.com/office/word/2020/wordml/sdtdatahash" xmlns:w16se="http://schemas.microsoft.com/office/word/2015/wordml/symex" xmlns:wpg="http://schemas.microsoft.com/office/word/2010/wordprocessingGroup" xmlns:wpi="http://schemas.microsoft.com/office/word/2010/wordprocessingInk" xmlns:wne="http://schemas.microsoft.com/office/word/2006/wordml" xmlns:wps="http://schemas.microsoft.com/office/word/2010/wordprocessingShape" mc:Ignorable="w14 w15 w16se w16cid w16 w16cex w16sdtdh wp14">
+<w:ftr xmlns:wpc="http://schemas.microsoft.com/office/word/2010/wordprocessingCanvas" xmlns:cx="http://schemas.microsoft.com/office/drawing/2014/chartex" xmlns:mc="http://schemas.openxmlformats.org/markup-compatibility/2006" xmlns:o="urn:schemas-microsoft-com:office:office" xmlns:r="http://schemas.openxmlformats.org/officeDocument/2006/relationships" xmlns:m="http://schemas.openxmlformats.org/officeDocument/2006/math" xmlns:v="urn:schemas-microsoft-com:vml" xmlns:wp14="http://schemas.microsoft.com/office/word/2010/wordprocessingDrawing" xmlns:wp="http://schemas.openxmlformats.org/drawingml/2006/wordprocessingDrawing" xmlns:w10="urn:schemas-microsoft-com:office:word" xmlns:w="http://schemas.openxmlformats.org/wordprocessingml/2006/main" xmlns:w14="http://schemas.microsoft.com/office/word/2010/wordml" xmlns:w15="http://schemas.microsoft.com/office/word/2012/wordml" xmlns:w16se="http://schemas.microsoft.com/office/word/2015/wordml/symex" xmlns:wpg="http://schemas.microsoft.com/office/word/2010/wordprocessingGroup" xmlns:wpi="http://schemas.microsoft.com/office/word/2010/wordprocessingInk" xmlns:wne="http://schemas.microsoft.com/office/word/2006/wordml" xmlns:wps="http://schemas.microsoft.com/office/word/2010/wordprocessingShape" mc:Ignorable="w14 w15 w16se wp14">
   <w:sdt>
     <w:sdtPr>
       <w:id w:val="-842463098"/>
@@ -12926,7 +9702,7 @@
 </file>
 
 <file path=word/footer2.xml><?xml version="1.0" encoding="utf-8"?>
-<w:ftr xmlns:wpc="http://schemas.microsoft.com/office/word/2010/wordprocessingCanvas" xmlns:cx="http://schemas.microsoft.com/office/drawing/2014/chartex" xmlns:cx1="http://schemas.microsoft.com/office/drawing/2015/9/8/chartex" xmlns:cx2="http://schemas.microsoft.com/office/drawing/2015/10/21/chartex" xmlns:cx3="http://schemas.microsoft.com/office/drawing/2016/5/9/chartex" xmlns:cx4="http://schemas.microsoft.com/office/drawing/2016/5/10/chartex" xmlns:cx5="http://schemas.microsoft.com/office/drawing/2016/5/11/chartex" xmlns:cx6="http://schemas.microsoft.com/office/drawing/2016/5/12/chartex" xmlns:cx7="http://schemas.microsoft.com/office/drawing/2016/5/13/chartex" xmlns:cx8="http://schemas.microsoft.com/office/drawing/2016/5/14/chartex" xmlns:mc="http://schemas.openxmlformats.org/markup-compatibility/2006" xmlns:aink="http://schemas.microsoft.com/office/drawing/2016/ink" xmlns:am3d="http://schemas.microsoft.com/office/drawing/2017/model3d" xmlns:o="urn:schemas-microsoft-com:office:office" xmlns:r="http://schemas.openxmlformats.org/officeDocument/2006/relationships" xmlns:m="http://schemas.openxmlformats.org/officeDocument/2006/math" xmlns:v="urn:schemas-microsoft-com:vml" xmlns:wp14="http://schemas.microsoft.com/office/word/2010/wordprocessingDrawing" xmlns:wp="http://schemas.openxmlformats.org/drawingml/2006/wordprocessingDrawing" xmlns:w10="urn:schemas-microsoft-com:office:word" xmlns:w="http://schemas.openxmlformats.org/wordprocessingml/2006/main" xmlns:w14="http://schemas.microsoft.com/office/word/2010/wordml" xmlns:w15="http://schemas.microsoft.com/office/word/2012/wordml" xmlns:w16cex="http://schemas.microsoft.com/office/word/2018/wordml/cex" xmlns:w16cid="http://schemas.microsoft.com/office/word/2016/wordml/cid" xmlns:w16="http://schemas.microsoft.com/office/word/2018/wordml" xmlns:w16sdtdh="http://schemas.microsoft.com/office/word/2020/wordml/sdtdatahash" xmlns:w16se="http://schemas.microsoft.com/office/word/2015/wordml/symex" xmlns:wpg="http://schemas.microsoft.com/office/word/2010/wordprocessingGroup" xmlns:wpi="http://schemas.microsoft.com/office/word/2010/wordprocessingInk" xmlns:wne="http://schemas.microsoft.com/office/word/2006/wordml" xmlns:wps="http://schemas.microsoft.com/office/word/2010/wordprocessingShape" mc:Ignorable="w14 w15 w16se w16cid w16 w16cex w16sdtdh wp14">
+<w:ftr xmlns:wpc="http://schemas.microsoft.com/office/word/2010/wordprocessingCanvas" xmlns:cx="http://schemas.microsoft.com/office/drawing/2014/chartex" xmlns:mc="http://schemas.openxmlformats.org/markup-compatibility/2006" xmlns:o="urn:schemas-microsoft-com:office:office" xmlns:r="http://schemas.openxmlformats.org/officeDocument/2006/relationships" xmlns:m="http://schemas.openxmlformats.org/officeDocument/2006/math" xmlns:v="urn:schemas-microsoft-com:vml" xmlns:wp14="http://schemas.microsoft.com/office/word/2010/wordprocessingDrawing" xmlns:wp="http://schemas.openxmlformats.org/drawingml/2006/wordprocessingDrawing" xmlns:w10="urn:schemas-microsoft-com:office:word" xmlns:w="http://schemas.openxmlformats.org/wordprocessingml/2006/main" xmlns:w14="http://schemas.microsoft.com/office/word/2010/wordml" xmlns:w15="http://schemas.microsoft.com/office/word/2012/wordml" xmlns:w16se="http://schemas.microsoft.com/office/word/2015/wordml/symex" xmlns:wpg="http://schemas.microsoft.com/office/word/2010/wordprocessingGroup" xmlns:wpi="http://schemas.microsoft.com/office/word/2010/wordprocessingInk" xmlns:wne="http://schemas.microsoft.com/office/word/2006/wordml" xmlns:wps="http://schemas.microsoft.com/office/word/2010/wordprocessingShape" mc:Ignorable="w14 w15 w16se wp14">
   <w:sdt>
     <w:sdtPr>
       <w:id w:val="1021518858"/>
@@ -12953,9 +9729,10 @@
         </w:r>
         <w:r>
           <w:rPr>
+            <w:noProof/>
             <w:lang w:val="es-ES"/>
           </w:rPr>
-          <w:t>2</w:t>
+          <w:t>9</w:t>
         </w:r>
         <w:r>
           <w:fldChar w:fldCharType="end"/>
@@ -12972,7 +9749,7 @@
 </file>
 
 <file path=word/footnotes.xml><?xml version="1.0" encoding="utf-8"?>
-<w:footnotes xmlns:wpc="http://schemas.microsoft.com/office/word/2010/wordprocessingCanvas" xmlns:cx="http://schemas.microsoft.com/office/drawing/2014/chartex" xmlns:cx1="http://schemas.microsoft.com/office/drawing/2015/9/8/chartex" xmlns:cx2="http://schemas.microsoft.com/office/drawing/2015/10/21/chartex" xmlns:cx3="http://schemas.microsoft.com/office/drawing/2016/5/9/chartex" xmlns:cx4="http://schemas.microsoft.com/office/drawing/2016/5/10/chartex" xmlns:cx5="http://schemas.microsoft.com/office/drawing/2016/5/11/chartex" xmlns:cx6="http://schemas.microsoft.com/office/drawing/2016/5/12/chartex" xmlns:cx7="http://schemas.microsoft.com/office/drawing/2016/5/13/chartex" xmlns:cx8="http://schemas.microsoft.com/office/drawing/2016/5/14/chartex" xmlns:mc="http://schemas.openxmlformats.org/markup-compatibility/2006" xmlns:aink="http://schemas.microsoft.com/office/drawing/2016/ink" xmlns:am3d="http://schemas.microsoft.com/office/drawing/2017/model3d" xmlns:o="urn:schemas-microsoft-com:office:office" xmlns:r="http://schemas.openxmlformats.org/officeDocument/2006/relationships" xmlns:m="http://schemas.openxmlformats.org/officeDocument/2006/math" xmlns:v="urn:schemas-microsoft-com:vml" xmlns:wp14="http://schemas.microsoft.com/office/word/2010/wordprocessingDrawing" xmlns:wp="http://schemas.openxmlformats.org/drawingml/2006/wordprocessingDrawing" xmlns:w10="urn:schemas-microsoft-com:office:word" xmlns:w="http://schemas.openxmlformats.org/wordprocessingml/2006/main" xmlns:w14="http://schemas.microsoft.com/office/word/2010/wordml" xmlns:w15="http://schemas.microsoft.com/office/word/2012/wordml" xmlns:w16cex="http://schemas.microsoft.com/office/word/2018/wordml/cex" xmlns:w16cid="http://schemas.microsoft.com/office/word/2016/wordml/cid" xmlns:w16="http://schemas.microsoft.com/office/word/2018/wordml" xmlns:w16sdtdh="http://schemas.microsoft.com/office/word/2020/wordml/sdtdatahash" xmlns:w16se="http://schemas.microsoft.com/office/word/2015/wordml/symex" xmlns:wpg="http://schemas.microsoft.com/office/word/2010/wordprocessingGroup" xmlns:wpi="http://schemas.microsoft.com/office/word/2010/wordprocessingInk" xmlns:wne="http://schemas.microsoft.com/office/word/2006/wordml" xmlns:wps="http://schemas.microsoft.com/office/word/2010/wordprocessingShape" mc:Ignorable="w14 w15 w16se w16cid w16 w16cex w16sdtdh wp14">
+<w:footnotes xmlns:wpc="http://schemas.microsoft.com/office/word/2010/wordprocessingCanvas" xmlns:cx="http://schemas.microsoft.com/office/drawing/2014/chartex" xmlns:mc="http://schemas.openxmlformats.org/markup-compatibility/2006" xmlns:o="urn:schemas-microsoft-com:office:office" xmlns:r="http://schemas.openxmlformats.org/officeDocument/2006/relationships" xmlns:m="http://schemas.openxmlformats.org/officeDocument/2006/math" xmlns:v="urn:schemas-microsoft-com:vml" xmlns:wp14="http://schemas.microsoft.com/office/word/2010/wordprocessingDrawing" xmlns:wp="http://schemas.openxmlformats.org/drawingml/2006/wordprocessingDrawing" xmlns:w10="urn:schemas-microsoft-com:office:word" xmlns:w="http://schemas.openxmlformats.org/wordprocessingml/2006/main" xmlns:w14="http://schemas.microsoft.com/office/word/2010/wordml" xmlns:w15="http://schemas.microsoft.com/office/word/2012/wordml" xmlns:w16se="http://schemas.microsoft.com/office/word/2015/wordml/symex" xmlns:wpg="http://schemas.microsoft.com/office/word/2010/wordprocessingGroup" xmlns:wpi="http://schemas.microsoft.com/office/word/2010/wordprocessingInk" xmlns:wne="http://schemas.microsoft.com/office/word/2006/wordml" xmlns:wps="http://schemas.microsoft.com/office/word/2010/wordprocessingShape" mc:Ignorable="w14 w15 w16se wp14">
   <w:footnote w:type="separator" w:id="-1">
     <w:p>
       <w:pPr>
@@ -12997,7 +9774,7 @@
 </file>
 
 <file path=word/header1.xml><?xml version="1.0" encoding="utf-8"?>
-<w:hdr xmlns:wpc="http://schemas.microsoft.com/office/word/2010/wordprocessingCanvas" xmlns:cx="http://schemas.microsoft.com/office/drawing/2014/chartex" xmlns:cx1="http://schemas.microsoft.com/office/drawing/2015/9/8/chartex" xmlns:cx2="http://schemas.microsoft.com/office/drawing/2015/10/21/chartex" xmlns:cx3="http://schemas.microsoft.com/office/drawing/2016/5/9/chartex" xmlns:cx4="http://schemas.microsoft.com/office/drawing/2016/5/10/chartex" xmlns:cx5="http://schemas.microsoft.com/office/drawing/2016/5/11/chartex" xmlns:cx6="http://schemas.microsoft.com/office/drawing/2016/5/12/chartex" xmlns:cx7="http://schemas.microsoft.com/office/drawing/2016/5/13/chartex" xmlns:cx8="http://schemas.microsoft.com/office/drawing/2016/5/14/chartex" xmlns:mc="http://schemas.openxmlformats.org/markup-compatibility/2006" xmlns:aink="http://schemas.microsoft.com/office/drawing/2016/ink" xmlns:am3d="http://schemas.microsoft.com/office/drawing/2017/model3d" xmlns:o="urn:schemas-microsoft-com:office:office" xmlns:r="http://schemas.openxmlformats.org/officeDocument/2006/relationships" xmlns:m="http://schemas.openxmlformats.org/officeDocument/2006/math" xmlns:v="urn:schemas-microsoft-com:vml" xmlns:wp14="http://schemas.microsoft.com/office/word/2010/wordprocessingDrawing" xmlns:wp="http://schemas.openxmlformats.org/drawingml/2006/wordprocessingDrawing" xmlns:w10="urn:schemas-microsoft-com:office:word" xmlns:w="http://schemas.openxmlformats.org/wordprocessingml/2006/main" xmlns:w14="http://schemas.microsoft.com/office/word/2010/wordml" xmlns:w15="http://schemas.microsoft.com/office/word/2012/wordml" xmlns:w16cex="http://schemas.microsoft.com/office/word/2018/wordml/cex" xmlns:w16cid="http://schemas.microsoft.com/office/word/2016/wordml/cid" xmlns:w16="http://schemas.microsoft.com/office/word/2018/wordml" xmlns:w16sdtdh="http://schemas.microsoft.com/office/word/2020/wordml/sdtdatahash" xmlns:w16se="http://schemas.microsoft.com/office/word/2015/wordml/symex" xmlns:wpg="http://schemas.microsoft.com/office/word/2010/wordprocessingGroup" xmlns:wpi="http://schemas.microsoft.com/office/word/2010/wordprocessingInk" xmlns:wne="http://schemas.microsoft.com/office/word/2006/wordml" xmlns:wps="http://schemas.microsoft.com/office/word/2010/wordprocessingShape" mc:Ignorable="w14 w15 w16se w16cid w16 w16cex w16sdtdh wp14">
+<w:hdr xmlns:wpc="http://schemas.microsoft.com/office/word/2010/wordprocessingCanvas" xmlns:cx="http://schemas.microsoft.com/office/drawing/2014/chartex" xmlns:mc="http://schemas.openxmlformats.org/markup-compatibility/2006" xmlns:o="urn:schemas-microsoft-com:office:office" xmlns:r="http://schemas.openxmlformats.org/officeDocument/2006/relationships" xmlns:m="http://schemas.openxmlformats.org/officeDocument/2006/math" xmlns:v="urn:schemas-microsoft-com:vml" xmlns:wp14="http://schemas.microsoft.com/office/word/2010/wordprocessingDrawing" xmlns:wp="http://schemas.openxmlformats.org/drawingml/2006/wordprocessingDrawing" xmlns:w10="urn:schemas-microsoft-com:office:word" xmlns:w="http://schemas.openxmlformats.org/wordprocessingml/2006/main" xmlns:w14="http://schemas.microsoft.com/office/word/2010/wordml" xmlns:w15="http://schemas.microsoft.com/office/word/2012/wordml" xmlns:w16se="http://schemas.microsoft.com/office/word/2015/wordml/symex" xmlns:wpg="http://schemas.microsoft.com/office/word/2010/wordprocessingGroup" xmlns:wpi="http://schemas.microsoft.com/office/word/2010/wordprocessingInk" xmlns:wne="http://schemas.microsoft.com/office/word/2006/wordml" xmlns:wps="http://schemas.microsoft.com/office/word/2010/wordprocessingShape" mc:Ignorable="w14 w15 w16se wp14">
   <w:p>
     <w:pPr>
       <w:pStyle w:val="Encabezado"/>
@@ -13012,7 +9789,7 @@
 </file>
 
 <file path=word/numbering.xml><?xml version="1.0" encoding="utf-8"?>
-<w:numbering xmlns:wpc="http://schemas.microsoft.com/office/word/2010/wordprocessingCanvas" xmlns:cx="http://schemas.microsoft.com/office/drawing/2014/chartex" xmlns:cx1="http://schemas.microsoft.com/office/drawing/2015/9/8/chartex" xmlns:cx2="http://schemas.microsoft.com/office/drawing/2015/10/21/chartex" xmlns:cx3="http://schemas.microsoft.com/office/drawing/2016/5/9/chartex" xmlns:cx4="http://schemas.microsoft.com/office/drawing/2016/5/10/chartex" xmlns:cx5="http://schemas.microsoft.com/office/drawing/2016/5/11/chartex" xmlns:cx6="http://schemas.microsoft.com/office/drawing/2016/5/12/chartex" xmlns:cx7="http://schemas.microsoft.com/office/drawing/2016/5/13/chartex" xmlns:cx8="http://schemas.microsoft.com/office/drawing/2016/5/14/chartex" xmlns:mc="http://schemas.openxmlformats.org/markup-compatibility/2006" xmlns:aink="http://schemas.microsoft.com/office/drawing/2016/ink" xmlns:am3d="http://schemas.microsoft.com/office/drawing/2017/model3d" xmlns:o="urn:schemas-microsoft-com:office:office" xmlns:r="http://schemas.openxmlformats.org/officeDocument/2006/relationships" xmlns:m="http://schemas.openxmlformats.org/officeDocument/2006/math" xmlns:v="urn:schemas-microsoft-com:vml" xmlns:wp14="http://schemas.microsoft.com/office/word/2010/wordprocessingDrawing" xmlns:wp="http://schemas.openxmlformats.org/drawingml/2006/wordprocessingDrawing" xmlns:w10="urn:schemas-microsoft-com:office:word" xmlns:w="http://schemas.openxmlformats.org/wordprocessingml/2006/main" xmlns:w14="http://schemas.microsoft.com/office/word/2010/wordml" xmlns:w15="http://schemas.microsoft.com/office/word/2012/wordml" xmlns:w16cex="http://schemas.microsoft.com/office/word/2018/wordml/cex" xmlns:w16cid="http://schemas.microsoft.com/office/word/2016/wordml/cid" xmlns:w16="http://schemas.microsoft.com/office/word/2018/wordml" xmlns:w16sdtdh="http://schemas.microsoft.com/office/word/2020/wordml/sdtdatahash" xmlns:w16se="http://schemas.microsoft.com/office/word/2015/wordml/symex" xmlns:wpg="http://schemas.microsoft.com/office/word/2010/wordprocessingGroup" xmlns:wpi="http://schemas.microsoft.com/office/word/2010/wordprocessingInk" xmlns:wne="http://schemas.microsoft.com/office/word/2006/wordml" xmlns:wps="http://schemas.microsoft.com/office/word/2010/wordprocessingShape" mc:Ignorable="w14 w15 w16se w16cid w16 w16cex w16sdtdh wp14">
+<w:numbering xmlns:wpc="http://schemas.microsoft.com/office/word/2010/wordprocessingCanvas" xmlns:cx="http://schemas.microsoft.com/office/drawing/2014/chartex" xmlns:mc="http://schemas.openxmlformats.org/markup-compatibility/2006" xmlns:o="urn:schemas-microsoft-com:office:office" xmlns:r="http://schemas.openxmlformats.org/officeDocument/2006/relationships" xmlns:m="http://schemas.openxmlformats.org/officeDocument/2006/math" xmlns:v="urn:schemas-microsoft-com:vml" xmlns:wp14="http://schemas.microsoft.com/office/word/2010/wordprocessingDrawing" xmlns:wp="http://schemas.openxmlformats.org/drawingml/2006/wordprocessingDrawing" xmlns:w10="urn:schemas-microsoft-com:office:word" xmlns:w="http://schemas.openxmlformats.org/wordprocessingml/2006/main" xmlns:w14="http://schemas.microsoft.com/office/word/2010/wordml" xmlns:w15="http://schemas.microsoft.com/office/word/2012/wordml" xmlns:w16se="http://schemas.microsoft.com/office/word/2015/wordml/symex" xmlns:wpg="http://schemas.microsoft.com/office/word/2010/wordprocessingGroup" xmlns:wpi="http://schemas.microsoft.com/office/word/2010/wordprocessingInk" xmlns:wne="http://schemas.microsoft.com/office/word/2006/wordml" xmlns:wps="http://schemas.microsoft.com/office/word/2010/wordprocessingShape" mc:Ignorable="w14 w15 w16se wp14">
   <w:abstractNum w:abstractNumId="0" w15:restartNumberingAfterBreak="0">
     <w:nsid w:val="01F95121"/>
     <w:multiLevelType w:val="multilevel"/>
@@ -17400,7 +14177,7 @@
 </file>
 
 <file path=word/styles.xml><?xml version="1.0" encoding="utf-8"?>
-<w:styles xmlns:mc="http://schemas.openxmlformats.org/markup-compatibility/2006" xmlns:r="http://schemas.openxmlformats.org/officeDocument/2006/relationships" xmlns:w="http://schemas.openxmlformats.org/wordprocessingml/2006/main" xmlns:w14="http://schemas.microsoft.com/office/word/2010/wordml" xmlns:w15="http://schemas.microsoft.com/office/word/2012/wordml" xmlns:w16cex="http://schemas.microsoft.com/office/word/2018/wordml/cex" xmlns:w16cid="http://schemas.microsoft.com/office/word/2016/wordml/cid" xmlns:w16="http://schemas.microsoft.com/office/word/2018/wordml" xmlns:w16sdtdh="http://schemas.microsoft.com/office/word/2020/wordml/sdtdatahash" xmlns:w16se="http://schemas.microsoft.com/office/word/2015/wordml/symex" mc:Ignorable="w14 w15 w16se w16cid w16 w16cex w16sdtdh">
+<w:styles xmlns:mc="http://schemas.openxmlformats.org/markup-compatibility/2006" xmlns:r="http://schemas.openxmlformats.org/officeDocument/2006/relationships" xmlns:w="http://schemas.openxmlformats.org/wordprocessingml/2006/main" xmlns:w14="http://schemas.microsoft.com/office/word/2010/wordml" xmlns:w15="http://schemas.microsoft.com/office/word/2012/wordml" xmlns:w16se="http://schemas.microsoft.com/office/word/2015/wordml/symex" mc:Ignorable="w14 w15 w16se">
   <w:docDefaults>
     <w:rPrDefault>
       <w:rPr>
@@ -17416,7 +14193,7 @@
       </w:pPr>
     </w:pPrDefault>
   </w:docDefaults>
-  <w:latentStyles w:defLockedState="0" w:defUIPriority="99" w:defSemiHidden="0" w:defUnhideWhenUsed="0" w:defQFormat="0" w:count="376">
+  <w:latentStyles w:defLockedState="0" w:defUIPriority="99" w:defSemiHidden="0" w:defUnhideWhenUsed="0" w:defQFormat="0" w:count="371">
     <w:lsdException w:name="Normal" w:uiPriority="0" w:qFormat="1"/>
     <w:lsdException w:name="heading 1" w:uiPriority="9" w:qFormat="1"/>
     <w:lsdException w:name="heading 2" w:semiHidden="1" w:uiPriority="9" w:unhideWhenUsed="1" w:qFormat="1"/>
@@ -17788,11 +14565,6 @@
     <w:lsdException w:name="List Table 5 Dark Accent 6" w:uiPriority="50"/>
     <w:lsdException w:name="List Table 6 Colorful Accent 6" w:uiPriority="51"/>
     <w:lsdException w:name="List Table 7 Colorful Accent 6" w:uiPriority="52"/>
-    <w:lsdException w:name="Mention" w:semiHidden="1" w:unhideWhenUsed="1"/>
-    <w:lsdException w:name="Smart Hyperlink" w:semiHidden="1" w:unhideWhenUsed="1"/>
-    <w:lsdException w:name="Hashtag" w:semiHidden="1" w:unhideWhenUsed="1"/>
-    <w:lsdException w:name="Unresolved Mention" w:semiHidden="1" w:unhideWhenUsed="1"/>
-    <w:lsdException w:name="Smart Link" w:semiHidden="1" w:unhideWhenUsed="1"/>
   </w:latentStyles>
   <w:style w:type="paragraph" w:default="1" w:styleId="Normal">
     <w:name w:val="Normal"/>
@@ -18065,7 +14837,7 @@
     <w:basedOn w:val="Fuentedeprrafopredeter"/>
     <w:rsid w:val="00EE233D"/>
   </w:style>
-  <w:style w:type="table" w:styleId="Tablaconcuadrcula1Claro-nfasis2">
+  <w:style w:type="table" w:styleId="Tabladecuadrcula1Claro-nfasis2">
     <w:name w:val="Grid Table 1 Light Accent 2"/>
     <w:basedOn w:val="Tablanormal"/>
     <w:uiPriority w:val="46"/>
@@ -18122,7 +14894,7 @@
       </w:rPr>
     </w:tblStylePr>
   </w:style>
-  <w:style w:type="table" w:styleId="Tablaconcuadrcula4-nfasis5">
+  <w:style w:type="table" w:styleId="Tabladecuadrcula4-nfasis5">
     <w:name w:val="Grid Table 4 Accent 5"/>
     <w:basedOn w:val="Tablanormal"/>
     <w:uiPriority w:val="49"/>
@@ -18321,7 +15093,7 @@
       <w:iCs/>
     </w:rPr>
   </w:style>
-  <w:style w:type="table" w:styleId="Tablaconcuadrcula1clara">
+  <w:style w:type="table" w:styleId="Tabladecuadrcula1clara">
     <w:name w:val="Grid Table 1 Light"/>
     <w:basedOn w:val="Tablanormal"/>
     <w:uiPriority w:val="46"/>
@@ -18378,7 +15150,7 @@
       </w:rPr>
     </w:tblStylePr>
   </w:style>
-  <w:style w:type="table" w:styleId="Tablaconcuadrcula1clara-nfasis1">
+  <w:style w:type="table" w:styleId="Tabladecuadrcula1clara-nfasis1">
     <w:name w:val="Grid Table 1 Light Accent 1"/>
     <w:basedOn w:val="Tablanormal"/>
     <w:uiPriority w:val="46"/>
@@ -18704,7 +15476,7 @@
 </file>
 
 <file path=customXml/itemProps1.xml><?xml version="1.0" encoding="utf-8"?>
-<ds:datastoreItem xmlns:ds="http://schemas.openxmlformats.org/officeDocument/2006/customXml" ds:itemID="{33CA6830-5926-4766-B45A-C854B370499F}">
+<ds:datastoreItem xmlns:ds="http://schemas.openxmlformats.org/officeDocument/2006/customXml" ds:itemID="{81EC50AE-4E68-4090-B8CE-A236284A60C8}">
   <ds:schemaRefs>
     <ds:schemaRef ds:uri="http://schemas.openxmlformats.org/officeDocument/2006/bibliography"/>
   </ds:schemaRefs>

--- a/entregables/Conciliaciones de efectivo/Arquitectura_software_Conciliaciones_de_efectivo.docx
+++ b/entregables/Conciliaciones de efectivo/Arquitectura_software_Conciliaciones_de_efectivo.docx
@@ -198,7 +198,16 @@
                 <w:b/>
                 <w:bCs/>
               </w:rPr>
-              <w:t>27/10/2026</w:t>
+              <w:t>20</w:t>
+            </w:r>
+            <w:bookmarkStart w:id="0" w:name="_GoBack"/>
+            <w:bookmarkEnd w:id="0"/>
+            <w:r>
+              <w:rPr>
+                <w:b/>
+                <w:bCs/>
+              </w:rPr>
+              <w:t>/10/2026</w:t>
             </w:r>
           </w:p>
         </w:tc>
@@ -313,7 +322,7 @@
                 <w:b/>
                 <w:bCs/>
               </w:rPr>
-              <w:t>Por definir</w:t>
+              <w:t>Yolanda Limas</w:t>
             </w:r>
           </w:p>
         </w:tc>
@@ -367,14 +376,14 @@
                 <w:b/>
                 <w:bCs/>
               </w:rPr>
-              <w:t>Por definir</w:t>
+              <w:t>Ingresos</w:t>
             </w:r>
           </w:p>
         </w:tc>
       </w:tr>
     </w:tbl>
     <w:p/>
-    <w:bookmarkStart w:id="0" w:name="_Toc177984991" w:displacedByCustomXml="next"/>
+    <w:bookmarkStart w:id="1" w:name="_Toc177984991" w:displacedByCustomXml="next"/>
     <w:sdt>
       <w:sdtPr>
         <w:rPr>
@@ -1789,13 +1798,13 @@
       <w:pPr>
         <w:pStyle w:val="Ttulo1"/>
       </w:pPr>
-      <w:bookmarkStart w:id="1" w:name="_Toc212461945"/>
+      <w:bookmarkStart w:id="2" w:name="_Toc212461945"/>
       <w:r>
         <w:lastRenderedPageBreak/>
         <w:t>Descripción General del Sistema</w:t>
       </w:r>
-      <w:bookmarkEnd w:id="0"/>
       <w:bookmarkEnd w:id="1"/>
+      <w:bookmarkEnd w:id="2"/>
     </w:p>
     <w:p/>
     <w:p>
@@ -1872,13 +1881,13 @@
       <w:pPr>
         <w:pStyle w:val="Ttulo1"/>
       </w:pPr>
-      <w:bookmarkStart w:id="2" w:name="_Toc177984992"/>
-      <w:bookmarkStart w:id="3" w:name="_Toc212461946"/>
+      <w:bookmarkStart w:id="3" w:name="_Toc177984992"/>
+      <w:bookmarkStart w:id="4" w:name="_Toc212461946"/>
       <w:r>
         <w:t>Casos de Uso</w:t>
       </w:r>
-      <w:bookmarkEnd w:id="2"/>
       <w:bookmarkEnd w:id="3"/>
+      <w:bookmarkEnd w:id="4"/>
     </w:p>
     <w:p>
       <w:pPr>
@@ -1896,14 +1905,14 @@
           <w:rFonts w:asciiTheme="minorHAnsi" w:hAnsiTheme="minorHAnsi" w:cstheme="minorHAnsi"/>
         </w:rPr>
       </w:pPr>
-      <w:bookmarkStart w:id="4" w:name="_Toc212461947"/>
+      <w:bookmarkStart w:id="5" w:name="_Toc212461947"/>
       <w:r>
         <w:rPr>
           <w:rFonts w:asciiTheme="minorHAnsi" w:hAnsiTheme="minorHAnsi" w:cstheme="minorHAnsi"/>
         </w:rPr>
         <w:t>Caso de Uso 1: Consulta y revisión de conciliaciones</w:t>
       </w:r>
-      <w:bookmarkEnd w:id="4"/>
+      <w:bookmarkEnd w:id="5"/>
     </w:p>
     <w:p>
       <w:pPr>
@@ -2081,7 +2090,7 @@
           <w:szCs w:val="22"/>
         </w:rPr>
       </w:pPr>
-      <w:bookmarkStart w:id="5" w:name="_Toc212461948"/>
+      <w:bookmarkStart w:id="6" w:name="_Toc212461948"/>
       <w:r>
         <w:rPr>
           <w:rFonts w:asciiTheme="minorHAnsi" w:hAnsiTheme="minorHAnsi" w:cstheme="minorHAnsi"/>
@@ -2090,7 +2099,7 @@
         </w:rPr>
         <w:t>2.2 Caso de Uso 2: Importación y vínculo de papeletas REGIO</w:t>
       </w:r>
-      <w:bookmarkEnd w:id="5"/>
+      <w:bookmarkEnd w:id="6"/>
     </w:p>
     <w:p>
       <w:pPr>
@@ -2204,7 +2213,7 @@
           <w:szCs w:val="22"/>
         </w:rPr>
       </w:pPr>
-      <w:bookmarkStart w:id="6" w:name="_Toc212461949"/>
+      <w:bookmarkStart w:id="7" w:name="_Toc212461949"/>
       <w:r>
         <w:rPr>
           <w:rFonts w:asciiTheme="minorHAnsi" w:hAnsiTheme="minorHAnsi" w:cstheme="minorHAnsi"/>
@@ -2213,7 +2222,7 @@
         </w:rPr>
         <w:t>2.3 Caso de Uso 3: Conciliación bancaria automática</w:t>
       </w:r>
-      <w:bookmarkEnd w:id="6"/>
+      <w:bookmarkEnd w:id="7"/>
     </w:p>
     <w:p>
       <w:pPr>
@@ -2345,14 +2354,14 @@
       <w:pPr>
         <w:pStyle w:val="Ttulo1"/>
       </w:pPr>
-      <w:bookmarkStart w:id="7" w:name="_Toc177984996"/>
-      <w:bookmarkStart w:id="8" w:name="_Toc212461950"/>
+      <w:bookmarkStart w:id="8" w:name="_Toc177984996"/>
+      <w:bookmarkStart w:id="9" w:name="_Toc212461950"/>
       <w:r>
         <w:lastRenderedPageBreak/>
         <w:t>Diagramas de flujo del proceso</w:t>
       </w:r>
-      <w:bookmarkEnd w:id="7"/>
       <w:bookmarkEnd w:id="8"/>
+      <w:bookmarkEnd w:id="9"/>
     </w:p>
     <w:p>
       <w:pPr>
@@ -2417,18 +2426,18 @@
       <w:pPr>
         <w:pStyle w:val="Ttulo1"/>
       </w:pPr>
-      <w:bookmarkStart w:id="9" w:name="_Toc177984997"/>
+      <w:bookmarkStart w:id="10" w:name="_Toc177984997"/>
     </w:p>
     <w:p>
       <w:pPr>
         <w:pStyle w:val="Ttulo1"/>
       </w:pPr>
-      <w:bookmarkStart w:id="10" w:name="_Toc212461951"/>
+      <w:bookmarkStart w:id="11" w:name="_Toc212461951"/>
       <w:r>
         <w:t>Componentes Principales</w:t>
       </w:r>
-      <w:bookmarkEnd w:id="9"/>
       <w:bookmarkEnd w:id="10"/>
+      <w:bookmarkEnd w:id="11"/>
     </w:p>
     <w:p/>
     <w:p>
@@ -2764,26 +2773,26 @@
       <w:pPr>
         <w:pStyle w:val="Ttulo2"/>
       </w:pPr>
-      <w:bookmarkStart w:id="11" w:name="_Toc177984998"/>
-      <w:bookmarkStart w:id="12" w:name="_Toc212461952"/>
+      <w:bookmarkStart w:id="12" w:name="_Toc177984998"/>
+      <w:bookmarkStart w:id="13" w:name="_Toc212461952"/>
       <w:r>
         <w:t>Arquitectura de software</w:t>
       </w:r>
-      <w:bookmarkEnd w:id="11"/>
       <w:bookmarkEnd w:id="12"/>
+      <w:bookmarkEnd w:id="13"/>
     </w:p>
     <w:p/>
     <w:p>
       <w:pPr>
         <w:pStyle w:val="Ttulo2"/>
       </w:pPr>
-      <w:bookmarkStart w:id="13" w:name="_Toc177984999"/>
-      <w:bookmarkStart w:id="14" w:name="_Toc212461953"/>
+      <w:bookmarkStart w:id="14" w:name="_Toc177984999"/>
+      <w:bookmarkStart w:id="15" w:name="_Toc212461953"/>
       <w:r>
         <w:t>Diagrama de la arquitectura</w:t>
       </w:r>
-      <w:bookmarkEnd w:id="13"/>
       <w:bookmarkEnd w:id="14"/>
+      <w:bookmarkEnd w:id="15"/>
     </w:p>
     <w:p/>
     <w:p>
@@ -2919,14 +2928,14 @@
       <w:pPr>
         <w:pStyle w:val="Ttulo2"/>
       </w:pPr>
-      <w:bookmarkStart w:id="15" w:name="_Toc177985000"/>
-      <w:bookmarkStart w:id="16" w:name="_Toc212461954"/>
+      <w:bookmarkStart w:id="16" w:name="_Toc177985000"/>
+      <w:bookmarkStart w:id="17" w:name="_Toc212461954"/>
       <w:r>
         <w:lastRenderedPageBreak/>
         <w:t>Flujo de Información:</w:t>
       </w:r>
-      <w:bookmarkEnd w:id="15"/>
       <w:bookmarkEnd w:id="16"/>
+      <w:bookmarkEnd w:id="17"/>
     </w:p>
     <w:p>
       <w:pPr>
@@ -3147,14 +3156,14 @@
       <w:pPr>
         <w:pStyle w:val="Ttulo2"/>
       </w:pPr>
-      <w:bookmarkStart w:id="17" w:name="_Toc177985001"/>
-      <w:bookmarkStart w:id="18" w:name="_Toc212461955"/>
+      <w:bookmarkStart w:id="18" w:name="_Toc177985001"/>
+      <w:bookmarkStart w:id="19" w:name="_Toc212461955"/>
       <w:r>
         <w:lastRenderedPageBreak/>
         <w:t>Modelo de datos</w:t>
       </w:r>
-      <w:bookmarkEnd w:id="17"/>
       <w:bookmarkEnd w:id="18"/>
+      <w:bookmarkEnd w:id="19"/>
     </w:p>
     <w:p>
       <w:pPr>
@@ -3162,17 +3171,65 @@
           <w:tab w:val="left" w:pos="2205"/>
         </w:tabs>
       </w:pPr>
+      <w:r>
+        <w:rPr>
+          <w:noProof/>
+          <w:lang w:eastAsia="es-MX"/>
+        </w:rPr>
+        <w:drawing>
+          <wp:inline distT="0" distB="0" distL="0" distR="0" wp14:anchorId="078EE326" wp14:editId="5356E697">
+            <wp:extent cx="5612130" cy="3618230"/>
+            <wp:effectExtent l="0" t="0" r="7620" b="1270"/>
+            <wp:docPr id="4" name="Imagen 4"/>
+            <wp:cNvGraphicFramePr>
+              <a:graphicFrameLocks xmlns:a="http://schemas.openxmlformats.org/drawingml/2006/main" noChangeAspect="1"/>
+            </wp:cNvGraphicFramePr>
+            <a:graphic xmlns:a="http://schemas.openxmlformats.org/drawingml/2006/main">
+              <a:graphicData uri="http://schemas.openxmlformats.org/drawingml/2006/picture">
+                <pic:pic xmlns:pic="http://schemas.openxmlformats.org/drawingml/2006/picture">
+                  <pic:nvPicPr>
+                    <pic:cNvPr id="4" name="download.png"/>
+                    <pic:cNvPicPr/>
+                  </pic:nvPicPr>
+                  <pic:blipFill>
+                    <a:blip r:embed="rId15" cstate="print">
+                      <a:extLst>
+                        <a:ext uri="{28A0092B-C50C-407E-A947-70E740481C1C}">
+                          <a14:useLocalDpi xmlns:a14="http://schemas.microsoft.com/office/drawing/2010/main" val="0"/>
+                        </a:ext>
+                      </a:extLst>
+                    </a:blip>
+                    <a:stretch>
+                      <a:fillRect/>
+                    </a:stretch>
+                  </pic:blipFill>
+                  <pic:spPr>
+                    <a:xfrm>
+                      <a:off x="0" y="0"/>
+                      <a:ext cx="5612130" cy="3618230"/>
+                    </a:xfrm>
+                    <a:prstGeom prst="rect">
+                      <a:avLst/>
+                    </a:prstGeom>
+                  </pic:spPr>
+                </pic:pic>
+              </a:graphicData>
+            </a:graphic>
+          </wp:inline>
+        </w:drawing>
+      </w:r>
     </w:p>
     <w:p>
       <w:pPr>
         <w:pStyle w:val="Ttulo1"/>
       </w:pPr>
-      <w:bookmarkStart w:id="19" w:name="_Toc212461956"/>
-      <w:bookmarkStart w:id="20" w:name="_Toc177985002"/>
-      <w:r>
+      <w:bookmarkStart w:id="20" w:name="_Toc212461956"/>
+      <w:bookmarkStart w:id="21" w:name="_Toc177985002"/>
+      <w:r>
+        <w:lastRenderedPageBreak/>
         <w:t>Diseño</w:t>
       </w:r>
-      <w:bookmarkEnd w:id="19"/>
+      <w:bookmarkEnd w:id="20"/>
     </w:p>
     <w:p>
       <w:r>
@@ -3192,7 +3249,7 @@
                     <pic:cNvPicPr/>
                   </pic:nvPicPr>
                   <pic:blipFill>
-                    <a:blip r:embed="rId15"/>
+                    <a:blip r:embed="rId16"/>
                     <a:stretch>
                       <a:fillRect/>
                     </a:stretch>
@@ -3234,9 +3291,9 @@
       <w:r>
         <w:br/>
       </w:r>
-      <w:bookmarkStart w:id="21" w:name="_Toc212461957"/>
-      <w:bookmarkEnd w:id="20"/>
+      <w:bookmarkStart w:id="22" w:name="_Toc212461957"/>
       <w:bookmarkEnd w:id="21"/>
+      <w:bookmarkEnd w:id="22"/>
     </w:p>
     <w:p/>
     <w:p>
@@ -3246,15 +3303,14 @@
           <w:rFonts w:ascii="Calibri" w:hAnsi="Calibri" w:cs="Calibri"/>
         </w:rPr>
       </w:pPr>
-      <w:bookmarkStart w:id="22" w:name="_Toc212461958"/>
-      <w:r>
-        <w:rPr>
-          <w:rFonts w:ascii="Calibri" w:hAnsi="Calibri" w:cs="Calibri"/>
-        </w:rPr>
-        <w:lastRenderedPageBreak/>
+      <w:bookmarkStart w:id="23" w:name="_Toc212461958"/>
+      <w:r>
+        <w:rPr>
+          <w:rFonts w:ascii="Calibri" w:hAnsi="Calibri" w:cs="Calibri"/>
+        </w:rPr>
         <w:t>Servicio #1: Conciliación bancaria automática</w:t>
       </w:r>
-      <w:bookmarkEnd w:id="22"/>
+      <w:bookmarkEnd w:id="23"/>
     </w:p>
     <w:p>
       <w:pPr>
@@ -3268,16 +3324,7 @@
           <w:rStyle w:val="Textoennegrita"/>
           <w:rFonts w:ascii="Calibri" w:hAnsi="Calibri" w:cs="Calibri"/>
         </w:rPr>
-        <w:t xml:space="preserve">Descripción / </w:t>
-      </w:r>
-      <w:bookmarkStart w:id="23" w:name="_GoBack"/>
-      <w:bookmarkEnd w:id="23"/>
-      <w:r>
-        <w:rPr>
-          <w:rStyle w:val="Textoennegrita"/>
-          <w:rFonts w:ascii="Calibri" w:hAnsi="Calibri" w:cs="Calibri"/>
-        </w:rPr>
-        <w:t>Proceso programado que localiza candidatos de conciliación, valida las reglas operativas y guarda los grupos mediante procedimientos transaccionales.</w:t>
+        <w:t>Descripción / Proceso programado que localiza candidatos de conciliación, valida las reglas operativas y guarda los grupos mediante procedimientos transaccionales.</w:t>
       </w:r>
       <w:r>
         <w:rPr>
@@ -3320,6 +3367,7 @@
           <w:rStyle w:val="Textoennegrita"/>
           <w:rFonts w:ascii="Calibri" w:hAnsi="Calibri" w:cs="Calibri"/>
         </w:rPr>
+        <w:lastRenderedPageBreak/>
         <w:t>Configuración de ejecución</w:t>
       </w:r>
     </w:p>
@@ -4168,7 +4216,6 @@
           <w:rStyle w:val="Textoennegrita"/>
           <w:rFonts w:ascii="Calibri" w:hAnsi="Calibri" w:cs="Calibri"/>
         </w:rPr>
-        <w:lastRenderedPageBreak/>
         <w:t>Los depósitos con estación no identificada solo se asignan cuando la coincidencia disponible es inequívoca.</w:t>
       </w:r>
     </w:p>
@@ -4286,6 +4333,7 @@
           <w:rFonts w:ascii="Calibri" w:hAnsi="Calibri" w:cs="Calibri"/>
           <w:lang w:val="en-US"/>
         </w:rPr>
+        <w:lastRenderedPageBreak/>
         <w:t xml:space="preserve">La </w:t>
       </w:r>
       <w:proofErr w:type="spellStart"/>
@@ -5338,7 +5386,6 @@
           <w:rFonts w:ascii="Calibri" w:hAnsi="Calibri" w:cs="Calibri"/>
           <w:lang w:val="en-US"/>
         </w:rPr>
-        <w:lastRenderedPageBreak/>
         <w:t xml:space="preserve">El </w:t>
       </w:r>
       <w:proofErr w:type="spellStart"/>
@@ -5575,6 +5622,7 @@
         <w:rPr>
           <w:rFonts w:ascii="Calibri" w:hAnsi="Calibri" w:cs="Calibri"/>
         </w:rPr>
+        <w:lastRenderedPageBreak/>
         <w:pict w14:anchorId="06123D6A">
           <v:rect id="_x0000_i1025" style="width:0;height:1.5pt" o:hralign="center" o:hrstd="t" o:hr="t" fillcolor="#a0a0a0" stroked="f"/>
         </w:pict>
@@ -6513,7 +6561,6 @@
                 <w:rStyle w:val="CdigoHTML"/>
                 <w:rFonts w:ascii="Calibri" w:eastAsiaTheme="minorHAnsi" w:hAnsi="Calibri" w:cs="Calibri"/>
               </w:rPr>
-              <w:lastRenderedPageBreak/>
               <w:t>Reprocesar</w:t>
             </w:r>
           </w:p>
@@ -6780,6 +6827,7 @@
           <w:rStyle w:val="Textoennegrita"/>
           <w:rFonts w:ascii="Calibri" w:hAnsi="Calibri" w:cs="Calibri"/>
         </w:rPr>
+        <w:lastRenderedPageBreak/>
         <w:t>Los alias normalizados ayudan a identificar la estación indicada en el analítico.</w:t>
       </w:r>
     </w:p>
@@ -7715,7 +7763,6 @@
           <w:rStyle w:val="Textoennegrita"/>
           <w:rFonts w:ascii="Calibri" w:hAnsi="Calibri" w:cs="Calibri"/>
         </w:rPr>
-        <w:lastRenderedPageBreak/>
         <w:t>Importación diaria: python cron/efc_conc_analiticos_diario.py</w:t>
       </w:r>
       <w:r>
@@ -7963,6 +8010,7 @@
         <w:rPr>
           <w:rFonts w:ascii="Calibri" w:hAnsi="Calibri" w:cs="Calibri"/>
         </w:rPr>
+        <w:lastRenderedPageBreak/>
         <w:t>Un archivo ya importado se reconoce por su hash, salvo que se solicite un reproceso.</w:t>
       </w:r>
     </w:p>
@@ -8399,17 +8447,7 @@
                 <w:szCs w:val="24"/>
                 <w:lang w:eastAsia="es-MX"/>
               </w:rPr>
-              <w:t xml:space="preserve">1. Importar analítico REGIO. / 2. Consultar turnos y movimientos. / 3. Ejecutar conciliación automática. / 4. </w:t>
-            </w:r>
-            <w:r>
-              <w:rPr>
-                <w:rFonts w:eastAsia="Times New Roman" w:cs="Times New Roman"/>
-                <w:sz w:val="24"/>
-                <w:szCs w:val="24"/>
-                <w:lang w:eastAsia="es-MX"/>
-              </w:rPr>
-              <w:lastRenderedPageBreak/>
-              <w:t>Revisar faltantes, diferencias y cierre.</w:t>
+              <w:t>1. Importar analítico REGIO. / 2. Consultar turnos y movimientos. / 3. Ejecutar conciliación automática. / 4. Revisar faltantes, diferencias y cierre.</w:t>
             </w:r>
           </w:p>
           <w:p>
@@ -8489,18 +8527,7 @@
                 <w:szCs w:val="24"/>
                 <w:lang w:eastAsia="es-MX"/>
               </w:rPr>
-              <w:lastRenderedPageBreak/>
-              <w:t xml:space="preserve">La importación evita duplicados; las asociaciones únicas se guardan; los ambiguos quedan </w:t>
-            </w:r>
-            <w:r>
-              <w:rPr>
-                <w:rFonts w:eastAsia="Times New Roman" w:cs="Times New Roman"/>
-                <w:sz w:val="24"/>
-                <w:szCs w:val="24"/>
-                <w:lang w:eastAsia="es-MX"/>
-              </w:rPr>
-              <w:lastRenderedPageBreak/>
-              <w:t>pendientes y se conserva la evidencia.</w:t>
+              <w:t>La importación evita duplicados; las asociaciones únicas se guardan; los ambiguos quedan pendientes y se conserva la evidencia.</w:t>
             </w:r>
           </w:p>
           <w:p>
@@ -8603,6 +8630,7 @@
                 <w:szCs w:val="24"/>
                 <w:lang w:eastAsia="es-MX"/>
               </w:rPr>
+              <w:lastRenderedPageBreak/>
               <w:t>Id Prueba</w:t>
             </w:r>
           </w:p>
@@ -9596,7 +9624,6 @@
       <w:bookmarkStart w:id="29" w:name="_Toc177985011"/>
       <w:bookmarkStart w:id="30" w:name="_Toc212461963"/>
       <w:r>
-        <w:lastRenderedPageBreak/>
         <w:t>Escalabilidad y Mantenimiento</w:t>
       </w:r>
       <w:bookmarkEnd w:id="29"/>
@@ -9637,7 +9664,7 @@
     </w:p>
     <w:p/>
     <w:sectPr>
-      <w:footerReference w:type="default" r:id="rId16"/>
+      <w:footerReference w:type="default" r:id="rId17"/>
       <w:pgSz w:w="12240" w:h="15840"/>
       <w:pgMar w:top="1417" w:right="1701" w:bottom="1417" w:left="1701" w:header="708" w:footer="708" w:gutter="0"/>
       <w:pgNumType w:start="1"/>
@@ -9732,7 +9759,7 @@
             <w:noProof/>
             <w:lang w:val="es-ES"/>
           </w:rPr>
-          <w:t>9</w:t>
+          <w:t>14</w:t>
         </w:r>
         <w:r>
           <w:fldChar w:fldCharType="end"/>
@@ -15476,7 +15503,7 @@
 </file>
 
 <file path=customXml/itemProps1.xml><?xml version="1.0" encoding="utf-8"?>
-<ds:datastoreItem xmlns:ds="http://schemas.openxmlformats.org/officeDocument/2006/customXml" ds:itemID="{81EC50AE-4E68-4090-B8CE-A236284A60C8}">
+<ds:datastoreItem xmlns:ds="http://schemas.openxmlformats.org/officeDocument/2006/customXml" ds:itemID="{5A2D5487-5A51-49DC-B60C-1D72617D51AB}">
   <ds:schemaRefs>
     <ds:schemaRef ds:uri="http://schemas.openxmlformats.org/officeDocument/2006/bibliography"/>
   </ds:schemaRefs>
